--- a/docs/de/download/lernos-sustainability-guide.docx
+++ b/docs/de/download/lernos-sustainability-guide.docx
@@ -60,7 +60,7 @@
         </w:p>
       </w:sdtContent>
     </w:sdt>
-    <w:bookmarkStart w:id="62" w:name="willkommen"/>
+    <w:bookmarkStart w:id="72" w:name="willkommen"/>
     <w:p>
       <w:pPr>
         <w:pStyle w:val="Heading1"/>
@@ -3567,7 +3567,7 @@
     </w:p>
     <w:bookmarkEnd w:id="31"/>
     <w:bookmarkEnd w:id="32"/>
-    <w:bookmarkStart w:id="38" w:name="kata-6-mein-handabdruck"/>
+    <w:bookmarkStart w:id="42" w:name="kata-2-emotion-und-wirksamkeit"/>
     <w:p>
       <w:pPr>
         <w:pStyle w:val="Heading2"/>
@@ -3582,7 +3582,7 @@
         <w:tab/>
       </w:r>
       <w:r>
-        <w:t xml:space="preserve">Kata 6: Mein Handabdruck</w:t>
+        <w:t xml:space="preserve">Kata 2: Emotion und Wirksamkeit</w:t>
       </w:r>
     </w:p>
     <w:p>
@@ -3590,31 +3590,11 @@
         <w:pStyle w:val="FirstParagraph"/>
       </w:pPr>
       <w:r>
-        <w:t xml:space="preserve">In Woche 6 geht es darum, euren Hebel zu vergrößern. Hier findest du</w:t>
-      </w:r>
-      <w:r>
-        <w:t xml:space="preserve"> </w:t>
-      </w:r>
-      <w:r>
-        <w:t xml:space="preserve">heraus, welches Thema zu dir passt und wählst eine Challenge aus, die</w:t>
-      </w:r>
-      <w:r>
-        <w:t xml:space="preserve"> </w:t>
-      </w:r>
-      <w:r>
-        <w:t xml:space="preserve">dich über die kommenden Wochen begleiten wird.</w:t>
-      </w:r>
-    </w:p>
-    <w:p>
-      <w:pPr>
-        <w:pStyle w:val="BodyText"/>
-      </w:pPr>
-      <w:r>
-        <w:rPr>
-          <w:b/>
-          <w:bCs/>
-        </w:rPr>
-        <w:t xml:space="preserve">Die Agenda:</w:t>
+        <w:rPr>
+          <w:b/>
+          <w:bCs/>
+        </w:rPr>
+        <w:t xml:space="preserve">Agenda</w:t>
       </w:r>
     </w:p>
     <w:p>
@@ -3629,44 +3609,284 @@
           <w:b/>
           <w:bCs/>
         </w:rPr>
-        <w:t xml:space="preserve">Check-in:</w:t>
-      </w:r>
-      <w:r>
-        <w:t xml:space="preserve"> </w:t>
-      </w:r>
-      <w:r>
-        <w:t xml:space="preserve">Was bringt mir Energie?</w:t>
-      </w:r>
-      <w:r>
-        <w:t xml:space="preserve"> </w:t>
-      </w:r>
-      <w:r>
-        <w:rPr>
+        <w:t xml:space="preserve">Check-in</w:t>
+      </w:r>
+      <w:r>
+        <w:t xml:space="preserve"> </w:t>
+      </w:r>
+      <w:r>
+        <w:t xml:space="preserve">(10 Min)</w:t>
+      </w:r>
+    </w:p>
+    <w:p>
+      <w:pPr>
+        <w:numPr>
+          <w:ilvl w:val="0"/>
+          <w:numId w:val="1015"/>
+        </w:numPr>
+      </w:pPr>
+      <w:r>
+        <w:rPr>
+          <w:b/>
+          <w:bCs/>
+        </w:rPr>
+        <w:t xml:space="preserve">Diskussion:</w:t>
+      </w:r>
+      <w:r>
+        <w:t xml:space="preserve"> </w:t>
+      </w:r>
+      <w:r>
+        <w:t xml:space="preserve">Wo fühlst du dich derzeit wirksam? (15 Min)</w:t>
+      </w:r>
+    </w:p>
+    <w:p>
+      <w:pPr>
+        <w:numPr>
+          <w:ilvl w:val="0"/>
+          <w:numId w:val="1015"/>
+        </w:numPr>
+      </w:pPr>
+      <w:r>
+        <w:rPr>
+          <w:b/>
+          <w:bCs/>
+        </w:rPr>
+        <w:t xml:space="preserve">Input</w:t>
+      </w:r>
+      <w:r>
+        <w:t xml:space="preserve">: Hebel und Wirksamkeit von Aktivität (15 Min)</w:t>
+      </w:r>
+    </w:p>
+    <w:p>
+      <w:pPr>
+        <w:numPr>
+          <w:ilvl w:val="0"/>
+          <w:numId w:val="1015"/>
+        </w:numPr>
+      </w:pPr>
+      <w:r>
+        <w:rPr>
+          <w:b/>
+          <w:bCs/>
+        </w:rPr>
+        <w:t xml:space="preserve">Kata:</w:t>
+      </w:r>
+      <w:r>
+        <w:t xml:space="preserve"> </w:t>
+      </w:r>
+      <w:r>
+        <w:t xml:space="preserve">Mein Klima Purpose (10 Min)</w:t>
+      </w:r>
+    </w:p>
+    <w:p>
+      <w:pPr>
+        <w:numPr>
+          <w:ilvl w:val="0"/>
+          <w:numId w:val="1015"/>
+        </w:numPr>
+      </w:pPr>
+      <w:r>
+        <w:rPr>
+          <w:b/>
+          <w:bCs/>
+        </w:rPr>
+        <w:t xml:space="preserve">Check-out:</w:t>
+      </w:r>
+      <w:r>
+        <w:t xml:space="preserve"> </w:t>
+      </w:r>
+      <w:r>
+        <w:t xml:space="preserve">Was ist mir in dieser Woche klar geworden? (10 Min)</w:t>
+      </w:r>
+    </w:p>
+    <w:p>
+      <w:pPr>
+        <w:pStyle w:val="FirstParagraph"/>
+      </w:pPr>
+      <w:r>
+        <w:rPr>
+          <w:b/>
+          <w:bCs/>
+        </w:rPr>
+        <w:t xml:space="preserve">Check in</w:t>
+      </w:r>
+    </w:p>
+    <w:p>
+      <w:pPr>
+        <w:pStyle w:val="BodyText"/>
+      </w:pPr>
+      <w:r>
+        <w:t xml:space="preserve">Was bewegt dich, wenn du an deine Möglichkeiten denkst, für eine gute</w:t>
+      </w:r>
+      <w:r>
+        <w:t xml:space="preserve"> </w:t>
+      </w:r>
+      <w:r>
+        <w:t xml:space="preserve">nachhaltige Zukunft aktiv zu werden? Wie fühlt sich das an?</w:t>
+      </w:r>
+    </w:p>
+    <w:p>
+      <w:pPr>
+        <w:pStyle w:val="BodyText"/>
+      </w:pPr>
+      <w:r>
+        <w:t xml:space="preserve">Halte deine Gedanken in der linken Spalte des</w:t>
+      </w:r>
+      <w:r>
+        <w:t xml:space="preserve"> </w:t>
+      </w:r>
+      <w:hyperlink r:id="rId33">
+        <w:r>
+          <w:rPr>
+            <w:rStyle w:val="Hyperlink"/>
+          </w:rPr>
+          <w:t xml:space="preserve">Climate Action</w:t>
+        </w:r>
+        <w:r>
+          <w:rPr>
+            <w:rStyle w:val="Hyperlink"/>
+          </w:rPr>
+          <w:t xml:space="preserve"> </w:t>
+        </w:r>
+        <w:r>
+          <w:rPr>
+            <w:rStyle w:val="Hyperlink"/>
+          </w:rPr>
+          <w:t xml:space="preserve">Canvas auf Miro</w:t>
+        </w:r>
+      </w:hyperlink>
+      <w:r>
+        <w:t xml:space="preserve">**</w:t>
+      </w:r>
+      <w:r>
+        <w:t xml:space="preserve"> </w:t>
+      </w:r>
+      <w:r>
+        <w:t xml:space="preserve">Klima-Momente /Klima-Gefühle fest.</w:t>
+      </w:r>
+      <w:r>
+        <w:t xml:space="preserve"> </w:t>
+      </w:r>
+      <w:r>
+        <w:t xml:space="preserve">LINK ZU CLIMATE ACTION CANVAS IM INTERNET</w:t>
+      </w:r>
+    </w:p>
+    <w:p>
+      <w:pPr>
+        <w:pStyle w:val="BodyText"/>
+      </w:pPr>
+      <w:r>
+        <w:rPr>
+          <w:b/>
+          <w:bCs/>
           <w:i/>
           <w:iCs/>
         </w:rPr>
-        <w:t xml:space="preserve">(5 Min)</w:t>
-      </w:r>
-    </w:p>
-    <w:p>
-      <w:pPr>
-        <w:numPr>
-          <w:ilvl w:val="0"/>
-          <w:numId w:val="1015"/>
-        </w:numPr>
-      </w:pPr>
-      <w:r>
-        <w:rPr>
-          <w:b/>
-          <w:bCs/>
-        </w:rPr>
-        <w:t xml:space="preserve">Thema:</w:t>
-      </w:r>
-      <w:r>
-        <w:t xml:space="preserve"> </w:t>
-      </w:r>
-      <w:r>
-        <w:t xml:space="preserve">Auffrischung zum Thema Handabdruck</w:t>
+        <w:t xml:space="preserve">Hinweis</w:t>
+      </w:r>
+      <w:r>
+        <w:t xml:space="preserve">: Wie deckt sich das mit deiner Selbsteinschätzung aus</w:t>
+      </w:r>
+      <w:r>
+        <w:t xml:space="preserve"> </w:t>
+      </w:r>
+      <w:r>
+        <w:t xml:space="preserve">Woche 1?</w:t>
+      </w:r>
+    </w:p>
+    <w:p>
+      <w:pPr>
+        <w:pStyle w:val="BodyText"/>
+      </w:pPr>
+      <w:r>
+        <w:rPr>
+          <w:b/>
+          <w:bCs/>
+        </w:rPr>
+        <w:t xml:space="preserve">Diskussion: Wo fühlst du dich derzeit wirksam?</w:t>
+      </w:r>
+    </w:p>
+    <w:p>
+      <w:pPr>
+        <w:pStyle w:val="BodyText"/>
+      </w:pPr>
+      <w:r>
+        <w:t xml:space="preserve">Menschen werden wirksam, wenn ihre Handlungen und Entscheidungen zu</w:t>
+      </w:r>
+      <w:r>
+        <w:t xml:space="preserve"> </w:t>
+      </w:r>
+      <w:r>
+        <w:t xml:space="preserve">messbaren, positiven Ergebnissen führen.</w:t>
+      </w:r>
+    </w:p>
+    <w:p>
+      <w:pPr>
+        <w:pStyle w:val="BodyText"/>
+      </w:pPr>
+      <w:r>
+        <w:t xml:space="preserve">In welchem Bereich fühlst du dich derzeit am meisten wirksam?</w:t>
+      </w:r>
+    </w:p>
+    <w:p>
+      <w:pPr>
+        <w:numPr>
+          <w:ilvl w:val="0"/>
+          <w:numId w:val="1016"/>
+        </w:numPr>
+      </w:pPr>
+      <w:r>
+        <w:t xml:space="preserve">in deinem eigenen Verhalten</w:t>
+      </w:r>
+    </w:p>
+    <w:p>
+      <w:pPr>
+        <w:numPr>
+          <w:ilvl w:val="0"/>
+          <w:numId w:val="1016"/>
+        </w:numPr>
+      </w:pPr>
+      <w:r>
+        <w:t xml:space="preserve">in deinem lokalen Umfeld, wie Familie, Schule, Gemeinde,</w:t>
+      </w:r>
+      <w:r>
+        <w:t xml:space="preserve"> </w:t>
+      </w:r>
+      <w:r>
+        <w:t xml:space="preserve">Verein</w:t>
+      </w:r>
+    </w:p>
+    <w:p>
+      <w:pPr>
+        <w:numPr>
+          <w:ilvl w:val="0"/>
+          <w:numId w:val="1016"/>
+        </w:numPr>
+      </w:pPr>
+      <w:r>
+        <w:t xml:space="preserve">in größeren Zusammenhängen, wie zum Beispiel der Politik</w:t>
+      </w:r>
+    </w:p>
+    <w:p>
+      <w:pPr>
+        <w:pStyle w:val="FirstParagraph"/>
+      </w:pPr>
+      <w:r>
+        <w:t xml:space="preserve">Hebel und Wirksamkeit von Aktivität</w:t>
+      </w:r>
+    </w:p>
+    <w:p>
+      <w:pPr>
+        <w:pStyle w:val="BodyText"/>
+      </w:pPr>
+      <w:r>
+        <w:t xml:space="preserve">Hintergrundwissen zur Frage, welche Aktivitäten tatsächlich wirksam</w:t>
+      </w:r>
+      <w:r>
+        <w:t xml:space="preserve"> </w:t>
+      </w:r>
+      <w:r>
+        <w:t xml:space="preserve">sind, findest du im Grundlagenkapitel unter</w:t>
       </w:r>
       <w:r>
         <w:t xml:space="preserve"> </w:t>
@@ -3676,55 +3896,13 @@
           <w:i/>
           <w:iCs/>
         </w:rPr>
-        <w:t xml:space="preserve">(5 Min)</w:t>
-      </w:r>
-    </w:p>
-    <w:p>
-      <w:pPr>
-        <w:numPr>
-          <w:ilvl w:val="0"/>
-          <w:numId w:val="1015"/>
-        </w:numPr>
-      </w:pPr>
-      <w:r>
-        <w:rPr>
-          <w:b/>
-          <w:bCs/>
-        </w:rPr>
-        <w:t xml:space="preserve">Austausch</w:t>
-      </w:r>
-      <w:r>
-        <w:t xml:space="preserve"> </w:t>
+        <w:t xml:space="preserve">Hebel und Wirksamkeit von</w:t>
       </w:r>
       <w:r>
         <w:rPr>
           <w:i/>
           <w:iCs/>
         </w:rPr>
-        <w:t xml:space="preserve">(10 Min)</w:t>
-      </w:r>
-    </w:p>
-    <w:p>
-      <w:pPr>
-        <w:numPr>
-          <w:ilvl w:val="0"/>
-          <w:numId w:val="1015"/>
-        </w:numPr>
-      </w:pPr>
-      <w:r>
-        <w:rPr>
-          <w:b/>
-          <w:bCs/>
-        </w:rPr>
-        <w:t xml:space="preserve">Kata:</w:t>
-      </w:r>
-      <w:r>
-        <w:t xml:space="preserve"> </w:t>
-      </w:r>
-      <w:r>
-        <w:t xml:space="preserve">Dein Fokus-Thema für den Handabdrucks-Challenge</w:t>
-      </w:r>
-      <w:r>
         <w:t xml:space="preserve"> </w:t>
       </w:r>
       <w:r>
@@ -3732,37 +3910,786 @@
           <w:i/>
           <w:iCs/>
         </w:rPr>
-        <w:t xml:space="preserve">(20 Min)</w:t>
-      </w:r>
-    </w:p>
-    <w:p>
-      <w:pPr>
-        <w:numPr>
-          <w:ilvl w:val="0"/>
-          <w:numId w:val="1015"/>
-        </w:numPr>
-      </w:pPr>
-      <w:r>
-        <w:rPr>
-          <w:b/>
-          <w:bCs/>
-        </w:rPr>
-        <w:t xml:space="preserve">Austausch:</w:t>
-      </w:r>
-      <w:r>
-        <w:t xml:space="preserve"> </w:t>
-      </w:r>
-      <w:r>
-        <w:t xml:space="preserve">Welche Challenge habe ich mir ausgesucht?</w:t>
-      </w:r>
-      <w:r>
-        <w:t xml:space="preserve"> </w:t>
-      </w:r>
+        <w:t xml:space="preserve">Aktivität</w:t>
+      </w:r>
+    </w:p>
+    <w:p>
+      <w:pPr>
+        <w:pStyle w:val="BodyText"/>
+      </w:pPr>
+      <w:r>
+        <w:rPr>
+          <w:b/>
+          <w:bCs/>
+        </w:rPr>
+        <w:t xml:space="preserve">Kata: Mein Klima-Purpose</w:t>
+      </w:r>
+    </w:p>
+    <w:p>
+      <w:pPr>
+        <w:pStyle w:val="BodyText"/>
+      </w:pPr>
+      <w:r>
+        <w:t xml:space="preserve">Schreibe deine ersten Gedanken dazu in das Feld</w:t>
+      </w:r>
+      <w:r>
+        <w:t xml:space="preserve"> </w:t>
+      </w:r>
+      <w:r>
+        <w:t xml:space="preserve">“Dein Klima-Purpose”</w:t>
+      </w:r>
+      <w:r>
+        <w:t xml:space="preserve"> </w:t>
+      </w:r>
+      <w:r>
+        <w:t xml:space="preserve">im</w:t>
+      </w:r>
+      <w:r>
+        <w:t xml:space="preserve"> </w:t>
+      </w:r>
+      <w:hyperlink r:id="rId33">
+        <w:r>
+          <w:rPr>
+            <w:rStyle w:val="Hyperlink"/>
+          </w:rPr>
+          <w:t xml:space="preserve">Climate Action</w:t>
+        </w:r>
+        <w:r>
+          <w:rPr>
+            <w:rStyle w:val="Hyperlink"/>
+          </w:rPr>
+          <w:t xml:space="preserve"> </w:t>
+        </w:r>
+        <w:r>
+          <w:rPr>
+            <w:rStyle w:val="Hyperlink"/>
+          </w:rPr>
+          <w:t xml:space="preserve">Canvas auf Miro</w:t>
+        </w:r>
+      </w:hyperlink>
+      <w:r>
+        <w:t xml:space="preserve">.</w:t>
+      </w:r>
+      <w:r>
+        <w:t xml:space="preserve"> </w:t>
+      </w:r>
+      <w:r>
+        <w:t xml:space="preserve">Im Laufe des Lernzirkels wirst du auf dieses Feld ggf. zurückkommen und</w:t>
+      </w:r>
+      <w:r>
+        <w:t xml:space="preserve"> </w:t>
+      </w:r>
+      <w:r>
+        <w:t xml:space="preserve">es ergänzen.</w:t>
+      </w:r>
+    </w:p>
+    <w:p>
+      <w:pPr>
+        <w:pStyle w:val="BodyText"/>
+      </w:pPr>
+      <w:r>
+        <w:t xml:space="preserve">Fülle aus</w:t>
+      </w:r>
+      <w:r>
+        <w:t xml:space="preserve"> </w:t>
+      </w:r>
+      <w:r>
+        <w:t xml:space="preserve">“Dein Klima-Purpose, was bewegt dich, und was willst du</w:t>
+      </w:r>
+      <w:r>
+        <w:t xml:space="preserve"> </w:t>
+      </w:r>
+      <w:r>
+        <w:t xml:space="preserve">bewegen?”</w:t>
+      </w:r>
+    </w:p>
+    <w:p>
+      <w:pPr>
+        <w:pStyle w:val="BodyText"/>
+      </w:pPr>
+      <w:r>
+        <w:t xml:space="preserve">Check-out: Was ist mir diese Woche klar geworden?</w:t>
+      </w:r>
+    </w:p>
+    <w:p>
+      <w:pPr>
+        <w:pStyle w:val="BodyText"/>
+      </w:pPr>
+      <w:r>
+        <w:t xml:space="preserve">Nutzt eine der folgenden Fragen als Inspiration für eure Reflexion</w:t>
+      </w:r>
+    </w:p>
+    <w:p>
+      <w:pPr>
+        <w:numPr>
+          <w:ilvl w:val="0"/>
+          <w:numId w:val="1017"/>
+        </w:numPr>
+      </w:pPr>
+      <w:r>
+        <w:t xml:space="preserve">Was hat dir diese Woche Energie gegeben?</w:t>
+      </w:r>
+    </w:p>
+    <w:p>
+      <w:pPr>
+        <w:numPr>
+          <w:ilvl w:val="0"/>
+          <w:numId w:val="1017"/>
+        </w:numPr>
+      </w:pPr>
+      <w:r>
+        <w:t xml:space="preserve">Welche Annahmen oder Glaubenssätze hast du überdacht?</w:t>
+      </w:r>
+    </w:p>
+    <w:p>
+      <w:pPr>
+        <w:numPr>
+          <w:ilvl w:val="0"/>
+          <w:numId w:val="1017"/>
+        </w:numPr>
+      </w:pPr>
+      <w:r>
+        <w:t xml:space="preserve">Und was fällt dir schwer zu akzeptieren?</w:t>
+      </w:r>
+    </w:p>
+    <w:p>
+      <w:pPr>
+        <w:pStyle w:val="FirstParagraph"/>
+      </w:pPr>
+      <w:r>
+        <w:rPr>
+          <w:b/>
+          <w:bCs/>
+        </w:rPr>
+        <w:t xml:space="preserve">Zitat der Woche</w:t>
+      </w:r>
+    </w:p>
+    <w:p>
+      <w:pPr>
+        <w:pStyle w:val="BodyText"/>
+      </w:pPr>
       <w:r>
         <w:rPr>
           <w:i/>
           <w:iCs/>
         </w:rPr>
+        <w:t xml:space="preserve">“Ich gehe immer davon aus, ich kann die Welt alleine nicht retten</w:t>
+      </w:r>
+      <w:r>
+        <w:rPr>
+          <w:i/>
+          <w:iCs/>
+        </w:rPr>
+        <w:t xml:space="preserve"> </w:t>
+      </w:r>
+      <w:r>
+        <w:rPr>
+          <w:i/>
+          <w:iCs/>
+        </w:rPr>
+        <w:t xml:space="preserve">(...). (aber) wenn Menschen zusammenkommen, kann man mit Wundern</w:t>
+      </w:r>
+      <w:r>
+        <w:rPr>
+          <w:i/>
+          <w:iCs/>
+        </w:rPr>
+        <w:t xml:space="preserve"> </w:t>
+      </w:r>
+      <w:r>
+        <w:rPr>
+          <w:i/>
+          <w:iCs/>
+        </w:rPr>
+        <w:t xml:space="preserve">rechnen.”</w:t>
+      </w:r>
+      <w:r>
+        <w:rPr>
+          <w:i/>
+          <w:iCs/>
+        </w:rPr>
+        <w:t xml:space="preserve"> </w:t>
+      </w:r>
+      <w:r>
+        <w:rPr>
+          <w:i/>
+          <w:iCs/>
+        </w:rPr>
+        <w:t xml:space="preserve">(Gabriel Baunach im Climaware Podcast )</w:t>
+      </w:r>
+    </w:p>
+    <w:p>
+      <w:pPr>
+        <w:pStyle w:val="BodyText"/>
+      </w:pPr>
+      <w:r>
+        <w:rPr>
+          <w:b/>
+          <w:bCs/>
+        </w:rPr>
+        <w:t xml:space="preserve">Weiterführende Links</w:t>
+      </w:r>
+    </w:p>
+    <w:p>
+      <w:pPr>
+        <w:pStyle w:val="BodyText"/>
+      </w:pPr>
+      <w:r>
+        <w:t xml:space="preserve">Ein</w:t>
+      </w:r>
+      <w:r>
+        <w:t xml:space="preserve"> </w:t>
+      </w:r>
+      <w:hyperlink r:id="rId34">
+        <w:r>
+          <w:rPr>
+            <w:rStyle w:val="Hyperlink"/>
+          </w:rPr>
+          <w:t xml:space="preserve">Interview</w:t>
+        </w:r>
+      </w:hyperlink>
+      <w:r>
+        <w:t xml:space="preserve">, warum klimabewusster Konsum nicht ausreicht mit Gabriel</w:t>
+      </w:r>
+      <w:r>
+        <w:t xml:space="preserve"> </w:t>
+      </w:r>
+      <w:r>
+        <w:t xml:space="preserve">Baunach im SWR.</w:t>
+      </w:r>
+    </w:p>
+    <w:p>
+      <w:pPr>
+        <w:pStyle w:val="BodyText"/>
+      </w:pPr>
+      <w:r>
+        <w:rPr>
+          <w:b/>
+          <w:bCs/>
+        </w:rPr>
+        <w:t xml:space="preserve">Wenn du noch etwas Zeit hast:</w:t>
+      </w:r>
+    </w:p>
+    <w:p>
+      <w:pPr>
+        <w:pStyle w:val="BodyText"/>
+      </w:pPr>
+      <w:r>
+        <w:t xml:space="preserve">Wir behandeln in diesem Lernzirkel-Leitfaden nicht die Frage, warum</w:t>
+      </w:r>
+      <w:r>
+        <w:t xml:space="preserve"> </w:t>
+      </w:r>
+      <w:r>
+        <w:t xml:space="preserve">unsere gesellschaftlichen Systeme so sind, wie sie sind. Wenn dich diese</w:t>
+      </w:r>
+      <w:r>
+        <w:t xml:space="preserve"> </w:t>
+      </w:r>
+      <w:r>
+        <w:t xml:space="preserve">Aspekte interessieren, dann findest du hier Ideen zum Weiterlesen.</w:t>
+      </w:r>
+    </w:p>
+    <w:p>
+      <w:pPr>
+        <w:numPr>
+          <w:ilvl w:val="0"/>
+          <w:numId w:val="1018"/>
+        </w:numPr>
+      </w:pPr>
+      <w:r>
+        <w:t xml:space="preserve">Die westliche Vorstellung vom Selbst als einer von unserer Mitwelt</w:t>
+      </w:r>
+      <w:r>
+        <w:t xml:space="preserve"> </w:t>
+      </w:r>
+      <w:r>
+        <w:t xml:space="preserve">losgelösten Einheit, ist kulturell geprägt. Andere Sichten auf die</w:t>
+      </w:r>
+      <w:r>
+        <w:t xml:space="preserve"> </w:t>
+      </w:r>
+      <w:r>
+        <w:t xml:space="preserve">Welt gab es schon immer und sind möglich:</w:t>
+      </w:r>
+    </w:p>
+    <w:p>
+      <w:pPr>
+        <w:numPr>
+          <w:ilvl w:val="1"/>
+          <w:numId w:val="1019"/>
+        </w:numPr>
+      </w:pPr>
+      <w:hyperlink r:id="rId35">
+        <w:r>
+          <w:rPr>
+            <w:rStyle w:val="Hyperlink"/>
+            <w:u w:val="single"/>
+          </w:rPr>
+          <w:t xml:space="preserve">https://zufriedenleben.eu/selbstkonzept/</w:t>
+        </w:r>
+      </w:hyperlink>
+    </w:p>
+    <w:p>
+      <w:pPr>
+        <w:numPr>
+          <w:ilvl w:val="1"/>
+          <w:numId w:val="1019"/>
+        </w:numPr>
+      </w:pPr>
+      <w:r>
+        <w:rPr>
+          <w:highlight w:val="yellow"/>
+        </w:rPr>
+        <w:t xml:space="preserve">de Oliveira, V. M. (2021).</w:t>
+      </w:r>
+      <w:r>
+        <w:t xml:space="preserve"> </w:t>
+      </w:r>
+      <w:r>
+        <w:rPr>
+          <w:i/>
+          <w:iCs/>
+        </w:rPr>
+        <w:t xml:space="preserve">Hospicing modernity: Facing</w:t>
+      </w:r>
+      <w:r>
+        <w:rPr>
+          <w:i/>
+          <w:iCs/>
+        </w:rPr>
+        <w:t xml:space="preserve"> </w:t>
+      </w:r>
+      <w:r>
+        <w:rPr>
+          <w:i/>
+          <w:iCs/>
+        </w:rPr>
+        <w:t xml:space="preserve">humanity's wrongs and the implications for social activism</w:t>
+      </w:r>
+      <w:r>
+        <w:rPr>
+          <w:highlight w:val="yellow"/>
+        </w:rPr>
+        <w:t xml:space="preserve">. North</w:t>
+      </w:r>
+      <w:r>
+        <w:rPr>
+          <w:highlight w:val="yellow"/>
+        </w:rPr>
+        <w:t xml:space="preserve"> </w:t>
+      </w:r>
+      <w:r>
+        <w:rPr>
+          <w:highlight w:val="yellow"/>
+        </w:rPr>
+        <w:t xml:space="preserve">Atlantic Books;</w:t>
+      </w:r>
+    </w:p>
+    <w:p>
+      <w:pPr>
+        <w:numPr>
+          <w:ilvl w:val="0"/>
+          <w:numId w:val="1018"/>
+        </w:numPr>
+      </w:pPr>
+      <w:r>
+        <w:t xml:space="preserve">Unser Verständnis von Glück und was es für ein glückliches Leben</w:t>
+      </w:r>
+      <w:r>
+        <w:t xml:space="preserve"> </w:t>
+      </w:r>
+      <w:r>
+        <w:t xml:space="preserve">braucht ist häufig nicht zutreffend:</w:t>
+      </w:r>
+    </w:p>
+    <w:p>
+      <w:pPr>
+        <w:pStyle w:val="Compact"/>
+        <w:numPr>
+          <w:ilvl w:val="1"/>
+          <w:numId w:val="1020"/>
+        </w:numPr>
+      </w:pPr>
+      <w:r>
+        <w:t xml:space="preserve">Yale Kurs auf Coursera:</w:t>
+      </w:r>
+      <w:r>
+        <w:t xml:space="preserve"> </w:t>
+      </w:r>
+      <w:r>
+        <w:t xml:space="preserve">“</w:t>
+      </w:r>
+      <w:hyperlink r:id="rId36">
+        <w:r>
+          <w:rPr>
+            <w:rStyle w:val="Hyperlink"/>
+            <w:u w:val="single"/>
+          </w:rPr>
+          <w:t xml:space="preserve">The Science of</w:t>
+        </w:r>
+        <w:r>
+          <w:rPr>
+            <w:rStyle w:val="Hyperlink"/>
+            <w:u w:val="single"/>
+          </w:rPr>
+          <w:t xml:space="preserve"> </w:t>
+        </w:r>
+        <w:r>
+          <w:rPr>
+            <w:rStyle w:val="Hyperlink"/>
+            <w:u w:val="single"/>
+          </w:rPr>
+          <w:t xml:space="preserve">Well-Being</w:t>
+        </w:r>
+      </w:hyperlink>
+      <w:r>
+        <w:t xml:space="preserve">”</w:t>
+      </w:r>
+    </w:p>
+    <w:p>
+      <w:pPr>
+        <w:numPr>
+          <w:ilvl w:val="0"/>
+          <w:numId w:val="1018"/>
+        </w:numPr>
+      </w:pPr>
+      <w:r>
+        <w:t xml:space="preserve">Ist der Kapitalismus vereinbar mit den planetaren Grenzen?</w:t>
+      </w:r>
+    </w:p>
+    <w:p>
+      <w:pPr>
+        <w:numPr>
+          <w:ilvl w:val="1"/>
+          <w:numId w:val="1021"/>
+        </w:numPr>
+      </w:pPr>
+      <w:hyperlink r:id="rId37">
+        <w:r>
+          <w:rPr>
+            <w:rStyle w:val="Hyperlink"/>
+            <w:u w:val="single"/>
+          </w:rPr>
+          <w:t xml:space="preserve">https://www.theguardian.com/environment/2021/oct/30/capitalism-is-killing-the-planet-its-time-to-stop-buying-into-our-own-destruction</w:t>
+        </w:r>
+      </w:hyperlink>
+    </w:p>
+    <w:p>
+      <w:pPr>
+        <w:numPr>
+          <w:ilvl w:val="1"/>
+          <w:numId w:val="1021"/>
+        </w:numPr>
+      </w:pPr>
+      <w:r>
+        <w:t xml:space="preserve">The Story of Stuff:</w:t>
+      </w:r>
+      <w:r>
+        <w:t xml:space="preserve"> </w:t>
+      </w:r>
+      <w:hyperlink r:id="rId38">
+        <w:r>
+          <w:rPr>
+            <w:rStyle w:val="Hyperlink"/>
+            <w:u w:val="single"/>
+          </w:rPr>
+          <w:t xml:space="preserve">https://www.storyofstuff.org/movies/story-of-stuff/</w:t>
+        </w:r>
+      </w:hyperlink>
+    </w:p>
+    <w:p>
+      <w:pPr>
+        <w:numPr>
+          <w:ilvl w:val="0"/>
+          <w:numId w:val="1018"/>
+        </w:numPr>
+      </w:pPr>
+      <w:r>
+        <w:t xml:space="preserve">Unser System für die Lebensmittelproduktion ist kaputt</w:t>
+      </w:r>
+    </w:p>
+    <w:p>
+      <w:pPr>
+        <w:numPr>
+          <w:ilvl w:val="1"/>
+          <w:numId w:val="1022"/>
+        </w:numPr>
+      </w:pPr>
+      <w:r>
+        <w:t xml:space="preserve">The true cost of your cheap chicken - documentary New York Times -</w:t>
+      </w:r>
+      <w:r>
+        <w:t xml:space="preserve"> </w:t>
+      </w:r>
+      <w:hyperlink r:id="rId39">
+        <w:r>
+          <w:rPr>
+            <w:rStyle w:val="Hyperlink"/>
+            <w:u w:val="single"/>
+          </w:rPr>
+          <w:t xml:space="preserve">Link</w:t>
+        </w:r>
+      </w:hyperlink>
+    </w:p>
+    <w:p>
+      <w:pPr>
+        <w:numPr>
+          <w:ilvl w:val="1"/>
+          <w:numId w:val="1022"/>
+        </w:numPr>
+      </w:pPr>
+      <w:r>
+        <w:t xml:space="preserve">Global Food system is broken (UN, 2023) -</w:t>
+      </w:r>
+      <w:r>
+        <w:t xml:space="preserve"> </w:t>
+      </w:r>
+      <w:hyperlink r:id="rId40">
+        <w:r>
+          <w:rPr>
+            <w:rStyle w:val="Hyperlink"/>
+            <w:u w:val="single"/>
+          </w:rPr>
+          <w:t xml:space="preserve">Link</w:t>
+        </w:r>
+      </w:hyperlink>
+    </w:p>
+    <w:p>
+      <w:pPr>
+        <w:numPr>
+          <w:ilvl w:val="0"/>
+          <w:numId w:val="1018"/>
+        </w:numPr>
+      </w:pPr>
+      <w:r>
+        <w:t xml:space="preserve">Project Drawdown</w:t>
+      </w:r>
+      <w:r>
+        <w:t xml:space="preserve"> </w:t>
+      </w:r>
+      <w:hyperlink r:id="rId41">
+        <w:r>
+          <w:rPr>
+            <w:rStyle w:val="Hyperlink"/>
+            <w:u w:val="single"/>
+          </w:rPr>
+          <w:t xml:space="preserve">https://drawdown.org/</w:t>
+        </w:r>
+      </w:hyperlink>
+      <w:r>
+        <w:t xml:space="preserve">:</w:t>
+      </w:r>
+      <w:r>
+        <w:t xml:space="preserve"> </w:t>
+      </w:r>
+      <w:r>
+        <w:t xml:space="preserve">wissenschaftlich fundierte Lösungen zur Umkehrung der globalen</w:t>
+      </w:r>
+      <w:r>
+        <w:t xml:space="preserve"> </w:t>
+      </w:r>
+      <w:r>
+        <w:t xml:space="preserve">Erwärmung identifizieren und fördern</w:t>
+      </w:r>
+    </w:p>
+    <w:bookmarkEnd w:id="42"/>
+    <w:bookmarkStart w:id="48" w:name="kata-6-mein-handabdruck"/>
+    <w:p>
+      <w:pPr>
+        <w:pStyle w:val="Heading2"/>
+      </w:pPr>
+      <w:r>
+        <w:rPr>
+          <w:rStyle w:val="SectionNumber"/>
+        </w:rPr>
+        <w:t xml:space="preserve">1.6</w:t>
+      </w:r>
+      <w:r>
+        <w:tab/>
+      </w:r>
+      <w:r>
+        <w:t xml:space="preserve">Kata 6: Mein Handabdruck</w:t>
+      </w:r>
+    </w:p>
+    <w:p>
+      <w:pPr>
+        <w:pStyle w:val="FirstParagraph"/>
+      </w:pPr>
+      <w:r>
+        <w:t xml:space="preserve">In Woche 6 geht es darum, euren Hebel zu vergrößern. Hier findest du</w:t>
+      </w:r>
+      <w:r>
+        <w:t xml:space="preserve"> </w:t>
+      </w:r>
+      <w:r>
+        <w:t xml:space="preserve">heraus, welches Thema zu dir passt und wählst eine Challenge aus, die</w:t>
+      </w:r>
+      <w:r>
+        <w:t xml:space="preserve"> </w:t>
+      </w:r>
+      <w:r>
+        <w:t xml:space="preserve">dich über die kommenden Wochen begleiten wird.</w:t>
+      </w:r>
+    </w:p>
+    <w:p>
+      <w:pPr>
+        <w:pStyle w:val="BodyText"/>
+      </w:pPr>
+      <w:r>
+        <w:rPr>
+          <w:b/>
+          <w:bCs/>
+        </w:rPr>
+        <w:t xml:space="preserve">Die Agenda:</w:t>
+      </w:r>
+    </w:p>
+    <w:p>
+      <w:pPr>
+        <w:numPr>
+          <w:ilvl w:val="0"/>
+          <w:numId w:val="1023"/>
+        </w:numPr>
+      </w:pPr>
+      <w:r>
+        <w:rPr>
+          <w:b/>
+          <w:bCs/>
+        </w:rPr>
+        <w:t xml:space="preserve">Check-in:</w:t>
+      </w:r>
+      <w:r>
+        <w:t xml:space="preserve"> </w:t>
+      </w:r>
+      <w:r>
+        <w:t xml:space="preserve">Was bringt mir Energie?</w:t>
+      </w:r>
+      <w:r>
+        <w:t xml:space="preserve"> </w:t>
+      </w:r>
+      <w:r>
+        <w:rPr>
+          <w:i/>
+          <w:iCs/>
+        </w:rPr>
+        <w:t xml:space="preserve">(5 Min)</w:t>
+      </w:r>
+    </w:p>
+    <w:p>
+      <w:pPr>
+        <w:numPr>
+          <w:ilvl w:val="0"/>
+          <w:numId w:val="1023"/>
+        </w:numPr>
+      </w:pPr>
+      <w:r>
+        <w:rPr>
+          <w:b/>
+          <w:bCs/>
+        </w:rPr>
+        <w:t xml:space="preserve">Thema:</w:t>
+      </w:r>
+      <w:r>
+        <w:t xml:space="preserve"> </w:t>
+      </w:r>
+      <w:r>
+        <w:t xml:space="preserve">Auffrischung zum Thema Handabdruck</w:t>
+      </w:r>
+      <w:r>
+        <w:t xml:space="preserve"> </w:t>
+      </w:r>
+      <w:r>
+        <w:rPr>
+          <w:i/>
+          <w:iCs/>
+        </w:rPr>
+        <w:t xml:space="preserve">(5 Min)</w:t>
+      </w:r>
+    </w:p>
+    <w:p>
+      <w:pPr>
+        <w:numPr>
+          <w:ilvl w:val="0"/>
+          <w:numId w:val="1023"/>
+        </w:numPr>
+      </w:pPr>
+      <w:r>
+        <w:rPr>
+          <w:b/>
+          <w:bCs/>
+        </w:rPr>
+        <w:t xml:space="preserve">Austausch</w:t>
+      </w:r>
+      <w:r>
+        <w:t xml:space="preserve"> </w:t>
+      </w:r>
+      <w:r>
+        <w:rPr>
+          <w:i/>
+          <w:iCs/>
+        </w:rPr>
+        <w:t xml:space="preserve">(10 Min)</w:t>
+      </w:r>
+    </w:p>
+    <w:p>
+      <w:pPr>
+        <w:numPr>
+          <w:ilvl w:val="0"/>
+          <w:numId w:val="1023"/>
+        </w:numPr>
+      </w:pPr>
+      <w:r>
+        <w:rPr>
+          <w:b/>
+          <w:bCs/>
+        </w:rPr>
+        <w:t xml:space="preserve">Kata:</w:t>
+      </w:r>
+      <w:r>
+        <w:t xml:space="preserve"> </w:t>
+      </w:r>
+      <w:r>
+        <w:t xml:space="preserve">Dein Fokus-Thema für den Handabdrucks-Challenge</w:t>
+      </w:r>
+      <w:r>
+        <w:t xml:space="preserve"> </w:t>
+      </w:r>
+      <w:r>
+        <w:rPr>
+          <w:i/>
+          <w:iCs/>
+        </w:rPr>
+        <w:t xml:space="preserve">(20 Min)</w:t>
+      </w:r>
+    </w:p>
+    <w:p>
+      <w:pPr>
+        <w:numPr>
+          <w:ilvl w:val="0"/>
+          <w:numId w:val="1023"/>
+        </w:numPr>
+      </w:pPr>
+      <w:r>
+        <w:rPr>
+          <w:b/>
+          <w:bCs/>
+        </w:rPr>
+        <w:t xml:space="preserve">Austausch:</w:t>
+      </w:r>
+      <w:r>
+        <w:t xml:space="preserve"> </w:t>
+      </w:r>
+      <w:r>
+        <w:t xml:space="preserve">Welche Challenge habe ich mir ausgesucht?</w:t>
+      </w:r>
+      <w:r>
+        <w:t xml:space="preserve"> </w:t>
+      </w:r>
+      <w:r>
+        <w:rPr>
+          <w:i/>
+          <w:iCs/>
+        </w:rPr>
         <w:t xml:space="preserve">(15 Min)</w:t>
       </w:r>
     </w:p>
@@ -3770,7 +4697,7 @@
       <w:pPr>
         <w:numPr>
           <w:ilvl w:val="0"/>
-          <w:numId w:val="1015"/>
+          <w:numId w:val="1023"/>
         </w:numPr>
       </w:pPr>
       <w:r>
@@ -4127,7 +5054,7 @@
       <w:pPr>
         <w:numPr>
           <w:ilvl w:val="0"/>
-          <w:numId w:val="1016"/>
+          <w:numId w:val="1024"/>
         </w:numPr>
       </w:pPr>
       <w:r>
@@ -4153,7 +5080,7 @@
       <w:pPr>
         <w:numPr>
           <w:ilvl w:val="0"/>
-          <w:numId w:val="1016"/>
+          <w:numId w:val="1024"/>
         </w:numPr>
       </w:pPr>
       <w:r>
@@ -4191,7 +5118,7 @@
         </w:rPr>
         <w:t xml:space="preserve"> </w:t>
       </w:r>
-      <w:hyperlink r:id="rId33">
+      <w:hyperlink r:id="rId43">
         <w:r>
           <w:rPr>
             <w:rStyle w:val="Hyperlink"/>
@@ -4300,7 +5227,7 @@
       <w:r>
         <w:t xml:space="preserve"> </w:t>
       </w:r>
-      <w:hyperlink r:id="rId34">
+      <w:hyperlink r:id="rId44">
         <w:r>
           <w:rPr>
             <w:rStyle w:val="Hyperlink"/>
@@ -4378,7 +5305,7 @@
       <w:pPr>
         <w:numPr>
           <w:ilvl w:val="0"/>
-          <w:numId w:val="1017"/>
+          <w:numId w:val="1025"/>
         </w:numPr>
       </w:pPr>
       <w:r>
@@ -4392,7 +5319,7 @@
       <w:pPr>
         <w:numPr>
           <w:ilvl w:val="0"/>
-          <w:numId w:val="1017"/>
+          <w:numId w:val="1025"/>
         </w:numPr>
       </w:pPr>
       <w:r>
@@ -4430,7 +5357,7 @@
       <w:pPr>
         <w:numPr>
           <w:ilvl w:val="0"/>
-          <w:numId w:val="1017"/>
+          <w:numId w:val="1025"/>
         </w:numPr>
       </w:pPr>
       <w:r>
@@ -4562,7 +5489,7 @@
         </w:rPr>
         <w:t xml:space="preserve"> </w:t>
       </w:r>
-      <w:hyperlink r:id="rId33">
+      <w:hyperlink r:id="rId43">
         <w:r>
           <w:rPr>
             <w:rStyle w:val="Hyperlink"/>
@@ -4679,7 +5606,7 @@
       <w:r>
         <w:t xml:space="preserve"> </w:t>
       </w:r>
-      <w:hyperlink r:id="rId35">
+      <w:hyperlink r:id="rId45">
         <w:r>
           <w:rPr>
             <w:rStyle w:val="Hyperlink"/>
@@ -4719,7 +5646,7 @@
       <w:pPr>
         <w:numPr>
           <w:ilvl w:val="0"/>
-          <w:numId w:val="1018"/>
+          <w:numId w:val="1026"/>
         </w:numPr>
       </w:pPr>
       <w:r>
@@ -4751,7 +5678,7 @@
       <w:pPr>
         <w:numPr>
           <w:ilvl w:val="0"/>
-          <w:numId w:val="1018"/>
+          <w:numId w:val="1026"/>
         </w:numPr>
       </w:pPr>
       <w:r>
@@ -4778,7 +5705,7 @@
         </w:rPr>
         <w:t xml:space="preserve"> </w:t>
       </w:r>
-      <w:hyperlink r:id="rId36">
+      <w:hyperlink r:id="rId46">
         <w:r>
           <w:rPr>
             <w:rStyle w:val="Hyperlink"/>
@@ -4825,7 +5752,7 @@
       <w:pPr>
         <w:numPr>
           <w:ilvl w:val="0"/>
-          <w:numId w:val="1018"/>
+          <w:numId w:val="1026"/>
         </w:numPr>
       </w:pPr>
       <w:r>
@@ -4863,7 +5790,7 @@
       <w:pPr>
         <w:pStyle w:val="BlockText"/>
       </w:pPr>
-      <w:hyperlink r:id="rId37">
+      <w:hyperlink r:id="rId47">
         <w:r>
           <w:rPr>
             <w:rStyle w:val="Hyperlink"/>
@@ -4890,8 +5817,8 @@
         </w:r>
       </w:hyperlink>
     </w:p>
-    <w:bookmarkEnd w:id="38"/>
-    <w:bookmarkStart w:id="46" w:name="X8f26eabeb88a664f477901cf54e3b85b1efc39e"/>
+    <w:bookmarkEnd w:id="48"/>
+    <w:bookmarkStart w:id="56" w:name="X8f26eabeb88a664f477901cf54e3b85b1efc39e"/>
     <w:p>
       <w:pPr>
         <w:pStyle w:val="Heading2"/>
@@ -4900,7 +5827,7 @@
         <w:rPr>
           <w:rStyle w:val="SectionNumber"/>
         </w:rPr>
-        <w:t xml:space="preserve">1.6</w:t>
+        <w:t xml:space="preserve">1.7</w:t>
       </w:r>
       <w:r>
         <w:tab/>
@@ -5097,7 +6024,7 @@
       <w:pPr>
         <w:numPr>
           <w:ilvl w:val="0"/>
-          <w:numId w:val="1019"/>
+          <w:numId w:val="1027"/>
         </w:numPr>
       </w:pPr>
       <w:r>
@@ -5128,7 +6055,7 @@
       <w:pPr>
         <w:numPr>
           <w:ilvl w:val="0"/>
-          <w:numId w:val="1019"/>
+          <w:numId w:val="1027"/>
         </w:numPr>
       </w:pPr>
       <w:r>
@@ -5156,7 +6083,7 @@
       <w:pPr>
         <w:numPr>
           <w:ilvl w:val="0"/>
-          <w:numId w:val="1019"/>
+          <w:numId w:val="1027"/>
         </w:numPr>
       </w:pPr>
       <w:r>
@@ -5181,7 +6108,7 @@
       <w:pPr>
         <w:numPr>
           <w:ilvl w:val="0"/>
-          <w:numId w:val="1019"/>
+          <w:numId w:val="1027"/>
         </w:numPr>
       </w:pPr>
       <w:r>
@@ -5428,7 +6355,7 @@
         <w:t xml:space="preserve">Kollegen, …</w:t>
       </w:r>
     </w:p>
-    <w:bookmarkStart w:id="45" w:name="section-1"/>
+    <w:bookmarkStart w:id="55" w:name="section-1"/>
     <w:p>
       <w:pPr>
         <w:pStyle w:val="Heading3"/>
@@ -5437,7 +6364,7 @@
         <w:rPr>
           <w:rStyle w:val="SectionNumber"/>
         </w:rPr>
-        <w:t xml:space="preserve">1.6.1</w:t>
+        <w:t xml:space="preserve">1.7.1</w:t>
       </w:r>
       <w:r>
         <w:tab/>
@@ -5575,10 +6502,10 @@
       <w:pPr>
         <w:numPr>
           <w:ilvl w:val="0"/>
-          <w:numId w:val="1020"/>
-        </w:numPr>
-      </w:pPr>
-      <w:hyperlink r:id="rId39">
+          <w:numId w:val="1028"/>
+        </w:numPr>
+      </w:pPr>
+      <w:hyperlink r:id="rId49">
         <w:r>
           <w:rPr>
             <w:rStyle w:val="Hyperlink"/>
@@ -5597,7 +6524,7 @@
       <w:pPr>
         <w:numPr>
           <w:ilvl w:val="0"/>
-          <w:numId w:val="1020"/>
+          <w:numId w:val="1028"/>
         </w:numPr>
       </w:pPr>
       <w:r>
@@ -5606,7 +6533,7 @@
       <w:r>
         <w:t xml:space="preserve"> </w:t>
       </w:r>
-      <w:hyperlink r:id="rId40">
+      <w:hyperlink r:id="rId50">
         <w:r>
           <w:rPr>
             <w:rStyle w:val="Hyperlink"/>
@@ -5625,10 +6552,10 @@
       <w:pPr>
         <w:numPr>
           <w:ilvl w:val="0"/>
-          <w:numId w:val="1020"/>
-        </w:numPr>
-      </w:pPr>
-      <w:hyperlink r:id="rId41">
+          <w:numId w:val="1028"/>
+        </w:numPr>
+      </w:pPr>
+      <w:hyperlink r:id="rId51">
         <w:r>
           <w:rPr>
             <w:rStyle w:val="Hyperlink"/>
@@ -5641,10 +6568,10 @@
       <w:pPr>
         <w:numPr>
           <w:ilvl w:val="0"/>
-          <w:numId w:val="1020"/>
-        </w:numPr>
-      </w:pPr>
-      <w:hyperlink r:id="rId42">
+          <w:numId w:val="1028"/>
+        </w:numPr>
+      </w:pPr>
+      <w:hyperlink r:id="rId52">
         <w:r>
           <w:rPr>
             <w:rStyle w:val="Hyperlink"/>
@@ -5657,7 +6584,7 @@
       <w:pPr>
         <w:numPr>
           <w:ilvl w:val="0"/>
-          <w:numId w:val="1020"/>
+          <w:numId w:val="1028"/>
         </w:numPr>
       </w:pPr>
       <w:r>
@@ -5672,7 +6599,7 @@
       <w:r>
         <w:t xml:space="preserve"> </w:t>
       </w:r>
-      <w:hyperlink r:id="rId43">
+      <w:hyperlink r:id="rId53">
         <w:r>
           <w:rPr>
             <w:rStyle w:val="Hyperlink"/>
@@ -5691,7 +6618,7 @@
       <w:pPr>
         <w:numPr>
           <w:ilvl w:val="0"/>
-          <w:numId w:val="1020"/>
+          <w:numId w:val="1028"/>
         </w:numPr>
       </w:pPr>
       <w:r>
@@ -5706,7 +6633,7 @@
       <w:r>
         <w:t xml:space="preserve"> </w:t>
       </w:r>
-      <w:hyperlink r:id="rId44">
+      <w:hyperlink r:id="rId54">
         <w:r>
           <w:rPr>
             <w:rStyle w:val="Hyperlink"/>
@@ -5721,9 +6648,9 @@
         <w:t xml:space="preserve">(englisch)</w:t>
       </w:r>
     </w:p>
-    <w:bookmarkEnd w:id="45"/>
-    <w:bookmarkEnd w:id="46"/>
-    <w:bookmarkStart w:id="48" w:name="Xd0f1d816f9e0aab639dbf54bc2b1a2b4bfcdbf3"/>
+    <w:bookmarkEnd w:id="55"/>
+    <w:bookmarkEnd w:id="56"/>
+    <w:bookmarkStart w:id="58" w:name="Xd0f1d816f9e0aab639dbf54bc2b1a2b4bfcdbf3"/>
     <w:p>
       <w:pPr>
         <w:pStyle w:val="Heading2"/>
@@ -5732,7 +6659,7 @@
         <w:rPr>
           <w:rStyle w:val="SectionNumber"/>
         </w:rPr>
-        <w:t xml:space="preserve">1.7</w:t>
+        <w:t xml:space="preserve">1.8</w:t>
       </w:r>
       <w:r>
         <w:tab/>
@@ -5757,7 +6684,7 @@
       <w:pPr>
         <w:numPr>
           <w:ilvl w:val="0"/>
-          <w:numId w:val="1021"/>
+          <w:numId w:val="1029"/>
         </w:numPr>
       </w:pPr>
       <w:r>
@@ -5788,7 +6715,7 @@
       <w:pPr>
         <w:numPr>
           <w:ilvl w:val="0"/>
-          <w:numId w:val="1021"/>
+          <w:numId w:val="1029"/>
         </w:numPr>
       </w:pPr>
       <w:r>
@@ -5822,7 +6749,7 @@
       <w:pPr>
         <w:numPr>
           <w:ilvl w:val="0"/>
-          <w:numId w:val="1021"/>
+          <w:numId w:val="1029"/>
         </w:numPr>
       </w:pPr>
       <w:r>
@@ -5853,7 +6780,7 @@
       <w:pPr>
         <w:numPr>
           <w:ilvl w:val="0"/>
-          <w:numId w:val="1021"/>
+          <w:numId w:val="1029"/>
         </w:numPr>
       </w:pPr>
       <w:r>
@@ -5884,7 +6811,7 @@
       <w:pPr>
         <w:numPr>
           <w:ilvl w:val="0"/>
-          <w:numId w:val="1021"/>
+          <w:numId w:val="1029"/>
         </w:numPr>
       </w:pPr>
       <w:r>
@@ -6195,7 +7122,7 @@
       <w:r>
         <w:t xml:space="preserve"> </w:t>
       </w:r>
-      <w:hyperlink r:id="rId47">
+      <w:hyperlink r:id="rId57">
         <w:r>
           <w:rPr>
             <w:rStyle w:val="Hyperlink"/>
@@ -6258,7 +7185,7 @@
       <w:pPr>
         <w:numPr>
           <w:ilvl w:val="0"/>
-          <w:numId w:val="1022"/>
+          <w:numId w:val="1030"/>
         </w:numPr>
       </w:pPr>
       <w:r>
@@ -6269,7 +7196,7 @@
       <w:pPr>
         <w:numPr>
           <w:ilvl w:val="0"/>
-          <w:numId w:val="1022"/>
+          <w:numId w:val="1030"/>
         </w:numPr>
       </w:pPr>
       <w:r>
@@ -6286,7 +7213,7 @@
       <w:pPr>
         <w:numPr>
           <w:ilvl w:val="0"/>
-          <w:numId w:val="1022"/>
+          <w:numId w:val="1030"/>
         </w:numPr>
       </w:pPr>
       <w:r>
@@ -6303,7 +7230,7 @@
       <w:pPr>
         <w:numPr>
           <w:ilvl w:val="0"/>
-          <w:numId w:val="1022"/>
+          <w:numId w:val="1030"/>
         </w:numPr>
       </w:pPr>
       <w:r>
@@ -6320,7 +7247,7 @@
       <w:pPr>
         <w:numPr>
           <w:ilvl w:val="0"/>
-          <w:numId w:val="1022"/>
+          <w:numId w:val="1030"/>
         </w:numPr>
       </w:pPr>
       <w:r>
@@ -6349,7 +7276,7 @@
       <w:pPr>
         <w:numPr>
           <w:ilvl w:val="0"/>
-          <w:numId w:val="1023"/>
+          <w:numId w:val="1031"/>
         </w:numPr>
       </w:pPr>
       <w:r>
@@ -6366,7 +7293,7 @@
       <w:pPr>
         <w:numPr>
           <w:ilvl w:val="0"/>
-          <w:numId w:val="1023"/>
+          <w:numId w:val="1031"/>
         </w:numPr>
       </w:pPr>
       <w:r>
@@ -6383,7 +7310,7 @@
       <w:pPr>
         <w:numPr>
           <w:ilvl w:val="0"/>
-          <w:numId w:val="1023"/>
+          <w:numId w:val="1031"/>
         </w:numPr>
       </w:pPr>
       <w:r>
@@ -6400,7 +7327,7 @@
       <w:pPr>
         <w:numPr>
           <w:ilvl w:val="0"/>
-          <w:numId w:val="1023"/>
+          <w:numId w:val="1031"/>
         </w:numPr>
       </w:pPr>
       <w:r>
@@ -6504,8 +7431,8 @@
         <w:t xml:space="preserve">Fontaine</w:t>
       </w:r>
     </w:p>
-    <w:bookmarkEnd w:id="48"/>
-    <w:bookmarkStart w:id="55" w:name="Xf76294da5e70db8d3ddc257ea6a3165a9c1d223"/>
+    <w:bookmarkEnd w:id="58"/>
+    <w:bookmarkStart w:id="65" w:name="Xf76294da5e70db8d3ddc257ea6a3165a9c1d223"/>
     <w:p>
       <w:pPr>
         <w:pStyle w:val="Heading2"/>
@@ -6514,7 +7441,7 @@
         <w:rPr>
           <w:rStyle w:val="SectionNumber"/>
         </w:rPr>
-        <w:t xml:space="preserve">1.8</w:t>
+        <w:t xml:space="preserve">1.9</w:t>
       </w:r>
       <w:r>
         <w:tab/>
@@ -6539,7 +7466,7 @@
       <w:pPr>
         <w:numPr>
           <w:ilvl w:val="0"/>
-          <w:numId w:val="1024"/>
+          <w:numId w:val="1032"/>
         </w:numPr>
       </w:pPr>
       <w:r>
@@ -6567,7 +7494,7 @@
       <w:pPr>
         <w:numPr>
           <w:ilvl w:val="0"/>
-          <w:numId w:val="1024"/>
+          <w:numId w:val="1032"/>
         </w:numPr>
       </w:pPr>
       <w:r>
@@ -6598,7 +7525,7 @@
       <w:pPr>
         <w:numPr>
           <w:ilvl w:val="0"/>
-          <w:numId w:val="1024"/>
+          <w:numId w:val="1032"/>
         </w:numPr>
       </w:pPr>
       <w:r>
@@ -6638,7 +7565,7 @@
       <w:pPr>
         <w:numPr>
           <w:ilvl w:val="0"/>
-          <w:numId w:val="1024"/>
+          <w:numId w:val="1032"/>
         </w:numPr>
       </w:pPr>
       <w:r>
@@ -6681,7 +7608,7 @@
       <w:pPr>
         <w:numPr>
           <w:ilvl w:val="0"/>
-          <w:numId w:val="1024"/>
+          <w:numId w:val="1032"/>
         </w:numPr>
       </w:pPr>
       <w:r>
@@ -6772,7 +7699,7 @@
       <w:pPr>
         <w:numPr>
           <w:ilvl w:val="0"/>
-          <w:numId w:val="1025"/>
+          <w:numId w:val="1033"/>
         </w:numPr>
       </w:pPr>
       <w:r>
@@ -6789,7 +7716,7 @@
       <w:pPr>
         <w:numPr>
           <w:ilvl w:val="1"/>
-          <w:numId w:val="1026"/>
+          <w:numId w:val="1034"/>
         </w:numPr>
       </w:pPr>
       <w:r>
@@ -6800,7 +7727,7 @@
       <w:pPr>
         <w:numPr>
           <w:ilvl w:val="1"/>
-          <w:numId w:val="1026"/>
+          <w:numId w:val="1034"/>
         </w:numPr>
       </w:pPr>
       <w:r>
@@ -6811,7 +7738,7 @@
       <w:pPr>
         <w:numPr>
           <w:ilvl w:val="0"/>
-          <w:numId w:val="1025"/>
+          <w:numId w:val="1033"/>
         </w:numPr>
       </w:pPr>
       <w:r>
@@ -6822,7 +7749,7 @@
       <w:pPr>
         <w:numPr>
           <w:ilvl w:val="0"/>
-          <w:numId w:val="1025"/>
+          <w:numId w:val="1033"/>
         </w:numPr>
       </w:pPr>
       <w:r>
@@ -6967,7 +7894,7 @@
       <w:r>
         <w:t xml:space="preserve"> </w:t>
       </w:r>
-      <w:hyperlink r:id="rId49">
+      <w:hyperlink r:id="rId59">
         <w:r>
           <w:rPr>
             <w:rStyle w:val="Hyperlink"/>
@@ -7057,7 +7984,7 @@
       <w:pPr>
         <w:numPr>
           <w:ilvl w:val="0"/>
-          <w:numId w:val="1027"/>
+          <w:numId w:val="1035"/>
         </w:numPr>
       </w:pPr>
       <w:r>
@@ -7066,7 +7993,7 @@
       <w:r>
         <w:t xml:space="preserve"> </w:t>
       </w:r>
-      <w:hyperlink r:id="rId50">
+      <w:hyperlink r:id="rId60">
         <w:r>
           <w:rPr>
             <w:rStyle w:val="Hyperlink"/>
@@ -7086,7 +8013,7 @@
       <w:pPr>
         <w:numPr>
           <w:ilvl w:val="0"/>
-          <w:numId w:val="1027"/>
+          <w:numId w:val="1035"/>
         </w:numPr>
       </w:pPr>
       <w:r>
@@ -7097,10 +8024,10 @@
       <w:pPr>
         <w:numPr>
           <w:ilvl w:val="0"/>
-          <w:numId w:val="1027"/>
-        </w:numPr>
-      </w:pPr>
-      <w:hyperlink r:id="rId51">
+          <w:numId w:val="1035"/>
+        </w:numPr>
+      </w:pPr>
+      <w:hyperlink r:id="rId61">
         <w:r>
           <w:rPr>
             <w:rStyle w:val="Hyperlink"/>
@@ -7120,10 +8047,10 @@
       <w:pPr>
         <w:numPr>
           <w:ilvl w:val="0"/>
-          <w:numId w:val="1027"/>
-        </w:numPr>
-      </w:pPr>
-      <w:hyperlink r:id="rId52">
+          <w:numId w:val="1035"/>
+        </w:numPr>
+      </w:pPr>
+      <w:hyperlink r:id="rId62">
         <w:r>
           <w:rPr>
             <w:rStyle w:val="Hyperlink"/>
@@ -7137,7 +8064,7 @@
       <w:pPr>
         <w:numPr>
           <w:ilvl w:val="0"/>
-          <w:numId w:val="1027"/>
+          <w:numId w:val="1035"/>
         </w:numPr>
       </w:pPr>
       <w:r>
@@ -7152,7 +8079,7 @@
       <w:r>
         <w:t xml:space="preserve"> </w:t>
       </w:r>
-      <w:hyperlink r:id="rId53">
+      <w:hyperlink r:id="rId63">
         <w:r>
           <w:rPr>
             <w:rStyle w:val="Hyperlink"/>
@@ -7166,7 +8093,7 @@
       <w:pPr>
         <w:numPr>
           <w:ilvl w:val="0"/>
-          <w:numId w:val="1027"/>
+          <w:numId w:val="1035"/>
         </w:numPr>
       </w:pPr>
       <w:r>
@@ -7181,7 +8108,7 @@
       <w:r>
         <w:t xml:space="preserve"> </w:t>
       </w:r>
-      <w:hyperlink r:id="rId54">
+      <w:hyperlink r:id="rId64">
         <w:r>
           <w:rPr>
             <w:rStyle w:val="Hyperlink"/>
@@ -7191,8 +8118,8 @@
         </w:r>
       </w:hyperlink>
     </w:p>
-    <w:bookmarkEnd w:id="55"/>
-    <w:bookmarkStart w:id="56" w:name="Xd3d88b88ce7ea67a4aa822c1e02cf59177eefc5"/>
+    <w:bookmarkEnd w:id="65"/>
+    <w:bookmarkStart w:id="66" w:name="Xd3d88b88ce7ea67a4aa822c1e02cf59177eefc5"/>
     <w:p>
       <w:pPr>
         <w:pStyle w:val="Heading2"/>
@@ -7201,7 +8128,7 @@
         <w:rPr>
           <w:rStyle w:val="SectionNumber"/>
         </w:rPr>
-        <w:t xml:space="preserve">1.9</w:t>
+        <w:t xml:space="preserve">1.10</w:t>
       </w:r>
       <w:r>
         <w:tab/>
@@ -7226,7 +8153,7 @@
       <w:pPr>
         <w:numPr>
           <w:ilvl w:val="0"/>
-          <w:numId w:val="1028"/>
+          <w:numId w:val="1036"/>
         </w:numPr>
       </w:pPr>
       <w:r>
@@ -7251,7 +8178,7 @@
       <w:pPr>
         <w:numPr>
           <w:ilvl w:val="0"/>
-          <w:numId w:val="1028"/>
+          <w:numId w:val="1036"/>
         </w:numPr>
       </w:pPr>
       <w:r>
@@ -7279,7 +8206,7 @@
       <w:pPr>
         <w:numPr>
           <w:ilvl w:val="0"/>
-          <w:numId w:val="1028"/>
+          <w:numId w:val="1036"/>
         </w:numPr>
       </w:pPr>
       <w:r>
@@ -7316,7 +8243,7 @@
       <w:pPr>
         <w:numPr>
           <w:ilvl w:val="0"/>
-          <w:numId w:val="1028"/>
+          <w:numId w:val="1036"/>
         </w:numPr>
       </w:pPr>
       <w:r>
@@ -7341,7 +8268,7 @@
       <w:pPr>
         <w:numPr>
           <w:ilvl w:val="0"/>
-          <w:numId w:val="1028"/>
+          <w:numId w:val="1036"/>
         </w:numPr>
       </w:pPr>
       <w:r>
@@ -7434,7 +8361,7 @@
       <w:pPr>
         <w:numPr>
           <w:ilvl w:val="0"/>
-          <w:numId w:val="1029"/>
+          <w:numId w:val="1037"/>
         </w:numPr>
       </w:pPr>
       <w:r>
@@ -7451,7 +8378,7 @@
       <w:pPr>
         <w:numPr>
           <w:ilvl w:val="0"/>
-          <w:numId w:val="1029"/>
+          <w:numId w:val="1037"/>
         </w:numPr>
       </w:pPr>
       <w:r>
@@ -7462,7 +8389,7 @@
       <w:pPr>
         <w:numPr>
           <w:ilvl w:val="0"/>
-          <w:numId w:val="1029"/>
+          <w:numId w:val="1037"/>
         </w:numPr>
       </w:pPr>
       <w:r>
@@ -7481,7 +8408,7 @@
       <w:pPr>
         <w:numPr>
           <w:ilvl w:val="0"/>
-          <w:numId w:val="1030"/>
+          <w:numId w:val="1038"/>
         </w:numPr>
       </w:pPr>
       <w:r>
@@ -7492,7 +8419,7 @@
       <w:pPr>
         <w:numPr>
           <w:ilvl w:val="0"/>
-          <w:numId w:val="1030"/>
+          <w:numId w:val="1038"/>
         </w:numPr>
       </w:pPr>
       <w:r>
@@ -7503,7 +8430,7 @@
       <w:pPr>
         <w:numPr>
           <w:ilvl w:val="0"/>
-          <w:numId w:val="1030"/>
+          <w:numId w:val="1038"/>
         </w:numPr>
       </w:pPr>
       <w:r>
@@ -7590,7 +8517,7 @@
       <w:pPr>
         <w:numPr>
           <w:ilvl w:val="0"/>
-          <w:numId w:val="1031"/>
+          <w:numId w:val="1039"/>
         </w:numPr>
       </w:pPr>
       <w:r>
@@ -7643,7 +8570,7 @@
       <w:pPr>
         <w:numPr>
           <w:ilvl w:val="0"/>
-          <w:numId w:val="1031"/>
+          <w:numId w:val="1039"/>
         </w:numPr>
       </w:pPr>
       <w:r>
@@ -7750,7 +8677,7 @@
       <w:pPr>
         <w:numPr>
           <w:ilvl w:val="0"/>
-          <w:numId w:val="1031"/>
+          <w:numId w:val="1039"/>
         </w:numPr>
       </w:pPr>
       <w:r>
@@ -7917,7 +8844,7 @@
       <w:pPr>
         <w:numPr>
           <w:ilvl w:val="0"/>
-          <w:numId w:val="1032"/>
+          <w:numId w:val="1040"/>
         </w:numPr>
       </w:pPr>
       <w:r>
@@ -7940,7 +8867,7 @@
       <w:pPr>
         <w:numPr>
           <w:ilvl w:val="0"/>
-          <w:numId w:val="1032"/>
+          <w:numId w:val="1040"/>
         </w:numPr>
       </w:pPr>
       <w:r>
@@ -7957,7 +8884,7 @@
       <w:pPr>
         <w:numPr>
           <w:ilvl w:val="0"/>
-          <w:numId w:val="1032"/>
+          <w:numId w:val="1040"/>
         </w:numPr>
       </w:pPr>
       <w:r>
@@ -7974,7 +8901,7 @@
       <w:pPr>
         <w:numPr>
           <w:ilvl w:val="0"/>
-          <w:numId w:val="1032"/>
+          <w:numId w:val="1040"/>
         </w:numPr>
       </w:pPr>
       <w:r>
@@ -8073,8 +9000,8 @@
         <w:t xml:space="preserve">Søren Kierkegaard</w:t>
       </w:r>
     </w:p>
-    <w:bookmarkEnd w:id="56"/>
-    <w:bookmarkStart w:id="58" w:name="Xc15d35049284f4045807f37ae007abf39a60f30"/>
+    <w:bookmarkEnd w:id="66"/>
+    <w:bookmarkStart w:id="68" w:name="Xc15d35049284f4045807f37ae007abf39a60f30"/>
     <w:p>
       <w:pPr>
         <w:pStyle w:val="Heading2"/>
@@ -8083,7 +9010,7 @@
         <w:rPr>
           <w:rStyle w:val="SectionNumber"/>
         </w:rPr>
-        <w:t xml:space="preserve">1.10</w:t>
+        <w:t xml:space="preserve">1.11</w:t>
       </w:r>
       <w:r>
         <w:tab/>
@@ -8108,7 +9035,7 @@
       <w:pPr>
         <w:numPr>
           <w:ilvl w:val="0"/>
-          <w:numId w:val="1033"/>
+          <w:numId w:val="1041"/>
         </w:numPr>
       </w:pPr>
       <w:r>
@@ -8139,7 +9066,7 @@
       <w:pPr>
         <w:numPr>
           <w:ilvl w:val="0"/>
-          <w:numId w:val="1033"/>
+          <w:numId w:val="1041"/>
         </w:numPr>
       </w:pPr>
       <w:r>
@@ -8170,7 +9097,7 @@
       <w:pPr>
         <w:numPr>
           <w:ilvl w:val="0"/>
-          <w:numId w:val="1033"/>
+          <w:numId w:val="1041"/>
         </w:numPr>
       </w:pPr>
       <w:r>
@@ -8201,7 +9128,7 @@
       <w:pPr>
         <w:numPr>
           <w:ilvl w:val="0"/>
-          <w:numId w:val="1033"/>
+          <w:numId w:val="1041"/>
         </w:numPr>
       </w:pPr>
       <w:r>
@@ -8232,7 +9159,7 @@
       <w:pPr>
         <w:numPr>
           <w:ilvl w:val="0"/>
-          <w:numId w:val="1033"/>
+          <w:numId w:val="1041"/>
         </w:numPr>
       </w:pPr>
       <w:r>
@@ -8364,7 +9291,7 @@
         <w:pStyle w:val="Compact"/>
         <w:numPr>
           <w:ilvl w:val="0"/>
-          <w:numId w:val="1034"/>
+          <w:numId w:val="1042"/>
         </w:numPr>
       </w:pPr>
       <w:r>
@@ -8440,7 +9367,7 @@
         <w:pStyle w:val="Compact"/>
         <w:numPr>
           <w:ilvl w:val="0"/>
-          <w:numId w:val="1035"/>
+          <w:numId w:val="1043"/>
         </w:numPr>
       </w:pPr>
       <w:r>
@@ -8478,7 +9405,7 @@
         <w:pStyle w:val="Compact"/>
         <w:numPr>
           <w:ilvl w:val="0"/>
-          <w:numId w:val="1036"/>
+          <w:numId w:val="1044"/>
         </w:numPr>
       </w:pPr>
       <w:r>
@@ -8565,7 +9492,7 @@
       <w:r>
         <w:t xml:space="preserve"> </w:t>
       </w:r>
-      <w:hyperlink r:id="rId57">
+      <w:hyperlink r:id="rId67">
         <w:r>
           <w:rPr>
             <w:rStyle w:val="Hyperlink"/>
@@ -8753,8 +9680,8 @@
         <w:t xml:space="preserve">erreichte als erster beide Pole zu Fuß</w:t>
       </w:r>
     </w:p>
-    <w:bookmarkEnd w:id="58"/>
-    <w:bookmarkStart w:id="59" w:name="anhang-literaturliste"/>
+    <w:bookmarkEnd w:id="68"/>
+    <w:bookmarkStart w:id="69" w:name="anhang-literaturliste"/>
     <w:p>
       <w:pPr>
         <w:pStyle w:val="Heading2"/>
@@ -8763,7 +9690,7 @@
         <w:rPr>
           <w:rStyle w:val="SectionNumber"/>
         </w:rPr>
-        <w:t xml:space="preserve">1.11</w:t>
+        <w:t xml:space="preserve">1.12</w:t>
       </w:r>
       <w:r>
         <w:tab/>
@@ -9468,8 +10395,8 @@
         <w:t xml:space="preserve">———————————– —————————————————-</w:t>
       </w:r>
     </w:p>
-    <w:bookmarkEnd w:id="59"/>
-    <w:bookmarkStart w:id="61" w:name="danksagungen"/>
+    <w:bookmarkEnd w:id="69"/>
+    <w:bookmarkStart w:id="71" w:name="danksagungen"/>
     <w:p>
       <w:pPr>
         <w:pStyle w:val="Heading2"/>
@@ -9478,7 +10405,7 @@
         <w:rPr>
           <w:rStyle w:val="SectionNumber"/>
         </w:rPr>
-        <w:t xml:space="preserve">1.12</w:t>
+        <w:t xml:space="preserve">1.13</w:t>
       </w:r>
       <w:r>
         <w:tab/>
@@ -9543,7 +10470,7 @@
       <w:r>
         <w:t xml:space="preserve"> </w:t>
       </w:r>
-      <w:hyperlink r:id="rId60">
+      <w:hyperlink r:id="rId70">
         <w:r>
           <w:rPr>
             <w:rStyle w:val="Hyperlink"/>
@@ -9559,8 +10486,8 @@
         <w:t xml:space="preserve">genutzt. Er steht zur freien Verfügung im Netz - danke dafür!</w:t>
       </w:r>
     </w:p>
-    <w:bookmarkEnd w:id="61"/>
-    <w:bookmarkEnd w:id="62"/>
+    <w:bookmarkEnd w:id="71"/>
+    <w:bookmarkEnd w:id="72"/>
     <w:sectPr>
       <w:footnotePr>
         <w:numRestart w:val="eachSect"/>
@@ -10177,6 +11104,30 @@
     <w:abstractNumId w:val="991"/>
   </w:num>
   <w:num w:numId="1031">
+    <w:abstractNumId w:val="991"/>
+  </w:num>
+  <w:num w:numId="1032">
+    <w:abstractNumId w:val="991"/>
+  </w:num>
+  <w:num w:numId="1033">
+    <w:abstractNumId w:val="991"/>
+  </w:num>
+  <w:num w:numId="1034">
+    <w:abstractNumId w:val="991"/>
+  </w:num>
+  <w:num w:numId="1035">
+    <w:abstractNumId w:val="991"/>
+  </w:num>
+  <w:num w:numId="1036">
+    <w:abstractNumId w:val="991"/>
+  </w:num>
+  <w:num w:numId="1037">
+    <w:abstractNumId w:val="991"/>
+  </w:num>
+  <w:num w:numId="1038">
+    <w:abstractNumId w:val="991"/>
+  </w:num>
+  <w:num w:numId="1039">
     <w:abstractNumId w:val="99411"/>
     <w:lvlOverride w:ilvl="0">
       <w:startOverride w:val="1"/>
@@ -10206,7 +11157,7 @@
       <w:startOverride w:val="1"/>
     </w:lvlOverride>
   </w:num>
-  <w:num w:numId="1032">
+  <w:num w:numId="1040">
     <w:abstractNumId w:val="99411"/>
     <w:lvlOverride w:ilvl="0">
       <w:startOverride w:val="1"/>
@@ -10236,10 +11187,10 @@
       <w:startOverride w:val="1"/>
     </w:lvlOverride>
   </w:num>
-  <w:num w:numId="1033">
+  <w:num w:numId="1041">
     <w:abstractNumId w:val="991"/>
   </w:num>
-  <w:num w:numId="1034">
+  <w:num w:numId="1042">
     <w:abstractNumId w:val="99411"/>
     <w:lvlOverride w:ilvl="0">
       <w:startOverride w:val="1"/>
@@ -10269,7 +11220,7 @@
       <w:startOverride w:val="1"/>
     </w:lvlOverride>
   </w:num>
-  <w:num w:numId="1035">
+  <w:num w:numId="1043">
     <w:abstractNumId w:val="99412"/>
     <w:lvlOverride w:ilvl="0">
       <w:startOverride w:val="2"/>
@@ -10299,7 +11250,7 @@
       <w:startOverride w:val="2"/>
     </w:lvlOverride>
   </w:num>
-  <w:num w:numId="1036">
+  <w:num w:numId="1044">
     <w:abstractNumId w:val="99413"/>
     <w:lvlOverride w:ilvl="0">
       <w:startOverride w:val="3"/>

--- a/docs/de/download/lernos-sustainability-guide.docx
+++ b/docs/de/download/lernos-sustainability-guide.docx
@@ -60,7 +60,7 @@
         </w:p>
       </w:sdtContent>
     </w:sdt>
-    <w:bookmarkStart w:id="72" w:name="willkommen"/>
+    <w:bookmarkStart w:id="73" w:name="willkommen"/>
     <w:p>
       <w:pPr>
         <w:pStyle w:val="Heading1"/>
@@ -3567,7 +3567,7 @@
     </w:p>
     <w:bookmarkEnd w:id="31"/>
     <w:bookmarkEnd w:id="32"/>
-    <w:bookmarkStart w:id="42" w:name="kata-2-emotion-und-wirksamkeit"/>
+    <w:bookmarkStart w:id="43" w:name="kata-2-emotion-und-wirksamkeit"/>
     <w:p>
       <w:pPr>
         <w:pStyle w:val="Heading2"/>
@@ -3756,19 +3756,33 @@
         </w:r>
       </w:hyperlink>
       <w:r>
-        <w:t xml:space="preserve">**</w:t>
+        <w:t xml:space="preserve"> </w:t>
+      </w:r>
+      <w:r>
+        <w:t xml:space="preserve">oder im</w:t>
+      </w:r>
+      <w:r>
+        <w:t xml:space="preserve"> </w:t>
+      </w:r>
+      <w:hyperlink r:id="rId34">
+        <w:r>
+          <w:rPr>
+            <w:rStyle w:val="Hyperlink"/>
+          </w:rPr>
+          <w:t xml:space="preserve">Climate Action Canvas im Internet</w:t>
+        </w:r>
+      </w:hyperlink>
+      <w:r>
+        <w:t xml:space="preserve"> </w:t>
+      </w:r>
+      <w:r>
+        <w:t xml:space="preserve">unter</w:t>
       </w:r>
       <w:r>
         <w:t xml:space="preserve"> </w:t>
       </w:r>
       <w:r>
         <w:t xml:space="preserve">Klima-Momente /Klima-Gefühle fest.</w:t>
-      </w:r>
-      <w:r>
-        <w:t xml:space="preserve"> </w:t>
-      </w:r>
-      <w:r>
-        <w:t xml:space="preserve">LINK ZU CLIMATE ACTION CANVAS IM INTERNET</w:t>
       </w:r>
     </w:p>
     <w:p>
@@ -3952,27 +3966,31 @@
           <w:rPr>
             <w:rStyle w:val="Hyperlink"/>
           </w:rPr>
-          <w:t xml:space="preserve">Climate Action</w:t>
+          <w:t xml:space="preserve">Climate Action Canvas auf Miro</w:t>
         </w:r>
+      </w:hyperlink>
+      <w:r>
+        <w:t xml:space="preserve"> </w:t>
+      </w:r>
+      <w:r>
+        <w:t xml:space="preserve">oder im</w:t>
+      </w:r>
+      <w:r>
+        <w:t xml:space="preserve"> </w:t>
+      </w:r>
+      <w:hyperlink r:id="rId34">
         <w:r>
           <w:rPr>
             <w:rStyle w:val="Hyperlink"/>
           </w:rPr>
-          <w:t xml:space="preserve"> </w:t>
-        </w:r>
-        <w:r>
-          <w:rPr>
-            <w:rStyle w:val="Hyperlink"/>
-          </w:rPr>
-          <w:t xml:space="preserve">Canvas auf Miro</w:t>
+          <w:t xml:space="preserve">Climate Action Canvas im Internet</w:t>
         </w:r>
       </w:hyperlink>
-      <w:r>
-        <w:t xml:space="preserve">.</w:t>
-      </w:r>
-      <w:r>
-        <w:t xml:space="preserve"> </w:t>
-      </w:r>
+    </w:p>
+    <w:p>
+      <w:pPr>
+        <w:pStyle w:val="BodyText"/>
+      </w:pPr>
       <w:r>
         <w:t xml:space="preserve">Im Laufe des Lernzirkels wirst du auf dieses Feld ggf. zurückkommen und</w:t>
       </w:r>
@@ -4140,7 +4158,7 @@
       <w:r>
         <w:t xml:space="preserve"> </w:t>
       </w:r>
-      <w:hyperlink r:id="rId34">
+      <w:hyperlink r:id="rId35">
         <w:r>
           <w:rPr>
             <w:rStyle w:val="Hyperlink"/>
@@ -4210,141 +4228,48 @@
         <w:t xml:space="preserve"> </w:t>
       </w:r>
       <w:r>
-        <w:t xml:space="preserve">Welt gab es schon immer und sind möglich:</w:t>
-      </w:r>
-    </w:p>
-    <w:p>
-      <w:pPr>
-        <w:numPr>
-          <w:ilvl w:val="1"/>
-          <w:numId w:val="1019"/>
-        </w:numPr>
-      </w:pPr>
-      <w:hyperlink r:id="rId35">
-        <w:r>
-          <w:rPr>
-            <w:rStyle w:val="Hyperlink"/>
-            <w:u w:val="single"/>
-          </w:rPr>
-          <w:t xml:space="preserve">https://zufriedenleben.eu/selbstkonzept/</w:t>
-        </w:r>
-      </w:hyperlink>
-    </w:p>
-    <w:p>
-      <w:pPr>
-        <w:numPr>
-          <w:ilvl w:val="1"/>
-          <w:numId w:val="1019"/>
-        </w:numPr>
-      </w:pPr>
-      <w:r>
-        <w:rPr>
-          <w:highlight w:val="yellow"/>
-        </w:rPr>
-        <w:t xml:space="preserve">de Oliveira, V. M. (2021).</w:t>
-      </w:r>
-      <w:r>
-        <w:t xml:space="preserve"> </w:t>
-      </w:r>
-      <w:r>
-        <w:rPr>
-          <w:i/>
-          <w:iCs/>
-        </w:rPr>
-        <w:t xml:space="preserve">Hospicing modernity: Facing</w:t>
-      </w:r>
-      <w:r>
-        <w:rPr>
-          <w:i/>
-          <w:iCs/>
-        </w:rPr>
-        <w:t xml:space="preserve"> </w:t>
-      </w:r>
-      <w:r>
-        <w:rPr>
-          <w:i/>
-          <w:iCs/>
-        </w:rPr>
-        <w:t xml:space="preserve">humanity's wrongs and the implications for social activism</w:t>
-      </w:r>
-      <w:r>
-        <w:rPr>
-          <w:highlight w:val="yellow"/>
-        </w:rPr>
-        <w:t xml:space="preserve">. North</w:t>
-      </w:r>
-      <w:r>
-        <w:rPr>
-          <w:highlight w:val="yellow"/>
-        </w:rPr>
-        <w:t xml:space="preserve"> </w:t>
-      </w:r>
-      <w:r>
-        <w:rPr>
-          <w:highlight w:val="yellow"/>
-        </w:rPr>
-        <w:t xml:space="preserve">Atlantic Books;</w:t>
-      </w:r>
-    </w:p>
-    <w:p>
-      <w:pPr>
-        <w:numPr>
-          <w:ilvl w:val="0"/>
-          <w:numId w:val="1018"/>
-        </w:numPr>
-      </w:pPr>
-      <w:r>
-        <w:t xml:space="preserve">Unser Verständnis von Glück und was es für ein glückliches Leben</w:t>
-      </w:r>
-      <w:r>
-        <w:t xml:space="preserve"> </w:t>
-      </w:r>
-      <w:r>
-        <w:t xml:space="preserve">braucht ist häufig nicht zutreffend:</w:t>
-      </w:r>
-    </w:p>
-    <w:p>
-      <w:pPr>
-        <w:pStyle w:val="Compact"/>
-        <w:numPr>
-          <w:ilvl w:val="1"/>
-          <w:numId w:val="1020"/>
-        </w:numPr>
-      </w:pPr>
-      <w:r>
-        <w:t xml:space="preserve">Yale Kurs auf Coursera:</w:t>
-      </w:r>
-      <w:r>
-        <w:t xml:space="preserve"> </w:t>
-      </w:r>
-      <w:r>
-        <w:t xml:space="preserve">“</w:t>
+        <w:t xml:space="preserve">Welt gab es schon immer und sind möglich, siehe</w:t>
+      </w:r>
+      <w:r>
+        <w:t xml:space="preserve"> </w:t>
       </w:r>
       <w:hyperlink r:id="rId36">
         <w:r>
           <w:rPr>
             <w:rStyle w:val="Hyperlink"/>
-            <w:u w:val="single"/>
           </w:rPr>
-          <w:t xml:space="preserve">The Science of</w:t>
-        </w:r>
-        <w:r>
-          <w:rPr>
-            <w:rStyle w:val="Hyperlink"/>
-            <w:u w:val="single"/>
-          </w:rPr>
-          <w:t xml:space="preserve"> </w:t>
-        </w:r>
-        <w:r>
-          <w:rPr>
-            <w:rStyle w:val="Hyperlink"/>
-            <w:u w:val="single"/>
-          </w:rPr>
-          <w:t xml:space="preserve">Well-Being</w:t>
+          <w:t xml:space="preserve">Blog</w:t>
         </w:r>
       </w:hyperlink>
       <w:r>
-        <w:t xml:space="preserve">”</w:t>
+        <w:t xml:space="preserve"> </w:t>
+      </w:r>
+      <w:r>
+        <w:t xml:space="preserve">und das Buch von Oliveira</w:t>
+      </w:r>
+      <w:r>
+        <w:t xml:space="preserve"> </w:t>
+      </w:r>
+      <w:r>
+        <w:rPr>
+          <w:i/>
+          <w:iCs/>
+        </w:rPr>
+        <w:t xml:space="preserve">Hospicing modernity: Facing</w:t>
+      </w:r>
+      <w:r>
+        <w:rPr>
+          <w:i/>
+          <w:iCs/>
+        </w:rPr>
+        <w:t xml:space="preserve"> </w:t>
+      </w:r>
+      <w:r>
+        <w:rPr>
+          <w:i/>
+          <w:iCs/>
+        </w:rPr>
+        <w:t xml:space="preserve">humanity's wrongs and the implications for social activism</w:t>
       </w:r>
     </w:p>
     <w:p>
@@ -4355,35 +4280,29 @@
         </w:numPr>
       </w:pPr>
       <w:r>
-        <w:t xml:space="preserve">Ist der Kapitalismus vereinbar mit den planetaren Grenzen?</w:t>
-      </w:r>
-    </w:p>
-    <w:p>
-      <w:pPr>
-        <w:numPr>
-          <w:ilvl w:val="1"/>
-          <w:numId w:val="1021"/>
-        </w:numPr>
-      </w:pPr>
+        <w:t xml:space="preserve">Unser Verständnis von Glück und was es für ein glückliches Leben braucht ist häufig nicht zutreffend, siehe der Yale Kurs auf Coursera</w:t>
+      </w:r>
+      <w:r>
+        <w:t xml:space="preserve"> </w:t>
+      </w:r>
       <w:hyperlink r:id="rId37">
         <w:r>
           <w:rPr>
             <w:rStyle w:val="Hyperlink"/>
-            <w:u w:val="single"/>
           </w:rPr>
-          <w:t xml:space="preserve">https://www.theguardian.com/environment/2021/oct/30/capitalism-is-killing-the-planet-its-time-to-stop-buying-into-our-own-destruction</w:t>
+          <w:t xml:space="preserve">The Science of Well-Being</w:t>
         </w:r>
       </w:hyperlink>
     </w:p>
     <w:p>
       <w:pPr>
         <w:numPr>
-          <w:ilvl w:val="1"/>
-          <w:numId w:val="1021"/>
-        </w:numPr>
-      </w:pPr>
-      <w:r>
-        <w:t xml:space="preserve">The Story of Stuff:</w:t>
+          <w:ilvl w:val="0"/>
+          <w:numId w:val="1018"/>
+        </w:numPr>
+      </w:pPr>
+      <w:r>
+        <w:t xml:space="preserve">Ist der Kapitalismus vereinbar mit den planetaren Grenzen?</w:t>
       </w:r>
       <w:r>
         <w:t xml:space="preserve"> </w:t>
@@ -4392,32 +4311,15 @@
         <w:r>
           <w:rPr>
             <w:rStyle w:val="Hyperlink"/>
-            <w:u w:val="single"/>
           </w:rPr>
-          <w:t xml:space="preserve">https://www.storyofstuff.org/movies/story-of-stuff/</w:t>
+          <w:t xml:space="preserve">Artikel im Guardian</w:t>
         </w:r>
       </w:hyperlink>
-    </w:p>
-    <w:p>
-      <w:pPr>
-        <w:numPr>
-          <w:ilvl w:val="0"/>
-          <w:numId w:val="1018"/>
-        </w:numPr>
-      </w:pPr>
-      <w:r>
-        <w:t xml:space="preserve">Unser System für die Lebensmittelproduktion ist kaputt</w:t>
-      </w:r>
-    </w:p>
-    <w:p>
-      <w:pPr>
-        <w:numPr>
-          <w:ilvl w:val="1"/>
-          <w:numId w:val="1022"/>
-        </w:numPr>
-      </w:pPr>
-      <w:r>
-        <w:t xml:space="preserve">The true cost of your cheap chicken - documentary New York Times -</w:t>
+      <w:r>
+        <w:t xml:space="preserve"> </w:t>
+      </w:r>
+      <w:r>
+        <w:t xml:space="preserve">und</w:t>
       </w:r>
       <w:r>
         <w:t xml:space="preserve"> </w:t>
@@ -4426,21 +4328,20 @@
         <w:r>
           <w:rPr>
             <w:rStyle w:val="Hyperlink"/>
-            <w:u w:val="single"/>
           </w:rPr>
-          <w:t xml:space="preserve">Link</w:t>
+          <w:t xml:space="preserve">The Story of Stuff</w:t>
         </w:r>
       </w:hyperlink>
     </w:p>
     <w:p>
       <w:pPr>
         <w:numPr>
-          <w:ilvl w:val="1"/>
-          <w:numId w:val="1022"/>
-        </w:numPr>
-      </w:pPr>
-      <w:r>
-        <w:t xml:space="preserve">Global Food system is broken (UN, 2023) -</w:t>
+          <w:ilvl w:val="0"/>
+          <w:numId w:val="1018"/>
+        </w:numPr>
+      </w:pPr>
+      <w:r>
+        <w:t xml:space="preserve">Unser System für die Lebensmittelproduktion ist kaputt,</w:t>
       </w:r>
       <w:r>
         <w:t xml:space="preserve"> </w:t>
@@ -4449,21 +4350,15 @@
         <w:r>
           <w:rPr>
             <w:rStyle w:val="Hyperlink"/>
-            <w:u w:val="single"/>
           </w:rPr>
-          <w:t xml:space="preserve">Link</w:t>
+          <w:t xml:space="preserve">Dokumentarfilm The true cost of your cheap chicken</w:t>
         </w:r>
       </w:hyperlink>
-    </w:p>
-    <w:p>
-      <w:pPr>
-        <w:numPr>
-          <w:ilvl w:val="0"/>
-          <w:numId w:val="1018"/>
-        </w:numPr>
-      </w:pPr>
-      <w:r>
-        <w:t xml:space="preserve">Project Drawdown</w:t>
+      <w:r>
+        <w:t xml:space="preserve"> </w:t>
+      </w:r>
+      <w:r>
+        <w:t xml:space="preserve">und</w:t>
       </w:r>
       <w:r>
         <w:t xml:space="preserve"> </w:t>
@@ -4472,11 +4367,26 @@
         <w:r>
           <w:rPr>
             <w:rStyle w:val="Hyperlink"/>
-            <w:u w:val="single"/>
           </w:rPr>
-          <w:t xml:space="preserve">https://drawdown.org/</w:t>
+          <w:t xml:space="preserve">The global food system is broken, UN 2023</w:t>
         </w:r>
       </w:hyperlink>
+    </w:p>
+    <w:p>
+      <w:pPr>
+        <w:numPr>
+          <w:ilvl w:val="0"/>
+          <w:numId w:val="1018"/>
+        </w:numPr>
+      </w:pPr>
+      <w:hyperlink r:id="rId42">
+        <w:r>
+          <w:rPr>
+            <w:rStyle w:val="Hyperlink"/>
+          </w:rPr>
+          <w:t xml:space="preserve">Project Drawdown</w:t>
+        </w:r>
+      </w:hyperlink>
       <w:r>
         <w:t xml:space="preserve">:</w:t>
       </w:r>
@@ -4493,8 +4403,8 @@
         <w:t xml:space="preserve">Erwärmung identifizieren und fördern</w:t>
       </w:r>
     </w:p>
-    <w:bookmarkEnd w:id="42"/>
-    <w:bookmarkStart w:id="48" w:name="kata-6-mein-handabdruck"/>
+    <w:bookmarkEnd w:id="43"/>
+    <w:bookmarkStart w:id="49" w:name="kata-6-mein-handabdruck"/>
     <w:p>
       <w:pPr>
         <w:pStyle w:val="Heading2"/>
@@ -4548,7 +4458,7 @@
       <w:pPr>
         <w:numPr>
           <w:ilvl w:val="0"/>
-          <w:numId w:val="1023"/>
+          <w:numId w:val="1019"/>
         </w:numPr>
       </w:pPr>
       <w:r>
@@ -4579,7 +4489,7 @@
       <w:pPr>
         <w:numPr>
           <w:ilvl w:val="0"/>
-          <w:numId w:val="1023"/>
+          <w:numId w:val="1019"/>
         </w:numPr>
       </w:pPr>
       <w:r>
@@ -4610,7 +4520,7 @@
       <w:pPr>
         <w:numPr>
           <w:ilvl w:val="0"/>
-          <w:numId w:val="1023"/>
+          <w:numId w:val="1019"/>
         </w:numPr>
       </w:pPr>
       <w:r>
@@ -4635,7 +4545,7 @@
       <w:pPr>
         <w:numPr>
           <w:ilvl w:val="0"/>
-          <w:numId w:val="1023"/>
+          <w:numId w:val="1019"/>
         </w:numPr>
       </w:pPr>
       <w:r>
@@ -4666,7 +4576,7 @@
       <w:pPr>
         <w:numPr>
           <w:ilvl w:val="0"/>
-          <w:numId w:val="1023"/>
+          <w:numId w:val="1019"/>
         </w:numPr>
       </w:pPr>
       <w:r>
@@ -4697,7 +4607,7 @@
       <w:pPr>
         <w:numPr>
           <w:ilvl w:val="0"/>
-          <w:numId w:val="1023"/>
+          <w:numId w:val="1019"/>
         </w:numPr>
       </w:pPr>
       <w:r>
@@ -5054,7 +4964,7 @@
       <w:pPr>
         <w:numPr>
           <w:ilvl w:val="0"/>
-          <w:numId w:val="1024"/>
+          <w:numId w:val="1020"/>
         </w:numPr>
       </w:pPr>
       <w:r>
@@ -5080,7 +4990,7 @@
       <w:pPr>
         <w:numPr>
           <w:ilvl w:val="0"/>
-          <w:numId w:val="1024"/>
+          <w:numId w:val="1020"/>
         </w:numPr>
       </w:pPr>
       <w:r>
@@ -5118,7 +5028,7 @@
         </w:rPr>
         <w:t xml:space="preserve"> </w:t>
       </w:r>
-      <w:hyperlink r:id="rId43">
+      <w:hyperlink r:id="rId44">
         <w:r>
           <w:rPr>
             <w:rStyle w:val="Hyperlink"/>
@@ -5227,7 +5137,7 @@
       <w:r>
         <w:t xml:space="preserve"> </w:t>
       </w:r>
-      <w:hyperlink r:id="rId44">
+      <w:hyperlink r:id="rId45">
         <w:r>
           <w:rPr>
             <w:rStyle w:val="Hyperlink"/>
@@ -5305,7 +5215,7 @@
       <w:pPr>
         <w:numPr>
           <w:ilvl w:val="0"/>
-          <w:numId w:val="1025"/>
+          <w:numId w:val="1021"/>
         </w:numPr>
       </w:pPr>
       <w:r>
@@ -5319,7 +5229,7 @@
       <w:pPr>
         <w:numPr>
           <w:ilvl w:val="0"/>
-          <w:numId w:val="1025"/>
+          <w:numId w:val="1021"/>
         </w:numPr>
       </w:pPr>
       <w:r>
@@ -5357,7 +5267,7 @@
       <w:pPr>
         <w:numPr>
           <w:ilvl w:val="0"/>
-          <w:numId w:val="1025"/>
+          <w:numId w:val="1021"/>
         </w:numPr>
       </w:pPr>
       <w:r>
@@ -5489,7 +5399,7 @@
         </w:rPr>
         <w:t xml:space="preserve"> </w:t>
       </w:r>
-      <w:hyperlink r:id="rId43">
+      <w:hyperlink r:id="rId44">
         <w:r>
           <w:rPr>
             <w:rStyle w:val="Hyperlink"/>
@@ -5606,7 +5516,7 @@
       <w:r>
         <w:t xml:space="preserve"> </w:t>
       </w:r>
-      <w:hyperlink r:id="rId45">
+      <w:hyperlink r:id="rId46">
         <w:r>
           <w:rPr>
             <w:rStyle w:val="Hyperlink"/>
@@ -5646,7 +5556,7 @@
       <w:pPr>
         <w:numPr>
           <w:ilvl w:val="0"/>
-          <w:numId w:val="1026"/>
+          <w:numId w:val="1022"/>
         </w:numPr>
       </w:pPr>
       <w:r>
@@ -5678,7 +5588,7 @@
       <w:pPr>
         <w:numPr>
           <w:ilvl w:val="0"/>
-          <w:numId w:val="1026"/>
+          <w:numId w:val="1022"/>
         </w:numPr>
       </w:pPr>
       <w:r>
@@ -5705,7 +5615,7 @@
         </w:rPr>
         <w:t xml:space="preserve"> </w:t>
       </w:r>
-      <w:hyperlink r:id="rId46">
+      <w:hyperlink r:id="rId47">
         <w:r>
           <w:rPr>
             <w:rStyle w:val="Hyperlink"/>
@@ -5752,7 +5662,7 @@
       <w:pPr>
         <w:numPr>
           <w:ilvl w:val="0"/>
-          <w:numId w:val="1026"/>
+          <w:numId w:val="1022"/>
         </w:numPr>
       </w:pPr>
       <w:r>
@@ -5790,7 +5700,7 @@
       <w:pPr>
         <w:pStyle w:val="BlockText"/>
       </w:pPr>
-      <w:hyperlink r:id="rId47">
+      <w:hyperlink r:id="rId48">
         <w:r>
           <w:rPr>
             <w:rStyle w:val="Hyperlink"/>
@@ -5817,8 +5727,8 @@
         </w:r>
       </w:hyperlink>
     </w:p>
-    <w:bookmarkEnd w:id="48"/>
-    <w:bookmarkStart w:id="56" w:name="X8f26eabeb88a664f477901cf54e3b85b1efc39e"/>
+    <w:bookmarkEnd w:id="49"/>
+    <w:bookmarkStart w:id="57" w:name="X8f26eabeb88a664f477901cf54e3b85b1efc39e"/>
     <w:p>
       <w:pPr>
         <w:pStyle w:val="Heading2"/>
@@ -6024,7 +5934,7 @@
       <w:pPr>
         <w:numPr>
           <w:ilvl w:val="0"/>
-          <w:numId w:val="1027"/>
+          <w:numId w:val="1023"/>
         </w:numPr>
       </w:pPr>
       <w:r>
@@ -6055,7 +5965,7 @@
       <w:pPr>
         <w:numPr>
           <w:ilvl w:val="0"/>
-          <w:numId w:val="1027"/>
+          <w:numId w:val="1023"/>
         </w:numPr>
       </w:pPr>
       <w:r>
@@ -6083,7 +5993,7 @@
       <w:pPr>
         <w:numPr>
           <w:ilvl w:val="0"/>
-          <w:numId w:val="1027"/>
+          <w:numId w:val="1023"/>
         </w:numPr>
       </w:pPr>
       <w:r>
@@ -6108,7 +6018,7 @@
       <w:pPr>
         <w:numPr>
           <w:ilvl w:val="0"/>
-          <w:numId w:val="1027"/>
+          <w:numId w:val="1023"/>
         </w:numPr>
       </w:pPr>
       <w:r>
@@ -6355,7 +6265,7 @@
         <w:t xml:space="preserve">Kollegen, …</w:t>
       </w:r>
     </w:p>
-    <w:bookmarkStart w:id="55" w:name="section-1"/>
+    <w:bookmarkStart w:id="56" w:name="section-1"/>
     <w:p>
       <w:pPr>
         <w:pStyle w:val="Heading3"/>
@@ -6502,10 +6412,10 @@
       <w:pPr>
         <w:numPr>
           <w:ilvl w:val="0"/>
-          <w:numId w:val="1028"/>
-        </w:numPr>
-      </w:pPr>
-      <w:hyperlink r:id="rId49">
+          <w:numId w:val="1024"/>
+        </w:numPr>
+      </w:pPr>
+      <w:hyperlink r:id="rId50">
         <w:r>
           <w:rPr>
             <w:rStyle w:val="Hyperlink"/>
@@ -6524,7 +6434,7 @@
       <w:pPr>
         <w:numPr>
           <w:ilvl w:val="0"/>
-          <w:numId w:val="1028"/>
+          <w:numId w:val="1024"/>
         </w:numPr>
       </w:pPr>
       <w:r>
@@ -6533,7 +6443,7 @@
       <w:r>
         <w:t xml:space="preserve"> </w:t>
       </w:r>
-      <w:hyperlink r:id="rId50">
+      <w:hyperlink r:id="rId51">
         <w:r>
           <w:rPr>
             <w:rStyle w:val="Hyperlink"/>
@@ -6552,10 +6462,10 @@
       <w:pPr>
         <w:numPr>
           <w:ilvl w:val="0"/>
-          <w:numId w:val="1028"/>
-        </w:numPr>
-      </w:pPr>
-      <w:hyperlink r:id="rId51">
+          <w:numId w:val="1024"/>
+        </w:numPr>
+      </w:pPr>
+      <w:hyperlink r:id="rId52">
         <w:r>
           <w:rPr>
             <w:rStyle w:val="Hyperlink"/>
@@ -6568,10 +6478,10 @@
       <w:pPr>
         <w:numPr>
           <w:ilvl w:val="0"/>
-          <w:numId w:val="1028"/>
-        </w:numPr>
-      </w:pPr>
-      <w:hyperlink r:id="rId52">
+          <w:numId w:val="1024"/>
+        </w:numPr>
+      </w:pPr>
+      <w:hyperlink r:id="rId53">
         <w:r>
           <w:rPr>
             <w:rStyle w:val="Hyperlink"/>
@@ -6584,7 +6494,7 @@
       <w:pPr>
         <w:numPr>
           <w:ilvl w:val="0"/>
-          <w:numId w:val="1028"/>
+          <w:numId w:val="1024"/>
         </w:numPr>
       </w:pPr>
       <w:r>
@@ -6599,7 +6509,7 @@
       <w:r>
         <w:t xml:space="preserve"> </w:t>
       </w:r>
-      <w:hyperlink r:id="rId53">
+      <w:hyperlink r:id="rId54">
         <w:r>
           <w:rPr>
             <w:rStyle w:val="Hyperlink"/>
@@ -6618,7 +6528,7 @@
       <w:pPr>
         <w:numPr>
           <w:ilvl w:val="0"/>
-          <w:numId w:val="1028"/>
+          <w:numId w:val="1024"/>
         </w:numPr>
       </w:pPr>
       <w:r>
@@ -6633,7 +6543,7 @@
       <w:r>
         <w:t xml:space="preserve"> </w:t>
       </w:r>
-      <w:hyperlink r:id="rId54">
+      <w:hyperlink r:id="rId55">
         <w:r>
           <w:rPr>
             <w:rStyle w:val="Hyperlink"/>
@@ -6648,9 +6558,9 @@
         <w:t xml:space="preserve">(englisch)</w:t>
       </w:r>
     </w:p>
-    <w:bookmarkEnd w:id="55"/>
     <w:bookmarkEnd w:id="56"/>
-    <w:bookmarkStart w:id="58" w:name="Xd0f1d816f9e0aab639dbf54bc2b1a2b4bfcdbf3"/>
+    <w:bookmarkEnd w:id="57"/>
+    <w:bookmarkStart w:id="59" w:name="Xd0f1d816f9e0aab639dbf54bc2b1a2b4bfcdbf3"/>
     <w:p>
       <w:pPr>
         <w:pStyle w:val="Heading2"/>
@@ -6684,7 +6594,7 @@
       <w:pPr>
         <w:numPr>
           <w:ilvl w:val="0"/>
-          <w:numId w:val="1029"/>
+          <w:numId w:val="1025"/>
         </w:numPr>
       </w:pPr>
       <w:r>
@@ -6715,7 +6625,7 @@
       <w:pPr>
         <w:numPr>
           <w:ilvl w:val="0"/>
-          <w:numId w:val="1029"/>
+          <w:numId w:val="1025"/>
         </w:numPr>
       </w:pPr>
       <w:r>
@@ -6749,7 +6659,7 @@
       <w:pPr>
         <w:numPr>
           <w:ilvl w:val="0"/>
-          <w:numId w:val="1029"/>
+          <w:numId w:val="1025"/>
         </w:numPr>
       </w:pPr>
       <w:r>
@@ -6780,7 +6690,7 @@
       <w:pPr>
         <w:numPr>
           <w:ilvl w:val="0"/>
-          <w:numId w:val="1029"/>
+          <w:numId w:val="1025"/>
         </w:numPr>
       </w:pPr>
       <w:r>
@@ -6811,7 +6721,7 @@
       <w:pPr>
         <w:numPr>
           <w:ilvl w:val="0"/>
-          <w:numId w:val="1029"/>
+          <w:numId w:val="1025"/>
         </w:numPr>
       </w:pPr>
       <w:r>
@@ -7122,7 +7032,7 @@
       <w:r>
         <w:t xml:space="preserve"> </w:t>
       </w:r>
-      <w:hyperlink r:id="rId57">
+      <w:hyperlink r:id="rId58">
         <w:r>
           <w:rPr>
             <w:rStyle w:val="Hyperlink"/>
@@ -7185,7 +7095,7 @@
       <w:pPr>
         <w:numPr>
           <w:ilvl w:val="0"/>
-          <w:numId w:val="1030"/>
+          <w:numId w:val="1026"/>
         </w:numPr>
       </w:pPr>
       <w:r>
@@ -7196,7 +7106,7 @@
       <w:pPr>
         <w:numPr>
           <w:ilvl w:val="0"/>
-          <w:numId w:val="1030"/>
+          <w:numId w:val="1026"/>
         </w:numPr>
       </w:pPr>
       <w:r>
@@ -7213,7 +7123,7 @@
       <w:pPr>
         <w:numPr>
           <w:ilvl w:val="0"/>
-          <w:numId w:val="1030"/>
+          <w:numId w:val="1026"/>
         </w:numPr>
       </w:pPr>
       <w:r>
@@ -7230,7 +7140,7 @@
       <w:pPr>
         <w:numPr>
           <w:ilvl w:val="0"/>
-          <w:numId w:val="1030"/>
+          <w:numId w:val="1026"/>
         </w:numPr>
       </w:pPr>
       <w:r>
@@ -7247,7 +7157,7 @@
       <w:pPr>
         <w:numPr>
           <w:ilvl w:val="0"/>
-          <w:numId w:val="1030"/>
+          <w:numId w:val="1026"/>
         </w:numPr>
       </w:pPr>
       <w:r>
@@ -7276,7 +7186,7 @@
       <w:pPr>
         <w:numPr>
           <w:ilvl w:val="0"/>
-          <w:numId w:val="1031"/>
+          <w:numId w:val="1027"/>
         </w:numPr>
       </w:pPr>
       <w:r>
@@ -7293,7 +7203,7 @@
       <w:pPr>
         <w:numPr>
           <w:ilvl w:val="0"/>
-          <w:numId w:val="1031"/>
+          <w:numId w:val="1027"/>
         </w:numPr>
       </w:pPr>
       <w:r>
@@ -7310,7 +7220,7 @@
       <w:pPr>
         <w:numPr>
           <w:ilvl w:val="0"/>
-          <w:numId w:val="1031"/>
+          <w:numId w:val="1027"/>
         </w:numPr>
       </w:pPr>
       <w:r>
@@ -7327,7 +7237,7 @@
       <w:pPr>
         <w:numPr>
           <w:ilvl w:val="0"/>
-          <w:numId w:val="1031"/>
+          <w:numId w:val="1027"/>
         </w:numPr>
       </w:pPr>
       <w:r>
@@ -7431,8 +7341,8 @@
         <w:t xml:space="preserve">Fontaine</w:t>
       </w:r>
     </w:p>
-    <w:bookmarkEnd w:id="58"/>
-    <w:bookmarkStart w:id="65" w:name="Xf76294da5e70db8d3ddc257ea6a3165a9c1d223"/>
+    <w:bookmarkEnd w:id="59"/>
+    <w:bookmarkStart w:id="66" w:name="Xf76294da5e70db8d3ddc257ea6a3165a9c1d223"/>
     <w:p>
       <w:pPr>
         <w:pStyle w:val="Heading2"/>
@@ -7466,7 +7376,7 @@
       <w:pPr>
         <w:numPr>
           <w:ilvl w:val="0"/>
-          <w:numId w:val="1032"/>
+          <w:numId w:val="1028"/>
         </w:numPr>
       </w:pPr>
       <w:r>
@@ -7494,7 +7404,7 @@
       <w:pPr>
         <w:numPr>
           <w:ilvl w:val="0"/>
-          <w:numId w:val="1032"/>
+          <w:numId w:val="1028"/>
         </w:numPr>
       </w:pPr>
       <w:r>
@@ -7525,7 +7435,7 @@
       <w:pPr>
         <w:numPr>
           <w:ilvl w:val="0"/>
-          <w:numId w:val="1032"/>
+          <w:numId w:val="1028"/>
         </w:numPr>
       </w:pPr>
       <w:r>
@@ -7565,7 +7475,7 @@
       <w:pPr>
         <w:numPr>
           <w:ilvl w:val="0"/>
-          <w:numId w:val="1032"/>
+          <w:numId w:val="1028"/>
         </w:numPr>
       </w:pPr>
       <w:r>
@@ -7608,7 +7518,7 @@
       <w:pPr>
         <w:numPr>
           <w:ilvl w:val="0"/>
-          <w:numId w:val="1032"/>
+          <w:numId w:val="1028"/>
         </w:numPr>
       </w:pPr>
       <w:r>
@@ -7699,7 +7609,7 @@
       <w:pPr>
         <w:numPr>
           <w:ilvl w:val="0"/>
-          <w:numId w:val="1033"/>
+          <w:numId w:val="1029"/>
         </w:numPr>
       </w:pPr>
       <w:r>
@@ -7716,7 +7626,7 @@
       <w:pPr>
         <w:numPr>
           <w:ilvl w:val="1"/>
-          <w:numId w:val="1034"/>
+          <w:numId w:val="1030"/>
         </w:numPr>
       </w:pPr>
       <w:r>
@@ -7727,7 +7637,7 @@
       <w:pPr>
         <w:numPr>
           <w:ilvl w:val="1"/>
-          <w:numId w:val="1034"/>
+          <w:numId w:val="1030"/>
         </w:numPr>
       </w:pPr>
       <w:r>
@@ -7738,7 +7648,7 @@
       <w:pPr>
         <w:numPr>
           <w:ilvl w:val="0"/>
-          <w:numId w:val="1033"/>
+          <w:numId w:val="1029"/>
         </w:numPr>
       </w:pPr>
       <w:r>
@@ -7749,7 +7659,7 @@
       <w:pPr>
         <w:numPr>
           <w:ilvl w:val="0"/>
-          <w:numId w:val="1033"/>
+          <w:numId w:val="1029"/>
         </w:numPr>
       </w:pPr>
       <w:r>
@@ -7894,7 +7804,7 @@
       <w:r>
         <w:t xml:space="preserve"> </w:t>
       </w:r>
-      <w:hyperlink r:id="rId59">
+      <w:hyperlink r:id="rId60">
         <w:r>
           <w:rPr>
             <w:rStyle w:val="Hyperlink"/>
@@ -7984,7 +7894,7 @@
       <w:pPr>
         <w:numPr>
           <w:ilvl w:val="0"/>
-          <w:numId w:val="1035"/>
+          <w:numId w:val="1031"/>
         </w:numPr>
       </w:pPr>
       <w:r>
@@ -7993,7 +7903,7 @@
       <w:r>
         <w:t xml:space="preserve"> </w:t>
       </w:r>
-      <w:hyperlink r:id="rId60">
+      <w:hyperlink r:id="rId61">
         <w:r>
           <w:rPr>
             <w:rStyle w:val="Hyperlink"/>
@@ -8013,7 +7923,7 @@
       <w:pPr>
         <w:numPr>
           <w:ilvl w:val="0"/>
-          <w:numId w:val="1035"/>
+          <w:numId w:val="1031"/>
         </w:numPr>
       </w:pPr>
       <w:r>
@@ -8024,10 +7934,10 @@
       <w:pPr>
         <w:numPr>
           <w:ilvl w:val="0"/>
-          <w:numId w:val="1035"/>
-        </w:numPr>
-      </w:pPr>
-      <w:hyperlink r:id="rId61">
+          <w:numId w:val="1031"/>
+        </w:numPr>
+      </w:pPr>
+      <w:hyperlink r:id="rId62">
         <w:r>
           <w:rPr>
             <w:rStyle w:val="Hyperlink"/>
@@ -8047,10 +7957,10 @@
       <w:pPr>
         <w:numPr>
           <w:ilvl w:val="0"/>
-          <w:numId w:val="1035"/>
-        </w:numPr>
-      </w:pPr>
-      <w:hyperlink r:id="rId62">
+          <w:numId w:val="1031"/>
+        </w:numPr>
+      </w:pPr>
+      <w:hyperlink r:id="rId63">
         <w:r>
           <w:rPr>
             <w:rStyle w:val="Hyperlink"/>
@@ -8064,7 +7974,7 @@
       <w:pPr>
         <w:numPr>
           <w:ilvl w:val="0"/>
-          <w:numId w:val="1035"/>
+          <w:numId w:val="1031"/>
         </w:numPr>
       </w:pPr>
       <w:r>
@@ -8079,7 +7989,7 @@
       <w:r>
         <w:t xml:space="preserve"> </w:t>
       </w:r>
-      <w:hyperlink r:id="rId63">
+      <w:hyperlink r:id="rId64">
         <w:r>
           <w:rPr>
             <w:rStyle w:val="Hyperlink"/>
@@ -8093,7 +8003,7 @@
       <w:pPr>
         <w:numPr>
           <w:ilvl w:val="0"/>
-          <w:numId w:val="1035"/>
+          <w:numId w:val="1031"/>
         </w:numPr>
       </w:pPr>
       <w:r>
@@ -8108,7 +8018,7 @@
       <w:r>
         <w:t xml:space="preserve"> </w:t>
       </w:r>
-      <w:hyperlink r:id="rId64">
+      <w:hyperlink r:id="rId65">
         <w:r>
           <w:rPr>
             <w:rStyle w:val="Hyperlink"/>
@@ -8118,8 +8028,8 @@
         </w:r>
       </w:hyperlink>
     </w:p>
-    <w:bookmarkEnd w:id="65"/>
-    <w:bookmarkStart w:id="66" w:name="Xd3d88b88ce7ea67a4aa822c1e02cf59177eefc5"/>
+    <w:bookmarkEnd w:id="66"/>
+    <w:bookmarkStart w:id="67" w:name="Xd3d88b88ce7ea67a4aa822c1e02cf59177eefc5"/>
     <w:p>
       <w:pPr>
         <w:pStyle w:val="Heading2"/>
@@ -8153,7 +8063,7 @@
       <w:pPr>
         <w:numPr>
           <w:ilvl w:val="0"/>
-          <w:numId w:val="1036"/>
+          <w:numId w:val="1032"/>
         </w:numPr>
       </w:pPr>
       <w:r>
@@ -8178,7 +8088,7 @@
       <w:pPr>
         <w:numPr>
           <w:ilvl w:val="0"/>
-          <w:numId w:val="1036"/>
+          <w:numId w:val="1032"/>
         </w:numPr>
       </w:pPr>
       <w:r>
@@ -8206,7 +8116,7 @@
       <w:pPr>
         <w:numPr>
           <w:ilvl w:val="0"/>
-          <w:numId w:val="1036"/>
+          <w:numId w:val="1032"/>
         </w:numPr>
       </w:pPr>
       <w:r>
@@ -8243,7 +8153,7 @@
       <w:pPr>
         <w:numPr>
           <w:ilvl w:val="0"/>
-          <w:numId w:val="1036"/>
+          <w:numId w:val="1032"/>
         </w:numPr>
       </w:pPr>
       <w:r>
@@ -8268,15 +8178,644 @@
       <w:pPr>
         <w:numPr>
           <w:ilvl w:val="0"/>
+          <w:numId w:val="1032"/>
+        </w:numPr>
+      </w:pPr>
+      <w:r>
+        <w:rPr>
+          <w:b/>
+          <w:bCs/>
+        </w:rPr>
+        <w:t xml:space="preserve">Weiterführende Links</w:t>
+      </w:r>
+    </w:p>
+    <w:p>
+      <w:pPr>
+        <w:pStyle w:val="FirstParagraph"/>
+      </w:pPr>
+      <w:r>
+        <w:rPr>
+          <w:b/>
+          <w:bCs/>
+        </w:rPr>
+        <w:t xml:space="preserve">Check-in (5min)</w:t>
+      </w:r>
+    </w:p>
+    <w:p>
+      <w:pPr>
+        <w:pStyle w:val="BodyText"/>
+      </w:pPr>
+      <w:r>
+        <w:t xml:space="preserve">Welche Bedeutung hat die Natur für dich?</w:t>
+      </w:r>
+    </w:p>
+    <w:p>
+      <w:pPr>
+        <w:pStyle w:val="BodyText"/>
+      </w:pPr>
+      <w:r>
+        <w:rPr>
+          <w:b/>
+          <w:bCs/>
+        </w:rPr>
+        <w:t xml:space="preserve">Kata: Mache einen Genussspaziergang (15min)</w:t>
+      </w:r>
+    </w:p>
+    <w:p>
+      <w:pPr>
+        <w:pStyle w:val="BodyText"/>
+      </w:pPr>
+      <w:r>
+        <w:t xml:space="preserve">Bei einem „Genussspaziergang” geht es darum, ganz im Moment zu sein, die</w:t>
+      </w:r>
+      <w:r>
+        <w:t xml:space="preserve"> </w:t>
+      </w:r>
+      <w:r>
+        <w:t xml:space="preserve">Natur zu genießen und auf möglichst viele Details zu achten. Dabei</w:t>
+      </w:r>
+      <w:r>
+        <w:t xml:space="preserve"> </w:t>
+      </w:r>
+      <w:r>
+        <w:t xml:space="preserve">kannst du jeden deiner Wege zu einem Genussspaziergang machen und dich</w:t>
+      </w:r>
+      <w:r>
+        <w:t xml:space="preserve"> </w:t>
+      </w:r>
+      <w:r>
+        <w:t xml:space="preserve">dabei auf das Schöne und Positive fokussieren. Idealerweise machst du</w:t>
+      </w:r>
+      <w:r>
+        <w:t xml:space="preserve"> </w:t>
+      </w:r>
+      <w:r>
+        <w:t xml:space="preserve">diesen Genussspaziergang an einem Ort, der ruhig und in der Natur ist</w:t>
+      </w:r>
+      <w:r>
+        <w:t xml:space="preserve"> </w:t>
+      </w:r>
+      <w:r>
+        <w:t xml:space="preserve">(Wald, Park, Baumallee, Garten, …)</w:t>
+      </w:r>
+    </w:p>
+    <w:p>
+      <w:pPr>
+        <w:pStyle w:val="BodyText"/>
+      </w:pPr>
+      <w:r>
+        <w:t xml:space="preserve">Was brauchst du für einen Genussspaziergang?</w:t>
+      </w:r>
+    </w:p>
+    <w:p>
+      <w:pPr>
+        <w:numPr>
+          <w:ilvl w:val="0"/>
+          <w:numId w:val="1033"/>
+        </w:numPr>
+      </w:pPr>
+      <w:r>
+        <w:t xml:space="preserve">15 Minuten Zeit – gerne auch länger wenn du Zeit hast, Hauptsache, Du</w:t>
+      </w:r>
+      <w:r>
+        <w:t xml:space="preserve"> </w:t>
+      </w:r>
+      <w:r>
+        <w:t xml:space="preserve">gehst ohne Zeitdruck</w:t>
+      </w:r>
+    </w:p>
+    <w:p>
+      <w:pPr>
+        <w:numPr>
+          <w:ilvl w:val="0"/>
+          <w:numId w:val="1033"/>
+        </w:numPr>
+      </w:pPr>
+      <w:r>
+        <w:t xml:space="preserve">dem Wetter entsprechende Kleidung und Schuhe</w:t>
+      </w:r>
+    </w:p>
+    <w:p>
+      <w:pPr>
+        <w:numPr>
+          <w:ilvl w:val="0"/>
+          <w:numId w:val="1033"/>
+        </w:numPr>
+      </w:pPr>
+      <w:r>
+        <w:t xml:space="preserve">Impulsfrage(n)</w:t>
+      </w:r>
+    </w:p>
+    <w:p>
+      <w:pPr>
+        <w:pStyle w:val="FirstParagraph"/>
+      </w:pPr>
+      <w:r>
+        <w:t xml:space="preserve">Optional zur Dokumentation:</w:t>
+      </w:r>
+    </w:p>
+    <w:p>
+      <w:pPr>
+        <w:numPr>
+          <w:ilvl w:val="0"/>
+          <w:numId w:val="1034"/>
+        </w:numPr>
+      </w:pPr>
+      <w:r>
+        <w:t xml:space="preserve">eine Kamera (das kann auch Deine Handykamera sein)</w:t>
+      </w:r>
+    </w:p>
+    <w:p>
+      <w:pPr>
+        <w:numPr>
+          <w:ilvl w:val="0"/>
+          <w:numId w:val="1034"/>
+        </w:numPr>
+      </w:pPr>
+      <w:r>
+        <w:t xml:space="preserve">wenn du lieber schreibst oder zeichnest – Stift und Papier</w:t>
+      </w:r>
+    </w:p>
+    <w:p>
+      <w:pPr>
+        <w:numPr>
+          <w:ilvl w:val="0"/>
+          <w:numId w:val="1034"/>
+        </w:numPr>
+      </w:pPr>
+      <w:r>
+        <w:t xml:space="preserve">oder ein Audioaufnahmegerät (z.B. Diktierfunktion deines Handys)</w:t>
+      </w:r>
+    </w:p>
+    <w:p>
+      <w:pPr>
+        <w:pStyle w:val="FirstParagraph"/>
+      </w:pPr>
+      <w:r>
+        <w:t xml:space="preserve">Beim Genussspaziergang geht es auch darum, die schönen und positiven</w:t>
+      </w:r>
+      <w:r>
+        <w:t xml:space="preserve"> </w:t>
+      </w:r>
+      <w:r>
+        <w:t xml:space="preserve">Dinge, die siehst und erlebst, zu „verankern”. Auf diese Weise kannst du</w:t>
+      </w:r>
+      <w:r>
+        <w:t xml:space="preserve"> </w:t>
+      </w:r>
+      <w:r>
+        <w:t xml:space="preserve">diese positiven Erlebnisse und Emotionen später leichter nachfühlen. Zum</w:t>
+      </w:r>
+      <w:r>
+        <w:t xml:space="preserve"> </w:t>
+      </w:r>
+      <w:r>
+        <w:t xml:space="preserve">Beispiel, wenn du in deiner Lernreise an einem Punkt bist, wo du nicht</w:t>
+      </w:r>
+      <w:r>
+        <w:t xml:space="preserve"> </w:t>
+      </w:r>
+      <w:r>
+        <w:t xml:space="preserve">weiterkommst, oder in einer Situation, in denen deine Klimagefühle dich</w:t>
+      </w:r>
+      <w:r>
+        <w:t xml:space="preserve"> </w:t>
+      </w:r>
+      <w:r>
+        <w:t xml:space="preserve">zu sehr einnehmen und du positive Energie brauchst, um dich aufzutanken</w:t>
+      </w:r>
+      <w:r>
+        <w:t xml:space="preserve"> </w:t>
+      </w:r>
+      <w:r>
+        <w:t xml:space="preserve">und, um wieder einen</w:t>
+      </w:r>
+      <w:r>
+        <w:t xml:space="preserve"> </w:t>
+      </w:r>
+      <w:r>
+        <w:t xml:space="preserve">“klaren Blick”</w:t>
+      </w:r>
+      <w:r>
+        <w:t xml:space="preserve"> </w:t>
+      </w:r>
+      <w:r>
+        <w:t xml:space="preserve">zu bekommen. Dein Gehirn kann</w:t>
+      </w:r>
+      <w:r>
+        <w:t xml:space="preserve"> </w:t>
+      </w:r>
+      <w:r>
+        <w:t xml:space="preserve">nämlich nicht unterscheiden, ob Du das gerade wirklich erlebst, oder du</w:t>
+      </w:r>
+      <w:r>
+        <w:t xml:space="preserve"> </w:t>
+      </w:r>
+      <w:r>
+        <w:t xml:space="preserve">es in Gedanken nacherlebst.</w:t>
+      </w:r>
+    </w:p>
+    <w:p>
+      <w:pPr>
+        <w:pStyle w:val="BodyText"/>
+      </w:pPr>
+      <w:r>
+        <w:t xml:space="preserve">Wie machst du einen Genussspaziergang?</w:t>
+      </w:r>
+    </w:p>
+    <w:p>
+      <w:pPr>
+        <w:numPr>
+          <w:ilvl w:val="0"/>
+          <w:numId w:val="1035"/>
+        </w:numPr>
+      </w:pPr>
+      <w:r>
+        <w:t xml:space="preserve">Suche Dir eine Strecke aus, die Du gut ohne Zeitdruck zurücklegen</w:t>
+      </w:r>
+      <w:r>
+        <w:t xml:space="preserve"> </w:t>
+      </w:r>
+      <w:r>
+        <w:t xml:space="preserve">kannst. Das kann auch Dein Heimweg sein (vielleicht nimmst Du erst</w:t>
+      </w:r>
+      <w:r>
+        <w:t xml:space="preserve"> </w:t>
+      </w:r>
+      <w:r>
+        <w:t xml:space="preserve">den nächsten Bus? Oder gehst noch eine Runde, bevor Du mit dem Auto</w:t>
+      </w:r>
+      <w:r>
+        <w:t xml:space="preserve"> </w:t>
+      </w:r>
+      <w:r>
+        <w:t xml:space="preserve">nach Hause fährst?). Bestmöglich führt Dich dieser Weg durch eine</w:t>
+      </w:r>
+      <w:r>
+        <w:t xml:space="preserve"> </w:t>
+      </w:r>
+      <w:r>
+        <w:t xml:space="preserve">natürliche, grüne Umgebung. Ob Du den Weg bereits kennst oder ob er</w:t>
+      </w:r>
+      <w:r>
+        <w:t xml:space="preserve"> </w:t>
+      </w:r>
+      <w:r>
+        <w:t xml:space="preserve">Dir neu ist, spielt keine Rolle. Es geht dabei nicht darum, eine</w:t>
+      </w:r>
+      <w:r>
+        <w:t xml:space="preserve"> </w:t>
+      </w:r>
+      <w:r>
+        <w:t xml:space="preserve">möglichst lange Strecke zu laufen, sondern genau zu beobachten und</w:t>
+      </w:r>
+      <w:r>
+        <w:t xml:space="preserve"> </w:t>
+      </w:r>
+      <w:r>
+        <w:t xml:space="preserve">den Moment zu genießen.</w:t>
+      </w:r>
+    </w:p>
+    <w:p>
+      <w:pPr>
+        <w:numPr>
+          <w:ilvl w:val="0"/>
+          <w:numId w:val="1035"/>
+        </w:numPr>
+      </w:pPr>
+      <w:r>
+        <w:t xml:space="preserve">Suche dir auf deinem Weg eine Schwelle aus, ab der du ganz bewusst</w:t>
+      </w:r>
+      <w:r>
+        <w:t xml:space="preserve"> </w:t>
+      </w:r>
+      <w:r>
+        <w:t xml:space="preserve">gehst und deine Umgebung wahrnimmst. Dies kann eine Brücke sein oder</w:t>
+      </w:r>
+      <w:r>
+        <w:t xml:space="preserve"> </w:t>
+      </w:r>
+      <w:r>
+        <w:t xml:space="preserve">wo ein großer Baum steht. Bleibe davor stehen, schließe deine Augen</w:t>
+      </w:r>
+      <w:r>
+        <w:t xml:space="preserve"> </w:t>
+      </w:r>
+      <w:r>
+        <w:t xml:space="preserve">und nimm deine Umgebung wahr. Was hörst du? Was fühlst du? Was</w:t>
+      </w:r>
+      <w:r>
+        <w:t xml:space="preserve"> </w:t>
+      </w:r>
+      <w:r>
+        <w:t xml:space="preserve">riechst du? Nimm deinen Körper bewusst wahr, wie du mit beiden Füßen</w:t>
+      </w:r>
+      <w:r>
+        <w:t xml:space="preserve"> </w:t>
+      </w:r>
+      <w:r>
+        <w:t xml:space="preserve">fest auf dem Boden stehst. Atme tief ein und aus und komme ganz bei</w:t>
+      </w:r>
+      <w:r>
+        <w:t xml:space="preserve"> </w:t>
+      </w:r>
+      <w:r>
+        <w:t xml:space="preserve">Dir an. Dann öffne deine Augen und starte deinen Genussspaziergang.</w:t>
+      </w:r>
+      <w:r>
+        <w:t xml:space="preserve"> </w:t>
+      </w:r>
+      <w:r>
+        <w:t xml:space="preserve">Gehe langsamer, als Du es sonst tust. Deine Impulsfrage im Kopf,</w:t>
+      </w:r>
+      <w:r>
+        <w:t xml:space="preserve"> </w:t>
+      </w:r>
+      <w:r>
+        <w:t xml:space="preserve">achte ganz bewusst auf das, was du auf dem Weg wahrnimmst. Geräusche</w:t>
+      </w:r>
+      <w:r>
+        <w:t xml:space="preserve"> </w:t>
+      </w:r>
+      <w:r>
+        <w:t xml:space="preserve">und Gerüche, die Dich umgeben, Farben und Formen von Pflanzen am</w:t>
+      </w:r>
+      <w:r>
+        <w:t xml:space="preserve"> </w:t>
+      </w:r>
+      <w:r>
+        <w:t xml:space="preserve">Wegesrand, den Wind auf Deiner Haut, die Sonne, die Dich wärmt, den</w:t>
+      </w:r>
+      <w:r>
+        <w:t xml:space="preserve"> </w:t>
+      </w:r>
+      <w:r>
+        <w:t xml:space="preserve">Boden unter Deinen Füßen… Suche bewusst nach schönen Details und</w:t>
+      </w:r>
+      <w:r>
+        <w:t xml:space="preserve"> </w:t>
+      </w:r>
+      <w:r>
+        <w:t xml:space="preserve">positiven Eindrücken. Sammle so viele wie möglich davon. Sei ganz im</w:t>
+      </w:r>
+      <w:r>
+        <w:t xml:space="preserve"> </w:t>
+      </w:r>
+      <w:r>
+        <w:t xml:space="preserve">Moment und genieße die Lebendigkeit und Schönheit. Wenn Deine</w:t>
+      </w:r>
+      <w:r>
+        <w:t xml:space="preserve"> </w:t>
+      </w:r>
+      <w:r>
+        <w:t xml:space="preserve">Gedanken abschweifen sollten, konzentriere Dich einfach wieder auf</w:t>
+      </w:r>
+      <w:r>
+        <w:t xml:space="preserve"> </w:t>
+      </w:r>
+      <w:r>
+        <w:t xml:space="preserve">Deine Umgebung und auf den Moment. Dein Atem kann immer wieder Dein</w:t>
+      </w:r>
+      <w:r>
+        <w:t xml:space="preserve"> </w:t>
+      </w:r>
+      <w:r>
+        <w:t xml:space="preserve">Anker sein.</w:t>
+      </w:r>
+    </w:p>
+    <w:p>
+      <w:pPr>
+        <w:numPr>
+          <w:ilvl w:val="0"/>
+          <w:numId w:val="1035"/>
+        </w:numPr>
+      </w:pPr>
+      <w:r>
+        <w:t xml:space="preserve">Nehme ganz bewusst möglichst viele schöne Momente und Eindrücke</w:t>
+      </w:r>
+      <w:r>
+        <w:t xml:space="preserve"> </w:t>
+      </w:r>
+      <w:r>
+        <w:t xml:space="preserve">wahr. Und erfreue Dich an deiner Entdeckertour. Werde zum</w:t>
+      </w:r>
+      <w:r>
+        <w:t xml:space="preserve"> </w:t>
+      </w:r>
+      <w:r>
+        <w:t xml:space="preserve">leidenschaftlichen Sammler schöner, positiver Eindrücke.</w:t>
+      </w:r>
+    </w:p>
+    <w:p>
+      <w:pPr>
+        <w:pStyle w:val="FirstParagraph"/>
+      </w:pPr>
+      <w:r>
+        <w:t xml:space="preserve">Impulsfragen</w:t>
+      </w:r>
+    </w:p>
+    <w:p>
+      <w:pPr>
+        <w:pStyle w:val="BodyText"/>
+      </w:pPr>
+      <w:r>
+        <w:t xml:space="preserve">Deine Impulsfragen richten sich nach deinem aktuellen Bedarf. Deshalb</w:t>
+      </w:r>
+      <w:r>
+        <w:t xml:space="preserve"> </w:t>
+      </w:r>
+      <w:r>
+        <w:t xml:space="preserve">überlege, wo in deiner Lernreise du Unterstützung brauchst. Was fehlt</w:t>
+      </w:r>
+      <w:r>
+        <w:t xml:space="preserve"> </w:t>
+      </w:r>
+      <w:r>
+        <w:t xml:space="preserve">dir?</w:t>
+      </w:r>
+    </w:p>
+    <w:p>
+      <w:pPr>
+        <w:pStyle w:val="BodyText"/>
+      </w:pPr>
+      <w:r>
+        <w:t xml:space="preserve">Du kannst dir eine Impulsfrage zu deiner Challenge überlegen. Z.B. Was</w:t>
+      </w:r>
+      <w:r>
+        <w:t xml:space="preserve"> </w:t>
+      </w:r>
+      <w:r>
+        <w:t xml:space="preserve">teilt die Natur mir über meine Challenge mit? Welche neue Perspektive</w:t>
+      </w:r>
+      <w:r>
+        <w:t xml:space="preserve"> </w:t>
+      </w:r>
+      <w:r>
+        <w:t xml:space="preserve">zeigt sie mir auf? Welche Idee vermittelt sie mir über meine aktuelle</w:t>
+      </w:r>
+      <w:r>
+        <w:t xml:space="preserve"> </w:t>
+      </w:r>
+      <w:r>
+        <w:t xml:space="preserve">Herausforderung?</w:t>
+      </w:r>
+    </w:p>
+    <w:p>
+      <w:pPr>
+        <w:pStyle w:val="BodyText"/>
+      </w:pPr>
+      <w:r>
+        <w:t xml:space="preserve">Oder, wenn du gerade nicht voran kommst: Welche Impulse gibt mir die</w:t>
+      </w:r>
+      <w:r>
+        <w:t xml:space="preserve"> </w:t>
+      </w:r>
+      <w:r>
+        <w:t xml:space="preserve">Natur zu diesen Fragen: Wie kann ich meine Ressourcen stärken? Wie kann</w:t>
+      </w:r>
+      <w:r>
+        <w:t xml:space="preserve"> </w:t>
+      </w:r>
+      <w:r>
+        <w:t xml:space="preserve">ich dran bleiben? Wie kann ich Energie tanken? Was gibt mir Energie um</w:t>
+      </w:r>
+      <w:r>
+        <w:t xml:space="preserve"> </w:t>
+      </w:r>
+      <w:r>
+        <w:t xml:space="preserve">dranzubleiben?</w:t>
+      </w:r>
+    </w:p>
+    <w:p>
+      <w:pPr>
+        <w:pStyle w:val="BodyText"/>
+      </w:pPr>
+      <w:r>
+        <w:t xml:space="preserve">Die Dinge, die man in der Natur sieht, sind Metapher für das, was man</w:t>
+      </w:r>
+      <w:r>
+        <w:t xml:space="preserve"> </w:t>
+      </w:r>
+      <w:r>
+        <w:t xml:space="preserve">braucht. Dabei zählt der erste Impuls, der kommt, damit uns die</w:t>
+      </w:r>
+      <w:r>
+        <w:t xml:space="preserve"> </w:t>
+      </w:r>
+      <w:r>
+        <w:t xml:space="preserve">Intuition und nicht der Verstand führt.</w:t>
+      </w:r>
+    </w:p>
+    <w:p>
+      <w:pPr>
+        <w:pStyle w:val="BodyText"/>
+      </w:pPr>
+      <w:r>
+        <w:t xml:space="preserve">z.B. "kahle Bäume und Sträucher" --&gt; Rückzug, Sichtbarkeit der</w:t>
+      </w:r>
+      <w:r>
+        <w:t xml:space="preserve"> </w:t>
+      </w:r>
+      <w:r>
+        <w:t xml:space="preserve">Wurzel, Stämme, Äste = Essenz --&gt; Was ist meine Essenz? Bedürfnis nach</w:t>
+      </w:r>
+      <w:r>
+        <w:t xml:space="preserve"> </w:t>
+      </w:r>
+      <w:r>
+        <w:t xml:space="preserve">Rückzug "Sich zersetzende Blätter" --&gt; nähren den Boden, Bedürfnis</w:t>
+      </w:r>
+      <w:r>
+        <w:t xml:space="preserve"> </w:t>
+      </w:r>
+      <w:r>
+        <w:t xml:space="preserve">nach Regeneration, Erneuerung</w:t>
+      </w:r>
+      <w:r>
+        <w:br/>
+      </w:r>
+      <w:r>
+        <w:t xml:space="preserve">"Vogel, der mühelos fliegt" --&gt; Bedürfnis nach Leichtigkeit</w:t>
+      </w:r>
+    </w:p>
+    <w:p>
+      <w:pPr>
+        <w:pStyle w:val="BodyText"/>
+      </w:pPr>
+      <w:r>
+        <w:rPr>
+          <w:b/>
+          <w:bCs/>
+        </w:rPr>
+        <w:t xml:space="preserve">Austausch nach dem Genussspaziergang (30min)</w:t>
+      </w:r>
+    </w:p>
+    <w:p>
+      <w:pPr>
+        <w:numPr>
+          <w:ilvl w:val="0"/>
           <w:numId w:val="1036"/>
         </w:numPr>
       </w:pPr>
       <w:r>
-        <w:rPr>
-          <w:b/>
-          <w:bCs/>
-        </w:rPr>
-        <w:t xml:space="preserve">Weiterführende Links</w:t>
+        <w:t xml:space="preserve">Eine Person nennt ihre Impulsfrage(n) und erzählt, welche</w:t>
+      </w:r>
+      <w:r>
+        <w:t xml:space="preserve"> </w:t>
+      </w:r>
+      <w:r>
+        <w:t xml:space="preserve">“Antworten”</w:t>
+      </w:r>
+      <w:r>
+        <w:t xml:space="preserve"> </w:t>
+      </w:r>
+      <w:r>
+        <w:t xml:space="preserve">sie von der Natur erhalten hat.</w:t>
+      </w:r>
+    </w:p>
+    <w:p>
+      <w:pPr>
+        <w:numPr>
+          <w:ilvl w:val="0"/>
+          <w:numId w:val="1036"/>
+        </w:numPr>
+      </w:pPr>
+      <w:r>
+        <w:t xml:space="preserve">Die anderen hören aktiv zu und teilen danach nacheinander, welche</w:t>
+      </w:r>
+      <w:r>
+        <w:t xml:space="preserve"> </w:t>
+      </w:r>
+      <w:r>
+        <w:t xml:space="preserve">Assoziationen sie beim Zuhören bekommen haben;</w:t>
+      </w:r>
+    </w:p>
+    <w:p>
+      <w:pPr>
+        <w:numPr>
+          <w:ilvl w:val="0"/>
+          <w:numId w:val="1036"/>
+        </w:numPr>
+      </w:pPr>
+      <w:r>
+        <w:t xml:space="preserve">Danach werden die Rollen getauscht, bis jeder seine Impulse aus der</w:t>
+      </w:r>
+      <w:r>
+        <w:t xml:space="preserve"> </w:t>
+      </w:r>
+      <w:r>
+        <w:t xml:space="preserve">Natur geteilt und Rückmeldung von den anderen erhalten hat.</w:t>
+      </w:r>
+    </w:p>
+    <w:p>
+      <w:pPr>
+        <w:numPr>
+          <w:ilvl w:val="0"/>
+          <w:numId w:val="1036"/>
+        </w:numPr>
+      </w:pPr>
+      <w:r>
+        <w:t xml:space="preserve">2min Erzählen + 1 min Feedback p.P.</w:t>
       </w:r>
     </w:p>
     <w:p>
@@ -8284,77 +8823,122 @@
         <w:pStyle w:val="FirstParagraph"/>
       </w:pPr>
       <w:r>
-        <w:rPr>
-          <w:b/>
-          <w:bCs/>
-        </w:rPr>
-        <w:t xml:space="preserve">Check-in (5min)</w:t>
-      </w:r>
-    </w:p>
-    <w:p>
-      <w:pPr>
-        <w:pStyle w:val="BodyText"/>
-      </w:pPr>
-      <w:r>
-        <w:t xml:space="preserve">Welche Bedeutung hat die Natur für dich?</w:t>
-      </w:r>
-    </w:p>
-    <w:p>
-      <w:pPr>
-        <w:pStyle w:val="BodyText"/>
-      </w:pPr>
-      <w:r>
-        <w:rPr>
-          <w:b/>
-          <w:bCs/>
-        </w:rPr>
-        <w:t xml:space="preserve">Kata: Mache einen Genussspaziergang (15min)</w:t>
-      </w:r>
-    </w:p>
-    <w:p>
-      <w:pPr>
-        <w:pStyle w:val="BodyText"/>
-      </w:pPr>
-      <w:r>
-        <w:t xml:space="preserve">Bei einem „Genussspaziergang” geht es darum, ganz im Moment zu sein, die</w:t>
-      </w:r>
-      <w:r>
-        <w:t xml:space="preserve"> </w:t>
-      </w:r>
-      <w:r>
-        <w:t xml:space="preserve">Natur zu genießen und auf möglichst viele Details zu achten. Dabei</w:t>
-      </w:r>
-      <w:r>
-        <w:t xml:space="preserve"> </w:t>
-      </w:r>
-      <w:r>
-        <w:t xml:space="preserve">kannst du jeden deiner Wege zu einem Genussspaziergang machen und dich</w:t>
-      </w:r>
-      <w:r>
-        <w:t xml:space="preserve"> </w:t>
-      </w:r>
-      <w:r>
-        <w:t xml:space="preserve">dabei auf das Schöne und Positive fokussieren. Idealerweise machst du</w:t>
-      </w:r>
-      <w:r>
-        <w:t xml:space="preserve"> </w:t>
-      </w:r>
-      <w:r>
-        <w:t xml:space="preserve">diesen Genussspaziergang an einem Ort, der ruhig und in der Natur ist</w:t>
-      </w:r>
-      <w:r>
-        <w:t xml:space="preserve"> </w:t>
-      </w:r>
-      <w:r>
-        <w:t xml:space="preserve">(Wald, Park, Baumallee, Garten, …)</w:t>
-      </w:r>
-    </w:p>
-    <w:p>
-      <w:pPr>
-        <w:pStyle w:val="BodyText"/>
-      </w:pPr>
-      <w:r>
-        <w:t xml:space="preserve">Was brauchst du für einen Genussspaziergang?</w:t>
+        <w:t xml:space="preserve">Optional nach dem Austausch:</w:t>
+      </w:r>
+    </w:p>
+    <w:p>
+      <w:pPr>
+        <w:pStyle w:val="BodyText"/>
+      </w:pPr>
+      <w:r>
+        <w:t xml:space="preserve">Fasse deine Erlebnisse deines Genussspaziergangs und das Feedback deines</w:t>
+      </w:r>
+      <w:r>
+        <w:t xml:space="preserve"> </w:t>
+      </w:r>
+      <w:r>
+        <w:t xml:space="preserve">Lernzirkels zusammen. Das kann eine Collage aus deinen Fotos oder</w:t>
+      </w:r>
+      <w:r>
+        <w:t xml:space="preserve"> </w:t>
+      </w:r>
+      <w:r>
+        <w:t xml:space="preserve">Zeichnungen sein, oder du schreibst dir alles einfach auf – Hauptsache,</w:t>
+      </w:r>
+      <w:r>
+        <w:t xml:space="preserve"> </w:t>
+      </w:r>
+      <w:r>
+        <w:t xml:space="preserve">Du erlebst den Genussspaziergang für Dich nochmal ganz bewusst nach und</w:t>
+      </w:r>
+      <w:r>
+        <w:t xml:space="preserve"> </w:t>
+      </w:r>
+      <w:r>
+        <w:t xml:space="preserve">kannst die positiven Eindrücke „verinnerlichen”.</w:t>
+      </w:r>
+    </w:p>
+    <w:p>
+      <w:pPr>
+        <w:pStyle w:val="BodyText"/>
+      </w:pPr>
+      <w:r>
+        <w:rPr>
+          <w:b/>
+          <w:bCs/>
+        </w:rPr>
+        <w:t xml:space="preserve">Check-out (5min)</w:t>
+      </w:r>
+    </w:p>
+    <w:p>
+      <w:pPr>
+        <w:pStyle w:val="BodyText"/>
+      </w:pPr>
+      <w:r>
+        <w:t xml:space="preserve">Welches war dein heutiger Schlüsselmoment?</w:t>
+      </w:r>
+    </w:p>
+    <w:p>
+      <w:pPr>
+        <w:pStyle w:val="BodyText"/>
+      </w:pPr>
+      <w:r>
+        <w:rPr>
+          <w:b/>
+          <w:bCs/>
+        </w:rPr>
+        <w:t xml:space="preserve">Zitat der Woche</w:t>
+      </w:r>
+    </w:p>
+    <w:p>
+      <w:pPr>
+        <w:pStyle w:val="BodyText"/>
+      </w:pPr>
+      <w:r>
+        <w:t xml:space="preserve">“Die Natur ist die größte Kraft, um aktive Gedanken hervorzubringen.”</w:t>
+      </w:r>
+      <w:r>
+        <w:t xml:space="preserve"> </w:t>
+      </w:r>
+      <w:r>
+        <w:t xml:space="preserve">–</w:t>
+      </w:r>
+      <w:r>
+        <w:t xml:space="preserve"> </w:t>
+      </w:r>
+      <w:r>
+        <w:t xml:space="preserve">Søren Kierkegaard</w:t>
+      </w:r>
+    </w:p>
+    <w:bookmarkEnd w:id="67"/>
+    <w:bookmarkStart w:id="69" w:name="Xc15d35049284f4045807f37ae007abf39a60f30"/>
+    <w:p>
+      <w:pPr>
+        <w:pStyle w:val="Heading2"/>
+      </w:pPr>
+      <w:r>
+        <w:rPr>
+          <w:rStyle w:val="SectionNumber"/>
+        </w:rPr>
+        <w:t xml:space="preserve">1.11</w:t>
+      </w:r>
+      <w:r>
+        <w:tab/>
+      </w:r>
+      <w:r>
+        <w:t xml:space="preserve">Kata 12: Meine Vision - Abschluss und Ausblick</w:t>
+      </w:r>
+    </w:p>
+    <w:p>
+      <w:pPr>
+        <w:pStyle w:val="FirstParagraph"/>
+      </w:pPr>
+      <w:r>
+        <w:rPr>
+          <w:b/>
+          <w:bCs/>
+        </w:rPr>
+        <w:t xml:space="preserve">Die Agenda:</w:t>
       </w:r>
     </w:p>
     <w:p>
@@ -8362,680 +8946,6 @@
         <w:numPr>
           <w:ilvl w:val="0"/>
           <w:numId w:val="1037"/>
-        </w:numPr>
-      </w:pPr>
-      <w:r>
-        <w:t xml:space="preserve">15 Minuten Zeit – gerne auch länger wenn du Zeit hast, Hauptsache, Du</w:t>
-      </w:r>
-      <w:r>
-        <w:t xml:space="preserve"> </w:t>
-      </w:r>
-      <w:r>
-        <w:t xml:space="preserve">gehst ohne Zeitdruck</w:t>
-      </w:r>
-    </w:p>
-    <w:p>
-      <w:pPr>
-        <w:numPr>
-          <w:ilvl w:val="0"/>
-          <w:numId w:val="1037"/>
-        </w:numPr>
-      </w:pPr>
-      <w:r>
-        <w:t xml:space="preserve">dem Wetter entsprechende Kleidung und Schuhe</w:t>
-      </w:r>
-    </w:p>
-    <w:p>
-      <w:pPr>
-        <w:numPr>
-          <w:ilvl w:val="0"/>
-          <w:numId w:val="1037"/>
-        </w:numPr>
-      </w:pPr>
-      <w:r>
-        <w:t xml:space="preserve">Impulsfrage(n)</w:t>
-      </w:r>
-    </w:p>
-    <w:p>
-      <w:pPr>
-        <w:pStyle w:val="FirstParagraph"/>
-      </w:pPr>
-      <w:r>
-        <w:t xml:space="preserve">Optional zur Dokumentation:</w:t>
-      </w:r>
-    </w:p>
-    <w:p>
-      <w:pPr>
-        <w:numPr>
-          <w:ilvl w:val="0"/>
-          <w:numId w:val="1038"/>
-        </w:numPr>
-      </w:pPr>
-      <w:r>
-        <w:t xml:space="preserve">eine Kamera (das kann auch Deine Handykamera sein)</w:t>
-      </w:r>
-    </w:p>
-    <w:p>
-      <w:pPr>
-        <w:numPr>
-          <w:ilvl w:val="0"/>
-          <w:numId w:val="1038"/>
-        </w:numPr>
-      </w:pPr>
-      <w:r>
-        <w:t xml:space="preserve">wenn du lieber schreibst oder zeichnest – Stift und Papier</w:t>
-      </w:r>
-    </w:p>
-    <w:p>
-      <w:pPr>
-        <w:numPr>
-          <w:ilvl w:val="0"/>
-          <w:numId w:val="1038"/>
-        </w:numPr>
-      </w:pPr>
-      <w:r>
-        <w:t xml:space="preserve">oder ein Audioaufnahmegerät (z.B. Diktierfunktion deines Handys)</w:t>
-      </w:r>
-    </w:p>
-    <w:p>
-      <w:pPr>
-        <w:pStyle w:val="FirstParagraph"/>
-      </w:pPr>
-      <w:r>
-        <w:t xml:space="preserve">Beim Genussspaziergang geht es auch darum, die schönen und positiven</w:t>
-      </w:r>
-      <w:r>
-        <w:t xml:space="preserve"> </w:t>
-      </w:r>
-      <w:r>
-        <w:t xml:space="preserve">Dinge, die siehst und erlebst, zu „verankern”. Auf diese Weise kannst du</w:t>
-      </w:r>
-      <w:r>
-        <w:t xml:space="preserve"> </w:t>
-      </w:r>
-      <w:r>
-        <w:t xml:space="preserve">diese positiven Erlebnisse und Emotionen später leichter nachfühlen. Zum</w:t>
-      </w:r>
-      <w:r>
-        <w:t xml:space="preserve"> </w:t>
-      </w:r>
-      <w:r>
-        <w:t xml:space="preserve">Beispiel, wenn du in deiner Lernreise an einem Punkt bist, wo du nicht</w:t>
-      </w:r>
-      <w:r>
-        <w:t xml:space="preserve"> </w:t>
-      </w:r>
-      <w:r>
-        <w:t xml:space="preserve">weiterkommst, oder in einer Situation, in denen deine Klimagefühle dich</w:t>
-      </w:r>
-      <w:r>
-        <w:t xml:space="preserve"> </w:t>
-      </w:r>
-      <w:r>
-        <w:t xml:space="preserve">zu sehr einnehmen und du positive Energie brauchst, um dich aufzutanken</w:t>
-      </w:r>
-      <w:r>
-        <w:t xml:space="preserve"> </w:t>
-      </w:r>
-      <w:r>
-        <w:t xml:space="preserve">und, um wieder einen</w:t>
-      </w:r>
-      <w:r>
-        <w:t xml:space="preserve"> </w:t>
-      </w:r>
-      <w:r>
-        <w:t xml:space="preserve">“klaren Blick”</w:t>
-      </w:r>
-      <w:r>
-        <w:t xml:space="preserve"> </w:t>
-      </w:r>
-      <w:r>
-        <w:t xml:space="preserve">zu bekommen. Dein Gehirn kann</w:t>
-      </w:r>
-      <w:r>
-        <w:t xml:space="preserve"> </w:t>
-      </w:r>
-      <w:r>
-        <w:t xml:space="preserve">nämlich nicht unterscheiden, ob Du das gerade wirklich erlebst, oder du</w:t>
-      </w:r>
-      <w:r>
-        <w:t xml:space="preserve"> </w:t>
-      </w:r>
-      <w:r>
-        <w:t xml:space="preserve">es in Gedanken nacherlebst.</w:t>
-      </w:r>
-    </w:p>
-    <w:p>
-      <w:pPr>
-        <w:pStyle w:val="BodyText"/>
-      </w:pPr>
-      <w:r>
-        <w:t xml:space="preserve">Wie machst du einen Genussspaziergang?</w:t>
-      </w:r>
-    </w:p>
-    <w:p>
-      <w:pPr>
-        <w:numPr>
-          <w:ilvl w:val="0"/>
-          <w:numId w:val="1039"/>
-        </w:numPr>
-      </w:pPr>
-      <w:r>
-        <w:t xml:space="preserve">Suche Dir eine Strecke aus, die Du gut ohne Zeitdruck zurücklegen</w:t>
-      </w:r>
-      <w:r>
-        <w:t xml:space="preserve"> </w:t>
-      </w:r>
-      <w:r>
-        <w:t xml:space="preserve">kannst. Das kann auch Dein Heimweg sein (vielleicht nimmst Du erst</w:t>
-      </w:r>
-      <w:r>
-        <w:t xml:space="preserve"> </w:t>
-      </w:r>
-      <w:r>
-        <w:t xml:space="preserve">den nächsten Bus? Oder gehst noch eine Runde, bevor Du mit dem Auto</w:t>
-      </w:r>
-      <w:r>
-        <w:t xml:space="preserve"> </w:t>
-      </w:r>
-      <w:r>
-        <w:t xml:space="preserve">nach Hause fährst?). Bestmöglich führt Dich dieser Weg durch eine</w:t>
-      </w:r>
-      <w:r>
-        <w:t xml:space="preserve"> </w:t>
-      </w:r>
-      <w:r>
-        <w:t xml:space="preserve">natürliche, grüne Umgebung. Ob Du den Weg bereits kennst oder ob er</w:t>
-      </w:r>
-      <w:r>
-        <w:t xml:space="preserve"> </w:t>
-      </w:r>
-      <w:r>
-        <w:t xml:space="preserve">Dir neu ist, spielt keine Rolle. Es geht dabei nicht darum, eine</w:t>
-      </w:r>
-      <w:r>
-        <w:t xml:space="preserve"> </w:t>
-      </w:r>
-      <w:r>
-        <w:t xml:space="preserve">möglichst lange Strecke zu laufen, sondern genau zu beobachten und</w:t>
-      </w:r>
-      <w:r>
-        <w:t xml:space="preserve"> </w:t>
-      </w:r>
-      <w:r>
-        <w:t xml:space="preserve">den Moment zu genießen.</w:t>
-      </w:r>
-    </w:p>
-    <w:p>
-      <w:pPr>
-        <w:numPr>
-          <w:ilvl w:val="0"/>
-          <w:numId w:val="1039"/>
-        </w:numPr>
-      </w:pPr>
-      <w:r>
-        <w:t xml:space="preserve">Suche dir auf deinem Weg eine Schwelle aus, ab der du ganz bewusst</w:t>
-      </w:r>
-      <w:r>
-        <w:t xml:space="preserve"> </w:t>
-      </w:r>
-      <w:r>
-        <w:t xml:space="preserve">gehst und deine Umgebung wahrnimmst. Dies kann eine Brücke sein oder</w:t>
-      </w:r>
-      <w:r>
-        <w:t xml:space="preserve"> </w:t>
-      </w:r>
-      <w:r>
-        <w:t xml:space="preserve">wo ein großer Baum steht. Bleibe davor stehen, schließe deine Augen</w:t>
-      </w:r>
-      <w:r>
-        <w:t xml:space="preserve"> </w:t>
-      </w:r>
-      <w:r>
-        <w:t xml:space="preserve">und nimm deine Umgebung wahr. Was hörst du? Was fühlst du? Was</w:t>
-      </w:r>
-      <w:r>
-        <w:t xml:space="preserve"> </w:t>
-      </w:r>
-      <w:r>
-        <w:t xml:space="preserve">riechst du? Nimm deinen Körper bewusst wahr, wie du mit beiden Füßen</w:t>
-      </w:r>
-      <w:r>
-        <w:t xml:space="preserve"> </w:t>
-      </w:r>
-      <w:r>
-        <w:t xml:space="preserve">fest auf dem Boden stehst. Atme tief ein und aus und komme ganz bei</w:t>
-      </w:r>
-      <w:r>
-        <w:t xml:space="preserve"> </w:t>
-      </w:r>
-      <w:r>
-        <w:t xml:space="preserve">Dir an. Dann öffne deine Augen und starte deinen Genussspaziergang.</w:t>
-      </w:r>
-      <w:r>
-        <w:t xml:space="preserve"> </w:t>
-      </w:r>
-      <w:r>
-        <w:t xml:space="preserve">Gehe langsamer, als Du es sonst tust. Deine Impulsfrage im Kopf,</w:t>
-      </w:r>
-      <w:r>
-        <w:t xml:space="preserve"> </w:t>
-      </w:r>
-      <w:r>
-        <w:t xml:space="preserve">achte ganz bewusst auf das, was du auf dem Weg wahrnimmst. Geräusche</w:t>
-      </w:r>
-      <w:r>
-        <w:t xml:space="preserve"> </w:t>
-      </w:r>
-      <w:r>
-        <w:t xml:space="preserve">und Gerüche, die Dich umgeben, Farben und Formen von Pflanzen am</w:t>
-      </w:r>
-      <w:r>
-        <w:t xml:space="preserve"> </w:t>
-      </w:r>
-      <w:r>
-        <w:t xml:space="preserve">Wegesrand, den Wind auf Deiner Haut, die Sonne, die Dich wärmt, den</w:t>
-      </w:r>
-      <w:r>
-        <w:t xml:space="preserve"> </w:t>
-      </w:r>
-      <w:r>
-        <w:t xml:space="preserve">Boden unter Deinen Füßen… Suche bewusst nach schönen Details und</w:t>
-      </w:r>
-      <w:r>
-        <w:t xml:space="preserve"> </w:t>
-      </w:r>
-      <w:r>
-        <w:t xml:space="preserve">positiven Eindrücken. Sammle so viele wie möglich davon. Sei ganz im</w:t>
-      </w:r>
-      <w:r>
-        <w:t xml:space="preserve"> </w:t>
-      </w:r>
-      <w:r>
-        <w:t xml:space="preserve">Moment und genieße die Lebendigkeit und Schönheit. Wenn Deine</w:t>
-      </w:r>
-      <w:r>
-        <w:t xml:space="preserve"> </w:t>
-      </w:r>
-      <w:r>
-        <w:t xml:space="preserve">Gedanken abschweifen sollten, konzentriere Dich einfach wieder auf</w:t>
-      </w:r>
-      <w:r>
-        <w:t xml:space="preserve"> </w:t>
-      </w:r>
-      <w:r>
-        <w:t xml:space="preserve">Deine Umgebung und auf den Moment. Dein Atem kann immer wieder Dein</w:t>
-      </w:r>
-      <w:r>
-        <w:t xml:space="preserve"> </w:t>
-      </w:r>
-      <w:r>
-        <w:t xml:space="preserve">Anker sein.</w:t>
-      </w:r>
-    </w:p>
-    <w:p>
-      <w:pPr>
-        <w:numPr>
-          <w:ilvl w:val="0"/>
-          <w:numId w:val="1039"/>
-        </w:numPr>
-      </w:pPr>
-      <w:r>
-        <w:t xml:space="preserve">Nehme ganz bewusst möglichst viele schöne Momente und Eindrücke</w:t>
-      </w:r>
-      <w:r>
-        <w:t xml:space="preserve"> </w:t>
-      </w:r>
-      <w:r>
-        <w:t xml:space="preserve">wahr. Und erfreue Dich an deiner Entdeckertour. Werde zum</w:t>
-      </w:r>
-      <w:r>
-        <w:t xml:space="preserve"> </w:t>
-      </w:r>
-      <w:r>
-        <w:t xml:space="preserve">leidenschaftlichen Sammler schöner, positiver Eindrücke.</w:t>
-      </w:r>
-    </w:p>
-    <w:p>
-      <w:pPr>
-        <w:pStyle w:val="FirstParagraph"/>
-      </w:pPr>
-      <w:r>
-        <w:t xml:space="preserve">Impulsfragen</w:t>
-      </w:r>
-    </w:p>
-    <w:p>
-      <w:pPr>
-        <w:pStyle w:val="BodyText"/>
-      </w:pPr>
-      <w:r>
-        <w:t xml:space="preserve">Deine Impulsfragen richten sich nach deinem aktuellen Bedarf. Deshalb</w:t>
-      </w:r>
-      <w:r>
-        <w:t xml:space="preserve"> </w:t>
-      </w:r>
-      <w:r>
-        <w:t xml:space="preserve">überlege, wo in deiner Lernreise du Unterstützung brauchst. Was fehlt</w:t>
-      </w:r>
-      <w:r>
-        <w:t xml:space="preserve"> </w:t>
-      </w:r>
-      <w:r>
-        <w:t xml:space="preserve">dir?</w:t>
-      </w:r>
-    </w:p>
-    <w:p>
-      <w:pPr>
-        <w:pStyle w:val="BodyText"/>
-      </w:pPr>
-      <w:r>
-        <w:t xml:space="preserve">Du kannst dir eine Impulsfrage zu deiner Challenge überlegen. Z.B. Was</w:t>
-      </w:r>
-      <w:r>
-        <w:t xml:space="preserve"> </w:t>
-      </w:r>
-      <w:r>
-        <w:t xml:space="preserve">teilt die Natur mir über meine Challenge mit? Welche neue Perspektive</w:t>
-      </w:r>
-      <w:r>
-        <w:t xml:space="preserve"> </w:t>
-      </w:r>
-      <w:r>
-        <w:t xml:space="preserve">zeigt sie mir auf? Welche Idee vermittelt sie mir über meine aktuelle</w:t>
-      </w:r>
-      <w:r>
-        <w:t xml:space="preserve"> </w:t>
-      </w:r>
-      <w:r>
-        <w:t xml:space="preserve">Herausforderung?</w:t>
-      </w:r>
-    </w:p>
-    <w:p>
-      <w:pPr>
-        <w:pStyle w:val="BodyText"/>
-      </w:pPr>
-      <w:r>
-        <w:t xml:space="preserve">Oder, wenn du gerade nicht voran kommst: Welche Impulse gibt mir die</w:t>
-      </w:r>
-      <w:r>
-        <w:t xml:space="preserve"> </w:t>
-      </w:r>
-      <w:r>
-        <w:t xml:space="preserve">Natur zu diesen Fragen: Wie kann ich meine Ressourcen stärken? Wie kann</w:t>
-      </w:r>
-      <w:r>
-        <w:t xml:space="preserve"> </w:t>
-      </w:r>
-      <w:r>
-        <w:t xml:space="preserve">ich dran bleiben? Wie kann ich Energie tanken? Was gibt mir Energie um</w:t>
-      </w:r>
-      <w:r>
-        <w:t xml:space="preserve"> </w:t>
-      </w:r>
-      <w:r>
-        <w:t xml:space="preserve">dranzubleiben?</w:t>
-      </w:r>
-    </w:p>
-    <w:p>
-      <w:pPr>
-        <w:pStyle w:val="BodyText"/>
-      </w:pPr>
-      <w:r>
-        <w:t xml:space="preserve">Die Dinge, die man in der Natur sieht, sind Metapher für das, was man</w:t>
-      </w:r>
-      <w:r>
-        <w:t xml:space="preserve"> </w:t>
-      </w:r>
-      <w:r>
-        <w:t xml:space="preserve">braucht. Dabei zählt der erste Impuls, der kommt, damit uns die</w:t>
-      </w:r>
-      <w:r>
-        <w:t xml:space="preserve"> </w:t>
-      </w:r>
-      <w:r>
-        <w:t xml:space="preserve">Intuition und nicht der Verstand führt.</w:t>
-      </w:r>
-    </w:p>
-    <w:p>
-      <w:pPr>
-        <w:pStyle w:val="BodyText"/>
-      </w:pPr>
-      <w:r>
-        <w:t xml:space="preserve">z.B. "kahle Bäume und Sträucher" --&gt; Rückzug, Sichtbarkeit der</w:t>
-      </w:r>
-      <w:r>
-        <w:t xml:space="preserve"> </w:t>
-      </w:r>
-      <w:r>
-        <w:t xml:space="preserve">Wurzel, Stämme, Äste = Essenz --&gt; Was ist meine Essenz? Bedürfnis nach</w:t>
-      </w:r>
-      <w:r>
-        <w:t xml:space="preserve"> </w:t>
-      </w:r>
-      <w:r>
-        <w:t xml:space="preserve">Rückzug "Sich zersetzende Blätter" --&gt; nähren den Boden, Bedürfnis</w:t>
-      </w:r>
-      <w:r>
-        <w:t xml:space="preserve"> </w:t>
-      </w:r>
-      <w:r>
-        <w:t xml:space="preserve">nach Regeneration, Erneuerung</w:t>
-      </w:r>
-      <w:r>
-        <w:br/>
-      </w:r>
-      <w:r>
-        <w:t xml:space="preserve">"Vogel, der mühelos fliegt" --&gt; Bedürfnis nach Leichtigkeit</w:t>
-      </w:r>
-    </w:p>
-    <w:p>
-      <w:pPr>
-        <w:pStyle w:val="BodyText"/>
-      </w:pPr>
-      <w:r>
-        <w:rPr>
-          <w:b/>
-          <w:bCs/>
-        </w:rPr>
-        <w:t xml:space="preserve">Austausch nach dem Genussspaziergang (30min)</w:t>
-      </w:r>
-    </w:p>
-    <w:p>
-      <w:pPr>
-        <w:numPr>
-          <w:ilvl w:val="0"/>
-          <w:numId w:val="1040"/>
-        </w:numPr>
-      </w:pPr>
-      <w:r>
-        <w:t xml:space="preserve">Eine Person nennt ihre Impulsfrage(n) und erzählt, welche</w:t>
-      </w:r>
-      <w:r>
-        <w:t xml:space="preserve"> </w:t>
-      </w:r>
-      <w:r>
-        <w:t xml:space="preserve">“Antworten”</w:t>
-      </w:r>
-      <w:r>
-        <w:t xml:space="preserve"> </w:t>
-      </w:r>
-      <w:r>
-        <w:t xml:space="preserve">sie von der Natur erhalten hat.</w:t>
-      </w:r>
-    </w:p>
-    <w:p>
-      <w:pPr>
-        <w:numPr>
-          <w:ilvl w:val="0"/>
-          <w:numId w:val="1040"/>
-        </w:numPr>
-      </w:pPr>
-      <w:r>
-        <w:t xml:space="preserve">Die anderen hören aktiv zu und teilen danach nacheinander, welche</w:t>
-      </w:r>
-      <w:r>
-        <w:t xml:space="preserve"> </w:t>
-      </w:r>
-      <w:r>
-        <w:t xml:space="preserve">Assoziationen sie beim Zuhören bekommen haben;</w:t>
-      </w:r>
-    </w:p>
-    <w:p>
-      <w:pPr>
-        <w:numPr>
-          <w:ilvl w:val="0"/>
-          <w:numId w:val="1040"/>
-        </w:numPr>
-      </w:pPr>
-      <w:r>
-        <w:t xml:space="preserve">Danach werden die Rollen getauscht, bis jeder seine Impulse aus der</w:t>
-      </w:r>
-      <w:r>
-        <w:t xml:space="preserve"> </w:t>
-      </w:r>
-      <w:r>
-        <w:t xml:space="preserve">Natur geteilt und Rückmeldung von den anderen erhalten hat.</w:t>
-      </w:r>
-    </w:p>
-    <w:p>
-      <w:pPr>
-        <w:numPr>
-          <w:ilvl w:val="0"/>
-          <w:numId w:val="1040"/>
-        </w:numPr>
-      </w:pPr>
-      <w:r>
-        <w:t xml:space="preserve">2min Erzählen + 1 min Feedback p.P.</w:t>
-      </w:r>
-    </w:p>
-    <w:p>
-      <w:pPr>
-        <w:pStyle w:val="FirstParagraph"/>
-      </w:pPr>
-      <w:r>
-        <w:t xml:space="preserve">Optional nach dem Austausch:</w:t>
-      </w:r>
-    </w:p>
-    <w:p>
-      <w:pPr>
-        <w:pStyle w:val="BodyText"/>
-      </w:pPr>
-      <w:r>
-        <w:t xml:space="preserve">Fasse deine Erlebnisse deines Genussspaziergangs und das Feedback deines</w:t>
-      </w:r>
-      <w:r>
-        <w:t xml:space="preserve"> </w:t>
-      </w:r>
-      <w:r>
-        <w:t xml:space="preserve">Lernzirkels zusammen. Das kann eine Collage aus deinen Fotos oder</w:t>
-      </w:r>
-      <w:r>
-        <w:t xml:space="preserve"> </w:t>
-      </w:r>
-      <w:r>
-        <w:t xml:space="preserve">Zeichnungen sein, oder du schreibst dir alles einfach auf – Hauptsache,</w:t>
-      </w:r>
-      <w:r>
-        <w:t xml:space="preserve"> </w:t>
-      </w:r>
-      <w:r>
-        <w:t xml:space="preserve">Du erlebst den Genussspaziergang für Dich nochmal ganz bewusst nach und</w:t>
-      </w:r>
-      <w:r>
-        <w:t xml:space="preserve"> </w:t>
-      </w:r>
-      <w:r>
-        <w:t xml:space="preserve">kannst die positiven Eindrücke „verinnerlichen”.</w:t>
-      </w:r>
-    </w:p>
-    <w:p>
-      <w:pPr>
-        <w:pStyle w:val="BodyText"/>
-      </w:pPr>
-      <w:r>
-        <w:rPr>
-          <w:b/>
-          <w:bCs/>
-        </w:rPr>
-        <w:t xml:space="preserve">Check-out (5min)</w:t>
-      </w:r>
-    </w:p>
-    <w:p>
-      <w:pPr>
-        <w:pStyle w:val="BodyText"/>
-      </w:pPr>
-      <w:r>
-        <w:t xml:space="preserve">Welches war dein heutiger Schlüsselmoment?</w:t>
-      </w:r>
-    </w:p>
-    <w:p>
-      <w:pPr>
-        <w:pStyle w:val="BodyText"/>
-      </w:pPr>
-      <w:r>
-        <w:rPr>
-          <w:b/>
-          <w:bCs/>
-        </w:rPr>
-        <w:t xml:space="preserve">Zitat der Woche</w:t>
-      </w:r>
-    </w:p>
-    <w:p>
-      <w:pPr>
-        <w:pStyle w:val="BodyText"/>
-      </w:pPr>
-      <w:r>
-        <w:t xml:space="preserve">“Die Natur ist die größte Kraft, um aktive Gedanken hervorzubringen.”</w:t>
-      </w:r>
-      <w:r>
-        <w:t xml:space="preserve"> </w:t>
-      </w:r>
-      <w:r>
-        <w:t xml:space="preserve">–</w:t>
-      </w:r>
-      <w:r>
-        <w:t xml:space="preserve"> </w:t>
-      </w:r>
-      <w:r>
-        <w:t xml:space="preserve">Søren Kierkegaard</w:t>
-      </w:r>
-    </w:p>
-    <w:bookmarkEnd w:id="66"/>
-    <w:bookmarkStart w:id="68" w:name="Xc15d35049284f4045807f37ae007abf39a60f30"/>
-    <w:p>
-      <w:pPr>
-        <w:pStyle w:val="Heading2"/>
-      </w:pPr>
-      <w:r>
-        <w:rPr>
-          <w:rStyle w:val="SectionNumber"/>
-        </w:rPr>
-        <w:t xml:space="preserve">1.11</w:t>
-      </w:r>
-      <w:r>
-        <w:tab/>
-      </w:r>
-      <w:r>
-        <w:t xml:space="preserve">Kata 12: Meine Vision - Abschluss und Ausblick</w:t>
-      </w:r>
-    </w:p>
-    <w:p>
-      <w:pPr>
-        <w:pStyle w:val="FirstParagraph"/>
-      </w:pPr>
-      <w:r>
-        <w:rPr>
-          <w:b/>
-          <w:bCs/>
-        </w:rPr>
-        <w:t xml:space="preserve">Die Agenda:</w:t>
-      </w:r>
-    </w:p>
-    <w:p>
-      <w:pPr>
-        <w:numPr>
-          <w:ilvl w:val="0"/>
-          <w:numId w:val="1041"/>
         </w:numPr>
       </w:pPr>
       <w:r>
@@ -9066,7 +8976,7 @@
       <w:pPr>
         <w:numPr>
           <w:ilvl w:val="0"/>
-          <w:numId w:val="1041"/>
+          <w:numId w:val="1037"/>
         </w:numPr>
       </w:pPr>
       <w:r>
@@ -9097,7 +9007,7 @@
       <w:pPr>
         <w:numPr>
           <w:ilvl w:val="0"/>
-          <w:numId w:val="1041"/>
+          <w:numId w:val="1037"/>
         </w:numPr>
       </w:pPr>
       <w:r>
@@ -9128,7 +9038,7 @@
       <w:pPr>
         <w:numPr>
           <w:ilvl w:val="0"/>
-          <w:numId w:val="1041"/>
+          <w:numId w:val="1037"/>
         </w:numPr>
       </w:pPr>
       <w:r>
@@ -9159,7 +9069,7 @@
       <w:pPr>
         <w:numPr>
           <w:ilvl w:val="0"/>
-          <w:numId w:val="1041"/>
+          <w:numId w:val="1037"/>
         </w:numPr>
       </w:pPr>
       <w:r>
@@ -9291,7 +9201,7 @@
         <w:pStyle w:val="Compact"/>
         <w:numPr>
           <w:ilvl w:val="0"/>
-          <w:numId w:val="1042"/>
+          <w:numId w:val="1038"/>
         </w:numPr>
       </w:pPr>
       <w:r>
@@ -9367,7 +9277,7 @@
         <w:pStyle w:val="Compact"/>
         <w:numPr>
           <w:ilvl w:val="0"/>
-          <w:numId w:val="1043"/>
+          <w:numId w:val="1039"/>
         </w:numPr>
       </w:pPr>
       <w:r>
@@ -9405,7 +9315,7 @@
         <w:pStyle w:val="Compact"/>
         <w:numPr>
           <w:ilvl w:val="0"/>
-          <w:numId w:val="1044"/>
+          <w:numId w:val="1040"/>
         </w:numPr>
       </w:pPr>
       <w:r>
@@ -9492,7 +9402,7 @@
       <w:r>
         <w:t xml:space="preserve"> </w:t>
       </w:r>
-      <w:hyperlink r:id="rId67">
+      <w:hyperlink r:id="rId68">
         <w:r>
           <w:rPr>
             <w:rStyle w:val="Hyperlink"/>
@@ -9680,8 +9590,8 @@
         <w:t xml:space="preserve">erreichte als erster beide Pole zu Fuß</w:t>
       </w:r>
     </w:p>
-    <w:bookmarkEnd w:id="68"/>
-    <w:bookmarkStart w:id="69" w:name="anhang-literaturliste"/>
+    <w:bookmarkEnd w:id="69"/>
+    <w:bookmarkStart w:id="70" w:name="anhang-literaturliste"/>
     <w:p>
       <w:pPr>
         <w:pStyle w:val="Heading2"/>
@@ -10395,8 +10305,8 @@
         <w:t xml:space="preserve">———————————– —————————————————-</w:t>
       </w:r>
     </w:p>
-    <w:bookmarkEnd w:id="69"/>
-    <w:bookmarkStart w:id="71" w:name="danksagungen"/>
+    <w:bookmarkEnd w:id="70"/>
+    <w:bookmarkStart w:id="72" w:name="danksagungen"/>
     <w:p>
       <w:pPr>
         <w:pStyle w:val="Heading2"/>
@@ -10470,7 +10380,7 @@
       <w:r>
         <w:t xml:space="preserve"> </w:t>
       </w:r>
-      <w:hyperlink r:id="rId70">
+      <w:hyperlink r:id="rId71">
         <w:r>
           <w:rPr>
             <w:rStyle w:val="Hyperlink"/>
@@ -10486,8 +10396,8 @@
         <w:t xml:space="preserve">genutzt. Er steht zur freien Verfügung im Netz - danke dafür!</w:t>
       </w:r>
     </w:p>
-    <w:bookmarkEnd w:id="71"/>
     <w:bookmarkEnd w:id="72"/>
+    <w:bookmarkEnd w:id="73"/>
     <w:sectPr>
       <w:footnotePr>
         <w:numRestart w:val="eachSect"/>
@@ -11116,18 +11026,6 @@
     <w:abstractNumId w:val="991"/>
   </w:num>
   <w:num w:numId="1035">
-    <w:abstractNumId w:val="991"/>
-  </w:num>
-  <w:num w:numId="1036">
-    <w:abstractNumId w:val="991"/>
-  </w:num>
-  <w:num w:numId="1037">
-    <w:abstractNumId w:val="991"/>
-  </w:num>
-  <w:num w:numId="1038">
-    <w:abstractNumId w:val="991"/>
-  </w:num>
-  <w:num w:numId="1039">
     <w:abstractNumId w:val="99411"/>
     <w:lvlOverride w:ilvl="0">
       <w:startOverride w:val="1"/>
@@ -11157,7 +11055,7 @@
       <w:startOverride w:val="1"/>
     </w:lvlOverride>
   </w:num>
-  <w:num w:numId="1040">
+  <w:num w:numId="1036">
     <w:abstractNumId w:val="99411"/>
     <w:lvlOverride w:ilvl="0">
       <w:startOverride w:val="1"/>
@@ -11187,10 +11085,10 @@
       <w:startOverride w:val="1"/>
     </w:lvlOverride>
   </w:num>
-  <w:num w:numId="1041">
+  <w:num w:numId="1037">
     <w:abstractNumId w:val="991"/>
   </w:num>
-  <w:num w:numId="1042">
+  <w:num w:numId="1038">
     <w:abstractNumId w:val="99411"/>
     <w:lvlOverride w:ilvl="0">
       <w:startOverride w:val="1"/>
@@ -11220,7 +11118,7 @@
       <w:startOverride w:val="1"/>
     </w:lvlOverride>
   </w:num>
-  <w:num w:numId="1043">
+  <w:num w:numId="1039">
     <w:abstractNumId w:val="99412"/>
     <w:lvlOverride w:ilvl="0">
       <w:startOverride w:val="2"/>
@@ -11250,7 +11148,7 @@
       <w:startOverride w:val="2"/>
     </w:lvlOverride>
   </w:num>
-  <w:num w:numId="1044">
+  <w:num w:numId="1040">
     <w:abstractNumId w:val="99413"/>
     <w:lvlOverride w:ilvl="0">
       <w:startOverride w:val="3"/>

--- a/docs/de/download/lernos-sustainability-guide.docx
+++ b/docs/de/download/lernos-sustainability-guide.docx
@@ -60,7 +60,7 @@
         </w:p>
       </w:sdtContent>
     </w:sdt>
-    <w:bookmarkStart w:id="11" w:name="willkommen"/>
+    <w:bookmarkStart w:id="14" w:name="willkommen"/>
     <w:p>
       <w:pPr>
         <w:pStyle w:val="Heading1"/>
@@ -331,31 +331,53 @@
         <w:t xml:space="preserve">nennst und keine weiteren Einschränkungen hinzufügst.</w:t>
       </w:r>
     </w:p>
-    <w:tbl>
-      <w:tblPr>
-        <w:tblStyle w:val="FigureTable"/>
-        <w:tblW w:type="auto" w:w="0"/>
-        <w:jc w:val="center"/>
-        <w:tblLook w:firstRow="0" w:lastRow="0" w:firstColumn="0" w:lastColumn="0"/>
-      </w:tblPr>
-      <w:tblGrid>
-        <w:gridCol w:w="7920"/>
-      </w:tblGrid>
-      <w:tr>
-        <w:tc>
-          <w:tcPr/>
-          <w:p>
-            <w:pPr>
-              <w:pStyle w:val="Compact"/>
-              <w:jc w:val="center"/>
-            </w:pPr>
-            <w:r>
-              <w:t xml:space="preserve">CC_BY_40</w:t>
-            </w:r>
-          </w:p>
-        </w:tc>
-      </w:tr>
-    </w:tbl>
+    <w:p>
+      <w:pPr>
+        <w:pStyle w:val="CaptionedFigure"/>
+      </w:pPr>
+      <w:r>
+        <w:drawing>
+          <wp:inline>
+            <wp:extent cx="5334000" cy="1139125"/>
+            <wp:effectExtent b="0" l="0" r="0" t="0"/>
+            <wp:docPr descr="CC_BY_40" title="" id="12" name="Picture"/>
+            <a:graphic>
+              <a:graphicData uri="http://schemas.openxmlformats.org/drawingml/2006/picture">
+                <pic:pic>
+                  <pic:nvPicPr>
+                    <pic:cNvPr descr="./media/CC_BY_40.png" id="13" name="Picture"/>
+                    <pic:cNvPicPr>
+                      <a:picLocks noChangeArrowheads="1" noChangeAspect="1"/>
+                    </pic:cNvPicPr>
+                  </pic:nvPicPr>
+                  <pic:blipFill>
+                    <a:blip r:embed="rId11"/>
+                    <a:stretch>
+                      <a:fillRect/>
+                    </a:stretch>
+                  </pic:blipFill>
+                  <pic:spPr bwMode="auto">
+                    <a:xfrm>
+                      <a:off x="0" y="0"/>
+                      <a:ext cx="5334000" cy="1139125"/>
+                    </a:xfrm>
+                    <a:prstGeom prst="rect">
+                      <a:avLst/>
+                    </a:prstGeom>
+                    <a:noFill/>
+                    <a:ln w="9525">
+                      <a:noFill/>
+                      <a:headEnd/>
+                      <a:tailEnd/>
+                    </a:ln>
+                  </pic:spPr>
+                </pic:pic>
+              </a:graphicData>
+            </a:graphic>
+          </wp:inline>
+        </w:drawing>
+      </w:r>
+    </w:p>
     <w:p>
       <w:pPr>
         <w:pStyle w:val="ImageCaption"/>
@@ -364,8 +386,8 @@
         <w:t xml:space="preserve">CC_BY_40</w:t>
       </w:r>
     </w:p>
-    <w:bookmarkEnd w:id="11"/>
-    <w:bookmarkStart w:id="38" w:name="grundlagen"/>
+    <w:bookmarkEnd w:id="14"/>
+    <w:bookmarkStart w:id="47" w:name="grundlagen"/>
     <w:p>
       <w:pPr>
         <w:pStyle w:val="Heading1"/>
@@ -393,7 +415,7 @@
       <w:r>
         <w:t xml:space="preserve"> </w:t>
       </w:r>
-      <w:hyperlink r:id="rId12">
+      <w:hyperlink r:id="rId15">
         <w:r>
           <w:rPr>
             <w:rStyle w:val="Hyperlink"/>
@@ -420,7 +442,7 @@
       <w:r>
         <w:t xml:space="preserve"> </w:t>
       </w:r>
-      <w:hyperlink r:id="rId13">
+      <w:hyperlink r:id="rId16">
         <w:r>
           <w:rPr>
             <w:rStyle w:val="Hyperlink"/>
@@ -435,7 +457,7 @@
         <w:t xml:space="preserve">aus dem Juli 2024. Biomasse und Artenvielfalt, die von Menschen verursachten Energie- und Materialströme und die gravierenden Veränderungen im Klimasystem wirken zusammen. Die Hebel und Verantwortlichkeiten für das gemeinsame Überleben der Menschheit werden sichtbar.</w:t>
       </w:r>
     </w:p>
-    <w:bookmarkStart w:id="18" w:name="begriffsklärung"/>
+    <w:bookmarkStart w:id="24" w:name="begriffsklärung"/>
     <w:p>
       <w:pPr>
         <w:pStyle w:val="Heading2"/>
@@ -570,7 +592,7 @@
       <w:r>
         <w:t xml:space="preserve"> </w:t>
       </w:r>
-      <w:hyperlink r:id="rId14">
+      <w:hyperlink r:id="rId17">
         <w:r>
           <w:rPr>
             <w:rStyle w:val="Hyperlink"/>
@@ -584,7 +606,46 @@
         <w:pStyle w:val="BodyText"/>
       </w:pPr>
       <w:r>
-        <w:t xml:space="preserve">Jahrestemperaturen_in_Deutschland_1881-2019</w:t>
+        <w:drawing>
+          <wp:inline>
+            <wp:extent cx="5334000" cy="2922587"/>
+            <wp:effectExtent b="0" l="0" r="0" t="0"/>
+            <wp:docPr descr="Jahrestemperaturen_in_Deutschland_1881-2019" title="" id="19" name="Picture"/>
+            <a:graphic>
+              <a:graphicData uri="http://schemas.openxmlformats.org/drawingml/2006/picture">
+                <pic:pic>
+                  <pic:nvPicPr>
+                    <pic:cNvPr descr="./media/Jahrestemperaturen_in_Deutschland_1881-2019.png" id="20" name="Picture"/>
+                    <pic:cNvPicPr>
+                      <a:picLocks noChangeArrowheads="1" noChangeAspect="1"/>
+                    </pic:cNvPicPr>
+                  </pic:nvPicPr>
+                  <pic:blipFill>
+                    <a:blip r:embed="rId18"/>
+                    <a:stretch>
+                      <a:fillRect/>
+                    </a:stretch>
+                  </pic:blipFill>
+                  <pic:spPr bwMode="auto">
+                    <a:xfrm>
+                      <a:off x="0" y="0"/>
+                      <a:ext cx="5334000" cy="2922587"/>
+                    </a:xfrm>
+                    <a:prstGeom prst="rect">
+                      <a:avLst/>
+                    </a:prstGeom>
+                    <a:noFill/>
+                    <a:ln w="9525">
+                      <a:noFill/>
+                      <a:headEnd/>
+                      <a:tailEnd/>
+                    </a:ln>
+                  </pic:spPr>
+                </pic:pic>
+              </a:graphicData>
+            </a:graphic>
+          </wp:inline>
+        </w:drawing>
       </w:r>
       <w:r>
         <w:t xml:space="preserve"> </w:t>
@@ -653,7 +714,7 @@
       <w:r>
         <w:t xml:space="preserve"> </w:t>
       </w:r>
-      <w:hyperlink r:id="rId15">
+      <w:hyperlink r:id="rId21">
         <w:r>
           <w:rPr>
             <w:rStyle w:val="Hyperlink"/>
@@ -844,7 +905,7 @@
       <w:r>
         <w:t xml:space="preserve"> </w:t>
       </w:r>
-      <w:hyperlink r:id="rId16">
+      <w:hyperlink r:id="rId22">
         <w:r>
           <w:rPr>
             <w:rStyle w:val="Hyperlink"/>
@@ -1008,7 +1069,7 @@
       <w:r>
         <w:t xml:space="preserve"> </w:t>
       </w:r>
-      <w:hyperlink r:id="rId17">
+      <w:hyperlink r:id="rId23">
         <w:r>
           <w:rPr>
             <w:rStyle w:val="Hyperlink"/>
@@ -1123,8 +1184,8 @@
         <w:t xml:space="preserve">natürlichen Umgebungen, die für viele Arten lebenswichtig sind.</w:t>
       </w:r>
     </w:p>
-    <w:bookmarkEnd w:id="18"/>
-    <w:bookmarkStart w:id="22" w:name="Xc6ad0a4b3b9b2b169c875617a1e51d01e377d96"/>
+    <w:bookmarkEnd w:id="24"/>
+    <w:bookmarkStart w:id="28" w:name="Xc6ad0a4b3b9b2b169c875617a1e51d01e377d96"/>
     <w:p>
       <w:pPr>
         <w:pStyle w:val="Heading2"/>
@@ -1294,7 +1355,7 @@
       <w:r>
         <w:t xml:space="preserve"> </w:t>
       </w:r>
-      <w:hyperlink r:id="rId19">
+      <w:hyperlink r:id="rId25">
         <w:r>
           <w:rPr>
             <w:rStyle w:val="Hyperlink"/>
@@ -1327,7 +1388,7 @@
       <w:r>
         <w:t xml:space="preserve"> </w:t>
       </w:r>
-      <w:hyperlink r:id="rId20">
+      <w:hyperlink r:id="rId26">
         <w:r>
           <w:rPr>
             <w:rStyle w:val="Hyperlink"/>
@@ -1433,7 +1494,7 @@
       <w:r>
         <w:t xml:space="preserve"> </w:t>
       </w:r>
-      <w:hyperlink r:id="rId21">
+      <w:hyperlink r:id="rId27">
         <w:r>
           <w:rPr>
             <w:rStyle w:val="Hyperlink"/>
@@ -1526,8 +1587,8 @@
         <w:t xml:space="preserve">10. Mai. 2025 schon am 3.Mai.</w:t>
       </w:r>
     </w:p>
-    <w:bookmarkEnd w:id="22"/>
-    <w:bookmarkStart w:id="23" w:name="Xcf39e7707cc967530d9124d6fdefd60dcde5ded"/>
+    <w:bookmarkEnd w:id="28"/>
+    <w:bookmarkStart w:id="29" w:name="Xcf39e7707cc967530d9124d6fdefd60dcde5ded"/>
     <w:p>
       <w:pPr>
         <w:pStyle w:val="Heading2"/>
@@ -1882,8 +1943,8 @@
         <w:t xml:space="preserve">Wachstums« (S.16). oekom verlag. Kindle-Version.</w:t>
       </w:r>
     </w:p>
-    <w:bookmarkEnd w:id="23"/>
-    <w:bookmarkStart w:id="32" w:name="unser-handeln"/>
+    <w:bookmarkEnd w:id="29"/>
+    <w:bookmarkStart w:id="41" w:name="unser-handeln"/>
     <w:p>
       <w:pPr>
         <w:pStyle w:val="Heading2"/>
@@ -2007,7 +2068,7 @@
       <w:r>
         <w:t xml:space="preserve"> </w:t>
       </w:r>
-      <w:hyperlink r:id="rId24">
+      <w:hyperlink r:id="rId30">
         <w:r>
           <w:rPr>
             <w:rStyle w:val="Hyperlink"/>
@@ -2106,7 +2167,7 @@
       <w:r>
         <w:t xml:space="preserve"> </w:t>
       </w:r>
-      <w:hyperlink r:id="rId25">
+      <w:hyperlink r:id="rId31">
         <w:r>
           <w:rPr>
             <w:rStyle w:val="Hyperlink"/>
@@ -2193,7 +2254,7 @@
       <w:r>
         <w:t xml:space="preserve"> </w:t>
       </w:r>
-      <w:hyperlink r:id="rId26">
+      <w:hyperlink r:id="rId32">
         <w:r>
           <w:rPr>
             <w:rStyle w:val="Hyperlink"/>
@@ -2335,7 +2396,46 @@
         <w:pStyle w:val="BodyText"/>
       </w:pPr>
       <w:r>
-        <w:t xml:space="preserve">Hebel_der_Wirksamkeit</w:t>
+        <w:drawing>
+          <wp:inline>
+            <wp:extent cx="5334000" cy="2350442"/>
+            <wp:effectExtent b="0" l="0" r="0" t="0"/>
+            <wp:docPr descr="Hebel_der_Wirksamkeit" title="" id="34" name="Picture"/>
+            <a:graphic>
+              <a:graphicData uri="http://schemas.openxmlformats.org/drawingml/2006/picture">
+                <pic:pic>
+                  <pic:nvPicPr>
+                    <pic:cNvPr descr="./media/Hebel_der_Wirksamkeit.png" id="35" name="Picture"/>
+                    <pic:cNvPicPr>
+                      <a:picLocks noChangeArrowheads="1" noChangeAspect="1"/>
+                    </pic:cNvPicPr>
+                  </pic:nvPicPr>
+                  <pic:blipFill>
+                    <a:blip r:embed="rId33"/>
+                    <a:stretch>
+                      <a:fillRect/>
+                    </a:stretch>
+                  </pic:blipFill>
+                  <pic:spPr bwMode="auto">
+                    <a:xfrm>
+                      <a:off x="0" y="0"/>
+                      <a:ext cx="5334000" cy="2350442"/>
+                    </a:xfrm>
+                    <a:prstGeom prst="rect">
+                      <a:avLst/>
+                    </a:prstGeom>
+                    <a:noFill/>
+                    <a:ln w="9525">
+                      <a:noFill/>
+                      <a:headEnd/>
+                      <a:tailEnd/>
+                    </a:ln>
+                  </pic:spPr>
+                </pic:pic>
+              </a:graphicData>
+            </a:graphic>
+          </wp:inline>
+        </w:drawing>
       </w:r>
       <w:r>
         <w:t xml:space="preserve"> </w:t>
@@ -2691,7 +2791,7 @@
       <w:r>
         <w:t xml:space="preserve"> </w:t>
       </w:r>
-      <w:hyperlink r:id="rId27">
+      <w:hyperlink r:id="rId36">
         <w:r>
           <w:rPr>
             <w:rStyle w:val="Hyperlink"/>
@@ -2716,7 +2816,7 @@
       <w:r>
         <w:t xml:space="preserve"> </w:t>
       </w:r>
-      <w:hyperlink r:id="rId28">
+      <w:hyperlink r:id="rId37">
         <w:r>
           <w:rPr>
             <w:rStyle w:val="Hyperlink"/>
@@ -2890,7 +2990,7 @@
       <w:r>
         <w:t xml:space="preserve"> </w:t>
       </w:r>
-      <w:hyperlink r:id="rId29">
+      <w:hyperlink r:id="rId38">
         <w:r>
           <w:rPr>
             <w:rStyle w:val="Hyperlink"/>
@@ -2924,7 +3024,7 @@
       <w:r>
         <w:t xml:space="preserve"> </w:t>
       </w:r>
-      <w:hyperlink r:id="rId30">
+      <w:hyperlink r:id="rId39">
         <w:r>
           <w:rPr>
             <w:rStyle w:val="Hyperlink"/>
@@ -3075,7 +3175,7 @@
       <w:r>
         <w:t xml:space="preserve"> </w:t>
       </w:r>
-      <w:hyperlink r:id="rId31">
+      <w:hyperlink r:id="rId40">
         <w:r>
           <w:rPr>
             <w:rStyle w:val="Hyperlink"/>
@@ -3084,8 +3184,8 @@
         </w:r>
       </w:hyperlink>
     </w:p>
-    <w:bookmarkEnd w:id="32"/>
-    <w:bookmarkStart w:id="37" w:name="kommunikation-über-das-klima"/>
+    <w:bookmarkEnd w:id="41"/>
+    <w:bookmarkStart w:id="46" w:name="kommunikation-über-das-klima"/>
     <w:p>
       <w:pPr>
         <w:pStyle w:val="Heading2"/>
@@ -3202,7 +3302,7 @@
       <w:r>
         <w:t xml:space="preserve"> </w:t>
       </w:r>
-      <w:hyperlink r:id="rId33">
+      <w:hyperlink r:id="rId42">
         <w:r>
           <w:rPr>
             <w:rStyle w:val="Hyperlink"/>
@@ -3542,7 +3642,7 @@
       <w:pPr>
         <w:pStyle w:val="FirstParagraph"/>
       </w:pPr>
-      <w:hyperlink r:id="rId34">
+      <w:hyperlink r:id="rId43">
         <w:r>
           <w:rPr>
             <w:rStyle w:val="Hyperlink"/>
@@ -3585,7 +3685,7 @@
       <w:r>
         <w:t xml:space="preserve"> </w:t>
       </w:r>
-      <w:hyperlink r:id="rId35">
+      <w:hyperlink r:id="rId44">
         <w:r>
           <w:rPr>
             <w:rStyle w:val="Hyperlink"/>
@@ -3771,7 +3871,7 @@
       <w:r>
         <w:t xml:space="preserve"> </w:t>
       </w:r>
-      <w:hyperlink r:id="rId36">
+      <w:hyperlink r:id="rId45">
         <w:r>
           <w:rPr>
             <w:rStyle w:val="Hyperlink"/>
@@ -4186,9 +4286,9 @@
         <w:t xml:space="preserve">nach längerer Zeit einen neuen Versuch wagen.</w:t>
       </w:r>
     </w:p>
-    <w:bookmarkEnd w:id="37"/>
-    <w:bookmarkEnd w:id="38"/>
-    <w:bookmarkStart w:id="143" w:name="lernpfad"/>
+    <w:bookmarkEnd w:id="46"/>
+    <w:bookmarkEnd w:id="47"/>
+    <w:bookmarkStart w:id="164" w:name="lernpfad"/>
     <w:p>
       <w:pPr>
         <w:pStyle w:val="Heading1"/>
@@ -4219,13 +4319,55 @@
         <w:pStyle w:val="BodyText"/>
       </w:pPr>
       <w:r>
+        <w:drawing>
+          <wp:inline>
+            <wp:extent cx="5334000" cy="2997041"/>
+            <wp:effectExtent b="0" l="0" r="0" t="0"/>
+            <wp:docPr descr="" title="" id="49" name="Picture"/>
+            <a:graphic>
+              <a:graphicData uri="http://schemas.openxmlformats.org/drawingml/2006/picture">
+                <pic:pic>
+                  <pic:nvPicPr>
+                    <pic:cNvPr descr="./media/Uberblick_Lernreise.jpeg" id="50" name="Picture"/>
+                    <pic:cNvPicPr>
+                      <a:picLocks noChangeArrowheads="1" noChangeAspect="1"/>
+                    </pic:cNvPicPr>
+                  </pic:nvPicPr>
+                  <pic:blipFill>
+                    <a:blip r:embed="rId48"/>
+                    <a:stretch>
+                      <a:fillRect/>
+                    </a:stretch>
+                  </pic:blipFill>
+                  <pic:spPr bwMode="auto">
+                    <a:xfrm>
+                      <a:off x="0" y="0"/>
+                      <a:ext cx="5334000" cy="2997041"/>
+                    </a:xfrm>
+                    <a:prstGeom prst="rect">
+                      <a:avLst/>
+                    </a:prstGeom>
+                    <a:noFill/>
+                    <a:ln w="9525">
+                      <a:noFill/>
+                      <a:headEnd/>
+                      <a:tailEnd/>
+                    </a:ln>
+                  </pic:spPr>
+                </pic:pic>
+              </a:graphicData>
+            </a:graphic>
+          </wp:inline>
+        </w:drawing>
+      </w:r>
+      <w:r>
         <w:t xml:space="preserve"> </w:t>
       </w:r>
       <w:r>
         <w:t xml:space="preserve">Abbildung: Svenia Körner/ Volker Schramm, CC-BY-4.0</w:t>
       </w:r>
     </w:p>
-    <w:bookmarkStart w:id="44" w:name="kata-0-unsere-reise"/>
+    <w:bookmarkStart w:id="56" w:name="kata-0-unsere-reise"/>
     <w:p>
       <w:pPr>
         <w:pStyle w:val="Heading2"/>
@@ -4351,7 +4493,7 @@
       <w:r>
         <w:t xml:space="preserve"> </w:t>
       </w:r>
-      <w:hyperlink r:id="rId39">
+      <w:hyperlink r:id="rId51">
         <w:r>
           <w:rPr>
             <w:rStyle w:val="Hyperlink"/>
@@ -4658,7 +4800,7 @@
       <w:r>
         <w:t xml:space="preserve"> </w:t>
       </w:r>
-      <w:hyperlink r:id="rId40">
+      <w:hyperlink r:id="rId52">
         <w:r>
           <w:rPr>
             <w:rStyle w:val="Hyperlink"/>
@@ -4669,7 +4811,7 @@
       <w:r>
         <w:t xml:space="preserve"> </w:t>
       </w:r>
-      <w:hyperlink r:id="rId41">
+      <w:hyperlink r:id="rId53">
         <w:r>
           <w:rPr>
             <w:rStyle w:val="Hyperlink"/>
@@ -4800,7 +4942,7 @@
       <w:r>
         <w:t xml:space="preserve"> </w:t>
       </w:r>
-      <w:hyperlink r:id="rId42">
+      <w:hyperlink r:id="rId54">
         <w:r>
           <w:rPr>
             <w:rStyle w:val="Hyperlink"/>
@@ -4992,7 +5134,7 @@
       <w:r>
         <w:t xml:space="preserve"> </w:t>
       </w:r>
-      <w:hyperlink r:id="rId39">
+      <w:hyperlink r:id="rId51">
         <w:r>
           <w:rPr>
             <w:rStyle w:val="Hyperlink"/>
@@ -5343,7 +5485,7 @@
         <w:t xml:space="preserve">“Jedem Anfang wohnt ein Zauber inne!”</w:t>
       </w:r>
     </w:p>
-    <w:bookmarkStart w:id="43" w:name="arbeitsblatt-climate-action-canvas"/>
+    <w:bookmarkStart w:id="55" w:name="arbeitsblatt-climate-action-canvas"/>
     <w:p>
       <w:pPr>
         <w:pStyle w:val="Heading3"/>
@@ -5365,7 +5507,7 @@
       <w:pPr>
         <w:pStyle w:val="FirstParagraph"/>
       </w:pPr>
-      <w:hyperlink r:id="rId40">
+      <w:hyperlink r:id="rId52">
         <w:r>
           <w:rPr>
             <w:rStyle w:val="Hyperlink"/>
@@ -5376,7 +5518,7 @@
       <w:r>
         <w:t xml:space="preserve"> </w:t>
       </w:r>
-      <w:hyperlink r:id="rId41">
+      <w:hyperlink r:id="rId53">
         <w:r>
           <w:rPr>
             <w:rStyle w:val="Hyperlink"/>
@@ -5385,9 +5527,9 @@
         </w:r>
       </w:hyperlink>
     </w:p>
-    <w:bookmarkEnd w:id="43"/>
-    <w:bookmarkEnd w:id="44"/>
-    <w:bookmarkStart w:id="49" w:name="X9fe621e3d6edc5a553269b47ad7a5d911c79cab"/>
+    <w:bookmarkEnd w:id="55"/>
+    <w:bookmarkEnd w:id="56"/>
+    <w:bookmarkStart w:id="61" w:name="X9fe621e3d6edc5a553269b47ad7a5d911c79cab"/>
     <w:p>
       <w:pPr>
         <w:pStyle w:val="Heading2"/>
@@ -5616,7 +5758,7 @@
       <w:r>
         <w:t xml:space="preserve"> </w:t>
       </w:r>
-      <w:hyperlink r:id="rId45">
+      <w:hyperlink r:id="rId57">
         <w:r>
           <w:rPr>
             <w:rStyle w:val="Hyperlink"/>
@@ -5762,7 +5904,7 @@
       <w:pPr>
         <w:pStyle w:val="BodyText"/>
       </w:pPr>
-      <w:hyperlink r:id="rId45">
+      <w:hyperlink r:id="rId57">
         <w:r>
           <w:rPr>
             <w:rStyle w:val="Hyperlink"/>
@@ -5917,7 +6059,7 @@
       <w:r>
         <w:t xml:space="preserve"> </w:t>
       </w:r>
-      <w:hyperlink r:id="rId46">
+      <w:hyperlink r:id="rId58">
         <w:r>
           <w:rPr>
             <w:rStyle w:val="Hyperlink"/>
@@ -5944,7 +6086,7 @@
       <w:r>
         <w:t xml:space="preserve"> </w:t>
       </w:r>
-      <w:hyperlink r:id="rId47">
+      <w:hyperlink r:id="rId59">
         <w:r>
           <w:rPr>
             <w:rStyle w:val="Hyperlink"/>
@@ -5963,7 +6105,7 @@
       <w:pPr>
         <w:pStyle w:val="BodyText"/>
       </w:pPr>
-      <w:hyperlink r:id="rId48">
+      <w:hyperlink r:id="rId60">
         <w:r>
           <w:rPr>
             <w:rStyle w:val="Hyperlink"/>
@@ -5978,8 +6120,8 @@
         <w:t xml:space="preserve">über Klimakommunikation</w:t>
       </w:r>
     </w:p>
-    <w:bookmarkEnd w:id="49"/>
-    <w:bookmarkStart w:id="58" w:name="kata-2-emotion-und-wirksamkeit"/>
+    <w:bookmarkEnd w:id="61"/>
+    <w:bookmarkStart w:id="70" w:name="kata-2-emotion-und-wirksamkeit"/>
     <w:p>
       <w:pPr>
         <w:pStyle w:val="Heading2"/>
@@ -6147,7 +6289,7 @@
       <w:r>
         <w:t xml:space="preserve"> </w:t>
       </w:r>
-      <w:hyperlink r:id="rId40">
+      <w:hyperlink r:id="rId52">
         <w:r>
           <w:rPr>
             <w:rStyle w:val="Hyperlink"/>
@@ -6176,7 +6318,7 @@
       <w:r>
         <w:t xml:space="preserve"> </w:t>
       </w:r>
-      <w:hyperlink r:id="rId41">
+      <w:hyperlink r:id="rId53">
         <w:r>
           <w:rPr>
             <w:rStyle w:val="Hyperlink"/>
@@ -6317,7 +6459,7 @@
       <w:r>
         <w:t xml:space="preserve"> </w:t>
       </w:r>
-      <w:hyperlink r:id="rId50">
+      <w:hyperlink r:id="rId62">
         <w:r>
           <w:rPr>
             <w:rStyle w:val="Hyperlink"/>
@@ -6375,7 +6517,7 @@
       <w:r>
         <w:t xml:space="preserve"> </w:t>
       </w:r>
-      <w:hyperlink r:id="rId40">
+      <w:hyperlink r:id="rId52">
         <w:r>
           <w:rPr>
             <w:rStyle w:val="Hyperlink"/>
@@ -6392,7 +6534,7 @@
       <w:r>
         <w:t xml:space="preserve"> </w:t>
       </w:r>
-      <w:hyperlink r:id="rId41">
+      <w:hyperlink r:id="rId53">
         <w:r>
           <w:rPr>
             <w:rStyle w:val="Hyperlink"/>
@@ -6611,7 +6753,7 @@
       <w:r>
         <w:t xml:space="preserve"> </w:t>
       </w:r>
-      <w:hyperlink r:id="rId51">
+      <w:hyperlink r:id="rId63">
         <w:r>
           <w:rPr>
             <w:rStyle w:val="Hyperlink"/>
@@ -6649,7 +6791,7 @@
       <w:r>
         <w:t xml:space="preserve"> </w:t>
       </w:r>
-      <w:hyperlink r:id="rId52">
+      <w:hyperlink r:id="rId64">
         <w:r>
           <w:rPr>
             <w:rStyle w:val="Hyperlink"/>
@@ -6671,7 +6813,7 @@
       <w:r>
         <w:t xml:space="preserve"> </w:t>
       </w:r>
-      <w:hyperlink r:id="rId53">
+      <w:hyperlink r:id="rId65">
         <w:r>
           <w:rPr>
             <w:rStyle w:val="Hyperlink"/>
@@ -6688,7 +6830,7 @@
       <w:r>
         <w:t xml:space="preserve"> </w:t>
       </w:r>
-      <w:hyperlink r:id="rId54">
+      <w:hyperlink r:id="rId66">
         <w:r>
           <w:rPr>
             <w:rStyle w:val="Hyperlink"/>
@@ -6710,7 +6852,7 @@
       <w:r>
         <w:t xml:space="preserve"> </w:t>
       </w:r>
-      <w:hyperlink r:id="rId55">
+      <w:hyperlink r:id="rId67">
         <w:r>
           <w:rPr>
             <w:rStyle w:val="Hyperlink"/>
@@ -6727,7 +6869,7 @@
       <w:r>
         <w:t xml:space="preserve"> </w:t>
       </w:r>
-      <w:hyperlink r:id="rId56">
+      <w:hyperlink r:id="rId68">
         <w:r>
           <w:rPr>
             <w:rStyle w:val="Hyperlink"/>
@@ -6743,7 +6885,7 @@
           <w:numId w:val="1024"/>
         </w:numPr>
       </w:pPr>
-      <w:hyperlink r:id="rId57">
+      <w:hyperlink r:id="rId69">
         <w:r>
           <w:rPr>
             <w:rStyle w:val="Hyperlink"/>
@@ -6755,8 +6897,8 @@
         <w:t xml:space="preserve">: wissenschaftlich fundierte Lösungen zur Umkehrung der globalen Erwärmung identifizieren und fördern</w:t>
       </w:r>
     </w:p>
-    <w:bookmarkEnd w:id="58"/>
-    <w:bookmarkStart w:id="64" w:name="kata-3-bleibe-informiert"/>
+    <w:bookmarkEnd w:id="70"/>
+    <w:bookmarkStart w:id="76" w:name="kata-3-bleibe-informiert"/>
     <w:p>
       <w:pPr>
         <w:pStyle w:val="Heading2"/>
@@ -6912,7 +7054,7 @@
       <w:r>
         <w:t xml:space="preserve"> </w:t>
       </w:r>
-      <w:hyperlink r:id="rId59">
+      <w:hyperlink r:id="rId71">
         <w:r>
           <w:rPr>
             <w:rStyle w:val="Hyperlink"/>
@@ -6943,7 +7085,7 @@
       <w:r>
         <w:t xml:space="preserve"> </w:t>
       </w:r>
-      <w:hyperlink r:id="rId39">
+      <w:hyperlink r:id="rId51">
         <w:r>
           <w:rPr>
             <w:rStyle w:val="Hyperlink"/>
@@ -7230,7 +7372,7 @@
       <w:r>
         <w:t xml:space="preserve"> </w:t>
       </w:r>
-      <w:hyperlink r:id="rId59">
+      <w:hyperlink r:id="rId71">
         <w:r>
           <w:rPr>
             <w:rStyle w:val="Hyperlink"/>
@@ -7283,7 +7425,7 @@
       <w:r>
         <w:t xml:space="preserve"> </w:t>
       </w:r>
-      <w:hyperlink r:id="rId59">
+      <w:hyperlink r:id="rId71">
         <w:r>
           <w:rPr>
             <w:rStyle w:val="Hyperlink"/>
@@ -7453,7 +7595,7 @@
       <w:r>
         <w:t xml:space="preserve"> </w:t>
       </w:r>
-      <w:hyperlink r:id="rId60">
+      <w:hyperlink r:id="rId72">
         <w:r>
           <w:rPr>
             <w:rStyle w:val="Hyperlink"/>
@@ -7470,7 +7612,7 @@
       <w:r>
         <w:t xml:space="preserve"> </w:t>
       </w:r>
-      <w:hyperlink r:id="rId61">
+      <w:hyperlink r:id="rId73">
         <w:r>
           <w:rPr>
             <w:rStyle w:val="Hyperlink"/>
@@ -7486,7 +7628,7 @@
           <w:numId w:val="1028"/>
         </w:numPr>
       </w:pPr>
-      <w:hyperlink r:id="rId62">
+      <w:hyperlink r:id="rId74">
         <w:r>
           <w:rPr>
             <w:rStyle w:val="Hyperlink"/>
@@ -7502,7 +7644,7 @@
           <w:numId w:val="1028"/>
         </w:numPr>
       </w:pPr>
-      <w:hyperlink r:id="rId63">
+      <w:hyperlink r:id="rId75">
         <w:r>
           <w:rPr>
             <w:rStyle w:val="Hyperlink"/>
@@ -7517,8 +7659,8 @@
         <w:t xml:space="preserve">der Financial Times allerdings nur für Englisch-Sprachige geeignet</w:t>
       </w:r>
     </w:p>
-    <w:bookmarkEnd w:id="64"/>
-    <w:bookmarkStart w:id="67" w:name="Xe728e5e57dd6da218a91d210aaf0f8884831cf7"/>
+    <w:bookmarkEnd w:id="76"/>
+    <w:bookmarkStart w:id="82" w:name="Xe728e5e57dd6da218a91d210aaf0f8884831cf7"/>
     <w:p>
       <w:pPr>
         <w:pStyle w:val="Heading2"/>
@@ -7806,7 +7948,7 @@
       <w:r>
         <w:t xml:space="preserve"> </w:t>
       </w:r>
-      <w:hyperlink r:id="rId50">
+      <w:hyperlink r:id="rId62">
         <w:r>
           <w:rPr>
             <w:rStyle w:val="Hyperlink"/>
@@ -7920,7 +8062,7 @@
       <w:r>
         <w:t xml:space="preserve"> </w:t>
       </w:r>
-      <w:hyperlink r:id="rId40">
+      <w:hyperlink r:id="rId52">
         <w:r>
           <w:rPr>
             <w:rStyle w:val="Hyperlink"/>
@@ -7931,7 +8073,7 @@
       <w:r>
         <w:t xml:space="preserve"> </w:t>
       </w:r>
-      <w:hyperlink r:id="rId41">
+      <w:hyperlink r:id="rId53">
         <w:r>
           <w:rPr>
             <w:rStyle w:val="Hyperlink"/>
@@ -8005,7 +8147,7 @@
       <w:r>
         <w:t xml:space="preserve"> </w:t>
       </w:r>
-      <w:hyperlink r:id="rId65">
+      <w:hyperlink r:id="rId77">
         <w:r>
           <w:rPr>
             <w:rStyle w:val="Hyperlink"/>
@@ -8051,7 +8193,46 @@
         <w:t xml:space="preserve"> </w:t>
       </w:r>
       <w:r>
-        <w:t xml:space="preserve">Kategorien für Aktivität</w:t>
+        <w:drawing>
+          <wp:inline>
+            <wp:extent cx="5334000" cy="3415342"/>
+            <wp:effectExtent b="0" l="0" r="0" t="0"/>
+            <wp:docPr descr="Kategorien für Aktivität" title="" id="79" name="Picture"/>
+            <a:graphic>
+              <a:graphicData uri="http://schemas.openxmlformats.org/drawingml/2006/picture">
+                <pic:pic>
+                  <pic:nvPicPr>
+                    <pic:cNvPr descr="./media/Kategorien.png" id="80" name="Picture"/>
+                    <pic:cNvPicPr>
+                      <a:picLocks noChangeArrowheads="1" noChangeAspect="1"/>
+                    </pic:cNvPicPr>
+                  </pic:nvPicPr>
+                  <pic:blipFill>
+                    <a:blip r:embed="rId78"/>
+                    <a:stretch>
+                      <a:fillRect/>
+                    </a:stretch>
+                  </pic:blipFill>
+                  <pic:spPr bwMode="auto">
+                    <a:xfrm>
+                      <a:off x="0" y="0"/>
+                      <a:ext cx="5334000" cy="3415342"/>
+                    </a:xfrm>
+                    <a:prstGeom prst="rect">
+                      <a:avLst/>
+                    </a:prstGeom>
+                    <a:noFill/>
+                    <a:ln w="9525">
+                      <a:noFill/>
+                      <a:headEnd/>
+                      <a:tailEnd/>
+                    </a:ln>
+                  </pic:spPr>
+                </pic:pic>
+              </a:graphicData>
+            </a:graphic>
+          </wp:inline>
+        </w:drawing>
       </w:r>
       <w:r>
         <w:t xml:space="preserve"> </w:t>
@@ -8157,7 +8338,7 @@
       <w:r>
         <w:t xml:space="preserve"> </w:t>
       </w:r>
-      <w:hyperlink r:id="rId66">
+      <w:hyperlink r:id="rId81">
         <w:r>
           <w:rPr>
             <w:rStyle w:val="Hyperlink"/>
@@ -8174,7 +8355,7 @@
       <w:r>
         <w:t xml:space="preserve"> </w:t>
       </w:r>
-      <w:hyperlink r:id="rId29">
+      <w:hyperlink r:id="rId38">
         <w:r>
           <w:rPr>
             <w:rStyle w:val="Hyperlink"/>
@@ -8326,8 +8507,8 @@
         <w:t xml:space="preserve">Wie geht es dir gerade mit deinem Vorhaben?</w:t>
       </w:r>
     </w:p>
-    <w:bookmarkEnd w:id="67"/>
-    <w:bookmarkStart w:id="69" w:name="X69e90df9162abeab657babf4eebfa7ab5b8aa83"/>
+    <w:bookmarkEnd w:id="82"/>
+    <w:bookmarkStart w:id="84" w:name="X69e90df9162abeab657babf4eebfa7ab5b8aa83"/>
     <w:p>
       <w:pPr>
         <w:pStyle w:val="Heading2"/>
@@ -9441,7 +9622,7 @@
           <w:numId w:val="1036"/>
         </w:numPr>
       </w:pPr>
-      <w:hyperlink r:id="rId68">
+      <w:hyperlink r:id="rId83">
         <w:r>
           <w:rPr>
             <w:rStyle w:val="Hyperlink"/>
@@ -9450,8 +9631,8 @@
         </w:r>
       </w:hyperlink>
     </w:p>
-    <w:bookmarkEnd w:id="69"/>
-    <w:bookmarkStart w:id="74" w:name="kata-6-mein-handabdruck"/>
+    <w:bookmarkEnd w:id="84"/>
+    <w:bookmarkStart w:id="89" w:name="kata-6-mein-handabdruck"/>
     <w:p>
       <w:pPr>
         <w:pStyle w:val="Heading2"/>
@@ -9681,7 +9862,7 @@
       <w:r>
         <w:t xml:space="preserve"> </w:t>
       </w:r>
-      <w:hyperlink r:id="rId50">
+      <w:hyperlink r:id="rId62">
         <w:r>
           <w:rPr>
             <w:rStyle w:val="Hyperlink"/>
@@ -9883,7 +10064,7 @@
       <w:r>
         <w:t xml:space="preserve"> </w:t>
       </w:r>
-      <w:hyperlink r:id="rId40">
+      <w:hyperlink r:id="rId52">
         <w:r>
           <w:rPr>
             <w:rStyle w:val="Hyperlink"/>
@@ -9894,7 +10075,7 @@
       <w:r>
         <w:t xml:space="preserve"> </w:t>
       </w:r>
-      <w:hyperlink r:id="rId41">
+      <w:hyperlink r:id="rId53">
         <w:r>
           <w:rPr>
             <w:rStyle w:val="Hyperlink"/>
@@ -9949,7 +10130,7 @@
       <w:r>
         <w:t xml:space="preserve"> </w:t>
       </w:r>
-      <w:hyperlink r:id="rId70">
+      <w:hyperlink r:id="rId85">
         <w:r>
           <w:rPr>
             <w:rStyle w:val="Hyperlink"/>
@@ -10142,7 +10323,7 @@
       <w:r>
         <w:br/>
       </w:r>
-      <w:hyperlink r:id="rId40">
+      <w:hyperlink r:id="rId52">
         <w:r>
           <w:rPr>
             <w:rStyle w:val="Hyperlink"/>
@@ -10153,7 +10334,7 @@
       <w:r>
         <w:t xml:space="preserve"> </w:t>
       </w:r>
-      <w:hyperlink r:id="rId41">
+      <w:hyperlink r:id="rId53">
         <w:r>
           <w:rPr>
             <w:rStyle w:val="Hyperlink"/>
@@ -10216,7 +10397,7 @@
       <w:r>
         <w:t xml:space="preserve"> </w:t>
       </w:r>
-      <w:hyperlink r:id="rId71">
+      <w:hyperlink r:id="rId86">
         <w:r>
           <w:rPr>
             <w:rStyle w:val="Hyperlink"/>
@@ -10270,7 +10451,7 @@
       <w:r>
         <w:t xml:space="preserve"> </w:t>
       </w:r>
-      <w:hyperlink r:id="rId72">
+      <w:hyperlink r:id="rId87">
         <w:r>
           <w:rPr>
             <w:rStyle w:val="Hyperlink"/>
@@ -10304,7 +10485,7 @@
       <w:r>
         <w:t xml:space="preserve"> </w:t>
       </w:r>
-      <w:hyperlink r:id="rId73">
+      <w:hyperlink r:id="rId88">
         <w:r>
           <w:rPr>
             <w:rStyle w:val="Hyperlink"/>
@@ -10313,8 +10494,8 @@
         </w:r>
       </w:hyperlink>
     </w:p>
-    <w:bookmarkEnd w:id="74"/>
-    <w:bookmarkStart w:id="75" w:name="Xf6470e150146a8c7f45f747e8c5ed2125ef56ea"/>
+    <w:bookmarkEnd w:id="89"/>
+    <w:bookmarkStart w:id="93" w:name="Xf6470e150146a8c7f45f747e8c5ed2125ef56ea"/>
     <w:p>
       <w:pPr>
         <w:pStyle w:val="Heading2"/>
@@ -10793,7 +10974,46 @@
         <w:pStyle w:val="BodyText"/>
       </w:pPr>
       <w:r>
-        <w:t xml:space="preserve">Unterstützerliste</w:t>
+        <w:drawing>
+          <wp:inline>
+            <wp:extent cx="5334000" cy="2279431"/>
+            <wp:effectExtent b="0" l="0" r="0" t="0"/>
+            <wp:docPr descr="Unterstützerliste" title="" id="91" name="Picture"/>
+            <a:graphic>
+              <a:graphicData uri="http://schemas.openxmlformats.org/drawingml/2006/picture">
+                <pic:pic>
+                  <pic:nvPicPr>
+                    <pic:cNvPr descr="./media/Unterstuetzerliste.png" id="92" name="Picture"/>
+                    <pic:cNvPicPr>
+                      <a:picLocks noChangeArrowheads="1" noChangeAspect="1"/>
+                    </pic:cNvPicPr>
+                  </pic:nvPicPr>
+                  <pic:blipFill>
+                    <a:blip r:embed="rId90"/>
+                    <a:stretch>
+                      <a:fillRect/>
+                    </a:stretch>
+                  </pic:blipFill>
+                  <pic:spPr bwMode="auto">
+                    <a:xfrm>
+                      <a:off x="0" y="0"/>
+                      <a:ext cx="5334000" cy="2279431"/>
+                    </a:xfrm>
+                    <a:prstGeom prst="rect">
+                      <a:avLst/>
+                    </a:prstGeom>
+                    <a:noFill/>
+                    <a:ln w="9525">
+                      <a:noFill/>
+                      <a:headEnd/>
+                      <a:tailEnd/>
+                    </a:ln>
+                  </pic:spPr>
+                </pic:pic>
+              </a:graphicData>
+            </a:graphic>
+          </wp:inline>
+        </w:drawing>
       </w:r>
       <w:r>
         <w:t xml:space="preserve"> </w:t>
@@ -10831,7 +11051,7 @@
       <w:r>
         <w:t xml:space="preserve"> </w:t>
       </w:r>
-      <w:hyperlink r:id="rId40">
+      <w:hyperlink r:id="rId52">
         <w:r>
           <w:rPr>
             <w:rStyle w:val="Hyperlink"/>
@@ -10842,7 +11062,7 @@
       <w:r>
         <w:t xml:space="preserve"> </w:t>
       </w:r>
-      <w:hyperlink r:id="rId41">
+      <w:hyperlink r:id="rId53">
         <w:r>
           <w:rPr>
             <w:rStyle w:val="Hyperlink"/>
@@ -10947,8 +11167,8 @@
         <w:t xml:space="preserve">Bedürfnisse der anderen Person konsequent über ihre eigenen." Bob Burg</w:t>
       </w:r>
     </w:p>
-    <w:bookmarkEnd w:id="75"/>
-    <w:bookmarkStart w:id="82" w:name="X8f26eabeb88a664f477901cf54e3b85b1efc39e"/>
+    <w:bookmarkEnd w:id="93"/>
+    <w:bookmarkStart w:id="100" w:name="X8f26eabeb88a664f477901cf54e3b85b1efc39e"/>
     <w:p>
       <w:pPr>
         <w:pStyle w:val="Heading2"/>
@@ -11289,7 +11509,7 @@
       <w:r>
         <w:t xml:space="preserve"> </w:t>
       </w:r>
-      <w:hyperlink r:id="rId60">
+      <w:hyperlink r:id="rId72">
         <w:r>
           <w:rPr>
             <w:rStyle w:val="Hyperlink"/>
@@ -11306,7 +11526,7 @@
       <w:r>
         <w:t xml:space="preserve"> </w:t>
       </w:r>
-      <w:hyperlink r:id="rId61">
+      <w:hyperlink r:id="rId73">
         <w:r>
           <w:rPr>
             <w:rStyle w:val="Hyperlink"/>
@@ -11434,7 +11654,7 @@
       <w:r>
         <w:t xml:space="preserve"> </w:t>
       </w:r>
-      <w:hyperlink r:id="rId40">
+      <w:hyperlink r:id="rId52">
         <w:r>
           <w:rPr>
             <w:rStyle w:val="Hyperlink"/>
@@ -11445,7 +11665,7 @@
       <w:r>
         <w:t xml:space="preserve"> </w:t>
       </w:r>
-      <w:hyperlink r:id="rId41">
+      <w:hyperlink r:id="rId53">
         <w:r>
           <w:rPr>
             <w:rStyle w:val="Hyperlink"/>
@@ -11486,7 +11706,7 @@
         <w:t xml:space="preserve">Kollegen, …</w:t>
       </w:r>
     </w:p>
-    <w:bookmarkStart w:id="81" w:name="section"/>
+    <w:bookmarkStart w:id="99" w:name="section"/>
     <w:p>
       <w:pPr>
         <w:pStyle w:val="Heading3"/>
@@ -11620,7 +11840,7 @@
           <w:numId w:val="1045"/>
         </w:numPr>
       </w:pPr>
-      <w:hyperlink r:id="rId76">
+      <w:hyperlink r:id="rId94">
         <w:r>
           <w:rPr>
             <w:rStyle w:val="Hyperlink"/>
@@ -11648,7 +11868,7 @@
       <w:r>
         <w:t xml:space="preserve"> </w:t>
       </w:r>
-      <w:hyperlink r:id="rId77">
+      <w:hyperlink r:id="rId95">
         <w:r>
           <w:rPr>
             <w:rStyle w:val="Hyperlink"/>
@@ -11659,7 +11879,7 @@
       <w:r>
         <w:t xml:space="preserve"> </w:t>
       </w:r>
-      <w:hyperlink r:id="rId31">
+      <w:hyperlink r:id="rId40">
         <w:r>
           <w:rPr>
             <w:rStyle w:val="Hyperlink"/>
@@ -11675,7 +11895,7 @@
           <w:numId w:val="1045"/>
         </w:numPr>
       </w:pPr>
-      <w:hyperlink r:id="rId78">
+      <w:hyperlink r:id="rId96">
         <w:r>
           <w:rPr>
             <w:rStyle w:val="Hyperlink"/>
@@ -11697,7 +11917,7 @@
           <w:numId w:val="1045"/>
         </w:numPr>
       </w:pPr>
-      <w:hyperlink r:id="rId79">
+      <w:hyperlink r:id="rId97">
         <w:r>
           <w:rPr>
             <w:rStyle w:val="Hyperlink"/>
@@ -11713,7 +11933,7 @@
           <w:numId w:val="1045"/>
         </w:numPr>
       </w:pPr>
-      <w:hyperlink r:id="rId80">
+      <w:hyperlink r:id="rId98">
         <w:r>
           <w:rPr>
             <w:rStyle w:val="Hyperlink"/>
@@ -11728,9 +11948,9 @@
         <w:t xml:space="preserve">- kostenlose App für psychische Gesundheit und innere Entwicklung innerhalb einer sich gegenseitig unterstützenden Community (englisch)</w:t>
       </w:r>
     </w:p>
-    <w:bookmarkEnd w:id="81"/>
-    <w:bookmarkEnd w:id="82"/>
-    <w:bookmarkStart w:id="84" w:name="Xd0f1d816f9e0aab639dbf54bc2b1a2b4bfcdbf3"/>
+    <w:bookmarkEnd w:id="99"/>
+    <w:bookmarkEnd w:id="100"/>
+    <w:bookmarkStart w:id="105" w:name="Xd0f1d816f9e0aab639dbf54bc2b1a2b4bfcdbf3"/>
     <w:p>
       <w:pPr>
         <w:pStyle w:val="Heading2"/>
@@ -11942,7 +12162,46 @@
         <w:pStyle w:val="BodyText"/>
       </w:pPr>
       <w:r>
-        <w:t xml:space="preserve">start_stop_continue</w:t>
+        <w:drawing>
+          <wp:inline>
+            <wp:extent cx="5334000" cy="1982611"/>
+            <wp:effectExtent b="0" l="0" r="0" t="0"/>
+            <wp:docPr descr="start_stop_continue" title="" id="102" name="Picture"/>
+            <a:graphic>
+              <a:graphicData uri="http://schemas.openxmlformats.org/drawingml/2006/picture">
+                <pic:pic>
+                  <pic:nvPicPr>
+                    <pic:cNvPr descr="./media/start_stop_continue.png" id="103" name="Picture"/>
+                    <pic:cNvPicPr>
+                      <a:picLocks noChangeArrowheads="1" noChangeAspect="1"/>
+                    </pic:cNvPicPr>
+                  </pic:nvPicPr>
+                  <pic:blipFill>
+                    <a:blip r:embed="rId101"/>
+                    <a:stretch>
+                      <a:fillRect/>
+                    </a:stretch>
+                  </pic:blipFill>
+                  <pic:spPr bwMode="auto">
+                    <a:xfrm>
+                      <a:off x="0" y="0"/>
+                      <a:ext cx="5334000" cy="1982611"/>
+                    </a:xfrm>
+                    <a:prstGeom prst="rect">
+                      <a:avLst/>
+                    </a:prstGeom>
+                    <a:noFill/>
+                    <a:ln w="9525">
+                      <a:noFill/>
+                      <a:headEnd/>
+                      <a:tailEnd/>
+                    </a:ln>
+                  </pic:spPr>
+                </pic:pic>
+              </a:graphicData>
+            </a:graphic>
+          </wp:inline>
+        </w:drawing>
       </w:r>
       <w:r>
         <w:t xml:space="preserve"> </w:t>
@@ -12011,7 +12270,7 @@
       <w:r>
         <w:t xml:space="preserve"> </w:t>
       </w:r>
-      <w:hyperlink r:id="rId83">
+      <w:hyperlink r:id="rId104">
         <w:r>
           <w:rPr>
             <w:rStyle w:val="Hyperlink"/>
@@ -12303,8 +12562,8 @@
         <w:t xml:space="preserve">Fontaine</w:t>
       </w:r>
     </w:p>
-    <w:bookmarkEnd w:id="84"/>
-    <w:bookmarkStart w:id="92" w:name="Xf76294da5e70db8d3ddc257ea6a3165a9c1d223"/>
+    <w:bookmarkEnd w:id="105"/>
+    <w:bookmarkStart w:id="113" w:name="Xf76294da5e70db8d3ddc257ea6a3165a9c1d223"/>
     <w:p>
       <w:pPr>
         <w:pStyle w:val="Heading2"/>
@@ -12591,7 +12850,7 @@
       <w:r>
         <w:t xml:space="preserve"> </w:t>
       </w:r>
-      <w:hyperlink r:id="rId85">
+      <w:hyperlink r:id="rId106">
         <w:r>
           <w:rPr>
             <w:rStyle w:val="Hyperlink"/>
@@ -12706,7 +12965,7 @@
       <w:r>
         <w:t xml:space="preserve"> </w:t>
       </w:r>
-      <w:hyperlink r:id="rId86">
+      <w:hyperlink r:id="rId107">
         <w:r>
           <w:rPr>
             <w:rStyle w:val="Hyperlink"/>
@@ -12790,7 +13049,7 @@
       <w:r>
         <w:t xml:space="preserve"> </w:t>
       </w:r>
-      <w:hyperlink r:id="rId87">
+      <w:hyperlink r:id="rId108">
         <w:r>
           <w:rPr>
             <w:rStyle w:val="Hyperlink"/>
@@ -12823,7 +13082,7 @@
           <w:numId w:val="1052"/>
         </w:numPr>
       </w:pPr>
-      <w:hyperlink r:id="rId88">
+      <w:hyperlink r:id="rId109">
         <w:r>
           <w:rPr>
             <w:rStyle w:val="Hyperlink"/>
@@ -12839,7 +13098,7 @@
           <w:numId w:val="1052"/>
         </w:numPr>
       </w:pPr>
-      <w:hyperlink r:id="rId89">
+      <w:hyperlink r:id="rId110">
         <w:r>
           <w:rPr>
             <w:rStyle w:val="Hyperlink"/>
@@ -12861,7 +13120,7 @@
       <w:r>
         <w:t xml:space="preserve"> </w:t>
       </w:r>
-      <w:hyperlink r:id="rId90">
+      <w:hyperlink r:id="rId111">
         <w:r>
           <w:rPr>
             <w:rStyle w:val="Hyperlink"/>
@@ -12883,7 +13142,7 @@
       <w:r>
         <w:t xml:space="preserve"> </w:t>
       </w:r>
-      <w:hyperlink r:id="rId91">
+      <w:hyperlink r:id="rId112">
         <w:r>
           <w:rPr>
             <w:rStyle w:val="Hyperlink"/>
@@ -12892,8 +13151,8 @@
         </w:r>
       </w:hyperlink>
     </w:p>
-    <w:bookmarkEnd w:id="92"/>
-    <w:bookmarkStart w:id="93" w:name="Xd3d88b88ce7ea67a4aa822c1e02cf59177eefc5"/>
+    <w:bookmarkEnd w:id="113"/>
+    <w:bookmarkStart w:id="114" w:name="Xd3d88b88ce7ea67a4aa822c1e02cf59177eefc5"/>
     <w:p>
       <w:pPr>
         <w:pStyle w:val="Heading2"/>
@@ -13746,8 +14005,8 @@
         <w:t xml:space="preserve">Søren Kierkegaard</w:t>
       </w:r>
     </w:p>
-    <w:bookmarkEnd w:id="93"/>
-    <w:bookmarkStart w:id="95" w:name="Xc15d35049284f4045807f37ae007abf39a60f30"/>
+    <w:bookmarkEnd w:id="114"/>
+    <w:bookmarkStart w:id="116" w:name="Xc15d35049284f4045807f37ae007abf39a60f30"/>
     <w:p>
       <w:pPr>
         <w:pStyle w:val="Heading2"/>
@@ -14128,7 +14387,7 @@
       <w:r>
         <w:t xml:space="preserve"> </w:t>
       </w:r>
-      <w:hyperlink r:id="rId94">
+      <w:hyperlink r:id="rId115">
         <w:r>
           <w:rPr>
             <w:rStyle w:val="Hyperlink"/>
@@ -14285,8 +14544,8 @@
         <w:t xml:space="preserve">erreichte als erster beide Pole zu Fuß</w:t>
       </w:r>
     </w:p>
-    <w:bookmarkEnd w:id="95"/>
-    <w:bookmarkStart w:id="141" w:name="anhang-literaturliste"/>
+    <w:bookmarkEnd w:id="116"/>
+    <w:bookmarkStart w:id="162" w:name="anhang-literaturliste"/>
     <w:p>
       <w:pPr>
         <w:pStyle w:val="Heading2"/>
@@ -14326,7 +14585,7 @@
       <w:r>
         <w:t xml:space="preserve"> </w:t>
       </w:r>
-      <w:hyperlink r:id="rId96">
+      <w:hyperlink r:id="rId117">
         <w:r>
           <w:rPr>
             <w:rStyle w:val="Hyperlink"/>
@@ -14337,7 +14596,7 @@
       <w:r>
         <w:t xml:space="preserve"> </w:t>
       </w:r>
-      <w:hyperlink r:id="rId97">
+      <w:hyperlink r:id="rId118">
         <w:r>
           <w:rPr>
             <w:rStyle w:val="Hyperlink"/>
@@ -14348,7 +14607,7 @@
       <w:r>
         <w:t xml:space="preserve"> </w:t>
       </w:r>
-      <w:hyperlink r:id="rId98">
+      <w:hyperlink r:id="rId119">
         <w:r>
           <w:rPr>
             <w:rStyle w:val="Hyperlink"/>
@@ -14359,7 +14618,7 @@
       <w:r>
         <w:t xml:space="preserve"> </w:t>
       </w:r>
-      <w:hyperlink r:id="rId99">
+      <w:hyperlink r:id="rId120">
         <w:r>
           <w:rPr>
             <w:rStyle w:val="Hyperlink"/>
@@ -14376,7 +14635,7 @@
       <w:r>
         <w:t xml:space="preserve"> </w:t>
       </w:r>
-      <w:hyperlink r:id="rId100">
+      <w:hyperlink r:id="rId121">
         <w:r>
           <w:rPr>
             <w:rStyle w:val="Hyperlink"/>
@@ -14395,7 +14654,7 @@
       <w:r>
         <w:br/>
       </w:r>
-      <w:hyperlink r:id="rId101">
+      <w:hyperlink r:id="rId122">
         <w:r>
           <w:rPr>
             <w:rStyle w:val="Hyperlink"/>
@@ -14406,7 +14665,7 @@
       <w:r>
         <w:t xml:space="preserve"> </w:t>
       </w:r>
-      <w:hyperlink r:id="rId102">
+      <w:hyperlink r:id="rId123">
         <w:r>
           <w:rPr>
             <w:rStyle w:val="Hyperlink"/>
@@ -14417,7 +14676,7 @@
       <w:r>
         <w:br/>
       </w:r>
-      <w:hyperlink r:id="rId103">
+      <w:hyperlink r:id="rId124">
         <w:r>
           <w:rPr>
             <w:rStyle w:val="Hyperlink"/>
@@ -14428,7 +14687,7 @@
       <w:r>
         <w:br/>
       </w:r>
-      <w:hyperlink r:id="rId104">
+      <w:hyperlink r:id="rId125">
         <w:r>
           <w:rPr>
             <w:rStyle w:val="Hyperlink"/>
@@ -14439,7 +14698,7 @@
       <w:r>
         <w:br/>
       </w:r>
-      <w:hyperlink r:id="rId105">
+      <w:hyperlink r:id="rId126">
         <w:r>
           <w:rPr>
             <w:rStyle w:val="Hyperlink"/>
@@ -14462,7 +14721,7 @@
       <w:r>
         <w:t xml:space="preserve"> </w:t>
       </w:r>
-      <w:hyperlink r:id="rId106">
+      <w:hyperlink r:id="rId127">
         <w:r>
           <w:rPr>
             <w:rStyle w:val="Hyperlink"/>
@@ -14473,7 +14732,7 @@
       <w:r>
         <w:t xml:space="preserve"> </w:t>
       </w:r>
-      <w:hyperlink r:id="rId107">
+      <w:hyperlink r:id="rId128">
         <w:r>
           <w:rPr>
             <w:rStyle w:val="Hyperlink"/>
@@ -14484,7 +14743,7 @@
       <w:r>
         <w:t xml:space="preserve"> </w:t>
       </w:r>
-      <w:hyperlink r:id="rId16">
+      <w:hyperlink r:id="rId22">
         <w:r>
           <w:rPr>
             <w:rStyle w:val="Hyperlink"/>
@@ -14495,7 +14754,7 @@
       <w:r>
         <w:t xml:space="preserve"> </w:t>
       </w:r>
-      <w:hyperlink r:id="rId108">
+      <w:hyperlink r:id="rId129">
         <w:r>
           <w:rPr>
             <w:rStyle w:val="Hyperlink"/>
@@ -14506,7 +14765,7 @@
       <w:r>
         <w:t xml:space="preserve"> </w:t>
       </w:r>
-      <w:hyperlink r:id="rId109">
+      <w:hyperlink r:id="rId130">
         <w:r>
           <w:rPr>
             <w:rStyle w:val="Hyperlink"/>
@@ -14517,7 +14776,7 @@
       <w:r>
         <w:t xml:space="preserve"> </w:t>
       </w:r>
-      <w:hyperlink r:id="rId110">
+      <w:hyperlink r:id="rId131">
         <w:r>
           <w:rPr>
             <w:rStyle w:val="Hyperlink"/>
@@ -14528,7 +14787,7 @@
       <w:r>
         <w:t xml:space="preserve"> </w:t>
       </w:r>
-      <w:hyperlink r:id="rId29">
+      <w:hyperlink r:id="rId38">
         <w:r>
           <w:rPr>
             <w:rStyle w:val="Hyperlink"/>
@@ -14539,7 +14798,7 @@
       <w:r>
         <w:t xml:space="preserve"> </w:t>
       </w:r>
-      <w:hyperlink r:id="rId111">
+      <w:hyperlink r:id="rId132">
         <w:r>
           <w:rPr>
             <w:rStyle w:val="Hyperlink"/>
@@ -14562,7 +14821,7 @@
       <w:r>
         <w:br/>
       </w:r>
-      <w:hyperlink r:id="rId112">
+      <w:hyperlink r:id="rId133">
         <w:r>
           <w:rPr>
             <w:rStyle w:val="Hyperlink"/>
@@ -14573,7 +14832,7 @@
       <w:r>
         <w:t xml:space="preserve"> </w:t>
       </w:r>
-      <w:hyperlink r:id="rId113">
+      <w:hyperlink r:id="rId134">
         <w:r>
           <w:rPr>
             <w:rStyle w:val="Hyperlink"/>
@@ -14584,7 +14843,7 @@
       <w:r>
         <w:t xml:space="preserve"> </w:t>
       </w:r>
-      <w:hyperlink r:id="rId114">
+      <w:hyperlink r:id="rId135">
         <w:r>
           <w:rPr>
             <w:rStyle w:val="Hyperlink"/>
@@ -14595,7 +14854,7 @@
       <w:r>
         <w:t xml:space="preserve"> </w:t>
       </w:r>
-      <w:hyperlink r:id="rId115">
+      <w:hyperlink r:id="rId136">
         <w:r>
           <w:rPr>
             <w:rStyle w:val="Hyperlink"/>
@@ -14606,7 +14865,7 @@
       <w:r>
         <w:t xml:space="preserve"> </w:t>
       </w:r>
-      <w:hyperlink r:id="rId116">
+      <w:hyperlink r:id="rId137">
         <w:r>
           <w:rPr>
             <w:rStyle w:val="Hyperlink"/>
@@ -14617,7 +14876,7 @@
       <w:r>
         <w:t xml:space="preserve"> </w:t>
       </w:r>
-      <w:hyperlink r:id="rId117">
+      <w:hyperlink r:id="rId138">
         <w:r>
           <w:rPr>
             <w:rStyle w:val="Hyperlink"/>
@@ -14628,7 +14887,7 @@
       <w:r>
         <w:t xml:space="preserve"> </w:t>
       </w:r>
-      <w:hyperlink r:id="rId118">
+      <w:hyperlink r:id="rId139">
         <w:r>
           <w:rPr>
             <w:rStyle w:val="Hyperlink"/>
@@ -14639,7 +14898,7 @@
       <w:r>
         <w:t xml:space="preserve"> </w:t>
       </w:r>
-      <w:hyperlink r:id="rId119">
+      <w:hyperlink r:id="rId140">
         <w:r>
           <w:rPr>
             <w:rStyle w:val="Hyperlink"/>
@@ -14650,7 +14909,7 @@
       <w:r>
         <w:t xml:space="preserve"> </w:t>
       </w:r>
-      <w:hyperlink r:id="rId120">
+      <w:hyperlink r:id="rId141">
         <w:r>
           <w:rPr>
             <w:rStyle w:val="Hyperlink"/>
@@ -14661,7 +14920,7 @@
       <w:r>
         <w:t xml:space="preserve"> </w:t>
       </w:r>
-      <w:hyperlink r:id="rId17">
+      <w:hyperlink r:id="rId23">
         <w:r>
           <w:rPr>
             <w:rStyle w:val="Hyperlink"/>
@@ -14672,7 +14931,7 @@
       <w:r>
         <w:t xml:space="preserve"> </w:t>
       </w:r>
-      <w:hyperlink r:id="rId121">
+      <w:hyperlink r:id="rId142">
         <w:r>
           <w:rPr>
             <w:rStyle w:val="Hyperlink"/>
@@ -14683,7 +14942,7 @@
       <w:r>
         <w:t xml:space="preserve"> </w:t>
       </w:r>
-      <w:hyperlink r:id="rId122">
+      <w:hyperlink r:id="rId143">
         <w:r>
           <w:rPr>
             <w:rStyle w:val="Hyperlink"/>
@@ -14694,7 +14953,7 @@
       <w:r>
         <w:t xml:space="preserve"> </w:t>
       </w:r>
-      <w:hyperlink r:id="rId123">
+      <w:hyperlink r:id="rId144">
         <w:r>
           <w:rPr>
             <w:rStyle w:val="Hyperlink"/>
@@ -14717,7 +14976,7 @@
       <w:r>
         <w:br/>
       </w:r>
-      <w:hyperlink r:id="rId124">
+      <w:hyperlink r:id="rId145">
         <w:r>
           <w:rPr>
             <w:rStyle w:val="Hyperlink"/>
@@ -14728,7 +14987,7 @@
       <w:r>
         <w:t xml:space="preserve"> </w:t>
       </w:r>
-      <w:hyperlink r:id="rId125">
+      <w:hyperlink r:id="rId146">
         <w:r>
           <w:rPr>
             <w:rStyle w:val="Hyperlink"/>
@@ -14739,7 +14998,7 @@
       <w:r>
         <w:t xml:space="preserve"> </w:t>
       </w:r>
-      <w:hyperlink r:id="rId126">
+      <w:hyperlink r:id="rId147">
         <w:r>
           <w:rPr>
             <w:rStyle w:val="Hyperlink"/>
@@ -14762,7 +15021,7 @@
       <w:r>
         <w:br/>
       </w:r>
-      <w:hyperlink r:id="rId127">
+      <w:hyperlink r:id="rId148">
         <w:r>
           <w:rPr>
             <w:rStyle w:val="Hyperlink"/>
@@ -14773,7 +15032,7 @@
       <w:r>
         <w:br/>
       </w:r>
-      <w:hyperlink r:id="rId128">
+      <w:hyperlink r:id="rId149">
         <w:r>
           <w:rPr>
             <w:rStyle w:val="Hyperlink"/>
@@ -14784,7 +15043,7 @@
       <w:r>
         <w:t xml:space="preserve"> </w:t>
       </w:r>
-      <w:hyperlink r:id="rId129">
+      <w:hyperlink r:id="rId150">
         <w:r>
           <w:rPr>
             <w:rStyle w:val="Hyperlink"/>
@@ -14795,7 +15054,7 @@
       <w:r>
         <w:br/>
       </w:r>
-      <w:hyperlink r:id="rId130">
+      <w:hyperlink r:id="rId151">
         <w:r>
           <w:rPr>
             <w:rStyle w:val="Hyperlink"/>
@@ -14806,7 +15065,7 @@
       <w:r>
         <w:br/>
       </w:r>
-      <w:hyperlink r:id="rId131">
+      <w:hyperlink r:id="rId152">
         <w:r>
           <w:rPr>
             <w:rStyle w:val="Hyperlink"/>
@@ -14817,7 +15076,7 @@
       <w:r>
         <w:br/>
       </w:r>
-      <w:hyperlink r:id="rId132">
+      <w:hyperlink r:id="rId153">
         <w:r>
           <w:rPr>
             <w:rStyle w:val="Hyperlink"/>
@@ -14840,7 +15099,7 @@
       <w:r>
         <w:br/>
       </w:r>
-      <w:hyperlink r:id="rId133">
+      <w:hyperlink r:id="rId154">
         <w:r>
           <w:rPr>
             <w:rStyle w:val="Hyperlink"/>
@@ -14851,7 +15110,7 @@
       <w:r>
         <w:t xml:space="preserve"> </w:t>
       </w:r>
-      <w:hyperlink r:id="rId134">
+      <w:hyperlink r:id="rId155">
         <w:r>
           <w:rPr>
             <w:rStyle w:val="Hyperlink"/>
@@ -14862,7 +15121,7 @@
       <w:r>
         <w:t xml:space="preserve"> </w:t>
       </w:r>
-      <w:hyperlink r:id="rId135">
+      <w:hyperlink r:id="rId156">
         <w:r>
           <w:rPr>
             <w:rStyle w:val="Hyperlink"/>
@@ -14873,7 +15132,7 @@
       <w:r>
         <w:t xml:space="preserve"> </w:t>
       </w:r>
-      <w:hyperlink r:id="rId80">
+      <w:hyperlink r:id="rId98">
         <w:r>
           <w:rPr>
             <w:rStyle w:val="Hyperlink"/>
@@ -14896,7 +15155,7 @@
       <w:r>
         <w:br/>
       </w:r>
-      <w:hyperlink r:id="rId136">
+      <w:hyperlink r:id="rId157">
         <w:r>
           <w:rPr>
             <w:rStyle w:val="Hyperlink"/>
@@ -14907,7 +15166,7 @@
       <w:r>
         <w:t xml:space="preserve"> </w:t>
       </w:r>
-      <w:hyperlink r:id="rId137">
+      <w:hyperlink r:id="rId158">
         <w:r>
           <w:rPr>
             <w:rStyle w:val="Hyperlink"/>
@@ -14918,7 +15177,7 @@
       <w:r>
         <w:t xml:space="preserve"> </w:t>
       </w:r>
-      <w:hyperlink r:id="rId138">
+      <w:hyperlink r:id="rId159">
         <w:r>
           <w:rPr>
             <w:rStyle w:val="Hyperlink"/>
@@ -14929,7 +15188,7 @@
       <w:r>
         <w:t xml:space="preserve"> </w:t>
       </w:r>
-      <w:hyperlink r:id="rId139">
+      <w:hyperlink r:id="rId160">
         <w:r>
           <w:rPr>
             <w:rStyle w:val="Hyperlink"/>
@@ -14940,7 +15199,7 @@
       <w:r>
         <w:t xml:space="preserve"> </w:t>
       </w:r>
-      <w:hyperlink r:id="rId140">
+      <w:hyperlink r:id="rId161">
         <w:r>
           <w:rPr>
             <w:rStyle w:val="Hyperlink"/>
@@ -14949,8 +15208,8 @@
         </w:r>
       </w:hyperlink>
     </w:p>
-    <w:bookmarkEnd w:id="141"/>
-    <w:bookmarkStart w:id="142" w:name="danksagungen"/>
+    <w:bookmarkEnd w:id="162"/>
+    <w:bookmarkStart w:id="163" w:name="danksagungen"/>
     <w:p>
       <w:pPr>
         <w:pStyle w:val="Heading2"/>
@@ -15094,8 +15353,8 @@
         <w:t xml:space="preserve">Statt einen eigenen Canvas zu entwickeln, haben wir den Climate Action Canvas von www.climateconnections.de genutzt. Er steht zur freien Verfügung im Netz - danke dafür!</w:t>
       </w:r>
     </w:p>
-    <w:bookmarkEnd w:id="142"/>
-    <w:bookmarkEnd w:id="143"/>
+    <w:bookmarkEnd w:id="163"/>
+    <w:bookmarkEnd w:id="164"/>
     <w:sectPr>
       <w:footnotePr>
         <w:numRestart w:val="eachSect"/>

--- a/docs/de/download/lernos-sustainability-guide.docx
+++ b/docs/de/download/lernos-sustainability-guide.docx
@@ -387,7 +387,7 @@
       </w:r>
     </w:p>
     <w:bookmarkEnd w:id="14"/>
-    <w:bookmarkStart w:id="47" w:name="grundlagen"/>
+    <w:bookmarkStart w:id="56" w:name="grundlagen"/>
     <w:p>
       <w:pPr>
         <w:pStyle w:val="Heading1"/>
@@ -1185,7 +1185,7 @@
       </w:r>
     </w:p>
     <w:bookmarkEnd w:id="24"/>
-    <w:bookmarkStart w:id="28" w:name="Xc6ad0a4b3b9b2b169c875617a1e51d01e377d96"/>
+    <w:bookmarkStart w:id="34" w:name="Xc6ad0a4b3b9b2b169c875617a1e51d01e377d96"/>
     <w:p>
       <w:pPr>
         <w:pStyle w:val="Heading2"/>
@@ -1369,7 +1369,46 @@
         <w:pStyle w:val="BodyText"/>
       </w:pPr>
       <w:r>
-        <w:t xml:space="preserve">Planetary_boundaries_2025</w:t>
+        <w:drawing>
+          <wp:inline>
+            <wp:extent cx="5334000" cy="5037963"/>
+            <wp:effectExtent b="0" l="0" r="0" t="0"/>
+            <wp:docPr descr="Planetary_boundaries_2025" title="" id="27" name="Picture"/>
+            <a:graphic>
+              <a:graphicData uri="http://schemas.openxmlformats.org/drawingml/2006/picture">
+                <pic:pic>
+                  <pic:nvPicPr>
+                    <pic:cNvPr descr="./media/Planetary_boundaries_2025.jpg" id="28" name="Picture"/>
+                    <pic:cNvPicPr>
+                      <a:picLocks noChangeArrowheads="1" noChangeAspect="1"/>
+                    </pic:cNvPicPr>
+                  </pic:nvPicPr>
+                  <pic:blipFill>
+                    <a:blip r:embed="rId26"/>
+                    <a:stretch>
+                      <a:fillRect/>
+                    </a:stretch>
+                  </pic:blipFill>
+                  <pic:spPr bwMode="auto">
+                    <a:xfrm>
+                      <a:off x="0" y="0"/>
+                      <a:ext cx="5334000" cy="5037963"/>
+                    </a:xfrm>
+                    <a:prstGeom prst="rect">
+                      <a:avLst/>
+                    </a:prstGeom>
+                    <a:noFill/>
+                    <a:ln w="9525">
+                      <a:noFill/>
+                      <a:headEnd/>
+                      <a:tailEnd/>
+                    </a:ln>
+                  </pic:spPr>
+                </pic:pic>
+              </a:graphicData>
+            </a:graphic>
+          </wp:inline>
+        </w:drawing>
       </w:r>
       <w:r>
         <w:t xml:space="preserve"> </w:t>
@@ -1388,7 +1427,7 @@
       <w:r>
         <w:t xml:space="preserve"> </w:t>
       </w:r>
-      <w:hyperlink r:id="rId26">
+      <w:hyperlink r:id="rId29">
         <w:r>
           <w:rPr>
             <w:rStyle w:val="Hyperlink"/>
@@ -1494,7 +1533,7 @@
       <w:r>
         <w:t xml:space="preserve"> </w:t>
       </w:r>
-      <w:hyperlink r:id="rId27">
+      <w:hyperlink r:id="rId30">
         <w:r>
           <w:rPr>
             <w:rStyle w:val="Hyperlink"/>
@@ -1558,7 +1597,46 @@
         <w:pStyle w:val="BodyText"/>
       </w:pPr>
       <w:r>
-        <w:t xml:space="preserve">Earth_overshoot_day_2025</w:t>
+        <w:drawing>
+          <wp:inline>
+            <wp:extent cx="5334000" cy="3333750"/>
+            <wp:effectExtent b="0" l="0" r="0" t="0"/>
+            <wp:docPr descr="Earth_overshoot_day_2025" title="" id="32" name="Picture"/>
+            <a:graphic>
+              <a:graphicData uri="http://schemas.openxmlformats.org/drawingml/2006/picture">
+                <pic:pic>
+                  <pic:nvPicPr>
+                    <pic:cNvPr descr="./media/Earth_overshoot_day_2025.png" id="33" name="Picture"/>
+                    <pic:cNvPicPr>
+                      <a:picLocks noChangeArrowheads="1" noChangeAspect="1"/>
+                    </pic:cNvPicPr>
+                  </pic:nvPicPr>
+                  <pic:blipFill>
+                    <a:blip r:embed="rId31"/>
+                    <a:stretch>
+                      <a:fillRect/>
+                    </a:stretch>
+                  </pic:blipFill>
+                  <pic:spPr bwMode="auto">
+                    <a:xfrm>
+                      <a:off x="0" y="0"/>
+                      <a:ext cx="5334000" cy="3333750"/>
+                    </a:xfrm>
+                    <a:prstGeom prst="rect">
+                      <a:avLst/>
+                    </a:prstGeom>
+                    <a:noFill/>
+                    <a:ln w="9525">
+                      <a:noFill/>
+                      <a:headEnd/>
+                      <a:tailEnd/>
+                    </a:ln>
+                  </pic:spPr>
+                </pic:pic>
+              </a:graphicData>
+            </a:graphic>
+          </wp:inline>
+        </w:drawing>
       </w:r>
       <w:r>
         <w:t xml:space="preserve"> </w:t>
@@ -1587,8 +1665,8 @@
         <w:t xml:space="preserve">10. Mai. 2025 schon am 3.Mai.</w:t>
       </w:r>
     </w:p>
-    <w:bookmarkEnd w:id="28"/>
-    <w:bookmarkStart w:id="29" w:name="Xcf39e7707cc967530d9124d6fdefd60dcde5ded"/>
+    <w:bookmarkEnd w:id="34"/>
+    <w:bookmarkStart w:id="35" w:name="Xcf39e7707cc967530d9124d6fdefd60dcde5ded"/>
     <w:p>
       <w:pPr>
         <w:pStyle w:val="Heading2"/>
@@ -1943,8 +2021,8 @@
         <w:t xml:space="preserve">Wachstums« (S.16). oekom verlag. Kindle-Version.</w:t>
       </w:r>
     </w:p>
-    <w:bookmarkEnd w:id="29"/>
-    <w:bookmarkStart w:id="41" w:name="unser-handeln"/>
+    <w:bookmarkEnd w:id="35"/>
+    <w:bookmarkStart w:id="50" w:name="unser-handeln"/>
     <w:p>
       <w:pPr>
         <w:pStyle w:val="Heading2"/>
@@ -2068,7 +2146,7 @@
       <w:r>
         <w:t xml:space="preserve"> </w:t>
       </w:r>
-      <w:hyperlink r:id="rId30">
+      <w:hyperlink r:id="rId36">
         <w:r>
           <w:rPr>
             <w:rStyle w:val="Hyperlink"/>
@@ -2167,7 +2245,7 @@
       <w:r>
         <w:t xml:space="preserve"> </w:t>
       </w:r>
-      <w:hyperlink r:id="rId31">
+      <w:hyperlink r:id="rId37">
         <w:r>
           <w:rPr>
             <w:rStyle w:val="Hyperlink"/>
@@ -2254,7 +2332,7 @@
       <w:r>
         <w:t xml:space="preserve"> </w:t>
       </w:r>
-      <w:hyperlink r:id="rId32">
+      <w:hyperlink r:id="rId38">
         <w:r>
           <w:rPr>
             <w:rStyle w:val="Hyperlink"/>
@@ -2400,18 +2478,18 @@
           <wp:inline>
             <wp:extent cx="5334000" cy="2350442"/>
             <wp:effectExtent b="0" l="0" r="0" t="0"/>
-            <wp:docPr descr="Hebel_der_Wirksamkeit" title="" id="34" name="Picture"/>
+            <wp:docPr descr="Hebel_der_Wirksamkeit" title="" id="40" name="Picture"/>
             <a:graphic>
               <a:graphicData uri="http://schemas.openxmlformats.org/drawingml/2006/picture">
                 <pic:pic>
                   <pic:nvPicPr>
-                    <pic:cNvPr descr="./media/Hebel_der_Wirksamkeit.png" id="35" name="Picture"/>
+                    <pic:cNvPr descr="./media/Hebel_der_Wirksamkeit.png" id="41" name="Picture"/>
                     <pic:cNvPicPr>
                       <a:picLocks noChangeArrowheads="1" noChangeAspect="1"/>
                     </pic:cNvPicPr>
                   </pic:nvPicPr>
                   <pic:blipFill>
-                    <a:blip r:embed="rId33"/>
+                    <a:blip r:embed="rId39"/>
                     <a:stretch>
                       <a:fillRect/>
                     </a:stretch>
@@ -2791,7 +2869,7 @@
       <w:r>
         <w:t xml:space="preserve"> </w:t>
       </w:r>
-      <w:hyperlink r:id="rId36">
+      <w:hyperlink r:id="rId42">
         <w:r>
           <w:rPr>
             <w:rStyle w:val="Hyperlink"/>
@@ -2816,7 +2894,7 @@
       <w:r>
         <w:t xml:space="preserve"> </w:t>
       </w:r>
-      <w:hyperlink r:id="rId37">
+      <w:hyperlink r:id="rId43">
         <w:r>
           <w:rPr>
             <w:rStyle w:val="Hyperlink"/>
@@ -2990,7 +3068,7 @@
       <w:r>
         <w:t xml:space="preserve"> </w:t>
       </w:r>
-      <w:hyperlink r:id="rId38">
+      <w:hyperlink r:id="rId44">
         <w:r>
           <w:rPr>
             <w:rStyle w:val="Hyperlink"/>
@@ -3024,7 +3102,7 @@
       <w:r>
         <w:t xml:space="preserve"> </w:t>
       </w:r>
-      <w:hyperlink r:id="rId39">
+      <w:hyperlink r:id="rId45">
         <w:r>
           <w:rPr>
             <w:rStyle w:val="Hyperlink"/>
@@ -3066,7 +3144,46 @@
         <w:pStyle w:val="BodyText"/>
       </w:pPr>
       <w:r>
-        <w:t xml:space="preserve">Schwierigkeitsgrad_Wirksamkeit_2025</w:t>
+        <w:drawing>
+          <wp:inline>
+            <wp:extent cx="5334000" cy="3187898"/>
+            <wp:effectExtent b="0" l="0" r="0" t="0"/>
+            <wp:docPr descr="Schwierigkeitsgrad_Wirksamkeit_2025" title="" id="47" name="Picture"/>
+            <a:graphic>
+              <a:graphicData uri="http://schemas.openxmlformats.org/drawingml/2006/picture">
+                <pic:pic>
+                  <pic:nvPicPr>
+                    <pic:cNvPr descr="./media/Schwierigkeitsgrad_Wirksamkeit_2025.jpg" id="48" name="Picture"/>
+                    <pic:cNvPicPr>
+                      <a:picLocks noChangeArrowheads="1" noChangeAspect="1"/>
+                    </pic:cNvPicPr>
+                  </pic:nvPicPr>
+                  <pic:blipFill>
+                    <a:blip r:embed="rId46"/>
+                    <a:stretch>
+                      <a:fillRect/>
+                    </a:stretch>
+                  </pic:blipFill>
+                  <pic:spPr bwMode="auto">
+                    <a:xfrm>
+                      <a:off x="0" y="0"/>
+                      <a:ext cx="5334000" cy="3187898"/>
+                    </a:xfrm>
+                    <a:prstGeom prst="rect">
+                      <a:avLst/>
+                    </a:prstGeom>
+                    <a:noFill/>
+                    <a:ln w="9525">
+                      <a:noFill/>
+                      <a:headEnd/>
+                      <a:tailEnd/>
+                    </a:ln>
+                  </pic:spPr>
+                </pic:pic>
+              </a:graphicData>
+            </a:graphic>
+          </wp:inline>
+        </w:drawing>
       </w:r>
       <w:r>
         <w:t xml:space="preserve"> </w:t>
@@ -3175,7 +3292,7 @@
       <w:r>
         <w:t xml:space="preserve"> </w:t>
       </w:r>
-      <w:hyperlink r:id="rId40">
+      <w:hyperlink r:id="rId49">
         <w:r>
           <w:rPr>
             <w:rStyle w:val="Hyperlink"/>
@@ -3184,8 +3301,8 @@
         </w:r>
       </w:hyperlink>
     </w:p>
-    <w:bookmarkEnd w:id="41"/>
-    <w:bookmarkStart w:id="46" w:name="kommunikation-über-das-klima"/>
+    <w:bookmarkEnd w:id="50"/>
+    <w:bookmarkStart w:id="55" w:name="kommunikation-über-das-klima"/>
     <w:p>
       <w:pPr>
         <w:pStyle w:val="Heading2"/>
@@ -3302,7 +3419,7 @@
       <w:r>
         <w:t xml:space="preserve"> </w:t>
       </w:r>
-      <w:hyperlink r:id="rId42">
+      <w:hyperlink r:id="rId51">
         <w:r>
           <w:rPr>
             <w:rStyle w:val="Hyperlink"/>
@@ -3642,7 +3759,7 @@
       <w:pPr>
         <w:pStyle w:val="FirstParagraph"/>
       </w:pPr>
-      <w:hyperlink r:id="rId43">
+      <w:hyperlink r:id="rId52">
         <w:r>
           <w:rPr>
             <w:rStyle w:val="Hyperlink"/>
@@ -3685,7 +3802,7 @@
       <w:r>
         <w:t xml:space="preserve"> </w:t>
       </w:r>
-      <w:hyperlink r:id="rId44">
+      <w:hyperlink r:id="rId53">
         <w:r>
           <w:rPr>
             <w:rStyle w:val="Hyperlink"/>
@@ -3871,7 +3988,7 @@
       <w:r>
         <w:t xml:space="preserve"> </w:t>
       </w:r>
-      <w:hyperlink r:id="rId45">
+      <w:hyperlink r:id="rId54">
         <w:r>
           <w:rPr>
             <w:rStyle w:val="Hyperlink"/>
@@ -4286,9 +4403,9 @@
         <w:t xml:space="preserve">nach längerer Zeit einen neuen Versuch wagen.</w:t>
       </w:r>
     </w:p>
-    <w:bookmarkEnd w:id="46"/>
-    <w:bookmarkEnd w:id="47"/>
-    <w:bookmarkStart w:id="164" w:name="lernpfad"/>
+    <w:bookmarkEnd w:id="55"/>
+    <w:bookmarkEnd w:id="56"/>
+    <w:bookmarkStart w:id="180" w:name="lernpfad"/>
     <w:p>
       <w:pPr>
         <w:pStyle w:val="Heading1"/>
@@ -4323,18 +4440,18 @@
           <wp:inline>
             <wp:extent cx="5334000" cy="2997041"/>
             <wp:effectExtent b="0" l="0" r="0" t="0"/>
-            <wp:docPr descr="" title="" id="49" name="Picture"/>
+            <wp:docPr descr="" title="" id="58" name="Picture"/>
             <a:graphic>
               <a:graphicData uri="http://schemas.openxmlformats.org/drawingml/2006/picture">
                 <pic:pic>
                   <pic:nvPicPr>
-                    <pic:cNvPr descr="./media/Uberblick_Lernreise.jpeg" id="50" name="Picture"/>
+                    <pic:cNvPr descr="./media/Uberblick_Lernreise.jpeg" id="59" name="Picture"/>
                     <pic:cNvPicPr>
                       <a:picLocks noChangeArrowheads="1" noChangeAspect="1"/>
                     </pic:cNvPicPr>
                   </pic:nvPicPr>
                   <pic:blipFill>
-                    <a:blip r:embed="rId48"/>
+                    <a:blip r:embed="rId57"/>
                     <a:stretch>
                       <a:fillRect/>
                     </a:stretch>
@@ -4367,7 +4484,7 @@
         <w:t xml:space="preserve">Abbildung: Svenia Körner/ Volker Schramm, CC-BY-4.0</w:t>
       </w:r>
     </w:p>
-    <w:bookmarkStart w:id="56" w:name="kata-0-unsere-reise"/>
+    <w:bookmarkStart w:id="70" w:name="kata-0-unsere-reise"/>
     <w:p>
       <w:pPr>
         <w:pStyle w:val="Heading2"/>
@@ -4493,7 +4610,7 @@
       <w:r>
         <w:t xml:space="preserve"> </w:t>
       </w:r>
-      <w:hyperlink r:id="rId51">
+      <w:hyperlink r:id="rId60">
         <w:r>
           <w:rPr>
             <w:rStyle w:val="Hyperlink"/>
@@ -4800,7 +4917,7 @@
       <w:r>
         <w:t xml:space="preserve"> </w:t>
       </w:r>
-      <w:hyperlink r:id="rId52">
+      <w:hyperlink r:id="rId61">
         <w:r>
           <w:rPr>
             <w:rStyle w:val="Hyperlink"/>
@@ -4808,10 +4925,12 @@
           <w:t xml:space="preserve">Climate Action Canvas auf Miro</w:t>
         </w:r>
       </w:hyperlink>
-      <w:r>
-        <w:t xml:space="preserve"> </w:t>
-      </w:r>
-      <w:hyperlink r:id="rId53">
+    </w:p>
+    <w:p>
+      <w:pPr>
+        <w:pStyle w:val="BodyText"/>
+      </w:pPr>
+      <w:hyperlink r:id="rId62">
         <w:r>
           <w:rPr>
             <w:rStyle w:val="Hyperlink"/>
@@ -4888,7 +5007,46 @@
         <w:br/>
       </w:r>
       <w:r>
-        <w:t xml:space="preserve">Die Landkarte für die drei Phasen GRAFIK AKTUALISIEREN UND EINFÜGEN</w:t>
+        <w:drawing>
+          <wp:inline>
+            <wp:extent cx="5334000" cy="2997041"/>
+            <wp:effectExtent b="0" l="0" r="0" t="0"/>
+            <wp:docPr descr="Uberblick_Lernreise" title="" id="63" name="Picture"/>
+            <a:graphic>
+              <a:graphicData uri="http://schemas.openxmlformats.org/drawingml/2006/picture">
+                <pic:pic>
+                  <pic:nvPicPr>
+                    <pic:cNvPr descr="./media/Uberblick_Lernreise.jpeg" id="64" name="Picture"/>
+                    <pic:cNvPicPr>
+                      <a:picLocks noChangeArrowheads="1" noChangeAspect="1"/>
+                    </pic:cNvPicPr>
+                  </pic:nvPicPr>
+                  <pic:blipFill>
+                    <a:blip r:embed="rId57"/>
+                    <a:stretch>
+                      <a:fillRect/>
+                    </a:stretch>
+                  </pic:blipFill>
+                  <pic:spPr bwMode="auto">
+                    <a:xfrm>
+                      <a:off x="0" y="0"/>
+                      <a:ext cx="5334000" cy="2997041"/>
+                    </a:xfrm>
+                    <a:prstGeom prst="rect">
+                      <a:avLst/>
+                    </a:prstGeom>
+                    <a:noFill/>
+                    <a:ln w="9525">
+                      <a:noFill/>
+                      <a:headEnd/>
+                      <a:tailEnd/>
+                    </a:ln>
+                  </pic:spPr>
+                </pic:pic>
+              </a:graphicData>
+            </a:graphic>
+          </wp:inline>
+        </w:drawing>
       </w:r>
     </w:p>
     <w:p>
@@ -4911,7 +5069,46 @@
         <w:t xml:space="preserve"> </w:t>
       </w:r>
       <w:r>
-        <w:t xml:space="preserve">SDG_pyramid</w:t>
+        <w:drawing>
+          <wp:inline>
+            <wp:extent cx="5334000" cy="1888487"/>
+            <wp:effectExtent b="0" l="0" r="0" t="0"/>
+            <wp:docPr descr="SDG_pyramid" title="" id="66" name="Picture"/>
+            <a:graphic>
+              <a:graphicData uri="http://schemas.openxmlformats.org/drawingml/2006/picture">
+                <pic:pic>
+                  <pic:nvPicPr>
+                    <pic:cNvPr descr="./media/SDG_pyramid.jpg" id="67" name="Picture"/>
+                    <pic:cNvPicPr>
+                      <a:picLocks noChangeArrowheads="1" noChangeAspect="1"/>
+                    </pic:cNvPicPr>
+                  </pic:nvPicPr>
+                  <pic:blipFill>
+                    <a:blip r:embed="rId65"/>
+                    <a:stretch>
+                      <a:fillRect/>
+                    </a:stretch>
+                  </pic:blipFill>
+                  <pic:spPr bwMode="auto">
+                    <a:xfrm>
+                      <a:off x="0" y="0"/>
+                      <a:ext cx="5334000" cy="1888487"/>
+                    </a:xfrm>
+                    <a:prstGeom prst="rect">
+                      <a:avLst/>
+                    </a:prstGeom>
+                    <a:noFill/>
+                    <a:ln w="9525">
+                      <a:noFill/>
+                      <a:headEnd/>
+                      <a:tailEnd/>
+                    </a:ln>
+                  </pic:spPr>
+                </pic:pic>
+              </a:graphicData>
+            </a:graphic>
+          </wp:inline>
+        </w:drawing>
       </w:r>
       <w:r>
         <w:t xml:space="preserve"> </w:t>
@@ -4942,7 +5139,7 @@
       <w:r>
         <w:t xml:space="preserve"> </w:t>
       </w:r>
-      <w:hyperlink r:id="rId54">
+      <w:hyperlink r:id="rId68">
         <w:r>
           <w:rPr>
             <w:rStyle w:val="Hyperlink"/>
@@ -5134,7 +5331,7 @@
       <w:r>
         <w:t xml:space="preserve"> </w:t>
       </w:r>
-      <w:hyperlink r:id="rId51">
+      <w:hyperlink r:id="rId60">
         <w:r>
           <w:rPr>
             <w:rStyle w:val="Hyperlink"/>
@@ -5485,7 +5682,7 @@
         <w:t xml:space="preserve">“Jedem Anfang wohnt ein Zauber inne!”</w:t>
       </w:r>
     </w:p>
-    <w:bookmarkStart w:id="55" w:name="arbeitsblatt-climate-action-canvas"/>
+    <w:bookmarkStart w:id="69" w:name="arbeitsblatt-climate-action-canvas"/>
     <w:p>
       <w:pPr>
         <w:pStyle w:val="Heading3"/>
@@ -5507,7 +5704,7 @@
       <w:pPr>
         <w:pStyle w:val="FirstParagraph"/>
       </w:pPr>
-      <w:hyperlink r:id="rId52">
+      <w:hyperlink r:id="rId61">
         <w:r>
           <w:rPr>
             <w:rStyle w:val="Hyperlink"/>
@@ -5518,7 +5715,7 @@
       <w:r>
         <w:t xml:space="preserve"> </w:t>
       </w:r>
-      <w:hyperlink r:id="rId53">
+      <w:hyperlink r:id="rId62">
         <w:r>
           <w:rPr>
             <w:rStyle w:val="Hyperlink"/>
@@ -5527,9 +5724,9 @@
         </w:r>
       </w:hyperlink>
     </w:p>
-    <w:bookmarkEnd w:id="55"/>
-    <w:bookmarkEnd w:id="56"/>
-    <w:bookmarkStart w:id="61" w:name="X9fe621e3d6edc5a553269b47ad7a5d911c79cab"/>
+    <w:bookmarkEnd w:id="69"/>
+    <w:bookmarkEnd w:id="70"/>
+    <w:bookmarkStart w:id="75" w:name="X9fe621e3d6edc5a553269b47ad7a5d911c79cab"/>
     <w:p>
       <w:pPr>
         <w:pStyle w:val="Heading2"/>
@@ -5758,7 +5955,7 @@
       <w:r>
         <w:t xml:space="preserve"> </w:t>
       </w:r>
-      <w:hyperlink r:id="rId57">
+      <w:hyperlink r:id="rId71">
         <w:r>
           <w:rPr>
             <w:rStyle w:val="Hyperlink"/>
@@ -5904,7 +6101,7 @@
       <w:pPr>
         <w:pStyle w:val="BodyText"/>
       </w:pPr>
-      <w:hyperlink r:id="rId57">
+      <w:hyperlink r:id="rId71">
         <w:r>
           <w:rPr>
             <w:rStyle w:val="Hyperlink"/>
@@ -6059,7 +6256,7 @@
       <w:r>
         <w:t xml:space="preserve"> </w:t>
       </w:r>
-      <w:hyperlink r:id="rId58">
+      <w:hyperlink r:id="rId72">
         <w:r>
           <w:rPr>
             <w:rStyle w:val="Hyperlink"/>
@@ -6086,7 +6283,7 @@
       <w:r>
         <w:t xml:space="preserve"> </w:t>
       </w:r>
-      <w:hyperlink r:id="rId59">
+      <w:hyperlink r:id="rId73">
         <w:r>
           <w:rPr>
             <w:rStyle w:val="Hyperlink"/>
@@ -6105,7 +6302,7 @@
       <w:pPr>
         <w:pStyle w:val="BodyText"/>
       </w:pPr>
-      <w:hyperlink r:id="rId60">
+      <w:hyperlink r:id="rId74">
         <w:r>
           <w:rPr>
             <w:rStyle w:val="Hyperlink"/>
@@ -6120,8 +6317,8 @@
         <w:t xml:space="preserve">über Klimakommunikation</w:t>
       </w:r>
     </w:p>
-    <w:bookmarkEnd w:id="61"/>
-    <w:bookmarkStart w:id="70" w:name="kata-2-emotion-und-wirksamkeit"/>
+    <w:bookmarkEnd w:id="75"/>
+    <w:bookmarkStart w:id="84" w:name="kata-2-emotion-und-wirksamkeit"/>
     <w:p>
       <w:pPr>
         <w:pStyle w:val="Heading2"/>
@@ -6289,7 +6486,7 @@
       <w:r>
         <w:t xml:space="preserve"> </w:t>
       </w:r>
-      <w:hyperlink r:id="rId52">
+      <w:hyperlink r:id="rId61">
         <w:r>
           <w:rPr>
             <w:rStyle w:val="Hyperlink"/>
@@ -6318,7 +6515,7 @@
       <w:r>
         <w:t xml:space="preserve"> </w:t>
       </w:r>
-      <w:hyperlink r:id="rId53">
+      <w:hyperlink r:id="rId62">
         <w:r>
           <w:rPr>
             <w:rStyle w:val="Hyperlink"/>
@@ -6459,7 +6656,7 @@
       <w:r>
         <w:t xml:space="preserve"> </w:t>
       </w:r>
-      <w:hyperlink r:id="rId62">
+      <w:hyperlink r:id="rId76">
         <w:r>
           <w:rPr>
             <w:rStyle w:val="Hyperlink"/>
@@ -6517,7 +6714,7 @@
       <w:r>
         <w:t xml:space="preserve"> </w:t>
       </w:r>
-      <w:hyperlink r:id="rId52">
+      <w:hyperlink r:id="rId61">
         <w:r>
           <w:rPr>
             <w:rStyle w:val="Hyperlink"/>
@@ -6534,7 +6731,7 @@
       <w:r>
         <w:t xml:space="preserve"> </w:t>
       </w:r>
-      <w:hyperlink r:id="rId53">
+      <w:hyperlink r:id="rId62">
         <w:r>
           <w:rPr>
             <w:rStyle w:val="Hyperlink"/>
@@ -6753,7 +6950,7 @@
       <w:r>
         <w:t xml:space="preserve"> </w:t>
       </w:r>
-      <w:hyperlink r:id="rId63">
+      <w:hyperlink r:id="rId77">
         <w:r>
           <w:rPr>
             <w:rStyle w:val="Hyperlink"/>
@@ -6791,7 +6988,7 @@
       <w:r>
         <w:t xml:space="preserve"> </w:t>
       </w:r>
-      <w:hyperlink r:id="rId64">
+      <w:hyperlink r:id="rId78">
         <w:r>
           <w:rPr>
             <w:rStyle w:val="Hyperlink"/>
@@ -6813,7 +7010,7 @@
       <w:r>
         <w:t xml:space="preserve"> </w:t>
       </w:r>
-      <w:hyperlink r:id="rId65">
+      <w:hyperlink r:id="rId79">
         <w:r>
           <w:rPr>
             <w:rStyle w:val="Hyperlink"/>
@@ -6830,7 +7027,7 @@
       <w:r>
         <w:t xml:space="preserve"> </w:t>
       </w:r>
-      <w:hyperlink r:id="rId66">
+      <w:hyperlink r:id="rId80">
         <w:r>
           <w:rPr>
             <w:rStyle w:val="Hyperlink"/>
@@ -6852,7 +7049,7 @@
       <w:r>
         <w:t xml:space="preserve"> </w:t>
       </w:r>
-      <w:hyperlink r:id="rId67">
+      <w:hyperlink r:id="rId81">
         <w:r>
           <w:rPr>
             <w:rStyle w:val="Hyperlink"/>
@@ -6869,7 +7066,7 @@
       <w:r>
         <w:t xml:space="preserve"> </w:t>
       </w:r>
-      <w:hyperlink r:id="rId68">
+      <w:hyperlink r:id="rId82">
         <w:r>
           <w:rPr>
             <w:rStyle w:val="Hyperlink"/>
@@ -6885,7 +7082,7 @@
           <w:numId w:val="1024"/>
         </w:numPr>
       </w:pPr>
-      <w:hyperlink r:id="rId69">
+      <w:hyperlink r:id="rId83">
         <w:r>
           <w:rPr>
             <w:rStyle w:val="Hyperlink"/>
@@ -6897,8 +7094,8 @@
         <w:t xml:space="preserve">: wissenschaftlich fundierte Lösungen zur Umkehrung der globalen Erwärmung identifizieren und fördern</w:t>
       </w:r>
     </w:p>
-    <w:bookmarkEnd w:id="70"/>
-    <w:bookmarkStart w:id="76" w:name="kata-3-bleibe-informiert"/>
+    <w:bookmarkEnd w:id="84"/>
+    <w:bookmarkStart w:id="91" w:name="kata-3-bleibe-informiert"/>
     <w:p>
       <w:pPr>
         <w:pStyle w:val="Heading2"/>
@@ -7054,7 +7251,7 @@
       <w:r>
         <w:t xml:space="preserve"> </w:t>
       </w:r>
-      <w:hyperlink r:id="rId71">
+      <w:hyperlink r:id="rId85">
         <w:r>
           <w:rPr>
             <w:rStyle w:val="Hyperlink"/>
@@ -7085,7 +7282,7 @@
       <w:r>
         <w:t xml:space="preserve"> </w:t>
       </w:r>
-      <w:hyperlink r:id="rId51">
+      <w:hyperlink r:id="rId60">
         <w:r>
           <w:rPr>
             <w:rStyle w:val="Hyperlink"/>
@@ -7372,7 +7569,7 @@
       <w:r>
         <w:t xml:space="preserve"> </w:t>
       </w:r>
-      <w:hyperlink r:id="rId71">
+      <w:hyperlink r:id="rId86">
         <w:r>
           <w:rPr>
             <w:rStyle w:val="Hyperlink"/>
@@ -7425,7 +7622,7 @@
       <w:r>
         <w:t xml:space="preserve"> </w:t>
       </w:r>
-      <w:hyperlink r:id="rId71">
+      <w:hyperlink r:id="rId86">
         <w:r>
           <w:rPr>
             <w:rStyle w:val="Hyperlink"/>
@@ -7595,7 +7792,7 @@
       <w:r>
         <w:t xml:space="preserve"> </w:t>
       </w:r>
-      <w:hyperlink r:id="rId72">
+      <w:hyperlink r:id="rId87">
         <w:r>
           <w:rPr>
             <w:rStyle w:val="Hyperlink"/>
@@ -7612,7 +7809,7 @@
       <w:r>
         <w:t xml:space="preserve"> </w:t>
       </w:r>
-      <w:hyperlink r:id="rId73">
+      <w:hyperlink r:id="rId88">
         <w:r>
           <w:rPr>
             <w:rStyle w:val="Hyperlink"/>
@@ -7628,7 +7825,7 @@
           <w:numId w:val="1028"/>
         </w:numPr>
       </w:pPr>
-      <w:hyperlink r:id="rId74">
+      <w:hyperlink r:id="rId89">
         <w:r>
           <w:rPr>
             <w:rStyle w:val="Hyperlink"/>
@@ -7644,7 +7841,7 @@
           <w:numId w:val="1028"/>
         </w:numPr>
       </w:pPr>
-      <w:hyperlink r:id="rId75">
+      <w:hyperlink r:id="rId90">
         <w:r>
           <w:rPr>
             <w:rStyle w:val="Hyperlink"/>
@@ -7659,8 +7856,8 @@
         <w:t xml:space="preserve">der Financial Times allerdings nur für Englisch-Sprachige geeignet</w:t>
       </w:r>
     </w:p>
-    <w:bookmarkEnd w:id="76"/>
-    <w:bookmarkStart w:id="82" w:name="Xe728e5e57dd6da218a91d210aaf0f8884831cf7"/>
+    <w:bookmarkEnd w:id="91"/>
+    <w:bookmarkStart w:id="98" w:name="Xe728e5e57dd6da218a91d210aaf0f8884831cf7"/>
     <w:p>
       <w:pPr>
         <w:pStyle w:val="Heading2"/>
@@ -7948,7 +8145,7 @@
       <w:r>
         <w:t xml:space="preserve"> </w:t>
       </w:r>
-      <w:hyperlink r:id="rId62">
+      <w:hyperlink r:id="rId92">
         <w:r>
           <w:rPr>
             <w:rStyle w:val="Hyperlink"/>
@@ -8062,7 +8259,7 @@
       <w:r>
         <w:t xml:space="preserve"> </w:t>
       </w:r>
-      <w:hyperlink r:id="rId52">
+      <w:hyperlink r:id="rId61">
         <w:r>
           <w:rPr>
             <w:rStyle w:val="Hyperlink"/>
@@ -8073,7 +8270,7 @@
       <w:r>
         <w:t xml:space="preserve"> </w:t>
       </w:r>
-      <w:hyperlink r:id="rId53">
+      <w:hyperlink r:id="rId62">
         <w:r>
           <w:rPr>
             <w:rStyle w:val="Hyperlink"/>
@@ -8147,7 +8344,7 @@
       <w:r>
         <w:t xml:space="preserve"> </w:t>
       </w:r>
-      <w:hyperlink r:id="rId77">
+      <w:hyperlink r:id="rId93">
         <w:r>
           <w:rPr>
             <w:rStyle w:val="Hyperlink"/>
@@ -8197,18 +8394,18 @@
           <wp:inline>
             <wp:extent cx="5334000" cy="3415342"/>
             <wp:effectExtent b="0" l="0" r="0" t="0"/>
-            <wp:docPr descr="Kategorien für Aktivität" title="" id="79" name="Picture"/>
+            <wp:docPr descr="Kategorien für Aktivität" title="" id="95" name="Picture"/>
             <a:graphic>
               <a:graphicData uri="http://schemas.openxmlformats.org/drawingml/2006/picture">
                 <pic:pic>
                   <pic:nvPicPr>
-                    <pic:cNvPr descr="./media/Kategorien.png" id="80" name="Picture"/>
+                    <pic:cNvPr descr="./media/Kategorien.png" id="96" name="Picture"/>
                     <pic:cNvPicPr>
                       <a:picLocks noChangeArrowheads="1" noChangeAspect="1"/>
                     </pic:cNvPicPr>
                   </pic:nvPicPr>
                   <pic:blipFill>
-                    <a:blip r:embed="rId78"/>
+                    <a:blip r:embed="rId94"/>
                     <a:stretch>
                       <a:fillRect/>
                     </a:stretch>
@@ -8338,7 +8535,7 @@
       <w:r>
         <w:t xml:space="preserve"> </w:t>
       </w:r>
-      <w:hyperlink r:id="rId81">
+      <w:hyperlink r:id="rId97">
         <w:r>
           <w:rPr>
             <w:rStyle w:val="Hyperlink"/>
@@ -8355,7 +8552,7 @@
       <w:r>
         <w:t xml:space="preserve"> </w:t>
       </w:r>
-      <w:hyperlink r:id="rId38">
+      <w:hyperlink r:id="rId44">
         <w:r>
           <w:rPr>
             <w:rStyle w:val="Hyperlink"/>
@@ -8507,8 +8704,8 @@
         <w:t xml:space="preserve">Wie geht es dir gerade mit deinem Vorhaben?</w:t>
       </w:r>
     </w:p>
-    <w:bookmarkEnd w:id="82"/>
-    <w:bookmarkStart w:id="84" w:name="X69e90df9162abeab657babf4eebfa7ab5b8aa83"/>
+    <w:bookmarkEnd w:id="98"/>
+    <w:bookmarkStart w:id="100" w:name="X69e90df9162abeab657babf4eebfa7ab5b8aa83"/>
     <w:p>
       <w:pPr>
         <w:pStyle w:val="Heading2"/>
@@ -9622,7 +9819,7 @@
           <w:numId w:val="1036"/>
         </w:numPr>
       </w:pPr>
-      <w:hyperlink r:id="rId83">
+      <w:hyperlink r:id="rId99">
         <w:r>
           <w:rPr>
             <w:rStyle w:val="Hyperlink"/>
@@ -9631,8 +9828,8 @@
         </w:r>
       </w:hyperlink>
     </w:p>
-    <w:bookmarkEnd w:id="84"/>
-    <w:bookmarkStart w:id="89" w:name="kata-6-mein-handabdruck"/>
+    <w:bookmarkEnd w:id="100"/>
+    <w:bookmarkStart w:id="105" w:name="kata-6-mein-handabdruck"/>
     <w:p>
       <w:pPr>
         <w:pStyle w:val="Heading2"/>
@@ -9862,7 +10059,7 @@
       <w:r>
         <w:t xml:space="preserve"> </w:t>
       </w:r>
-      <w:hyperlink r:id="rId62">
+      <w:hyperlink r:id="rId92">
         <w:r>
           <w:rPr>
             <w:rStyle w:val="Hyperlink"/>
@@ -10064,7 +10261,7 @@
       <w:r>
         <w:t xml:space="preserve"> </w:t>
       </w:r>
-      <w:hyperlink r:id="rId52">
+      <w:hyperlink r:id="rId61">
         <w:r>
           <w:rPr>
             <w:rStyle w:val="Hyperlink"/>
@@ -10075,7 +10272,7 @@
       <w:r>
         <w:t xml:space="preserve"> </w:t>
       </w:r>
-      <w:hyperlink r:id="rId53">
+      <w:hyperlink r:id="rId62">
         <w:r>
           <w:rPr>
             <w:rStyle w:val="Hyperlink"/>
@@ -10130,7 +10327,7 @@
       <w:r>
         <w:t xml:space="preserve"> </w:t>
       </w:r>
-      <w:hyperlink r:id="rId85">
+      <w:hyperlink r:id="rId101">
         <w:r>
           <w:rPr>
             <w:rStyle w:val="Hyperlink"/>
@@ -10323,7 +10520,7 @@
       <w:r>
         <w:br/>
       </w:r>
-      <w:hyperlink r:id="rId52">
+      <w:hyperlink r:id="rId61">
         <w:r>
           <w:rPr>
             <w:rStyle w:val="Hyperlink"/>
@@ -10334,7 +10531,7 @@
       <w:r>
         <w:t xml:space="preserve"> </w:t>
       </w:r>
-      <w:hyperlink r:id="rId53">
+      <w:hyperlink r:id="rId62">
         <w:r>
           <w:rPr>
             <w:rStyle w:val="Hyperlink"/>
@@ -10397,7 +10594,7 @@
       <w:r>
         <w:t xml:space="preserve"> </w:t>
       </w:r>
-      <w:hyperlink r:id="rId86">
+      <w:hyperlink r:id="rId102">
         <w:r>
           <w:rPr>
             <w:rStyle w:val="Hyperlink"/>
@@ -10451,7 +10648,7 @@
       <w:r>
         <w:t xml:space="preserve"> </w:t>
       </w:r>
-      <w:hyperlink r:id="rId87">
+      <w:hyperlink r:id="rId103">
         <w:r>
           <w:rPr>
             <w:rStyle w:val="Hyperlink"/>
@@ -10485,7 +10682,7 @@
       <w:r>
         <w:t xml:space="preserve"> </w:t>
       </w:r>
-      <w:hyperlink r:id="rId88">
+      <w:hyperlink r:id="rId104">
         <w:r>
           <w:rPr>
             <w:rStyle w:val="Hyperlink"/>
@@ -10494,8 +10691,8 @@
         </w:r>
       </w:hyperlink>
     </w:p>
-    <w:bookmarkEnd w:id="89"/>
-    <w:bookmarkStart w:id="93" w:name="Xf6470e150146a8c7f45f747e8c5ed2125ef56ea"/>
+    <w:bookmarkEnd w:id="105"/>
+    <w:bookmarkStart w:id="109" w:name="Xf6470e150146a8c7f45f747e8c5ed2125ef56ea"/>
     <w:p>
       <w:pPr>
         <w:pStyle w:val="Heading2"/>
@@ -10978,18 +11175,18 @@
           <wp:inline>
             <wp:extent cx="5334000" cy="2279431"/>
             <wp:effectExtent b="0" l="0" r="0" t="0"/>
-            <wp:docPr descr="Unterstützerliste" title="" id="91" name="Picture"/>
+            <wp:docPr descr="Unterstützerliste" title="" id="107" name="Picture"/>
             <a:graphic>
               <a:graphicData uri="http://schemas.openxmlformats.org/drawingml/2006/picture">
                 <pic:pic>
                   <pic:nvPicPr>
-                    <pic:cNvPr descr="./media/Unterstuetzerliste.png" id="92" name="Picture"/>
+                    <pic:cNvPr descr="./media/Unterstuetzerliste.png" id="108" name="Picture"/>
                     <pic:cNvPicPr>
                       <a:picLocks noChangeArrowheads="1" noChangeAspect="1"/>
                     </pic:cNvPicPr>
                   </pic:nvPicPr>
                   <pic:blipFill>
-                    <a:blip r:embed="rId90"/>
+                    <a:blip r:embed="rId106"/>
                     <a:stretch>
                       <a:fillRect/>
                     </a:stretch>
@@ -11051,7 +11248,7 @@
       <w:r>
         <w:t xml:space="preserve"> </w:t>
       </w:r>
-      <w:hyperlink r:id="rId52">
+      <w:hyperlink r:id="rId61">
         <w:r>
           <w:rPr>
             <w:rStyle w:val="Hyperlink"/>
@@ -11062,7 +11259,7 @@
       <w:r>
         <w:t xml:space="preserve"> </w:t>
       </w:r>
-      <w:hyperlink r:id="rId53">
+      <w:hyperlink r:id="rId62">
         <w:r>
           <w:rPr>
             <w:rStyle w:val="Hyperlink"/>
@@ -11167,8 +11364,8 @@
         <w:t xml:space="preserve">Bedürfnisse der anderen Person konsequent über ihre eigenen." Bob Burg</w:t>
       </w:r>
     </w:p>
-    <w:bookmarkEnd w:id="93"/>
-    <w:bookmarkStart w:id="100" w:name="X8f26eabeb88a664f477901cf54e3b85b1efc39e"/>
+    <w:bookmarkEnd w:id="109"/>
+    <w:bookmarkStart w:id="116" w:name="X8f26eabeb88a664f477901cf54e3b85b1efc39e"/>
     <w:p>
       <w:pPr>
         <w:pStyle w:val="Heading2"/>
@@ -11509,7 +11706,7 @@
       <w:r>
         <w:t xml:space="preserve"> </w:t>
       </w:r>
-      <w:hyperlink r:id="rId72">
+      <w:hyperlink r:id="rId87">
         <w:r>
           <w:rPr>
             <w:rStyle w:val="Hyperlink"/>
@@ -11526,7 +11723,7 @@
       <w:r>
         <w:t xml:space="preserve"> </w:t>
       </w:r>
-      <w:hyperlink r:id="rId73">
+      <w:hyperlink r:id="rId88">
         <w:r>
           <w:rPr>
             <w:rStyle w:val="Hyperlink"/>
@@ -11654,7 +11851,7 @@
       <w:r>
         <w:t xml:space="preserve"> </w:t>
       </w:r>
-      <w:hyperlink r:id="rId52">
+      <w:hyperlink r:id="rId61">
         <w:r>
           <w:rPr>
             <w:rStyle w:val="Hyperlink"/>
@@ -11665,7 +11862,7 @@
       <w:r>
         <w:t xml:space="preserve"> </w:t>
       </w:r>
-      <w:hyperlink r:id="rId53">
+      <w:hyperlink r:id="rId62">
         <w:r>
           <w:rPr>
             <w:rStyle w:val="Hyperlink"/>
@@ -11706,7 +11903,7 @@
         <w:t xml:space="preserve">Kollegen, …</w:t>
       </w:r>
     </w:p>
-    <w:bookmarkStart w:id="99" w:name="section"/>
+    <w:bookmarkStart w:id="115" w:name="section"/>
     <w:p>
       <w:pPr>
         <w:pStyle w:val="Heading3"/>
@@ -11840,7 +12037,7 @@
           <w:numId w:val="1045"/>
         </w:numPr>
       </w:pPr>
-      <w:hyperlink r:id="rId94">
+      <w:hyperlink r:id="rId110">
         <w:r>
           <w:rPr>
             <w:rStyle w:val="Hyperlink"/>
@@ -11868,7 +12065,7 @@
       <w:r>
         <w:t xml:space="preserve"> </w:t>
       </w:r>
-      <w:hyperlink r:id="rId95">
+      <w:hyperlink r:id="rId111">
         <w:r>
           <w:rPr>
             <w:rStyle w:val="Hyperlink"/>
@@ -11879,7 +12076,7 @@
       <w:r>
         <w:t xml:space="preserve"> </w:t>
       </w:r>
-      <w:hyperlink r:id="rId40">
+      <w:hyperlink r:id="rId49">
         <w:r>
           <w:rPr>
             <w:rStyle w:val="Hyperlink"/>
@@ -11895,7 +12092,7 @@
           <w:numId w:val="1045"/>
         </w:numPr>
       </w:pPr>
-      <w:hyperlink r:id="rId96">
+      <w:hyperlink r:id="rId112">
         <w:r>
           <w:rPr>
             <w:rStyle w:val="Hyperlink"/>
@@ -11917,7 +12114,7 @@
           <w:numId w:val="1045"/>
         </w:numPr>
       </w:pPr>
-      <w:hyperlink r:id="rId97">
+      <w:hyperlink r:id="rId113">
         <w:r>
           <w:rPr>
             <w:rStyle w:val="Hyperlink"/>
@@ -11933,7 +12130,7 @@
           <w:numId w:val="1045"/>
         </w:numPr>
       </w:pPr>
-      <w:hyperlink r:id="rId98">
+      <w:hyperlink r:id="rId114">
         <w:r>
           <w:rPr>
             <w:rStyle w:val="Hyperlink"/>
@@ -11948,9 +12145,9 @@
         <w:t xml:space="preserve">- kostenlose App für psychische Gesundheit und innere Entwicklung innerhalb einer sich gegenseitig unterstützenden Community (englisch)</w:t>
       </w:r>
     </w:p>
-    <w:bookmarkEnd w:id="99"/>
-    <w:bookmarkEnd w:id="100"/>
-    <w:bookmarkStart w:id="105" w:name="Xd0f1d816f9e0aab639dbf54bc2b1a2b4bfcdbf3"/>
+    <w:bookmarkEnd w:id="115"/>
+    <w:bookmarkEnd w:id="116"/>
+    <w:bookmarkStart w:id="121" w:name="Xd0f1d816f9e0aab639dbf54bc2b1a2b4bfcdbf3"/>
     <w:p>
       <w:pPr>
         <w:pStyle w:val="Heading2"/>
@@ -12166,18 +12363,18 @@
           <wp:inline>
             <wp:extent cx="5334000" cy="1982611"/>
             <wp:effectExtent b="0" l="0" r="0" t="0"/>
-            <wp:docPr descr="start_stop_continue" title="" id="102" name="Picture"/>
+            <wp:docPr descr="start_stop_continue" title="" id="118" name="Picture"/>
             <a:graphic>
               <a:graphicData uri="http://schemas.openxmlformats.org/drawingml/2006/picture">
                 <pic:pic>
                   <pic:nvPicPr>
-                    <pic:cNvPr descr="./media/start_stop_continue.png" id="103" name="Picture"/>
+                    <pic:cNvPr descr="./media/start_stop_continue.png" id="119" name="Picture"/>
                     <pic:cNvPicPr>
                       <a:picLocks noChangeArrowheads="1" noChangeAspect="1"/>
                     </pic:cNvPicPr>
                   </pic:nvPicPr>
                   <pic:blipFill>
-                    <a:blip r:embed="rId101"/>
+                    <a:blip r:embed="rId117"/>
                     <a:stretch>
                       <a:fillRect/>
                     </a:stretch>
@@ -12270,7 +12467,7 @@
       <w:r>
         <w:t xml:space="preserve"> </w:t>
       </w:r>
-      <w:hyperlink r:id="rId104">
+      <w:hyperlink r:id="rId120">
         <w:r>
           <w:rPr>
             <w:rStyle w:val="Hyperlink"/>
@@ -12562,8 +12759,8 @@
         <w:t xml:space="preserve">Fontaine</w:t>
       </w:r>
     </w:p>
-    <w:bookmarkEnd w:id="105"/>
-    <w:bookmarkStart w:id="113" w:name="Xf76294da5e70db8d3ddc257ea6a3165a9c1d223"/>
+    <w:bookmarkEnd w:id="121"/>
+    <w:bookmarkStart w:id="129" w:name="Xf76294da5e70db8d3ddc257ea6a3165a9c1d223"/>
     <w:p>
       <w:pPr>
         <w:pStyle w:val="Heading2"/>
@@ -12850,7 +13047,7 @@
       <w:r>
         <w:t xml:space="preserve"> </w:t>
       </w:r>
-      <w:hyperlink r:id="rId106">
+      <w:hyperlink r:id="rId122">
         <w:r>
           <w:rPr>
             <w:rStyle w:val="Hyperlink"/>
@@ -12965,7 +13162,7 @@
       <w:r>
         <w:t xml:space="preserve"> </w:t>
       </w:r>
-      <w:hyperlink r:id="rId107">
+      <w:hyperlink r:id="rId123">
         <w:r>
           <w:rPr>
             <w:rStyle w:val="Hyperlink"/>
@@ -13049,7 +13246,7 @@
       <w:r>
         <w:t xml:space="preserve"> </w:t>
       </w:r>
-      <w:hyperlink r:id="rId108">
+      <w:hyperlink r:id="rId124">
         <w:r>
           <w:rPr>
             <w:rStyle w:val="Hyperlink"/>
@@ -13082,7 +13279,7 @@
           <w:numId w:val="1052"/>
         </w:numPr>
       </w:pPr>
-      <w:hyperlink r:id="rId109">
+      <w:hyperlink r:id="rId125">
         <w:r>
           <w:rPr>
             <w:rStyle w:val="Hyperlink"/>
@@ -13098,7 +13295,7 @@
           <w:numId w:val="1052"/>
         </w:numPr>
       </w:pPr>
-      <w:hyperlink r:id="rId110">
+      <w:hyperlink r:id="rId126">
         <w:r>
           <w:rPr>
             <w:rStyle w:val="Hyperlink"/>
@@ -13120,7 +13317,7 @@
       <w:r>
         <w:t xml:space="preserve"> </w:t>
       </w:r>
-      <w:hyperlink r:id="rId111">
+      <w:hyperlink r:id="rId127">
         <w:r>
           <w:rPr>
             <w:rStyle w:val="Hyperlink"/>
@@ -13142,7 +13339,7 @@
       <w:r>
         <w:t xml:space="preserve"> </w:t>
       </w:r>
-      <w:hyperlink r:id="rId112">
+      <w:hyperlink r:id="rId128">
         <w:r>
           <w:rPr>
             <w:rStyle w:val="Hyperlink"/>
@@ -13151,8 +13348,8 @@
         </w:r>
       </w:hyperlink>
     </w:p>
-    <w:bookmarkEnd w:id="113"/>
-    <w:bookmarkStart w:id="114" w:name="Xd3d88b88ce7ea67a4aa822c1e02cf59177eefc5"/>
+    <w:bookmarkEnd w:id="129"/>
+    <w:bookmarkStart w:id="130" w:name="Xd3d88b88ce7ea67a4aa822c1e02cf59177eefc5"/>
     <w:p>
       <w:pPr>
         <w:pStyle w:val="Heading2"/>
@@ -14005,8 +14202,8 @@
         <w:t xml:space="preserve">Søren Kierkegaard</w:t>
       </w:r>
     </w:p>
-    <w:bookmarkEnd w:id="114"/>
-    <w:bookmarkStart w:id="116" w:name="Xc15d35049284f4045807f37ae007abf39a60f30"/>
+    <w:bookmarkEnd w:id="130"/>
+    <w:bookmarkStart w:id="132" w:name="Xc15d35049284f4045807f37ae007abf39a60f30"/>
     <w:p>
       <w:pPr>
         <w:pStyle w:val="Heading2"/>
@@ -14387,7 +14584,7 @@
       <w:r>
         <w:t xml:space="preserve"> </w:t>
       </w:r>
-      <w:hyperlink r:id="rId115">
+      <w:hyperlink r:id="rId131">
         <w:r>
           <w:rPr>
             <w:rStyle w:val="Hyperlink"/>
@@ -14544,8 +14741,8 @@
         <w:t xml:space="preserve">erreichte als erster beide Pole zu Fuß</w:t>
       </w:r>
     </w:p>
-    <w:bookmarkEnd w:id="116"/>
-    <w:bookmarkStart w:id="162" w:name="anhang-literaturliste"/>
+    <w:bookmarkEnd w:id="132"/>
+    <w:bookmarkStart w:id="178" w:name="anhang-literaturliste"/>
     <w:p>
       <w:pPr>
         <w:pStyle w:val="Heading2"/>
@@ -14585,7 +14782,7 @@
       <w:r>
         <w:t xml:space="preserve"> </w:t>
       </w:r>
-      <w:hyperlink r:id="rId117">
+      <w:hyperlink r:id="rId133">
         <w:r>
           <w:rPr>
             <w:rStyle w:val="Hyperlink"/>
@@ -14596,7 +14793,7 @@
       <w:r>
         <w:t xml:space="preserve"> </w:t>
       </w:r>
-      <w:hyperlink r:id="rId118">
+      <w:hyperlink r:id="rId134">
         <w:r>
           <w:rPr>
             <w:rStyle w:val="Hyperlink"/>
@@ -14607,7 +14804,7 @@
       <w:r>
         <w:t xml:space="preserve"> </w:t>
       </w:r>
-      <w:hyperlink r:id="rId119">
+      <w:hyperlink r:id="rId135">
         <w:r>
           <w:rPr>
             <w:rStyle w:val="Hyperlink"/>
@@ -14618,7 +14815,7 @@
       <w:r>
         <w:t xml:space="preserve"> </w:t>
       </w:r>
-      <w:hyperlink r:id="rId120">
+      <w:hyperlink r:id="rId136">
         <w:r>
           <w:rPr>
             <w:rStyle w:val="Hyperlink"/>
@@ -14635,7 +14832,7 @@
       <w:r>
         <w:t xml:space="preserve"> </w:t>
       </w:r>
-      <w:hyperlink r:id="rId121">
+      <w:hyperlink r:id="rId137">
         <w:r>
           <w:rPr>
             <w:rStyle w:val="Hyperlink"/>
@@ -14654,7 +14851,7 @@
       <w:r>
         <w:br/>
       </w:r>
-      <w:hyperlink r:id="rId122">
+      <w:hyperlink r:id="rId138">
         <w:r>
           <w:rPr>
             <w:rStyle w:val="Hyperlink"/>
@@ -14665,7 +14862,7 @@
       <w:r>
         <w:t xml:space="preserve"> </w:t>
       </w:r>
-      <w:hyperlink r:id="rId123">
+      <w:hyperlink r:id="rId139">
         <w:r>
           <w:rPr>
             <w:rStyle w:val="Hyperlink"/>
@@ -14676,7 +14873,7 @@
       <w:r>
         <w:br/>
       </w:r>
-      <w:hyperlink r:id="rId124">
+      <w:hyperlink r:id="rId140">
         <w:r>
           <w:rPr>
             <w:rStyle w:val="Hyperlink"/>
@@ -14687,7 +14884,7 @@
       <w:r>
         <w:br/>
       </w:r>
-      <w:hyperlink r:id="rId125">
+      <w:hyperlink r:id="rId141">
         <w:r>
           <w:rPr>
             <w:rStyle w:val="Hyperlink"/>
@@ -14698,7 +14895,7 @@
       <w:r>
         <w:br/>
       </w:r>
-      <w:hyperlink r:id="rId126">
+      <w:hyperlink r:id="rId142">
         <w:r>
           <w:rPr>
             <w:rStyle w:val="Hyperlink"/>
@@ -14721,7 +14918,7 @@
       <w:r>
         <w:t xml:space="preserve"> </w:t>
       </w:r>
-      <w:hyperlink r:id="rId127">
+      <w:hyperlink r:id="rId143">
         <w:r>
           <w:rPr>
             <w:rStyle w:val="Hyperlink"/>
@@ -14732,7 +14929,7 @@
       <w:r>
         <w:t xml:space="preserve"> </w:t>
       </w:r>
-      <w:hyperlink r:id="rId128">
+      <w:hyperlink r:id="rId144">
         <w:r>
           <w:rPr>
             <w:rStyle w:val="Hyperlink"/>
@@ -14754,7 +14951,7 @@
       <w:r>
         <w:t xml:space="preserve"> </w:t>
       </w:r>
-      <w:hyperlink r:id="rId129">
+      <w:hyperlink r:id="rId145">
         <w:r>
           <w:rPr>
             <w:rStyle w:val="Hyperlink"/>
@@ -14765,7 +14962,7 @@
       <w:r>
         <w:t xml:space="preserve"> </w:t>
       </w:r>
-      <w:hyperlink r:id="rId130">
+      <w:hyperlink r:id="rId146">
         <w:r>
           <w:rPr>
             <w:rStyle w:val="Hyperlink"/>
@@ -14776,7 +14973,7 @@
       <w:r>
         <w:t xml:space="preserve"> </w:t>
       </w:r>
-      <w:hyperlink r:id="rId131">
+      <w:hyperlink r:id="rId147">
         <w:r>
           <w:rPr>
             <w:rStyle w:val="Hyperlink"/>
@@ -14787,7 +14984,7 @@
       <w:r>
         <w:t xml:space="preserve"> </w:t>
       </w:r>
-      <w:hyperlink r:id="rId38">
+      <w:hyperlink r:id="rId44">
         <w:r>
           <w:rPr>
             <w:rStyle w:val="Hyperlink"/>
@@ -14798,7 +14995,7 @@
       <w:r>
         <w:t xml:space="preserve"> </w:t>
       </w:r>
-      <w:hyperlink r:id="rId132">
+      <w:hyperlink r:id="rId148">
         <w:r>
           <w:rPr>
             <w:rStyle w:val="Hyperlink"/>
@@ -14821,7 +15018,7 @@
       <w:r>
         <w:br/>
       </w:r>
-      <w:hyperlink r:id="rId133">
+      <w:hyperlink r:id="rId149">
         <w:r>
           <w:rPr>
             <w:rStyle w:val="Hyperlink"/>
@@ -14832,7 +15029,7 @@
       <w:r>
         <w:t xml:space="preserve"> </w:t>
       </w:r>
-      <w:hyperlink r:id="rId134">
+      <w:hyperlink r:id="rId150">
         <w:r>
           <w:rPr>
             <w:rStyle w:val="Hyperlink"/>
@@ -14843,7 +15040,7 @@
       <w:r>
         <w:t xml:space="preserve"> </w:t>
       </w:r>
-      <w:hyperlink r:id="rId135">
+      <w:hyperlink r:id="rId151">
         <w:r>
           <w:rPr>
             <w:rStyle w:val="Hyperlink"/>
@@ -14854,7 +15051,7 @@
       <w:r>
         <w:t xml:space="preserve"> </w:t>
       </w:r>
-      <w:hyperlink r:id="rId136">
+      <w:hyperlink r:id="rId152">
         <w:r>
           <w:rPr>
             <w:rStyle w:val="Hyperlink"/>
@@ -14865,7 +15062,7 @@
       <w:r>
         <w:t xml:space="preserve"> </w:t>
       </w:r>
-      <w:hyperlink r:id="rId137">
+      <w:hyperlink r:id="rId153">
         <w:r>
           <w:rPr>
             <w:rStyle w:val="Hyperlink"/>
@@ -14876,7 +15073,7 @@
       <w:r>
         <w:t xml:space="preserve"> </w:t>
       </w:r>
-      <w:hyperlink r:id="rId138">
+      <w:hyperlink r:id="rId154">
         <w:r>
           <w:rPr>
             <w:rStyle w:val="Hyperlink"/>
@@ -14887,7 +15084,7 @@
       <w:r>
         <w:t xml:space="preserve"> </w:t>
       </w:r>
-      <w:hyperlink r:id="rId139">
+      <w:hyperlink r:id="rId155">
         <w:r>
           <w:rPr>
             <w:rStyle w:val="Hyperlink"/>
@@ -14898,7 +15095,7 @@
       <w:r>
         <w:t xml:space="preserve"> </w:t>
       </w:r>
-      <w:hyperlink r:id="rId140">
+      <w:hyperlink r:id="rId156">
         <w:r>
           <w:rPr>
             <w:rStyle w:val="Hyperlink"/>
@@ -14909,7 +15106,7 @@
       <w:r>
         <w:t xml:space="preserve"> </w:t>
       </w:r>
-      <w:hyperlink r:id="rId141">
+      <w:hyperlink r:id="rId157">
         <w:r>
           <w:rPr>
             <w:rStyle w:val="Hyperlink"/>
@@ -14931,7 +15128,7 @@
       <w:r>
         <w:t xml:space="preserve"> </w:t>
       </w:r>
-      <w:hyperlink r:id="rId142">
+      <w:hyperlink r:id="rId158">
         <w:r>
           <w:rPr>
             <w:rStyle w:val="Hyperlink"/>
@@ -14942,7 +15139,7 @@
       <w:r>
         <w:t xml:space="preserve"> </w:t>
       </w:r>
-      <w:hyperlink r:id="rId143">
+      <w:hyperlink r:id="rId159">
         <w:r>
           <w:rPr>
             <w:rStyle w:val="Hyperlink"/>
@@ -14953,7 +15150,7 @@
       <w:r>
         <w:t xml:space="preserve"> </w:t>
       </w:r>
-      <w:hyperlink r:id="rId144">
+      <w:hyperlink r:id="rId160">
         <w:r>
           <w:rPr>
             <w:rStyle w:val="Hyperlink"/>
@@ -14976,7 +15173,7 @@
       <w:r>
         <w:br/>
       </w:r>
-      <w:hyperlink r:id="rId145">
+      <w:hyperlink r:id="rId161">
         <w:r>
           <w:rPr>
             <w:rStyle w:val="Hyperlink"/>
@@ -14987,7 +15184,7 @@
       <w:r>
         <w:t xml:space="preserve"> </w:t>
       </w:r>
-      <w:hyperlink r:id="rId146">
+      <w:hyperlink r:id="rId162">
         <w:r>
           <w:rPr>
             <w:rStyle w:val="Hyperlink"/>
@@ -14998,7 +15195,7 @@
       <w:r>
         <w:t xml:space="preserve"> </w:t>
       </w:r>
-      <w:hyperlink r:id="rId147">
+      <w:hyperlink r:id="rId163">
         <w:r>
           <w:rPr>
             <w:rStyle w:val="Hyperlink"/>
@@ -15021,7 +15218,7 @@
       <w:r>
         <w:br/>
       </w:r>
-      <w:hyperlink r:id="rId148">
+      <w:hyperlink r:id="rId164">
         <w:r>
           <w:rPr>
             <w:rStyle w:val="Hyperlink"/>
@@ -15032,7 +15229,7 @@
       <w:r>
         <w:br/>
       </w:r>
-      <w:hyperlink r:id="rId149">
+      <w:hyperlink r:id="rId165">
         <w:r>
           <w:rPr>
             <w:rStyle w:val="Hyperlink"/>
@@ -15043,7 +15240,7 @@
       <w:r>
         <w:t xml:space="preserve"> </w:t>
       </w:r>
-      <w:hyperlink r:id="rId150">
+      <w:hyperlink r:id="rId166">
         <w:r>
           <w:rPr>
             <w:rStyle w:val="Hyperlink"/>
@@ -15054,7 +15251,7 @@
       <w:r>
         <w:br/>
       </w:r>
-      <w:hyperlink r:id="rId151">
+      <w:hyperlink r:id="rId167">
         <w:r>
           <w:rPr>
             <w:rStyle w:val="Hyperlink"/>
@@ -15065,7 +15262,7 @@
       <w:r>
         <w:br/>
       </w:r>
-      <w:hyperlink r:id="rId152">
+      <w:hyperlink r:id="rId168">
         <w:r>
           <w:rPr>
             <w:rStyle w:val="Hyperlink"/>
@@ -15076,7 +15273,7 @@
       <w:r>
         <w:br/>
       </w:r>
-      <w:hyperlink r:id="rId153">
+      <w:hyperlink r:id="rId169">
         <w:r>
           <w:rPr>
             <w:rStyle w:val="Hyperlink"/>
@@ -15099,7 +15296,7 @@
       <w:r>
         <w:br/>
       </w:r>
-      <w:hyperlink r:id="rId154">
+      <w:hyperlink r:id="rId170">
         <w:r>
           <w:rPr>
             <w:rStyle w:val="Hyperlink"/>
@@ -15110,7 +15307,7 @@
       <w:r>
         <w:t xml:space="preserve"> </w:t>
       </w:r>
-      <w:hyperlink r:id="rId155">
+      <w:hyperlink r:id="rId171">
         <w:r>
           <w:rPr>
             <w:rStyle w:val="Hyperlink"/>
@@ -15121,7 +15318,7 @@
       <w:r>
         <w:t xml:space="preserve"> </w:t>
       </w:r>
-      <w:hyperlink r:id="rId156">
+      <w:hyperlink r:id="rId172">
         <w:r>
           <w:rPr>
             <w:rStyle w:val="Hyperlink"/>
@@ -15132,7 +15329,7 @@
       <w:r>
         <w:t xml:space="preserve"> </w:t>
       </w:r>
-      <w:hyperlink r:id="rId98">
+      <w:hyperlink r:id="rId114">
         <w:r>
           <w:rPr>
             <w:rStyle w:val="Hyperlink"/>
@@ -15155,7 +15352,7 @@
       <w:r>
         <w:br/>
       </w:r>
-      <w:hyperlink r:id="rId157">
+      <w:hyperlink r:id="rId173">
         <w:r>
           <w:rPr>
             <w:rStyle w:val="Hyperlink"/>
@@ -15166,7 +15363,7 @@
       <w:r>
         <w:t xml:space="preserve"> </w:t>
       </w:r>
-      <w:hyperlink r:id="rId158">
+      <w:hyperlink r:id="rId174">
         <w:r>
           <w:rPr>
             <w:rStyle w:val="Hyperlink"/>
@@ -15177,7 +15374,7 @@
       <w:r>
         <w:t xml:space="preserve"> </w:t>
       </w:r>
-      <w:hyperlink r:id="rId159">
+      <w:hyperlink r:id="rId175">
         <w:r>
           <w:rPr>
             <w:rStyle w:val="Hyperlink"/>
@@ -15188,7 +15385,7 @@
       <w:r>
         <w:t xml:space="preserve"> </w:t>
       </w:r>
-      <w:hyperlink r:id="rId160">
+      <w:hyperlink r:id="rId176">
         <w:r>
           <w:rPr>
             <w:rStyle w:val="Hyperlink"/>
@@ -15199,7 +15396,7 @@
       <w:r>
         <w:t xml:space="preserve"> </w:t>
       </w:r>
-      <w:hyperlink r:id="rId161">
+      <w:hyperlink r:id="rId177">
         <w:r>
           <w:rPr>
             <w:rStyle w:val="Hyperlink"/>
@@ -15208,8 +15405,8 @@
         </w:r>
       </w:hyperlink>
     </w:p>
-    <w:bookmarkEnd w:id="162"/>
-    <w:bookmarkStart w:id="163" w:name="danksagungen"/>
+    <w:bookmarkEnd w:id="178"/>
+    <w:bookmarkStart w:id="179" w:name="danksagungen"/>
     <w:p>
       <w:pPr>
         <w:pStyle w:val="Heading2"/>
@@ -15353,8 +15550,8 @@
         <w:t xml:space="preserve">Statt einen eigenen Canvas zu entwickeln, haben wir den Climate Action Canvas von www.climateconnections.de genutzt. Er steht zur freien Verfügung im Netz - danke dafür!</w:t>
       </w:r>
     </w:p>
-    <w:bookmarkEnd w:id="163"/>
-    <w:bookmarkEnd w:id="164"/>
+    <w:bookmarkEnd w:id="179"/>
+    <w:bookmarkEnd w:id="180"/>
     <w:sectPr>
       <w:footnotePr>
         <w:numRestart w:val="eachSect"/>

--- a/docs/de/download/lernos-sustainability-guide.docx
+++ b/docs/de/download/lernos-sustainability-guide.docx
@@ -7857,7 +7857,7 @@
       </w:r>
     </w:p>
     <w:bookmarkEnd w:id="91"/>
-    <w:bookmarkStart w:id="98" w:name="Xe728e5e57dd6da218a91d210aaf0f8884831cf7"/>
+    <w:bookmarkStart w:id="97" w:name="Xe728e5e57dd6da218a91d210aaf0f8884831cf7"/>
     <w:p>
       <w:pPr>
         <w:pStyle w:val="Heading2"/>
@@ -8145,7 +8145,7 @@
       <w:r>
         <w:t xml:space="preserve"> </w:t>
       </w:r>
-      <w:hyperlink r:id="rId92">
+      <w:hyperlink r:id="rId76">
         <w:r>
           <w:rPr>
             <w:rStyle w:val="Hyperlink"/>
@@ -8344,7 +8344,7 @@
       <w:r>
         <w:t xml:space="preserve"> </w:t>
       </w:r>
-      <w:hyperlink r:id="rId93">
+      <w:hyperlink r:id="rId92">
         <w:r>
           <w:rPr>
             <w:rStyle w:val="Hyperlink"/>
@@ -8394,18 +8394,18 @@
           <wp:inline>
             <wp:extent cx="5334000" cy="3415342"/>
             <wp:effectExtent b="0" l="0" r="0" t="0"/>
-            <wp:docPr descr="Kategorien für Aktivität" title="" id="95" name="Picture"/>
+            <wp:docPr descr="Kategorien für Aktivität" title="" id="94" name="Picture"/>
             <a:graphic>
               <a:graphicData uri="http://schemas.openxmlformats.org/drawingml/2006/picture">
                 <pic:pic>
                   <pic:nvPicPr>
-                    <pic:cNvPr descr="./media/Kategorien.png" id="96" name="Picture"/>
+                    <pic:cNvPr descr="./media/Kategorien.png" id="95" name="Picture"/>
                     <pic:cNvPicPr>
                       <a:picLocks noChangeArrowheads="1" noChangeAspect="1"/>
                     </pic:cNvPicPr>
                   </pic:nvPicPr>
                   <pic:blipFill>
-                    <a:blip r:embed="rId94"/>
+                    <a:blip r:embed="rId93"/>
                     <a:stretch>
                       <a:fillRect/>
                     </a:stretch>
@@ -8535,7 +8535,7 @@
       <w:r>
         <w:t xml:space="preserve"> </w:t>
       </w:r>
-      <w:hyperlink r:id="rId97">
+      <w:hyperlink r:id="rId96">
         <w:r>
           <w:rPr>
             <w:rStyle w:val="Hyperlink"/>
@@ -8704,8 +8704,8 @@
         <w:t xml:space="preserve">Wie geht es dir gerade mit deinem Vorhaben?</w:t>
       </w:r>
     </w:p>
-    <w:bookmarkEnd w:id="98"/>
-    <w:bookmarkStart w:id="100" w:name="X69e90df9162abeab657babf4eebfa7ab5b8aa83"/>
+    <w:bookmarkEnd w:id="97"/>
+    <w:bookmarkStart w:id="99" w:name="X69e90df9162abeab657babf4eebfa7ab5b8aa83"/>
     <w:p>
       <w:pPr>
         <w:pStyle w:val="Heading2"/>
@@ -9819,7 +9819,7 @@
           <w:numId w:val="1036"/>
         </w:numPr>
       </w:pPr>
-      <w:hyperlink r:id="rId99">
+      <w:hyperlink r:id="rId98">
         <w:r>
           <w:rPr>
             <w:rStyle w:val="Hyperlink"/>
@@ -9828,8 +9828,8 @@
         </w:r>
       </w:hyperlink>
     </w:p>
-    <w:bookmarkEnd w:id="100"/>
-    <w:bookmarkStart w:id="105" w:name="kata-6-mein-handabdruck"/>
+    <w:bookmarkEnd w:id="99"/>
+    <w:bookmarkStart w:id="104" w:name="kata-6-mein-handabdruck"/>
     <w:p>
       <w:pPr>
         <w:pStyle w:val="Heading2"/>
@@ -10059,7 +10059,7 @@
       <w:r>
         <w:t xml:space="preserve"> </w:t>
       </w:r>
-      <w:hyperlink r:id="rId92">
+      <w:hyperlink r:id="rId76">
         <w:r>
           <w:rPr>
             <w:rStyle w:val="Hyperlink"/>
@@ -10327,7 +10327,7 @@
       <w:r>
         <w:t xml:space="preserve"> </w:t>
       </w:r>
-      <w:hyperlink r:id="rId101">
+      <w:hyperlink r:id="rId100">
         <w:r>
           <w:rPr>
             <w:rStyle w:val="Hyperlink"/>
@@ -10594,7 +10594,7 @@
       <w:r>
         <w:t xml:space="preserve"> </w:t>
       </w:r>
-      <w:hyperlink r:id="rId102">
+      <w:hyperlink r:id="rId101">
         <w:r>
           <w:rPr>
             <w:rStyle w:val="Hyperlink"/>
@@ -10648,7 +10648,7 @@
       <w:r>
         <w:t xml:space="preserve"> </w:t>
       </w:r>
-      <w:hyperlink r:id="rId103">
+      <w:hyperlink r:id="rId102">
         <w:r>
           <w:rPr>
             <w:rStyle w:val="Hyperlink"/>
@@ -10682,7 +10682,7 @@
       <w:r>
         <w:t xml:space="preserve"> </w:t>
       </w:r>
-      <w:hyperlink r:id="rId104">
+      <w:hyperlink r:id="rId103">
         <w:r>
           <w:rPr>
             <w:rStyle w:val="Hyperlink"/>
@@ -10691,8 +10691,8 @@
         </w:r>
       </w:hyperlink>
     </w:p>
-    <w:bookmarkEnd w:id="105"/>
-    <w:bookmarkStart w:id="109" w:name="Xf6470e150146a8c7f45f747e8c5ed2125ef56ea"/>
+    <w:bookmarkEnd w:id="104"/>
+    <w:bookmarkStart w:id="108" w:name="Xf6470e150146a8c7f45f747e8c5ed2125ef56ea"/>
     <w:p>
       <w:pPr>
         <w:pStyle w:val="Heading2"/>
@@ -11175,18 +11175,18 @@
           <wp:inline>
             <wp:extent cx="5334000" cy="2279431"/>
             <wp:effectExtent b="0" l="0" r="0" t="0"/>
-            <wp:docPr descr="Unterstützerliste" title="" id="107" name="Picture"/>
+            <wp:docPr descr="Unterstützerliste" title="" id="106" name="Picture"/>
             <a:graphic>
               <a:graphicData uri="http://schemas.openxmlformats.org/drawingml/2006/picture">
                 <pic:pic>
                   <pic:nvPicPr>
-                    <pic:cNvPr descr="./media/Unterstuetzerliste.png" id="108" name="Picture"/>
+                    <pic:cNvPr descr="./media/Unterstuetzerliste.png" id="107" name="Picture"/>
                     <pic:cNvPicPr>
                       <a:picLocks noChangeArrowheads="1" noChangeAspect="1"/>
                     </pic:cNvPicPr>
                   </pic:nvPicPr>
                   <pic:blipFill>
-                    <a:blip r:embed="rId106"/>
+                    <a:blip r:embed="rId105"/>
                     <a:stretch>
                       <a:fillRect/>
                     </a:stretch>
@@ -11364,7 +11364,7 @@
         <w:t xml:space="preserve">Bedürfnisse der anderen Person konsequent über ihre eigenen." Bob Burg</w:t>
       </w:r>
     </w:p>
-    <w:bookmarkEnd w:id="109"/>
+    <w:bookmarkEnd w:id="108"/>
     <w:bookmarkStart w:id="116" w:name="X8f26eabeb88a664f477901cf54e3b85b1efc39e"/>
     <w:p>
       <w:pPr>
@@ -11754,13 +11754,24 @@
         <w:pStyle w:val="BodyText"/>
       </w:pPr>
       <w:r>
-        <w:t xml:space="preserve">Nutze das folgende Arbeitsblatt [(Arbeitsblatt)](.(media/IDG_Arbeitsblatt.pdf) und schätze dich selbst</w:t>
-      </w:r>
-      <w:r>
-        <w:t xml:space="preserve"> </w:t>
-      </w:r>
-      <w:r>
-        <w:t xml:space="preserve">auf einer Skala von 1 - 4 ein, wie gut du jeweils darin bist. Zeigt sich</w:t>
+        <w:t xml:space="preserve">Nutze das folgende Arbeitsblatt</w:t>
+      </w:r>
+      <w:r>
+        <w:t xml:space="preserve"> </w:t>
+      </w:r>
+      <w:hyperlink r:id="rId109">
+        <w:r>
+          <w:rPr>
+            <w:rStyle w:val="Hyperlink"/>
+          </w:rPr>
+          <w:t xml:space="preserve">(Arbeitsblatt)</w:t>
+        </w:r>
+      </w:hyperlink>
+      <w:r>
+        <w:t xml:space="preserve"> </w:t>
+      </w:r>
+      <w:r>
+        <w:t xml:space="preserve">und schätze dich selbst auf einer Skala von 1 - 4 ein, wie gut du jeweils darin bist. Zeigt sich</w:t>
       </w:r>
       <w:r>
         <w:t xml:space="preserve"> </w:t>
@@ -15439,105 +15450,139 @@
       <w:r>
         <w:t xml:space="preserve">Wir haben Feedback und Hilfe erhalten von vielen Menschen, bei denen wir uns bedanken wollen:</w:t>
       </w:r>
-      <w:r>
-        <w:t xml:space="preserve"> </w:t>
-      </w:r>
+    </w:p>
+    <w:p>
+      <w:pPr>
+        <w:pStyle w:val="BodyText"/>
+      </w:pPr>
       <w:r>
         <w:t xml:space="preserve">Daniel Bartel</w:t>
       </w:r>
-      <w:r>
-        <w:t xml:space="preserve"> </w:t>
-      </w:r>
+    </w:p>
+    <w:p>
+      <w:pPr>
+        <w:pStyle w:val="BodyText"/>
+      </w:pPr>
       <w:r>
         <w:t xml:space="preserve">Gabriel Baunach</w:t>
       </w:r>
-      <w:r>
-        <w:t xml:space="preserve"> </w:t>
-      </w:r>
+    </w:p>
+    <w:p>
+      <w:pPr>
+        <w:pStyle w:val="BodyText"/>
+      </w:pPr>
       <w:r>
         <w:t xml:space="preserve">Anke Deyda</w:t>
       </w:r>
-      <w:r>
-        <w:t xml:space="preserve"> </w:t>
-      </w:r>
+    </w:p>
+    <w:p>
+      <w:pPr>
+        <w:pStyle w:val="BodyText"/>
+      </w:pPr>
       <w:r>
         <w:t xml:space="preserve">Simon Dückert</w:t>
       </w:r>
-      <w:r>
-        <w:t xml:space="preserve"> </w:t>
-      </w:r>
+    </w:p>
+    <w:p>
+      <w:pPr>
+        <w:pStyle w:val="BodyText"/>
+      </w:pPr>
       <w:r>
         <w:t xml:space="preserve">Felix Emele</w:t>
       </w:r>
-      <w:r>
-        <w:t xml:space="preserve"> </w:t>
-      </w:r>
+    </w:p>
+    <w:p>
+      <w:pPr>
+        <w:pStyle w:val="BodyText"/>
+      </w:pPr>
       <w:r>
         <w:t xml:space="preserve">Moritz Emele</w:t>
       </w:r>
-      <w:r>
-        <w:t xml:space="preserve"> </w:t>
-      </w:r>
+    </w:p>
+    <w:p>
+      <w:pPr>
+        <w:pStyle w:val="BodyText"/>
+      </w:pPr>
       <w:r>
         <w:t xml:space="preserve">Caro Frank</w:t>
       </w:r>
-      <w:r>
-        <w:t xml:space="preserve"> </w:t>
-      </w:r>
+    </w:p>
+    <w:p>
+      <w:pPr>
+        <w:pStyle w:val="BodyText"/>
+      </w:pPr>
       <w:r>
         <w:t xml:space="preserve">Caroline Göbel</w:t>
       </w:r>
-      <w:r>
-        <w:t xml:space="preserve"> </w:t>
-      </w:r>
+    </w:p>
+    <w:p>
+      <w:pPr>
+        <w:pStyle w:val="BodyText"/>
+      </w:pPr>
       <w:r>
         <w:t xml:space="preserve">Claudia Heitmann</w:t>
       </w:r>
-      <w:r>
-        <w:t xml:space="preserve"> </w:t>
-      </w:r>
+    </w:p>
+    <w:p>
+      <w:pPr>
+        <w:pStyle w:val="BodyText"/>
+      </w:pPr>
       <w:r>
         <w:t xml:space="preserve">Andrea Klepsch</w:t>
       </w:r>
-      <w:r>
-        <w:t xml:space="preserve"> </w:t>
-      </w:r>
+    </w:p>
+    <w:p>
+      <w:pPr>
+        <w:pStyle w:val="BodyText"/>
+      </w:pPr>
       <w:r>
         <w:t xml:space="preserve">Katja Köngigstein</w:t>
       </w:r>
-      <w:r>
-        <w:t xml:space="preserve"> </w:t>
-      </w:r>
+    </w:p>
+    <w:p>
+      <w:pPr>
+        <w:pStyle w:val="BodyText"/>
+      </w:pPr>
       <w:r>
         <w:t xml:space="preserve">Roland Mainka</w:t>
       </w:r>
-      <w:r>
-        <w:t xml:space="preserve"> </w:t>
-      </w:r>
+    </w:p>
+    <w:p>
+      <w:pPr>
+        <w:pStyle w:val="BodyText"/>
+      </w:pPr>
       <w:r>
         <w:t xml:space="preserve">Johanna Papst</w:t>
       </w:r>
-      <w:r>
-        <w:t xml:space="preserve"> </w:t>
-      </w:r>
+    </w:p>
+    <w:p>
+      <w:pPr>
+        <w:pStyle w:val="BodyText"/>
+      </w:pPr>
       <w:r>
         <w:t xml:space="preserve">Sabrina Schmitz</w:t>
       </w:r>
-      <w:r>
-        <w:t xml:space="preserve"> </w:t>
-      </w:r>
+    </w:p>
+    <w:p>
+      <w:pPr>
+        <w:pStyle w:val="BodyText"/>
+      </w:pPr>
       <w:r>
         <w:t xml:space="preserve">Heike Schneeweiss</w:t>
       </w:r>
-      <w:r>
-        <w:t xml:space="preserve"> </w:t>
-      </w:r>
+    </w:p>
+    <w:p>
+      <w:pPr>
+        <w:pStyle w:val="BodyText"/>
+      </w:pPr>
       <w:r>
         <w:t xml:space="preserve">Lene Wellmann</w:t>
       </w:r>
-      <w:r>
-        <w:t xml:space="preserve"> </w:t>
-      </w:r>
+    </w:p>
+    <w:p>
+      <w:pPr>
+        <w:pStyle w:val="BodyText"/>
+      </w:pPr>
       <w:r>
         <w:t xml:space="preserve">Markus Wellmann</w:t>
       </w:r>

--- a/docs/de/download/lernos-sustainability-guide.docx
+++ b/docs/de/download/lernos-sustainability-guide.docx
@@ -387,7 +387,7 @@
       </w:r>
     </w:p>
     <w:bookmarkEnd w:id="14"/>
-    <w:bookmarkStart w:id="56" w:name="grundlagen"/>
+    <w:bookmarkStart w:id="57" w:name="grundlagen"/>
     <w:p>
       <w:pPr>
         <w:pStyle w:val="Heading1"/>
@@ -3302,7 +3302,7 @@
       </w:hyperlink>
     </w:p>
     <w:bookmarkEnd w:id="50"/>
-    <w:bookmarkStart w:id="55" w:name="kommunikation-über-das-klima"/>
+    <w:bookmarkStart w:id="56" w:name="kommunikation-über-das-klima"/>
     <w:p>
       <w:pPr>
         <w:pStyle w:val="Heading2"/>
@@ -4403,9 +4403,31 @@
         <w:t xml:space="preserve">nach längerer Zeit einen neuen Versuch wagen.</w:t>
       </w:r>
     </w:p>
-    <w:bookmarkEnd w:id="55"/>
+    <w:p>
+      <w:pPr>
+        <w:pStyle w:val="BodyText"/>
+      </w:pPr>
+      <w:r>
+        <w:t xml:space="preserve">Hier ist ein empfehlenswerter Artikel zu zum Thema</w:t>
+      </w:r>
+      <w:r>
+        <w:t xml:space="preserve"> </w:t>
+      </w:r>
+      <w:hyperlink r:id="rId55">
+        <w:r>
+          <w:rPr>
+            <w:rStyle w:val="Hyperlink"/>
+          </w:rPr>
+          <w:t xml:space="preserve">mit Kindern über die Klimakrise reden</w:t>
+        </w:r>
+      </w:hyperlink>
+      <w:r>
+        <w:t xml:space="preserve">.</w:t>
+      </w:r>
+    </w:p>
     <w:bookmarkEnd w:id="56"/>
-    <w:bookmarkStart w:id="180" w:name="lernpfad"/>
+    <w:bookmarkEnd w:id="57"/>
+    <w:bookmarkStart w:id="181" w:name="lernpfad"/>
     <w:p>
       <w:pPr>
         <w:pStyle w:val="Heading1"/>
@@ -4440,18 +4462,18 @@
           <wp:inline>
             <wp:extent cx="5334000" cy="2997041"/>
             <wp:effectExtent b="0" l="0" r="0" t="0"/>
-            <wp:docPr descr="" title="" id="58" name="Picture"/>
+            <wp:docPr descr="" title="" id="59" name="Picture"/>
             <a:graphic>
               <a:graphicData uri="http://schemas.openxmlformats.org/drawingml/2006/picture">
                 <pic:pic>
                   <pic:nvPicPr>
-                    <pic:cNvPr descr="./media/Uberblick_Lernreise.jpeg" id="59" name="Picture"/>
+                    <pic:cNvPr descr="./media/Uberblick_Lernreise.jpeg" id="60" name="Picture"/>
                     <pic:cNvPicPr>
                       <a:picLocks noChangeArrowheads="1" noChangeAspect="1"/>
                     </pic:cNvPicPr>
                   </pic:nvPicPr>
                   <pic:blipFill>
-                    <a:blip r:embed="rId57"/>
+                    <a:blip r:embed="rId58"/>
                     <a:stretch>
                       <a:fillRect/>
                     </a:stretch>
@@ -4484,7 +4506,7 @@
         <w:t xml:space="preserve">Abbildung: Svenia Körner/ Volker Schramm, CC-BY-4.0</w:t>
       </w:r>
     </w:p>
-    <w:bookmarkStart w:id="70" w:name="kata-0-unsere-reise"/>
+    <w:bookmarkStart w:id="71" w:name="kata-0-unsere-reise"/>
     <w:p>
       <w:pPr>
         <w:pStyle w:val="Heading2"/>
@@ -4610,7 +4632,7 @@
       <w:r>
         <w:t xml:space="preserve"> </w:t>
       </w:r>
-      <w:hyperlink r:id="rId60">
+      <w:hyperlink r:id="rId61">
         <w:r>
           <w:rPr>
             <w:rStyle w:val="Hyperlink"/>
@@ -4917,7 +4939,7 @@
       <w:r>
         <w:t xml:space="preserve"> </w:t>
       </w:r>
-      <w:hyperlink r:id="rId61">
+      <w:hyperlink r:id="rId62">
         <w:r>
           <w:rPr>
             <w:rStyle w:val="Hyperlink"/>
@@ -4930,7 +4952,7 @@
       <w:pPr>
         <w:pStyle w:val="BodyText"/>
       </w:pPr>
-      <w:hyperlink r:id="rId62">
+      <w:hyperlink r:id="rId63">
         <w:r>
           <w:rPr>
             <w:rStyle w:val="Hyperlink"/>
@@ -5011,18 +5033,18 @@
           <wp:inline>
             <wp:extent cx="5334000" cy="2997041"/>
             <wp:effectExtent b="0" l="0" r="0" t="0"/>
-            <wp:docPr descr="Uberblick_Lernreise" title="" id="63" name="Picture"/>
+            <wp:docPr descr="Uberblick_Lernreise" title="" id="64" name="Picture"/>
             <a:graphic>
               <a:graphicData uri="http://schemas.openxmlformats.org/drawingml/2006/picture">
                 <pic:pic>
                   <pic:nvPicPr>
-                    <pic:cNvPr descr="./media/Uberblick_Lernreise.jpeg" id="64" name="Picture"/>
+                    <pic:cNvPr descr="./media/Uberblick_Lernreise.jpeg" id="65" name="Picture"/>
                     <pic:cNvPicPr>
                       <a:picLocks noChangeArrowheads="1" noChangeAspect="1"/>
                     </pic:cNvPicPr>
                   </pic:nvPicPr>
                   <pic:blipFill>
-                    <a:blip r:embed="rId57"/>
+                    <a:blip r:embed="rId58"/>
                     <a:stretch>
                       <a:fillRect/>
                     </a:stretch>
@@ -5073,18 +5095,18 @@
           <wp:inline>
             <wp:extent cx="5334000" cy="1888487"/>
             <wp:effectExtent b="0" l="0" r="0" t="0"/>
-            <wp:docPr descr="SDG_pyramid" title="" id="66" name="Picture"/>
+            <wp:docPr descr="SDG_pyramid" title="" id="67" name="Picture"/>
             <a:graphic>
               <a:graphicData uri="http://schemas.openxmlformats.org/drawingml/2006/picture">
                 <pic:pic>
                   <pic:nvPicPr>
-                    <pic:cNvPr descr="./media/SDG_pyramid.jpg" id="67" name="Picture"/>
+                    <pic:cNvPr descr="./media/SDG_pyramid.jpg" id="68" name="Picture"/>
                     <pic:cNvPicPr>
                       <a:picLocks noChangeArrowheads="1" noChangeAspect="1"/>
                     </pic:cNvPicPr>
                   </pic:nvPicPr>
                   <pic:blipFill>
-                    <a:blip r:embed="rId65"/>
+                    <a:blip r:embed="rId66"/>
                     <a:stretch>
                       <a:fillRect/>
                     </a:stretch>
@@ -5139,7 +5161,7 @@
       <w:r>
         <w:t xml:space="preserve"> </w:t>
       </w:r>
-      <w:hyperlink r:id="rId68">
+      <w:hyperlink r:id="rId69">
         <w:r>
           <w:rPr>
             <w:rStyle w:val="Hyperlink"/>
@@ -5331,7 +5353,7 @@
       <w:r>
         <w:t xml:space="preserve"> </w:t>
       </w:r>
-      <w:hyperlink r:id="rId60">
+      <w:hyperlink r:id="rId61">
         <w:r>
           <w:rPr>
             <w:rStyle w:val="Hyperlink"/>
@@ -5682,7 +5704,7 @@
         <w:t xml:space="preserve">“Jedem Anfang wohnt ein Zauber inne!”</w:t>
       </w:r>
     </w:p>
-    <w:bookmarkStart w:id="69" w:name="arbeitsblatt-climate-action-canvas"/>
+    <w:bookmarkStart w:id="70" w:name="arbeitsblatt-climate-action-canvas"/>
     <w:p>
       <w:pPr>
         <w:pStyle w:val="Heading3"/>
@@ -5704,7 +5726,7 @@
       <w:pPr>
         <w:pStyle w:val="FirstParagraph"/>
       </w:pPr>
-      <w:hyperlink r:id="rId61">
+      <w:hyperlink r:id="rId62">
         <w:r>
           <w:rPr>
             <w:rStyle w:val="Hyperlink"/>
@@ -5715,7 +5737,7 @@
       <w:r>
         <w:t xml:space="preserve"> </w:t>
       </w:r>
-      <w:hyperlink r:id="rId62">
+      <w:hyperlink r:id="rId63">
         <w:r>
           <w:rPr>
             <w:rStyle w:val="Hyperlink"/>
@@ -5724,9 +5746,9 @@
         </w:r>
       </w:hyperlink>
     </w:p>
-    <w:bookmarkEnd w:id="69"/>
     <w:bookmarkEnd w:id="70"/>
-    <w:bookmarkStart w:id="75" w:name="X9fe621e3d6edc5a553269b47ad7a5d911c79cab"/>
+    <w:bookmarkEnd w:id="71"/>
+    <w:bookmarkStart w:id="76" w:name="X9fe621e3d6edc5a553269b47ad7a5d911c79cab"/>
     <w:p>
       <w:pPr>
         <w:pStyle w:val="Heading2"/>
@@ -5955,7 +5977,7 @@
       <w:r>
         <w:t xml:space="preserve"> </w:t>
       </w:r>
-      <w:hyperlink r:id="rId71">
+      <w:hyperlink r:id="rId72">
         <w:r>
           <w:rPr>
             <w:rStyle w:val="Hyperlink"/>
@@ -6101,7 +6123,7 @@
       <w:pPr>
         <w:pStyle w:val="BodyText"/>
       </w:pPr>
-      <w:hyperlink r:id="rId71">
+      <w:hyperlink r:id="rId72">
         <w:r>
           <w:rPr>
             <w:rStyle w:val="Hyperlink"/>
@@ -6256,7 +6278,7 @@
       <w:r>
         <w:t xml:space="preserve"> </w:t>
       </w:r>
-      <w:hyperlink r:id="rId72">
+      <w:hyperlink r:id="rId73">
         <w:r>
           <w:rPr>
             <w:rStyle w:val="Hyperlink"/>
@@ -6283,7 +6305,7 @@
       <w:r>
         <w:t xml:space="preserve"> </w:t>
       </w:r>
-      <w:hyperlink r:id="rId73">
+      <w:hyperlink r:id="rId74">
         <w:r>
           <w:rPr>
             <w:rStyle w:val="Hyperlink"/>
@@ -6302,7 +6324,7 @@
       <w:pPr>
         <w:pStyle w:val="BodyText"/>
       </w:pPr>
-      <w:hyperlink r:id="rId74">
+      <w:hyperlink r:id="rId75">
         <w:r>
           <w:rPr>
             <w:rStyle w:val="Hyperlink"/>
@@ -6317,8 +6339,8 @@
         <w:t xml:space="preserve">über Klimakommunikation</w:t>
       </w:r>
     </w:p>
-    <w:bookmarkEnd w:id="75"/>
-    <w:bookmarkStart w:id="84" w:name="kata-2-emotion-und-wirksamkeit"/>
+    <w:bookmarkEnd w:id="76"/>
+    <w:bookmarkStart w:id="85" w:name="kata-2-emotion-und-wirksamkeit"/>
     <w:p>
       <w:pPr>
         <w:pStyle w:val="Heading2"/>
@@ -6486,7 +6508,7 @@
       <w:r>
         <w:t xml:space="preserve"> </w:t>
       </w:r>
-      <w:hyperlink r:id="rId61">
+      <w:hyperlink r:id="rId62">
         <w:r>
           <w:rPr>
             <w:rStyle w:val="Hyperlink"/>
@@ -6515,7 +6537,7 @@
       <w:r>
         <w:t xml:space="preserve"> </w:t>
       </w:r>
-      <w:hyperlink r:id="rId62">
+      <w:hyperlink r:id="rId63">
         <w:r>
           <w:rPr>
             <w:rStyle w:val="Hyperlink"/>
@@ -6656,7 +6678,7 @@
       <w:r>
         <w:t xml:space="preserve"> </w:t>
       </w:r>
-      <w:hyperlink r:id="rId76">
+      <w:hyperlink r:id="rId77">
         <w:r>
           <w:rPr>
             <w:rStyle w:val="Hyperlink"/>
@@ -6714,7 +6736,7 @@
       <w:r>
         <w:t xml:space="preserve"> </w:t>
       </w:r>
-      <w:hyperlink r:id="rId61">
+      <w:hyperlink r:id="rId62">
         <w:r>
           <w:rPr>
             <w:rStyle w:val="Hyperlink"/>
@@ -6731,7 +6753,7 @@
       <w:r>
         <w:t xml:space="preserve"> </w:t>
       </w:r>
-      <w:hyperlink r:id="rId62">
+      <w:hyperlink r:id="rId63">
         <w:r>
           <w:rPr>
             <w:rStyle w:val="Hyperlink"/>
@@ -6950,7 +6972,7 @@
       <w:r>
         <w:t xml:space="preserve"> </w:t>
       </w:r>
-      <w:hyperlink r:id="rId77">
+      <w:hyperlink r:id="rId78">
         <w:r>
           <w:rPr>
             <w:rStyle w:val="Hyperlink"/>
@@ -6988,7 +7010,7 @@
       <w:r>
         <w:t xml:space="preserve"> </w:t>
       </w:r>
-      <w:hyperlink r:id="rId78">
+      <w:hyperlink r:id="rId79">
         <w:r>
           <w:rPr>
             <w:rStyle w:val="Hyperlink"/>
@@ -7010,7 +7032,7 @@
       <w:r>
         <w:t xml:space="preserve"> </w:t>
       </w:r>
-      <w:hyperlink r:id="rId79">
+      <w:hyperlink r:id="rId80">
         <w:r>
           <w:rPr>
             <w:rStyle w:val="Hyperlink"/>
@@ -7027,7 +7049,7 @@
       <w:r>
         <w:t xml:space="preserve"> </w:t>
       </w:r>
-      <w:hyperlink r:id="rId80">
+      <w:hyperlink r:id="rId81">
         <w:r>
           <w:rPr>
             <w:rStyle w:val="Hyperlink"/>
@@ -7049,7 +7071,7 @@
       <w:r>
         <w:t xml:space="preserve"> </w:t>
       </w:r>
-      <w:hyperlink r:id="rId81">
+      <w:hyperlink r:id="rId82">
         <w:r>
           <w:rPr>
             <w:rStyle w:val="Hyperlink"/>
@@ -7066,7 +7088,7 @@
       <w:r>
         <w:t xml:space="preserve"> </w:t>
       </w:r>
-      <w:hyperlink r:id="rId82">
+      <w:hyperlink r:id="rId83">
         <w:r>
           <w:rPr>
             <w:rStyle w:val="Hyperlink"/>
@@ -7082,7 +7104,7 @@
           <w:numId w:val="1024"/>
         </w:numPr>
       </w:pPr>
-      <w:hyperlink r:id="rId83">
+      <w:hyperlink r:id="rId84">
         <w:r>
           <w:rPr>
             <w:rStyle w:val="Hyperlink"/>
@@ -7094,8 +7116,8 @@
         <w:t xml:space="preserve">: wissenschaftlich fundierte Lösungen zur Umkehrung der globalen Erwärmung identifizieren und fördern</w:t>
       </w:r>
     </w:p>
-    <w:bookmarkEnd w:id="84"/>
-    <w:bookmarkStart w:id="91" w:name="kata-3-bleibe-informiert"/>
+    <w:bookmarkEnd w:id="85"/>
+    <w:bookmarkStart w:id="92" w:name="kata-3-bleibe-informiert"/>
     <w:p>
       <w:pPr>
         <w:pStyle w:val="Heading2"/>
@@ -7247,324 +7269,6 @@
       </w:r>
       <w:r>
         <w:t xml:space="preserve">nutzen und ergänzen könnt.</w:t>
-      </w:r>
-      <w:r>
-        <w:t xml:space="preserve"> </w:t>
-      </w:r>
-      <w:hyperlink r:id="rId85">
-        <w:r>
-          <w:rPr>
-            <w:rStyle w:val="Hyperlink"/>
-          </w:rPr>
-          <w:t xml:space="preserve">Literaturliste</w:t>
-        </w:r>
-      </w:hyperlink>
-    </w:p>
-    <w:p>
-      <w:pPr>
-        <w:pStyle w:val="BodyText"/>
-      </w:pPr>
-      <w:r>
-        <w:t xml:space="preserve">Es stellt sich an dieser Stelle für euch die Frage: „Wie wollen wir in</w:t>
-      </w:r>
-      <w:r>
-        <w:t xml:space="preserve"> </w:t>
-      </w:r>
-      <w:r>
-        <w:t xml:space="preserve">unserer Gruppe unsere Ergebnisse sichern, damit wir sie auch teilen</w:t>
-      </w:r>
-      <w:r>
-        <w:t xml:space="preserve"> </w:t>
-      </w:r>
-      <w:r>
-        <w:t xml:space="preserve">können? Nutzt das</w:t>
-      </w:r>
-      <w:r>
-        <w:t xml:space="preserve"> </w:t>
-      </w:r>
-      <w:hyperlink r:id="rId60">
-        <w:r>
-          <w:rPr>
-            <w:rStyle w:val="Hyperlink"/>
-          </w:rPr>
-          <w:t xml:space="preserve">Whiteboard</w:t>
-        </w:r>
-      </w:hyperlink>
-      <w:r>
-        <w:t xml:space="preserve"> </w:t>
-      </w:r>
-      <w:r>
-        <w:t xml:space="preserve">oder überlegt euch einen anderen Ansatz!</w:t>
-      </w:r>
-    </w:p>
-    <w:p>
-      <w:pPr>
-        <w:pStyle w:val="BodyText"/>
-      </w:pPr>
-      <w:r>
-        <w:rPr>
-          <w:b/>
-          <w:bCs/>
-        </w:rPr>
-        <w:t xml:space="preserve">Agenda</w:t>
-      </w:r>
-    </w:p>
-    <w:p>
-      <w:pPr>
-        <w:numPr>
-          <w:ilvl w:val="0"/>
-          <w:numId w:val="1025"/>
-        </w:numPr>
-      </w:pPr>
-      <w:r>
-        <w:rPr>
-          <w:b/>
-          <w:bCs/>
-        </w:rPr>
-        <w:t xml:space="preserve">Check-in</w:t>
-      </w:r>
-      <w:r>
-        <w:t xml:space="preserve">: Wie habe ich mich bisher zum Thema Nachhaltigkeit</w:t>
-      </w:r>
-      <w:r>
-        <w:t xml:space="preserve"> </w:t>
-      </w:r>
-      <w:r>
-        <w:t xml:space="preserve">informiert? (10 Min)</w:t>
-      </w:r>
-    </w:p>
-    <w:p>
-      <w:pPr>
-        <w:numPr>
-          <w:ilvl w:val="0"/>
-          <w:numId w:val="1025"/>
-        </w:numPr>
-      </w:pPr>
-      <w:r>
-        <w:rPr>
-          <w:b/>
-          <w:bCs/>
-        </w:rPr>
-        <w:t xml:space="preserve">Input und Kata:</w:t>
-      </w:r>
-      <w:r>
-        <w:t xml:space="preserve"> </w:t>
-      </w:r>
-      <w:r>
-        <w:t xml:space="preserve">Quellenübersicht (15 Min)</w:t>
-      </w:r>
-    </w:p>
-    <w:p>
-      <w:pPr>
-        <w:numPr>
-          <w:ilvl w:val="0"/>
-          <w:numId w:val="1025"/>
-        </w:numPr>
-      </w:pPr>
-      <w:r>
-        <w:rPr>
-          <w:b/>
-          <w:bCs/>
-        </w:rPr>
-        <w:t xml:space="preserve">Austausch / Reflexion</w:t>
-      </w:r>
-      <w:r>
-        <w:t xml:space="preserve">: in der Gruppe (10 Min)</w:t>
-      </w:r>
-    </w:p>
-    <w:p>
-      <w:pPr>
-        <w:numPr>
-          <w:ilvl w:val="0"/>
-          <w:numId w:val="1025"/>
-        </w:numPr>
-      </w:pPr>
-      <w:r>
-        <w:rPr>
-          <w:b/>
-          <w:bCs/>
-        </w:rPr>
-        <w:t xml:space="preserve">Austausch</w:t>
-      </w:r>
-      <w:r>
-        <w:t xml:space="preserve">: Was nimmt sich jeder von uns vor? (10 Min)</w:t>
-      </w:r>
-    </w:p>
-    <w:p>
-      <w:pPr>
-        <w:numPr>
-          <w:ilvl w:val="0"/>
-          <w:numId w:val="1025"/>
-        </w:numPr>
-      </w:pPr>
-      <w:r>
-        <w:rPr>
-          <w:b/>
-          <w:bCs/>
-        </w:rPr>
-        <w:t xml:space="preserve">Check-out</w:t>
-      </w:r>
-      <w:r>
-        <w:t xml:space="preserve">: Drei #s zu den Highlights der heutigen Session (5</w:t>
-      </w:r>
-      <w:r>
-        <w:t xml:space="preserve"> </w:t>
-      </w:r>
-      <w:r>
-        <w:t xml:space="preserve">Min)</w:t>
-      </w:r>
-    </w:p>
-    <w:p>
-      <w:pPr>
-        <w:pStyle w:val="FirstParagraph"/>
-      </w:pPr>
-      <w:r>
-        <w:rPr>
-          <w:b/>
-          <w:bCs/>
-        </w:rPr>
-        <w:t xml:space="preserve">Check - in: Wie habe ich mich bisher informiert</w:t>
-      </w:r>
-    </w:p>
-    <w:p>
-      <w:pPr>
-        <w:pStyle w:val="BodyText"/>
-      </w:pPr>
-      <w:r>
-        <w:t xml:space="preserve">Schritt 1: Notiere deine 3 bevorzugten Informationsquellen zu</w:t>
-      </w:r>
-      <w:r>
-        <w:t xml:space="preserve"> </w:t>
-      </w:r>
-      <w:r>
-        <w:t xml:space="preserve">Nachhaltigkeit (2 - 3 Min)</w:t>
-      </w:r>
-    </w:p>
-    <w:p>
-      <w:pPr>
-        <w:pStyle w:val="BodyText"/>
-      </w:pPr>
-      <w:r>
-        <w:t xml:space="preserve">Frage dich dabei:</w:t>
-      </w:r>
-    </w:p>
-    <w:p>
-      <w:pPr>
-        <w:numPr>
-          <w:ilvl w:val="0"/>
-          <w:numId w:val="1026"/>
-        </w:numPr>
-      </w:pPr>
-      <w:r>
-        <w:t xml:space="preserve">Warum sind diese für dich besonders relevant oder</w:t>
-      </w:r>
-      <w:r>
-        <w:t xml:space="preserve"> </w:t>
-      </w:r>
-      <w:r>
-        <w:t xml:space="preserve">empfehlenswert?</w:t>
-      </w:r>
-    </w:p>
-    <w:p>
-      <w:pPr>
-        <w:numPr>
-          <w:ilvl w:val="0"/>
-          <w:numId w:val="1026"/>
-        </w:numPr>
-      </w:pPr>
-      <w:r>
-        <w:t xml:space="preserve">Welche Erkenntnis hat sich dabei für dich</w:t>
-      </w:r>
-      <w:r>
-        <w:t xml:space="preserve"> </w:t>
-      </w:r>
-      <w:r>
-        <w:t xml:space="preserve">herauskristallisiert?</w:t>
-      </w:r>
-    </w:p>
-    <w:p>
-      <w:pPr>
-        <w:numPr>
-          <w:ilvl w:val="0"/>
-          <w:numId w:val="1026"/>
-        </w:numPr>
-      </w:pPr>
-      <w:r>
-        <w:t xml:space="preserve">Gab es etwas Überraschendes für dich?</w:t>
-      </w:r>
-    </w:p>
-    <w:p>
-      <w:pPr>
-        <w:pStyle w:val="FirstParagraph"/>
-      </w:pPr>
-      <w:r>
-        <w:t xml:space="preserve">Schritt 2: Teilt eure Erfahrungen (1 Minute je Person) (7 Min)</w:t>
-      </w:r>
-    </w:p>
-    <w:p>
-      <w:pPr>
-        <w:pStyle w:val="BodyText"/>
-      </w:pPr>
-      <w:r>
-        <w:t xml:space="preserve">Erkennt ihr Gemeinsamkeiten oder gar einen für euch ganz neuen Zugang</w:t>
-      </w:r>
-      <w:r>
-        <w:t xml:space="preserve"> </w:t>
-      </w:r>
-      <w:r>
-        <w:t xml:space="preserve">zum Thema Nachhaltigkeit?</w:t>
-      </w:r>
-    </w:p>
-    <w:p>
-      <w:pPr>
-        <w:pStyle w:val="BodyText"/>
-      </w:pPr>
-      <w:r>
-        <w:t xml:space="preserve">Haltet eure Ergebnisse in geeigneter Weise fest.</w:t>
-      </w:r>
-    </w:p>
-    <w:p>
-      <w:pPr>
-        <w:pStyle w:val="BodyText"/>
-      </w:pPr>
-      <w:r>
-        <w:rPr>
-          <w:b/>
-          <w:bCs/>
-        </w:rPr>
-        <w:t xml:space="preserve">Input: Informationsquelle für deine Lernreise Nachhaltigkeit</w:t>
-      </w:r>
-    </w:p>
-    <w:p>
-      <w:pPr>
-        <w:pStyle w:val="BodyText"/>
-      </w:pPr>
-      <w:r>
-        <w:t xml:space="preserve">Wir, die Autor:innen, haben weder den Anspruch noch die Kapazitäten</w:t>
-      </w:r>
-      <w:r>
-        <w:t xml:space="preserve"> </w:t>
-      </w:r>
-      <w:r>
-        <w:t xml:space="preserve">„alles” über Nachhaltigkeit zu wissen oder einen Gesamtüberblick zu</w:t>
-      </w:r>
-      <w:r>
-        <w:t xml:space="preserve"> </w:t>
-      </w:r>
-      <w:r>
-        <w:t xml:space="preserve">möglichen Quellen zu haben. Aber ein bisschen Input zu unserem</w:t>
-      </w:r>
-      <w:r>
-        <w:t xml:space="preserve"> </w:t>
-      </w:r>
-      <w:r>
-        <w:t xml:space="preserve">Mindset für diese Lernreise sowie ein paar Basics findest du einerseits</w:t>
-      </w:r>
-      <w:r>
-        <w:t xml:space="preserve"> </w:t>
-      </w:r>
-      <w:r>
-        <w:t xml:space="preserve">im Grundlagenkapitel und andererseits in unserer</w:t>
       </w:r>
       <w:r>
         <w:t xml:space="preserve"> </w:t>
@@ -7577,52 +7281,317 @@
           <w:t xml:space="preserve">Literaturliste</w:t>
         </w:r>
       </w:hyperlink>
-      <w:r>
-        <w:t xml:space="preserve">. Ein Teil</w:t>
-      </w:r>
-      <w:r>
-        <w:t xml:space="preserve"> </w:t>
-      </w:r>
-      <w:r>
-        <w:t xml:space="preserve">eurer Expedition ist auch, die für euch wesentlichen Quellen zu</w:t>
-      </w:r>
-      <w:r>
-        <w:t xml:space="preserve"> </w:t>
-      </w:r>
-      <w:r>
-        <w:t xml:space="preserve">finden, die für euer eigenes Thema oder Anliegen auf dieser Lernreise</w:t>
-      </w:r>
-      <w:r>
-        <w:t xml:space="preserve"> </w:t>
-      </w:r>
-      <w:r>
-        <w:t xml:space="preserve">wichtig sind.</w:t>
-      </w:r>
-    </w:p>
-    <w:p>
-      <w:pPr>
-        <w:pStyle w:val="BodyText"/>
-      </w:pPr>
-      <w:r>
-        <w:rPr>
-          <w:b/>
-          <w:bCs/>
-        </w:rPr>
-        <w:t xml:space="preserve">Kata</w:t>
-      </w:r>
-      <w:r>
-        <w:t xml:space="preserve">: In diesem Sinne sucht euch für euch einen oder maximal zwei Links</w:t>
-      </w:r>
-      <w:r>
-        <w:t xml:space="preserve"> </w:t>
-      </w:r>
-      <w:r>
-        <w:t xml:space="preserve">aus der</w:t>
-      </w:r>
-      <w:r>
-        <w:t xml:space="preserve"> </w:t>
-      </w:r>
-      <w:hyperlink r:id="rId86">
+    </w:p>
+    <w:p>
+      <w:pPr>
+        <w:pStyle w:val="BodyText"/>
+      </w:pPr>
+      <w:r>
+        <w:t xml:space="preserve">Es stellt sich an dieser Stelle für euch die Frage: „Wie wollen wir in</w:t>
+      </w:r>
+      <w:r>
+        <w:t xml:space="preserve"> </w:t>
+      </w:r>
+      <w:r>
+        <w:t xml:space="preserve">unserer Gruppe unsere Ergebnisse sichern, damit wir sie auch teilen</w:t>
+      </w:r>
+      <w:r>
+        <w:t xml:space="preserve"> </w:t>
+      </w:r>
+      <w:r>
+        <w:t xml:space="preserve">können? Nutzt das</w:t>
+      </w:r>
+      <w:r>
+        <w:t xml:space="preserve"> </w:t>
+      </w:r>
+      <w:hyperlink r:id="rId61">
+        <w:r>
+          <w:rPr>
+            <w:rStyle w:val="Hyperlink"/>
+          </w:rPr>
+          <w:t xml:space="preserve">Whiteboard</w:t>
+        </w:r>
+      </w:hyperlink>
+      <w:r>
+        <w:t xml:space="preserve"> </w:t>
+      </w:r>
+      <w:r>
+        <w:t xml:space="preserve">oder überlegt euch einen anderen Ansatz!</w:t>
+      </w:r>
+    </w:p>
+    <w:p>
+      <w:pPr>
+        <w:pStyle w:val="BodyText"/>
+      </w:pPr>
+      <w:r>
+        <w:rPr>
+          <w:b/>
+          <w:bCs/>
+        </w:rPr>
+        <w:t xml:space="preserve">Agenda</w:t>
+      </w:r>
+    </w:p>
+    <w:p>
+      <w:pPr>
+        <w:numPr>
+          <w:ilvl w:val="0"/>
+          <w:numId w:val="1025"/>
+        </w:numPr>
+      </w:pPr>
+      <w:r>
+        <w:rPr>
+          <w:b/>
+          <w:bCs/>
+        </w:rPr>
+        <w:t xml:space="preserve">Check-in</w:t>
+      </w:r>
+      <w:r>
+        <w:t xml:space="preserve">: Wie habe ich mich bisher zum Thema Nachhaltigkeit</w:t>
+      </w:r>
+      <w:r>
+        <w:t xml:space="preserve"> </w:t>
+      </w:r>
+      <w:r>
+        <w:t xml:space="preserve">informiert? (10 Min)</w:t>
+      </w:r>
+    </w:p>
+    <w:p>
+      <w:pPr>
+        <w:numPr>
+          <w:ilvl w:val="0"/>
+          <w:numId w:val="1025"/>
+        </w:numPr>
+      </w:pPr>
+      <w:r>
+        <w:rPr>
+          <w:b/>
+          <w:bCs/>
+        </w:rPr>
+        <w:t xml:space="preserve">Input und Kata:</w:t>
+      </w:r>
+      <w:r>
+        <w:t xml:space="preserve"> </w:t>
+      </w:r>
+      <w:r>
+        <w:t xml:space="preserve">Quellenübersicht (15 Min)</w:t>
+      </w:r>
+    </w:p>
+    <w:p>
+      <w:pPr>
+        <w:numPr>
+          <w:ilvl w:val="0"/>
+          <w:numId w:val="1025"/>
+        </w:numPr>
+      </w:pPr>
+      <w:r>
+        <w:rPr>
+          <w:b/>
+          <w:bCs/>
+        </w:rPr>
+        <w:t xml:space="preserve">Austausch / Reflexion</w:t>
+      </w:r>
+      <w:r>
+        <w:t xml:space="preserve">: in der Gruppe (10 Min)</w:t>
+      </w:r>
+    </w:p>
+    <w:p>
+      <w:pPr>
+        <w:numPr>
+          <w:ilvl w:val="0"/>
+          <w:numId w:val="1025"/>
+        </w:numPr>
+      </w:pPr>
+      <w:r>
+        <w:rPr>
+          <w:b/>
+          <w:bCs/>
+        </w:rPr>
+        <w:t xml:space="preserve">Austausch</w:t>
+      </w:r>
+      <w:r>
+        <w:t xml:space="preserve">: Was nimmt sich jeder von uns vor? (10 Min)</w:t>
+      </w:r>
+    </w:p>
+    <w:p>
+      <w:pPr>
+        <w:numPr>
+          <w:ilvl w:val="0"/>
+          <w:numId w:val="1025"/>
+        </w:numPr>
+      </w:pPr>
+      <w:r>
+        <w:rPr>
+          <w:b/>
+          <w:bCs/>
+        </w:rPr>
+        <w:t xml:space="preserve">Check-out</w:t>
+      </w:r>
+      <w:r>
+        <w:t xml:space="preserve">: Drei #s zu den Highlights der heutigen Session (5</w:t>
+      </w:r>
+      <w:r>
+        <w:t xml:space="preserve"> </w:t>
+      </w:r>
+      <w:r>
+        <w:t xml:space="preserve">Min)</w:t>
+      </w:r>
+    </w:p>
+    <w:p>
+      <w:pPr>
+        <w:pStyle w:val="FirstParagraph"/>
+      </w:pPr>
+      <w:r>
+        <w:rPr>
+          <w:b/>
+          <w:bCs/>
+        </w:rPr>
+        <w:t xml:space="preserve">Check - in: Wie habe ich mich bisher informiert</w:t>
+      </w:r>
+    </w:p>
+    <w:p>
+      <w:pPr>
+        <w:pStyle w:val="BodyText"/>
+      </w:pPr>
+      <w:r>
+        <w:t xml:space="preserve">Schritt 1: Notiere deine 3 bevorzugten Informationsquellen zu</w:t>
+      </w:r>
+      <w:r>
+        <w:t xml:space="preserve"> </w:t>
+      </w:r>
+      <w:r>
+        <w:t xml:space="preserve">Nachhaltigkeit (2 - 3 Min)</w:t>
+      </w:r>
+    </w:p>
+    <w:p>
+      <w:pPr>
+        <w:pStyle w:val="BodyText"/>
+      </w:pPr>
+      <w:r>
+        <w:t xml:space="preserve">Frage dich dabei:</w:t>
+      </w:r>
+    </w:p>
+    <w:p>
+      <w:pPr>
+        <w:numPr>
+          <w:ilvl w:val="0"/>
+          <w:numId w:val="1026"/>
+        </w:numPr>
+      </w:pPr>
+      <w:r>
+        <w:t xml:space="preserve">Warum sind diese für dich besonders relevant oder</w:t>
+      </w:r>
+      <w:r>
+        <w:t xml:space="preserve"> </w:t>
+      </w:r>
+      <w:r>
+        <w:t xml:space="preserve">empfehlenswert?</w:t>
+      </w:r>
+    </w:p>
+    <w:p>
+      <w:pPr>
+        <w:numPr>
+          <w:ilvl w:val="0"/>
+          <w:numId w:val="1026"/>
+        </w:numPr>
+      </w:pPr>
+      <w:r>
+        <w:t xml:space="preserve">Welche Erkenntnis hat sich dabei für dich</w:t>
+      </w:r>
+      <w:r>
+        <w:t xml:space="preserve"> </w:t>
+      </w:r>
+      <w:r>
+        <w:t xml:space="preserve">herauskristallisiert?</w:t>
+      </w:r>
+    </w:p>
+    <w:p>
+      <w:pPr>
+        <w:numPr>
+          <w:ilvl w:val="0"/>
+          <w:numId w:val="1026"/>
+        </w:numPr>
+      </w:pPr>
+      <w:r>
+        <w:t xml:space="preserve">Gab es etwas Überraschendes für dich?</w:t>
+      </w:r>
+    </w:p>
+    <w:p>
+      <w:pPr>
+        <w:pStyle w:val="FirstParagraph"/>
+      </w:pPr>
+      <w:r>
+        <w:t xml:space="preserve">Schritt 2: Teilt eure Erfahrungen (1 Minute je Person) (7 Min)</w:t>
+      </w:r>
+    </w:p>
+    <w:p>
+      <w:pPr>
+        <w:pStyle w:val="BodyText"/>
+      </w:pPr>
+      <w:r>
+        <w:t xml:space="preserve">Erkennt ihr Gemeinsamkeiten oder gar einen für euch ganz neuen Zugang</w:t>
+      </w:r>
+      <w:r>
+        <w:t xml:space="preserve"> </w:t>
+      </w:r>
+      <w:r>
+        <w:t xml:space="preserve">zum Thema Nachhaltigkeit?</w:t>
+      </w:r>
+    </w:p>
+    <w:p>
+      <w:pPr>
+        <w:pStyle w:val="BodyText"/>
+      </w:pPr>
+      <w:r>
+        <w:t xml:space="preserve">Haltet eure Ergebnisse in geeigneter Weise fest.</w:t>
+      </w:r>
+    </w:p>
+    <w:p>
+      <w:pPr>
+        <w:pStyle w:val="BodyText"/>
+      </w:pPr>
+      <w:r>
+        <w:rPr>
+          <w:b/>
+          <w:bCs/>
+        </w:rPr>
+        <w:t xml:space="preserve">Input: Informationsquelle für deine Lernreise Nachhaltigkeit</w:t>
+      </w:r>
+    </w:p>
+    <w:p>
+      <w:pPr>
+        <w:pStyle w:val="BodyText"/>
+      </w:pPr>
+      <w:r>
+        <w:t xml:space="preserve">Wir, die Autor:innen, haben weder den Anspruch noch die Kapazitäten</w:t>
+      </w:r>
+      <w:r>
+        <w:t xml:space="preserve"> </w:t>
+      </w:r>
+      <w:r>
+        <w:t xml:space="preserve">„alles” über Nachhaltigkeit zu wissen oder einen Gesamtüberblick zu</w:t>
+      </w:r>
+      <w:r>
+        <w:t xml:space="preserve"> </w:t>
+      </w:r>
+      <w:r>
+        <w:t xml:space="preserve">möglichen Quellen zu haben. Aber ein bisschen Input zu unserem</w:t>
+      </w:r>
+      <w:r>
+        <w:t xml:space="preserve"> </w:t>
+      </w:r>
+      <w:r>
+        <w:t xml:space="preserve">Mindset für diese Lernreise sowie ein paar Basics findest du einerseits</w:t>
+      </w:r>
+      <w:r>
+        <w:t xml:space="preserve"> </w:t>
+      </w:r>
+      <w:r>
+        <w:t xml:space="preserve">im Grundlagenkapitel und andererseits in unserer</w:t>
+      </w:r>
+      <w:r>
+        <w:t xml:space="preserve"> </w:t>
+      </w:r>
+      <w:hyperlink r:id="rId87">
         <w:r>
           <w:rPr>
             <w:rStyle w:val="Hyperlink"/>
@@ -7631,6 +7600,59 @@
         </w:r>
       </w:hyperlink>
       <w:r>
+        <w:t xml:space="preserve">. Ein Teil</w:t>
+      </w:r>
+      <w:r>
+        <w:t xml:space="preserve"> </w:t>
+      </w:r>
+      <w:r>
+        <w:t xml:space="preserve">eurer Expedition ist auch, die für euch wesentlichen Quellen zu</w:t>
+      </w:r>
+      <w:r>
+        <w:t xml:space="preserve"> </w:t>
+      </w:r>
+      <w:r>
+        <w:t xml:space="preserve">finden, die für euer eigenes Thema oder Anliegen auf dieser Lernreise</w:t>
+      </w:r>
+      <w:r>
+        <w:t xml:space="preserve"> </w:t>
+      </w:r>
+      <w:r>
+        <w:t xml:space="preserve">wichtig sind.</w:t>
+      </w:r>
+    </w:p>
+    <w:p>
+      <w:pPr>
+        <w:pStyle w:val="BodyText"/>
+      </w:pPr>
+      <w:r>
+        <w:rPr>
+          <w:b/>
+          <w:bCs/>
+        </w:rPr>
+        <w:t xml:space="preserve">Kata</w:t>
+      </w:r>
+      <w:r>
+        <w:t xml:space="preserve">: In diesem Sinne sucht euch für euch einen oder maximal zwei Links</w:t>
+      </w:r>
+      <w:r>
+        <w:t xml:space="preserve"> </w:t>
+      </w:r>
+      <w:r>
+        <w:t xml:space="preserve">aus der</w:t>
+      </w:r>
+      <w:r>
+        <w:t xml:space="preserve"> </w:t>
+      </w:r>
+      <w:hyperlink r:id="rId87">
+        <w:r>
+          <w:rPr>
+            <w:rStyle w:val="Hyperlink"/>
+          </w:rPr>
+          <w:t xml:space="preserve">Literaturliste</w:t>
+        </w:r>
+      </w:hyperlink>
+      <w:r>
         <w:t xml:space="preserve"> </w:t>
       </w:r>
       <w:r>
@@ -7792,7 +7814,7 @@
       <w:r>
         <w:t xml:space="preserve"> </w:t>
       </w:r>
-      <w:hyperlink r:id="rId87">
+      <w:hyperlink r:id="rId88">
         <w:r>
           <w:rPr>
             <w:rStyle w:val="Hyperlink"/>
@@ -7809,7 +7831,7 @@
       <w:r>
         <w:t xml:space="preserve"> </w:t>
       </w:r>
-      <w:hyperlink r:id="rId88">
+      <w:hyperlink r:id="rId89">
         <w:r>
           <w:rPr>
             <w:rStyle w:val="Hyperlink"/>
@@ -7825,7 +7847,7 @@
           <w:numId w:val="1028"/>
         </w:numPr>
       </w:pPr>
-      <w:hyperlink r:id="rId89">
+      <w:hyperlink r:id="rId90">
         <w:r>
           <w:rPr>
             <w:rStyle w:val="Hyperlink"/>
@@ -7841,7 +7863,7 @@
           <w:numId w:val="1028"/>
         </w:numPr>
       </w:pPr>
-      <w:hyperlink r:id="rId90">
+      <w:hyperlink r:id="rId91">
         <w:r>
           <w:rPr>
             <w:rStyle w:val="Hyperlink"/>
@@ -7856,8 +7878,8 @@
         <w:t xml:space="preserve">der Financial Times allerdings nur für Englisch-Sprachige geeignet</w:t>
       </w:r>
     </w:p>
-    <w:bookmarkEnd w:id="91"/>
-    <w:bookmarkStart w:id="97" w:name="Xe728e5e57dd6da218a91d210aaf0f8884831cf7"/>
+    <w:bookmarkEnd w:id="92"/>
+    <w:bookmarkStart w:id="98" w:name="Xe728e5e57dd6da218a91d210aaf0f8884831cf7"/>
     <w:p>
       <w:pPr>
         <w:pStyle w:val="Heading2"/>
@@ -8145,7 +8167,7 @@
       <w:r>
         <w:t xml:space="preserve"> </w:t>
       </w:r>
-      <w:hyperlink r:id="rId76">
+      <w:hyperlink r:id="rId77">
         <w:r>
           <w:rPr>
             <w:rStyle w:val="Hyperlink"/>
@@ -8259,7 +8281,7 @@
       <w:r>
         <w:t xml:space="preserve"> </w:t>
       </w:r>
-      <w:hyperlink r:id="rId61">
+      <w:hyperlink r:id="rId62">
         <w:r>
           <w:rPr>
             <w:rStyle w:val="Hyperlink"/>
@@ -8270,7 +8292,7 @@
       <w:r>
         <w:t xml:space="preserve"> </w:t>
       </w:r>
-      <w:hyperlink r:id="rId62">
+      <w:hyperlink r:id="rId63">
         <w:r>
           <w:rPr>
             <w:rStyle w:val="Hyperlink"/>
@@ -8344,7 +8366,7 @@
       <w:r>
         <w:t xml:space="preserve"> </w:t>
       </w:r>
-      <w:hyperlink r:id="rId92">
+      <w:hyperlink r:id="rId93">
         <w:r>
           <w:rPr>
             <w:rStyle w:val="Hyperlink"/>
@@ -8394,18 +8416,18 @@
           <wp:inline>
             <wp:extent cx="5334000" cy="3415342"/>
             <wp:effectExtent b="0" l="0" r="0" t="0"/>
-            <wp:docPr descr="Kategorien für Aktivität" title="" id="94" name="Picture"/>
+            <wp:docPr descr="Kategorien für Aktivität" title="" id="95" name="Picture"/>
             <a:graphic>
               <a:graphicData uri="http://schemas.openxmlformats.org/drawingml/2006/picture">
                 <pic:pic>
                   <pic:nvPicPr>
-                    <pic:cNvPr descr="./media/Kategorien.png" id="95" name="Picture"/>
+                    <pic:cNvPr descr="./media/Kategorien.png" id="96" name="Picture"/>
                     <pic:cNvPicPr>
                       <a:picLocks noChangeArrowheads="1" noChangeAspect="1"/>
                     </pic:cNvPicPr>
                   </pic:nvPicPr>
                   <pic:blipFill>
-                    <a:blip r:embed="rId93"/>
+                    <a:blip r:embed="rId94"/>
                     <a:stretch>
                       <a:fillRect/>
                     </a:stretch>
@@ -8535,7 +8557,7 @@
       <w:r>
         <w:t xml:space="preserve"> </w:t>
       </w:r>
-      <w:hyperlink r:id="rId96">
+      <w:hyperlink r:id="rId97">
         <w:r>
           <w:rPr>
             <w:rStyle w:val="Hyperlink"/>
@@ -8704,8 +8726,8 @@
         <w:t xml:space="preserve">Wie geht es dir gerade mit deinem Vorhaben?</w:t>
       </w:r>
     </w:p>
-    <w:bookmarkEnd w:id="97"/>
-    <w:bookmarkStart w:id="99" w:name="X69e90df9162abeab657babf4eebfa7ab5b8aa83"/>
+    <w:bookmarkEnd w:id="98"/>
+    <w:bookmarkStart w:id="100" w:name="X69e90df9162abeab657babf4eebfa7ab5b8aa83"/>
     <w:p>
       <w:pPr>
         <w:pStyle w:val="Heading2"/>
@@ -9819,7 +9841,7 @@
           <w:numId w:val="1036"/>
         </w:numPr>
       </w:pPr>
-      <w:hyperlink r:id="rId98">
+      <w:hyperlink r:id="rId99">
         <w:r>
           <w:rPr>
             <w:rStyle w:val="Hyperlink"/>
@@ -9828,8 +9850,8 @@
         </w:r>
       </w:hyperlink>
     </w:p>
-    <w:bookmarkEnd w:id="99"/>
-    <w:bookmarkStart w:id="104" w:name="kata-6-mein-handabdruck"/>
+    <w:bookmarkEnd w:id="100"/>
+    <w:bookmarkStart w:id="105" w:name="kata-6-mein-handabdruck"/>
     <w:p>
       <w:pPr>
         <w:pStyle w:val="Heading2"/>
@@ -10059,7 +10081,7 @@
       <w:r>
         <w:t xml:space="preserve"> </w:t>
       </w:r>
-      <w:hyperlink r:id="rId76">
+      <w:hyperlink r:id="rId77">
         <w:r>
           <w:rPr>
             <w:rStyle w:val="Hyperlink"/>
@@ -10261,7 +10283,7 @@
       <w:r>
         <w:t xml:space="preserve"> </w:t>
       </w:r>
-      <w:hyperlink r:id="rId61">
+      <w:hyperlink r:id="rId62">
         <w:r>
           <w:rPr>
             <w:rStyle w:val="Hyperlink"/>
@@ -10272,7 +10294,7 @@
       <w:r>
         <w:t xml:space="preserve"> </w:t>
       </w:r>
-      <w:hyperlink r:id="rId62">
+      <w:hyperlink r:id="rId63">
         <w:r>
           <w:rPr>
             <w:rStyle w:val="Hyperlink"/>
@@ -10327,7 +10349,7 @@
       <w:r>
         <w:t xml:space="preserve"> </w:t>
       </w:r>
-      <w:hyperlink r:id="rId100">
+      <w:hyperlink r:id="rId101">
         <w:r>
           <w:rPr>
             <w:rStyle w:val="Hyperlink"/>
@@ -10520,7 +10542,7 @@
       <w:r>
         <w:br/>
       </w:r>
-      <w:hyperlink r:id="rId61">
+      <w:hyperlink r:id="rId62">
         <w:r>
           <w:rPr>
             <w:rStyle w:val="Hyperlink"/>
@@ -10531,7 +10553,7 @@
       <w:r>
         <w:t xml:space="preserve"> </w:t>
       </w:r>
-      <w:hyperlink r:id="rId62">
+      <w:hyperlink r:id="rId63">
         <w:r>
           <w:rPr>
             <w:rStyle w:val="Hyperlink"/>
@@ -10594,7 +10616,7 @@
       <w:r>
         <w:t xml:space="preserve"> </w:t>
       </w:r>
-      <w:hyperlink r:id="rId101">
+      <w:hyperlink r:id="rId102">
         <w:r>
           <w:rPr>
             <w:rStyle w:val="Hyperlink"/>
@@ -10648,7 +10670,7 @@
       <w:r>
         <w:t xml:space="preserve"> </w:t>
       </w:r>
-      <w:hyperlink r:id="rId102">
+      <w:hyperlink r:id="rId103">
         <w:r>
           <w:rPr>
             <w:rStyle w:val="Hyperlink"/>
@@ -10682,7 +10704,7 @@
       <w:r>
         <w:t xml:space="preserve"> </w:t>
       </w:r>
-      <w:hyperlink r:id="rId103">
+      <w:hyperlink r:id="rId104">
         <w:r>
           <w:rPr>
             <w:rStyle w:val="Hyperlink"/>
@@ -10691,8 +10713,8 @@
         </w:r>
       </w:hyperlink>
     </w:p>
-    <w:bookmarkEnd w:id="104"/>
-    <w:bookmarkStart w:id="108" w:name="Xf6470e150146a8c7f45f747e8c5ed2125ef56ea"/>
+    <w:bookmarkEnd w:id="105"/>
+    <w:bookmarkStart w:id="109" w:name="Xf6470e150146a8c7f45f747e8c5ed2125ef56ea"/>
     <w:p>
       <w:pPr>
         <w:pStyle w:val="Heading2"/>
@@ -11175,18 +11197,18 @@
           <wp:inline>
             <wp:extent cx="5334000" cy="2279431"/>
             <wp:effectExtent b="0" l="0" r="0" t="0"/>
-            <wp:docPr descr="Unterstützerliste" title="" id="106" name="Picture"/>
+            <wp:docPr descr="Unterstützerliste" title="" id="107" name="Picture"/>
             <a:graphic>
               <a:graphicData uri="http://schemas.openxmlformats.org/drawingml/2006/picture">
                 <pic:pic>
                   <pic:nvPicPr>
-                    <pic:cNvPr descr="./media/Unterstuetzerliste.png" id="107" name="Picture"/>
+                    <pic:cNvPr descr="./media/Unterstuetzerliste.png" id="108" name="Picture"/>
                     <pic:cNvPicPr>
                       <a:picLocks noChangeArrowheads="1" noChangeAspect="1"/>
                     </pic:cNvPicPr>
                   </pic:nvPicPr>
                   <pic:blipFill>
-                    <a:blip r:embed="rId105"/>
+                    <a:blip r:embed="rId106"/>
                     <a:stretch>
                       <a:fillRect/>
                     </a:stretch>
@@ -11248,7 +11270,7 @@
       <w:r>
         <w:t xml:space="preserve"> </w:t>
       </w:r>
-      <w:hyperlink r:id="rId61">
+      <w:hyperlink r:id="rId62">
         <w:r>
           <w:rPr>
             <w:rStyle w:val="Hyperlink"/>
@@ -11259,7 +11281,7 @@
       <w:r>
         <w:t xml:space="preserve"> </w:t>
       </w:r>
-      <w:hyperlink r:id="rId62">
+      <w:hyperlink r:id="rId63">
         <w:r>
           <w:rPr>
             <w:rStyle w:val="Hyperlink"/>
@@ -11364,8 +11386,8 @@
         <w:t xml:space="preserve">Bedürfnisse der anderen Person konsequent über ihre eigenen." Bob Burg</w:t>
       </w:r>
     </w:p>
-    <w:bookmarkEnd w:id="108"/>
-    <w:bookmarkStart w:id="116" w:name="X8f26eabeb88a664f477901cf54e3b85b1efc39e"/>
+    <w:bookmarkEnd w:id="109"/>
+    <w:bookmarkStart w:id="117" w:name="X8f26eabeb88a664f477901cf54e3b85b1efc39e"/>
     <w:p>
       <w:pPr>
         <w:pStyle w:val="Heading2"/>
@@ -11706,7 +11728,7 @@
       <w:r>
         <w:t xml:space="preserve"> </w:t>
       </w:r>
-      <w:hyperlink r:id="rId87">
+      <w:hyperlink r:id="rId88">
         <w:r>
           <w:rPr>
             <w:rStyle w:val="Hyperlink"/>
@@ -11723,7 +11745,7 @@
       <w:r>
         <w:t xml:space="preserve"> </w:t>
       </w:r>
-      <w:hyperlink r:id="rId88">
+      <w:hyperlink r:id="rId89">
         <w:r>
           <w:rPr>
             <w:rStyle w:val="Hyperlink"/>
@@ -11759,7 +11781,7 @@
       <w:r>
         <w:t xml:space="preserve"> </w:t>
       </w:r>
-      <w:hyperlink r:id="rId109">
+      <w:hyperlink r:id="rId110">
         <w:r>
           <w:rPr>
             <w:rStyle w:val="Hyperlink"/>
@@ -11862,7 +11884,7 @@
       <w:r>
         <w:t xml:space="preserve"> </w:t>
       </w:r>
-      <w:hyperlink r:id="rId61">
+      <w:hyperlink r:id="rId62">
         <w:r>
           <w:rPr>
             <w:rStyle w:val="Hyperlink"/>
@@ -11873,7 +11895,7 @@
       <w:r>
         <w:t xml:space="preserve"> </w:t>
       </w:r>
-      <w:hyperlink r:id="rId62">
+      <w:hyperlink r:id="rId63">
         <w:r>
           <w:rPr>
             <w:rStyle w:val="Hyperlink"/>
@@ -11914,7 +11936,7 @@
         <w:t xml:space="preserve">Kollegen, …</w:t>
       </w:r>
     </w:p>
-    <w:bookmarkStart w:id="115" w:name="section"/>
+    <w:bookmarkStart w:id="116" w:name="section"/>
     <w:p>
       <w:pPr>
         <w:pStyle w:val="Heading3"/>
@@ -12048,7 +12070,7 @@
           <w:numId w:val="1045"/>
         </w:numPr>
       </w:pPr>
-      <w:hyperlink r:id="rId110">
+      <w:hyperlink r:id="rId111">
         <w:r>
           <w:rPr>
             <w:rStyle w:val="Hyperlink"/>
@@ -12076,7 +12098,7 @@
       <w:r>
         <w:t xml:space="preserve"> </w:t>
       </w:r>
-      <w:hyperlink r:id="rId111">
+      <w:hyperlink r:id="rId112">
         <w:r>
           <w:rPr>
             <w:rStyle w:val="Hyperlink"/>
@@ -12103,7 +12125,7 @@
           <w:numId w:val="1045"/>
         </w:numPr>
       </w:pPr>
-      <w:hyperlink r:id="rId112">
+      <w:hyperlink r:id="rId113">
         <w:r>
           <w:rPr>
             <w:rStyle w:val="Hyperlink"/>
@@ -12125,7 +12147,7 @@
           <w:numId w:val="1045"/>
         </w:numPr>
       </w:pPr>
-      <w:hyperlink r:id="rId113">
+      <w:hyperlink r:id="rId114">
         <w:r>
           <w:rPr>
             <w:rStyle w:val="Hyperlink"/>
@@ -12141,7 +12163,7 @@
           <w:numId w:val="1045"/>
         </w:numPr>
       </w:pPr>
-      <w:hyperlink r:id="rId114">
+      <w:hyperlink r:id="rId115">
         <w:r>
           <w:rPr>
             <w:rStyle w:val="Hyperlink"/>
@@ -12156,9 +12178,9 @@
         <w:t xml:space="preserve">- kostenlose App für psychische Gesundheit und innere Entwicklung innerhalb einer sich gegenseitig unterstützenden Community (englisch)</w:t>
       </w:r>
     </w:p>
-    <w:bookmarkEnd w:id="115"/>
     <w:bookmarkEnd w:id="116"/>
-    <w:bookmarkStart w:id="121" w:name="Xd0f1d816f9e0aab639dbf54bc2b1a2b4bfcdbf3"/>
+    <w:bookmarkEnd w:id="117"/>
+    <w:bookmarkStart w:id="122" w:name="Xd0f1d816f9e0aab639dbf54bc2b1a2b4bfcdbf3"/>
     <w:p>
       <w:pPr>
         <w:pStyle w:val="Heading2"/>
@@ -12374,18 +12396,18 @@
           <wp:inline>
             <wp:extent cx="5334000" cy="1982611"/>
             <wp:effectExtent b="0" l="0" r="0" t="0"/>
-            <wp:docPr descr="start_stop_continue" title="" id="118" name="Picture"/>
+            <wp:docPr descr="start_stop_continue" title="" id="119" name="Picture"/>
             <a:graphic>
               <a:graphicData uri="http://schemas.openxmlformats.org/drawingml/2006/picture">
                 <pic:pic>
                   <pic:nvPicPr>
-                    <pic:cNvPr descr="./media/start_stop_continue.png" id="119" name="Picture"/>
+                    <pic:cNvPr descr="./media/start_stop_continue.png" id="120" name="Picture"/>
                     <pic:cNvPicPr>
                       <a:picLocks noChangeArrowheads="1" noChangeAspect="1"/>
                     </pic:cNvPicPr>
                   </pic:nvPicPr>
                   <pic:blipFill>
-                    <a:blip r:embed="rId117"/>
+                    <a:blip r:embed="rId118"/>
                     <a:stretch>
                       <a:fillRect/>
                     </a:stretch>
@@ -12478,7 +12500,7 @@
       <w:r>
         <w:t xml:space="preserve"> </w:t>
       </w:r>
-      <w:hyperlink r:id="rId120">
+      <w:hyperlink r:id="rId121">
         <w:r>
           <w:rPr>
             <w:rStyle w:val="Hyperlink"/>
@@ -12770,8 +12792,8 @@
         <w:t xml:space="preserve">Fontaine</w:t>
       </w:r>
     </w:p>
-    <w:bookmarkEnd w:id="121"/>
-    <w:bookmarkStart w:id="129" w:name="Xf76294da5e70db8d3ddc257ea6a3165a9c1d223"/>
+    <w:bookmarkEnd w:id="122"/>
+    <w:bookmarkStart w:id="130" w:name="Xf76294da5e70db8d3ddc257ea6a3165a9c1d223"/>
     <w:p>
       <w:pPr>
         <w:pStyle w:val="Heading2"/>
@@ -13058,7 +13080,7 @@
       <w:r>
         <w:t xml:space="preserve"> </w:t>
       </w:r>
-      <w:hyperlink r:id="rId122">
+      <w:hyperlink r:id="rId123">
         <w:r>
           <w:rPr>
             <w:rStyle w:val="Hyperlink"/>
@@ -13173,7 +13195,7 @@
       <w:r>
         <w:t xml:space="preserve"> </w:t>
       </w:r>
-      <w:hyperlink r:id="rId123">
+      <w:hyperlink r:id="rId124">
         <w:r>
           <w:rPr>
             <w:rStyle w:val="Hyperlink"/>
@@ -13257,7 +13279,7 @@
       <w:r>
         <w:t xml:space="preserve"> </w:t>
       </w:r>
-      <w:hyperlink r:id="rId124">
+      <w:hyperlink r:id="rId125">
         <w:r>
           <w:rPr>
             <w:rStyle w:val="Hyperlink"/>
@@ -13290,7 +13312,7 @@
           <w:numId w:val="1052"/>
         </w:numPr>
       </w:pPr>
-      <w:hyperlink r:id="rId125">
+      <w:hyperlink r:id="rId126">
         <w:r>
           <w:rPr>
             <w:rStyle w:val="Hyperlink"/>
@@ -13306,7 +13328,7 @@
           <w:numId w:val="1052"/>
         </w:numPr>
       </w:pPr>
-      <w:hyperlink r:id="rId126">
+      <w:hyperlink r:id="rId127">
         <w:r>
           <w:rPr>
             <w:rStyle w:val="Hyperlink"/>
@@ -13328,7 +13350,7 @@
       <w:r>
         <w:t xml:space="preserve"> </w:t>
       </w:r>
-      <w:hyperlink r:id="rId127">
+      <w:hyperlink r:id="rId128">
         <w:r>
           <w:rPr>
             <w:rStyle w:val="Hyperlink"/>
@@ -13350,7 +13372,7 @@
       <w:r>
         <w:t xml:space="preserve"> </w:t>
       </w:r>
-      <w:hyperlink r:id="rId128">
+      <w:hyperlink r:id="rId129">
         <w:r>
           <w:rPr>
             <w:rStyle w:val="Hyperlink"/>
@@ -13359,8 +13381,8 @@
         </w:r>
       </w:hyperlink>
     </w:p>
-    <w:bookmarkEnd w:id="129"/>
-    <w:bookmarkStart w:id="130" w:name="Xd3d88b88ce7ea67a4aa822c1e02cf59177eefc5"/>
+    <w:bookmarkEnd w:id="130"/>
+    <w:bookmarkStart w:id="131" w:name="Xd3d88b88ce7ea67a4aa822c1e02cf59177eefc5"/>
     <w:p>
       <w:pPr>
         <w:pStyle w:val="Heading2"/>
@@ -14213,8 +14235,8 @@
         <w:t xml:space="preserve">Søren Kierkegaard</w:t>
       </w:r>
     </w:p>
-    <w:bookmarkEnd w:id="130"/>
-    <w:bookmarkStart w:id="132" w:name="Xc15d35049284f4045807f37ae007abf39a60f30"/>
+    <w:bookmarkEnd w:id="131"/>
+    <w:bookmarkStart w:id="133" w:name="Xc15d35049284f4045807f37ae007abf39a60f30"/>
     <w:p>
       <w:pPr>
         <w:pStyle w:val="Heading2"/>
@@ -14595,7 +14617,7 @@
       <w:r>
         <w:t xml:space="preserve"> </w:t>
       </w:r>
-      <w:hyperlink r:id="rId131">
+      <w:hyperlink r:id="rId132">
         <w:r>
           <w:rPr>
             <w:rStyle w:val="Hyperlink"/>
@@ -14752,8 +14774,8 @@
         <w:t xml:space="preserve">erreichte als erster beide Pole zu Fuß</w:t>
       </w:r>
     </w:p>
-    <w:bookmarkEnd w:id="132"/>
-    <w:bookmarkStart w:id="178" w:name="anhang-literaturliste"/>
+    <w:bookmarkEnd w:id="133"/>
+    <w:bookmarkStart w:id="179" w:name="anhang-literaturliste"/>
     <w:p>
       <w:pPr>
         <w:pStyle w:val="Heading2"/>
@@ -14793,7 +14815,7 @@
       <w:r>
         <w:t xml:space="preserve"> </w:t>
       </w:r>
-      <w:hyperlink r:id="rId133">
+      <w:hyperlink r:id="rId134">
         <w:r>
           <w:rPr>
             <w:rStyle w:val="Hyperlink"/>
@@ -14804,7 +14826,7 @@
       <w:r>
         <w:t xml:space="preserve"> </w:t>
       </w:r>
-      <w:hyperlink r:id="rId134">
+      <w:hyperlink r:id="rId135">
         <w:r>
           <w:rPr>
             <w:rStyle w:val="Hyperlink"/>
@@ -14815,7 +14837,7 @@
       <w:r>
         <w:t xml:space="preserve"> </w:t>
       </w:r>
-      <w:hyperlink r:id="rId135">
+      <w:hyperlink r:id="rId136">
         <w:r>
           <w:rPr>
             <w:rStyle w:val="Hyperlink"/>
@@ -14826,7 +14848,7 @@
       <w:r>
         <w:t xml:space="preserve"> </w:t>
       </w:r>
-      <w:hyperlink r:id="rId136">
+      <w:hyperlink r:id="rId137">
         <w:r>
           <w:rPr>
             <w:rStyle w:val="Hyperlink"/>
@@ -14843,7 +14865,7 @@
       <w:r>
         <w:t xml:space="preserve"> </w:t>
       </w:r>
-      <w:hyperlink r:id="rId137">
+      <w:hyperlink r:id="rId138">
         <w:r>
           <w:rPr>
             <w:rStyle w:val="Hyperlink"/>
@@ -14862,7 +14884,7 @@
       <w:r>
         <w:br/>
       </w:r>
-      <w:hyperlink r:id="rId138">
+      <w:hyperlink r:id="rId139">
         <w:r>
           <w:rPr>
             <w:rStyle w:val="Hyperlink"/>
@@ -14873,7 +14895,7 @@
       <w:r>
         <w:t xml:space="preserve"> </w:t>
       </w:r>
-      <w:hyperlink r:id="rId139">
+      <w:hyperlink r:id="rId140">
         <w:r>
           <w:rPr>
             <w:rStyle w:val="Hyperlink"/>
@@ -14884,7 +14906,7 @@
       <w:r>
         <w:br/>
       </w:r>
-      <w:hyperlink r:id="rId140">
+      <w:hyperlink r:id="rId141">
         <w:r>
           <w:rPr>
             <w:rStyle w:val="Hyperlink"/>
@@ -14895,7 +14917,7 @@
       <w:r>
         <w:br/>
       </w:r>
-      <w:hyperlink r:id="rId141">
+      <w:hyperlink r:id="rId142">
         <w:r>
           <w:rPr>
             <w:rStyle w:val="Hyperlink"/>
@@ -14906,7 +14928,7 @@
       <w:r>
         <w:br/>
       </w:r>
-      <w:hyperlink r:id="rId142">
+      <w:hyperlink r:id="rId143">
         <w:r>
           <w:rPr>
             <w:rStyle w:val="Hyperlink"/>
@@ -14929,7 +14951,7 @@
       <w:r>
         <w:t xml:space="preserve"> </w:t>
       </w:r>
-      <w:hyperlink r:id="rId143">
+      <w:hyperlink r:id="rId144">
         <w:r>
           <w:rPr>
             <w:rStyle w:val="Hyperlink"/>
@@ -14940,7 +14962,7 @@
       <w:r>
         <w:t xml:space="preserve"> </w:t>
       </w:r>
-      <w:hyperlink r:id="rId144">
+      <w:hyperlink r:id="rId145">
         <w:r>
           <w:rPr>
             <w:rStyle w:val="Hyperlink"/>
@@ -14962,7 +14984,7 @@
       <w:r>
         <w:t xml:space="preserve"> </w:t>
       </w:r>
-      <w:hyperlink r:id="rId145">
+      <w:hyperlink r:id="rId146">
         <w:r>
           <w:rPr>
             <w:rStyle w:val="Hyperlink"/>
@@ -14973,7 +14995,7 @@
       <w:r>
         <w:t xml:space="preserve"> </w:t>
       </w:r>
-      <w:hyperlink r:id="rId146">
+      <w:hyperlink r:id="rId147">
         <w:r>
           <w:rPr>
             <w:rStyle w:val="Hyperlink"/>
@@ -14984,7 +15006,7 @@
       <w:r>
         <w:t xml:space="preserve"> </w:t>
       </w:r>
-      <w:hyperlink r:id="rId147">
+      <w:hyperlink r:id="rId148">
         <w:r>
           <w:rPr>
             <w:rStyle w:val="Hyperlink"/>
@@ -15006,7 +15028,7 @@
       <w:r>
         <w:t xml:space="preserve"> </w:t>
       </w:r>
-      <w:hyperlink r:id="rId148">
+      <w:hyperlink r:id="rId149">
         <w:r>
           <w:rPr>
             <w:rStyle w:val="Hyperlink"/>
@@ -15029,7 +15051,7 @@
       <w:r>
         <w:br/>
       </w:r>
-      <w:hyperlink r:id="rId149">
+      <w:hyperlink r:id="rId150">
         <w:r>
           <w:rPr>
             <w:rStyle w:val="Hyperlink"/>
@@ -15040,7 +15062,7 @@
       <w:r>
         <w:t xml:space="preserve"> </w:t>
       </w:r>
-      <w:hyperlink r:id="rId150">
+      <w:hyperlink r:id="rId151">
         <w:r>
           <w:rPr>
             <w:rStyle w:val="Hyperlink"/>
@@ -15051,7 +15073,7 @@
       <w:r>
         <w:t xml:space="preserve"> </w:t>
       </w:r>
-      <w:hyperlink r:id="rId151">
+      <w:hyperlink r:id="rId152">
         <w:r>
           <w:rPr>
             <w:rStyle w:val="Hyperlink"/>
@@ -15062,7 +15084,7 @@
       <w:r>
         <w:t xml:space="preserve"> </w:t>
       </w:r>
-      <w:hyperlink r:id="rId152">
+      <w:hyperlink r:id="rId153">
         <w:r>
           <w:rPr>
             <w:rStyle w:val="Hyperlink"/>
@@ -15073,7 +15095,7 @@
       <w:r>
         <w:t xml:space="preserve"> </w:t>
       </w:r>
-      <w:hyperlink r:id="rId153">
+      <w:hyperlink r:id="rId154">
         <w:r>
           <w:rPr>
             <w:rStyle w:val="Hyperlink"/>
@@ -15084,7 +15106,7 @@
       <w:r>
         <w:t xml:space="preserve"> </w:t>
       </w:r>
-      <w:hyperlink r:id="rId154">
+      <w:hyperlink r:id="rId155">
         <w:r>
           <w:rPr>
             <w:rStyle w:val="Hyperlink"/>
@@ -15095,7 +15117,7 @@
       <w:r>
         <w:t xml:space="preserve"> </w:t>
       </w:r>
-      <w:hyperlink r:id="rId155">
+      <w:hyperlink r:id="rId156">
         <w:r>
           <w:rPr>
             <w:rStyle w:val="Hyperlink"/>
@@ -15106,7 +15128,7 @@
       <w:r>
         <w:t xml:space="preserve"> </w:t>
       </w:r>
-      <w:hyperlink r:id="rId156">
+      <w:hyperlink r:id="rId157">
         <w:r>
           <w:rPr>
             <w:rStyle w:val="Hyperlink"/>
@@ -15117,7 +15139,7 @@
       <w:r>
         <w:t xml:space="preserve"> </w:t>
       </w:r>
-      <w:hyperlink r:id="rId157">
+      <w:hyperlink r:id="rId158">
         <w:r>
           <w:rPr>
             <w:rStyle w:val="Hyperlink"/>
@@ -15139,7 +15161,7 @@
       <w:r>
         <w:t xml:space="preserve"> </w:t>
       </w:r>
-      <w:hyperlink r:id="rId158">
+      <w:hyperlink r:id="rId159">
         <w:r>
           <w:rPr>
             <w:rStyle w:val="Hyperlink"/>
@@ -15150,7 +15172,7 @@
       <w:r>
         <w:t xml:space="preserve"> </w:t>
       </w:r>
-      <w:hyperlink r:id="rId159">
+      <w:hyperlink r:id="rId160">
         <w:r>
           <w:rPr>
             <w:rStyle w:val="Hyperlink"/>
@@ -15161,7 +15183,7 @@
       <w:r>
         <w:t xml:space="preserve"> </w:t>
       </w:r>
-      <w:hyperlink r:id="rId160">
+      <w:hyperlink r:id="rId161">
         <w:r>
           <w:rPr>
             <w:rStyle w:val="Hyperlink"/>
@@ -15184,7 +15206,7 @@
       <w:r>
         <w:br/>
       </w:r>
-      <w:hyperlink r:id="rId161">
+      <w:hyperlink r:id="rId162">
         <w:r>
           <w:rPr>
             <w:rStyle w:val="Hyperlink"/>
@@ -15195,7 +15217,7 @@
       <w:r>
         <w:t xml:space="preserve"> </w:t>
       </w:r>
-      <w:hyperlink r:id="rId162">
+      <w:hyperlink r:id="rId163">
         <w:r>
           <w:rPr>
             <w:rStyle w:val="Hyperlink"/>
@@ -15206,7 +15228,7 @@
       <w:r>
         <w:t xml:space="preserve"> </w:t>
       </w:r>
-      <w:hyperlink r:id="rId163">
+      <w:hyperlink r:id="rId164">
         <w:r>
           <w:rPr>
             <w:rStyle w:val="Hyperlink"/>
@@ -15229,7 +15251,7 @@
       <w:r>
         <w:br/>
       </w:r>
-      <w:hyperlink r:id="rId164">
+      <w:hyperlink r:id="rId165">
         <w:r>
           <w:rPr>
             <w:rStyle w:val="Hyperlink"/>
@@ -15240,7 +15262,7 @@
       <w:r>
         <w:br/>
       </w:r>
-      <w:hyperlink r:id="rId165">
+      <w:hyperlink r:id="rId166">
         <w:r>
           <w:rPr>
             <w:rStyle w:val="Hyperlink"/>
@@ -15251,7 +15273,7 @@
       <w:r>
         <w:t xml:space="preserve"> </w:t>
       </w:r>
-      <w:hyperlink r:id="rId166">
+      <w:hyperlink r:id="rId167">
         <w:r>
           <w:rPr>
             <w:rStyle w:val="Hyperlink"/>
@@ -15262,7 +15284,7 @@
       <w:r>
         <w:br/>
       </w:r>
-      <w:hyperlink r:id="rId167">
+      <w:hyperlink r:id="rId168">
         <w:r>
           <w:rPr>
             <w:rStyle w:val="Hyperlink"/>
@@ -15273,7 +15295,7 @@
       <w:r>
         <w:br/>
       </w:r>
-      <w:hyperlink r:id="rId168">
+      <w:hyperlink r:id="rId169">
         <w:r>
           <w:rPr>
             <w:rStyle w:val="Hyperlink"/>
@@ -15284,7 +15306,7 @@
       <w:r>
         <w:br/>
       </w:r>
-      <w:hyperlink r:id="rId169">
+      <w:hyperlink r:id="rId170">
         <w:r>
           <w:rPr>
             <w:rStyle w:val="Hyperlink"/>
@@ -15307,7 +15329,7 @@
       <w:r>
         <w:br/>
       </w:r>
-      <w:hyperlink r:id="rId170">
+      <w:hyperlink r:id="rId171">
         <w:r>
           <w:rPr>
             <w:rStyle w:val="Hyperlink"/>
@@ -15318,7 +15340,7 @@
       <w:r>
         <w:t xml:space="preserve"> </w:t>
       </w:r>
-      <w:hyperlink r:id="rId171">
+      <w:hyperlink r:id="rId172">
         <w:r>
           <w:rPr>
             <w:rStyle w:val="Hyperlink"/>
@@ -15329,7 +15351,7 @@
       <w:r>
         <w:t xml:space="preserve"> </w:t>
       </w:r>
-      <w:hyperlink r:id="rId172">
+      <w:hyperlink r:id="rId173">
         <w:r>
           <w:rPr>
             <w:rStyle w:val="Hyperlink"/>
@@ -15340,7 +15362,7 @@
       <w:r>
         <w:t xml:space="preserve"> </w:t>
       </w:r>
-      <w:hyperlink r:id="rId114">
+      <w:hyperlink r:id="rId115">
         <w:r>
           <w:rPr>
             <w:rStyle w:val="Hyperlink"/>
@@ -15363,7 +15385,7 @@
       <w:r>
         <w:br/>
       </w:r>
-      <w:hyperlink r:id="rId173">
+      <w:hyperlink r:id="rId174">
         <w:r>
           <w:rPr>
             <w:rStyle w:val="Hyperlink"/>
@@ -15374,7 +15396,7 @@
       <w:r>
         <w:t xml:space="preserve"> </w:t>
       </w:r>
-      <w:hyperlink r:id="rId174">
+      <w:hyperlink r:id="rId175">
         <w:r>
           <w:rPr>
             <w:rStyle w:val="Hyperlink"/>
@@ -15385,7 +15407,7 @@
       <w:r>
         <w:t xml:space="preserve"> </w:t>
       </w:r>
-      <w:hyperlink r:id="rId175">
+      <w:hyperlink r:id="rId176">
         <w:r>
           <w:rPr>
             <w:rStyle w:val="Hyperlink"/>
@@ -15396,7 +15418,7 @@
       <w:r>
         <w:t xml:space="preserve"> </w:t>
       </w:r>
-      <w:hyperlink r:id="rId176">
+      <w:hyperlink r:id="rId177">
         <w:r>
           <w:rPr>
             <w:rStyle w:val="Hyperlink"/>
@@ -15407,7 +15429,7 @@
       <w:r>
         <w:t xml:space="preserve"> </w:t>
       </w:r>
-      <w:hyperlink r:id="rId177">
+      <w:hyperlink r:id="rId178">
         <w:r>
           <w:rPr>
             <w:rStyle w:val="Hyperlink"/>
@@ -15416,8 +15438,8 @@
         </w:r>
       </w:hyperlink>
     </w:p>
-    <w:bookmarkEnd w:id="178"/>
-    <w:bookmarkStart w:id="179" w:name="danksagungen"/>
+    <w:bookmarkEnd w:id="179"/>
+    <w:bookmarkStart w:id="180" w:name="danksagungen"/>
     <w:p>
       <w:pPr>
         <w:pStyle w:val="Heading2"/>
@@ -15595,8 +15617,8 @@
         <w:t xml:space="preserve">Statt einen eigenen Canvas zu entwickeln, haben wir den Climate Action Canvas von www.climateconnections.de genutzt. Er steht zur freien Verfügung im Netz - danke dafür!</w:t>
       </w:r>
     </w:p>
-    <w:bookmarkEnd w:id="179"/>
     <w:bookmarkEnd w:id="180"/>
+    <w:bookmarkEnd w:id="181"/>
     <w:sectPr>
       <w:footnotePr>
         <w:numRestart w:val="eachSect"/>
